--- a/docs/seo-runs/2026-09-09/Text2Task_SEO_GEO_Run_2026-09-09.docx
+++ b/docs/seo-runs/2026-09-09/Text2Task_SEO_GEO_Run_2026-09-09.docx
@@ -73,7 +73,7 @@
     </w:p>
     <w:p>
       <w:r>
-        <w:t xml:space="preserve">PHASE 1 IMPLEMENTATION: MILESTONE 1 PREVIEW VERIFIED / OWNER APPROVED FOR MERGE</w:t>
+        <w:t xml:space="preserve">PHASE 1 IMPLEMENTATION: MILESTONE 1 PRODUCTION DEPLOYED / PRODUCTION SMOKE VERIFIED / COMPLETE</w:t>
       </w:r>
     </w:p>
     <w:p>
@@ -103,7 +103,7 @@
     </w:p>
     <w:p>
       <w:r>
-        <w:t xml:space="preserve">Phase 1 Milestone 1 implementation changed application code and tests on branch feat/seo-measurement-foundation. The current pre-merge Preview verification gate records documentation-only evidence. No database schema, migration, environment variable, Vercel configuration, Google/Bing/Supabase production setting, production service, merge, manual production deploy, or production change was performed.</w:t>
+        <w:t xml:space="preserve">Phase 1 Milestone 1 implementation changed application code and tests through PR #2. The implementation PR has now been merged to main and deployed by Vercel Production. The current closeout update records documentation-only evidence. No database schema, migration, environment variable, Vercel configuration, Google/Bing/Supabase production setting, manual production deploy, or production configuration change was performed by this documentation task.</w:t>
       </w:r>
     </w:p>
     <w:p>
@@ -193,17 +193,27 @@
     </w:p>
     <w:p>
       <w:r>
-        <w:t xml:space="preserve">Phase 1 Milestone 1 update recorded 2026-09-13 15:12:33 Asia/Jerusalem and correction pass recorded 2026-09-13 16:55:06 Asia/Jerusalem: Measurement Foundation was implemented locally on branch feat/seo-measurement-foundation from baseline commit 92050bd1d21111192157bd3b8305861fb9208192, then corrected after the pre-commit owner review gate. The local implementation adds production-grade, server-authoritative, idempotent first_extract_created, project_saved, and paid_conversion analytics using the existing analytics_events pipeline. No database migration was required. Local tests/typecheck/changed-file lint/build completed as recorded in §40. Production verification has not started.</w:t>
-      </w:r>
-    </w:p>
-    <w:p>
-      <w:r>
-        <w:t xml:space="preserve"/>
-      </w:r>
-    </w:p>
-    <w:p>
-      <w:r>
-        <w:t xml:space="preserve">Pre-merge Preview verification update recorded 2026-09-13 18:59:27 Asia/Jerusalem: PR #2 (Phase 1: add SEO funnel measurement foundation) exists for implementation commit 10846aa0c9dfc7a2f6a2a215374d75eb6a5103f6, and Vercel created a READY Preview deployment for branch feat/seo-measurement-foundation. Owner-verified Vercel environment isolation confirmed Preview uses the separate text2task-staging Supabase project, not Production Supabase. Preview/Staging runtime checks passed for first text extraction, first_extract_created, first project save / project_saved, and second-extraction deduplication. Manual image extraction runtime verification was deferred by owner as non-blocking. Manual paid_conversion runtime verification was deferred pending a safe Creem verification strategy. Milestone 1 is preview verified and owner approved for merge review; production verification has not started.</w:t>
+        <w:t xml:space="preserve">Phase 1 Milestone 1 update recorded 2026-09-13 15:12:33 Asia/Jerusalem and correction pass recorded 2026-09-13 16:55:06 Asia/Jerusalem: Measurement Foundation was implemented locally on branch feat/seo-measurement-foundation from baseline commit 92050bd1d21111192157bd3b8305861fb9208192, then corrected after the pre-commit owner review gate. The local implementation added production-grade, server-authoritative, idempotent first_extract_created, project_saved, and paid_conversion analytics using the existing analytics_events pipeline. No database migration was required. Local tests/typecheck/changed-file lint/build completed as recorded in §40. At that time, production verification had not started.</w:t>
+      </w:r>
+    </w:p>
+    <w:p>
+      <w:r>
+        <w:t xml:space="preserve"/>
+      </w:r>
+    </w:p>
+    <w:p>
+      <w:r>
+        <w:t xml:space="preserve">Pre-merge Preview verification update recorded 2026-09-13 18:59:27 Asia/Jerusalem: PR #2 (Phase 1: add SEO funnel measurement foundation) existed for implementation commit 10846aa0c9dfc7a2f6a2a215374d75eb6a5103f6, and Vercel created a READY Preview deployment for branch feat/seo-measurement-foundation. Owner-verified Vercel environment isolation confirmed Preview used the separate text2task-staging Supabase project, not Production Supabase. Preview/Staging runtime checks passed for first text extraction, first_extract_created, first project save / project_saved, and second-extraction deduplication. Manual image extraction runtime verification was deferred by owner as non-blocking. Manual paid_conversion runtime verification was deferred pending a safe Creem verification strategy. At that gate, Milestone 1 was preview verified and owner approved for merge review; production verification had not started.</w:t>
+      </w:r>
+    </w:p>
+    <w:p>
+      <w:r>
+        <w:t xml:space="preserve"/>
+      </w:r>
+    </w:p>
+    <w:p>
+      <w:r>
+        <w:t xml:space="preserve">Production closeout update recorded 2026-09-14 11:58:23 Asia/Jerusalem: PR #2 (Phase 1: add SEO funnel measurement foundation) was merged successfully to main as merge commit b3e372c. Vercel Production deployment for environment Production, branch main, commit b3e372c reached READY. The owner manually performed a post-deployment production smoke test on https://www.text2task.com/ and verified Homepage, Dashboard, Extract, Tasks, and Calendar load and function normally. Result: PASS — no user-visible regression observed. Manual Production Image Extract runtime verification, manual Production paid_conversion verification, production paid_conversion row verification, production first_extract_created re-verification, and production project_saved re-verification were not performed in this production gate. Image Extract manual runtime remains DEFERRED / NON-BLOCKING. paid_conversion manual runtime remains DEFERRED / SAFE VERIFICATION REQUIRED.</w:t>
       </w:r>
     </w:p>
     <w:p>
@@ -461,7 +471,7 @@
           </w:tcPr>
           <w:p>
             <w:r>
-              <w:t xml:space="preserve">MILESTONE 1 PREVIEW VERIFIED / OWNER APPROVED FOR MERGE</w:t>
+              <w:t xml:space="preserve">MILESTONE 1 PRODUCTION DEPLOYED / PRODUCTION SMOKE VERIFIED / COMPLETE</w:t>
             </w:r>
           </w:p>
         </w:tc>
@@ -571,7 +581,7 @@
           </w:tcPr>
           <w:p>
             <w:r>
-              <w:t xml:space="preserve">YES — local Phase 1 Milestone 1 branch only</w:t>
+              <w:t xml:space="preserve">YES — Phase 1 Milestone 1 implementation</w:t>
             </w:r>
           </w:p>
         </w:tc>
@@ -593,7 +603,7 @@
           </w:tcPr>
           <w:p>
             <w:r>
-              <w:t xml:space="preserve">NO</w:t>
+              <w:t xml:space="preserve">YES — PR #2 merged and Vercel Production deployed before this documentation closeout; this documentation task changed no Production configuration</w:t>
             </w:r>
           </w:p>
         </w:tc>
@@ -615,7 +625,7 @@
           </w:tcPr>
           <w:p>
             <w:r>
-              <w:t xml:space="preserve">Feature-branch commits/pushes only; no merge or Production deploy</w:t>
+              <w:t xml:space="preserve">PR #2 merge and automatic Vercel Production deployment already occurred; this documentation task creates/pushes docs branch only and performs no manual deploy</w:t>
             </w:r>
           </w:p>
         </w:tc>
@@ -681,7 +691,7 @@
     </w:p>
     <w:p>
       <w:r>
-        <w:t xml:space="preserve">3. The acquisition funnel had a real measurement blocker past signup, and Phase 1 Milestone 1 has now closed the P0 implementation portion through Preview/Staging verification: the P0 measurement items are paid_conversion from the authoritative Creem confirmed-payment webhook path, first_extract_created, and project_saved. email_confirmed remains P1. client_update_created and client_update_applied remain P2/product analytics. Production row verification is still required before the new funnel data is trusted operationally.</w:t>
+        <w:t xml:space="preserve">3. The acquisition funnel had a real measurement blocker past signup, and Phase 1 Milestone 1 is now production deployed and production smoke verified: the P0 measurement items are paid_conversion from the authoritative Creem confirmed-payment webhook path, first_extract_created, and project_saved. email_confirmed remains P1. client_update_created and client_update_applied remain P2/product analytics. Production event-row re-verification was not performed in the production smoke gate, and paid_conversion manual runtime verification still requires a safe Creem strategy.</w:t>
       </w:r>
     </w:p>
     <w:p>
@@ -731,7 +741,7 @@
     </w:p>
     <w:p>
       <w:r>
-        <w:t xml:space="preserve">No P0 finding in this audit is a live security breach, a broken redirect, or an actual indexing catastrophe — the sitemap/robots/canonical/admin-auth architecture is sound. At Phase 0, the confirmed P0s were the founder/entity-disambiguation decision and the core measurement blockers (paid_conversion, first_extract_created, project_saved), rather than "the site is currently broken." Phase 1 Milestone 1 is now preview verified and owner approved for merge review; production verification has not started.</w:t>
+        <w:t xml:space="preserve">No P0 finding in this audit is a live security breach, a broken redirect, or an actual indexing catastrophe — the sitemap/robots/canonical/admin-auth architecture is sound. At Phase 0, the confirmed P0s were the founder/entity-disambiguation decision and the core measurement blockers (paid_conversion, first_extract_created, project_saved), rather than "the site is currently broken." Phase 1 Milestone 1 is now production deployed, production smoke verified, and complete, with the explicitly deferred runtime follow-ups preserved.</w:t>
       </w:r>
     </w:p>
     <w:p>
@@ -5220,7 +5230,7 @@
           </w:tcPr>
           <w:p>
             <w:r>
-              <w:t xml:space="preserve">Phase 0 finding: NOT FOUND — allowlisted, never emitted. Phase 1 Milestone 1: PREVIEW VERIFIED / OWNER APPROVED FOR MERGE (§40, D019).</w:t>
+              <w:t xml:space="preserve">Phase 0 finding: NOT FOUND — allowlisted, never emitted. Phase 1 Milestone 1: PRODUCTION DEPLOYED / PRODUCTION SMOKE VERIFIED / COMPLETE; production event-row re-verification was not performed in this gate (§40, D020).</w:t>
             </w:r>
           </w:p>
         </w:tc>
@@ -5252,7 +5262,7 @@
           </w:tcPr>
           <w:p>
             <w:r>
-              <w:t xml:space="preserve">Phase 0 finding: NOT FOUND — allowlisted, never emitted. Phase 1 Milestone 1: PREVIEW VERIFIED / OWNER APPROVED FOR MERGE (§40, D019).</w:t>
+              <w:t xml:space="preserve">Phase 0 finding: NOT FOUND — allowlisted, never emitted. Phase 1 Milestone 1: PRODUCTION DEPLOYED / PRODUCTION SMOKE VERIFIED / COMPLETE; production event-row re-verification was not performed in this gate (§40, D020).</w:t>
             </w:r>
           </w:p>
         </w:tc>
@@ -5316,17 +5326,17 @@
           </w:tcPr>
           <w:p>
             <w:r>
-              <w:t xml:space="preserve">Phase 0 finding: NOT FOUND in the internal table at all. Phase 1 Milestone 1: IMPLEMENTED LOCALLY WITH AUTOMATED COVERAGE; MANUAL RUNTIME DEFERRED PENDING SAFE CREEM STRATEGY (§40, D019).</w:t>
-            </w:r>
-          </w:p>
-        </w:tc>
-        <w:tc>
-          <w:tcPr>
-            <w:tcW w:w="0" w:type="auto"/>
-          </w:tcPr>
-          <w:p>
-            <w:r>
-              <w:t xml:space="preserve">paid_conversion now emits from the verified Creem subscription.paid webhook path after authoritative processing; no production verification yet</w:t>
+              <w:t xml:space="preserve">Phase 0 finding: NOT FOUND in the internal table at all. Phase 1 Milestone 1: PRODUCTION DEPLOYED WITH AUTOMATED COVERAGE; MANUAL RUNTIME AND PRODUCTION ROW VERIFICATION DEFERRED PENDING SAFE CREEM STRATEGY (§40, D020).</w:t>
+            </w:r>
+          </w:p>
+        </w:tc>
+        <w:tc>
+          <w:tcPr>
+            <w:tcW w:w="0" w:type="auto"/>
+          </w:tcPr>
+          <w:p>
+            <w:r>
+              <w:t xml:space="preserve">paid_conversion now emits from the verified Creem subscription.paid webhook path after authoritative processing; manual runtime/row verification remains deferred</w:t>
             </w:r>
           </w:p>
         </w:tc>
@@ -5359,7 +5369,7 @@
     </w:p>
     <w:p>
       <w:r>
-        <w:t xml:space="preserve">Confirmed measurement priority classification (owner-reviewed): the acquisition funnel is real and complete through signup, but priority is not flat across all missing events. P0 measurement items are paid_conversion (from the authoritative Creem confirmed-payment webhook path, implemented production-grade and idempotently), first_extract_created, and project_saved. P1 is email_confirmed. P2/product analytics are client_update_created and client_update_applied. Phase 1 Milestone 1 is preview verified and owner approved for merge review; the remaining gap is production row verification after a future authorized merge/deploy.</w:t>
+        <w:t xml:space="preserve">Confirmed measurement priority classification (owner-reviewed): the acquisition funnel is real and complete through signup, but priority is not flat across all missing events. P0 measurement items are paid_conversion (from the authoritative Creem confirmed-payment webhook path, implemented production-grade and idempotently), first_extract_created, and project_saved. P1 is email_confirmed. P2/product analytics are client_update_created and client_update_applied. Phase 1 Milestone 1 is production deployed and production smoke verified; production event-row re-verification was not performed in this gate, and paid_conversion manual runtime verification remains deferred pending a safe Creem strategy.</w:t>
       </w:r>
     </w:p>
     <w:p>
@@ -9128,7 +9138,7 @@
     </w:p>
     <w:p>
       <w:r>
-        <w:t xml:space="preserve">2. Core P0 measurement was incomplete at Phase 0 and is now preview verified in Phase 1 Milestone 1: no reliable paid_conversion signal existed from the authoritative Creem confirmed-payment webhook path, and first_extract_created / project_saved were allowlisted but never emitted. The implementation now exists, Preview/Staging verification has passed for first_extract_created and project_saved, and manual paid_conversion runtime verification is deferred pending a safe Creem strategy. Future production verification is still required. (§22, §40, D019)</w:t>
+        <w:t xml:space="preserve">2. Core P0 measurement was incomplete at Phase 0 and is now production deployed / production smoke verified in Phase 1 Milestone 1: no reliable paid_conversion signal existed from the authoritative Creem confirmed-payment webhook path, and first_extract_created / project_saved were allowlisted but never emitted. The implementation now exists, Preview/Staging verification passed for first_extract_created and project_saved, PR #2 was merged, and Vercel Production is READY at merge commit b3e372c. Manual Production Image Extract runtime verification, manual Production paid_conversion verification, and production event-row re-verification were not performed in this gate. (§22, §40, D020)</w:t>
       </w:r>
     </w:p>
     <w:p>
@@ -9412,12 +9422,12 @@
     </w:p>
     <w:p>
       <w:r>
-        <w:t xml:space="preserve">Resolved in Phase 1 Milestone 1 through Preview/Staging verification, awaiting production verification:</w:t>
-      </w:r>
-    </w:p>
-    <w:p>
-      <w:r>
-        <w:t xml:space="preserve">- P0 Measurement Foundation implementation is PREVIEW VERIFIED / OWNER APPROVED FOR MERGE for first_extract_created and project_saved, with paid_conversion implemented and covered by automated tests but manual runtime verification deferred pending a safe Creem strategy. No production analytics rows have been verified yet because production verification has not started. (§40, D019)</w:t>
+        <w:t xml:space="preserve">Resolved in Phase 1 Milestone 1 through production deployment and production smoke verification:</w:t>
+      </w:r>
+    </w:p>
+    <w:p>
+      <w:r>
+        <w:t xml:space="preserve">- P0 Measurement Foundation implementation is PRODUCTION DEPLOYED / PRODUCTION SMOKE VERIFIED / COMPLETE. PR #2 was merged to main as b3e372c, Vercel Production is READY for main / b3e372c, and the owner smoke-tested Homepage, Dashboard, Extract, Tasks, and Calendar successfully. Manual Production Image Extract runtime verification, manual Production paid_conversion verification, production paid_conversion row verification, production first_extract_created re-verification, and production project_saved re-verification were not performed in this gate. (§40, D020)</w:t>
       </w:r>
     </w:p>
     <w:p>
@@ -11259,6 +11269,78 @@
           </w:p>
         </w:tc>
       </w:tr>
+      <w:tr>
+        <w:tc>
+          <w:tcPr>
+            <w:tcW w:w="0" w:type="auto"/>
+          </w:tcPr>
+          <w:p>
+            <w:r>
+              <w:t xml:space="preserve">SEO-2026-09-09-D020</w:t>
+            </w:r>
+          </w:p>
+        </w:tc>
+        <w:tc>
+          <w:tcPr>
+            <w:tcW w:w="0" w:type="auto"/>
+          </w:tcPr>
+          <w:p>
+            <w:r>
+              <w:t xml:space="preserve">2026-09-14 11:58:23 Asia/Jerusalem</w:t>
+            </w:r>
+          </w:p>
+        </w:tc>
+        <w:tc>
+          <w:tcPr>
+            <w:tcW w:w="0" w:type="auto"/>
+          </w:tcPr>
+          <w:p>
+            <w:r>
+              <w:t xml:space="preserve">Close Phase 1 Milestone 1 as production deployed, production smoke verified, and complete, while preserving deferred Image Extract and paid_conversion runtime follow-ups.</w:t>
+            </w:r>
+          </w:p>
+        </w:tc>
+        <w:tc>
+          <w:tcPr>
+            <w:tcW w:w="0" w:type="auto"/>
+          </w:tcPr>
+          <w:p>
+            <w:r>
+              <w:t xml:space="preserve">PR #2 was merged successfully to main as merge commit b3e372c; Vercel Production deployment for environment Production, branch main, commit b3e372c reached READY; owner production smoke testing on https://www.text2task.com/ passed for Homepage, Dashboard, Extract, Tasks, and Calendar with no user-visible regression observed. The production gate did not include manual Production Image Extract runtime verification, manual Production paid_conversion verification, production paid_conversion row verification, production first_extract_created re-verification, or production project_saved re-verification.</w:t>
+            </w:r>
+          </w:p>
+        </w:tc>
+        <w:tc>
+          <w:tcPr>
+            <w:tcW w:w="0" w:type="auto"/>
+          </w:tcPr>
+          <w:p>
+            <w:r>
+              <w:t xml:space="preserve">Owner-supplied merge/deployment facts; owner post-deployment smoke-test report; git reconciliation confirming origin/main and local main contain merge commit b3e372c, implementation commit 10846aa, and preview-verification docs commit b153e8a.</w:t>
+            </w:r>
+          </w:p>
+        </w:tc>
+        <w:tc>
+          <w:tcPr>
+            <w:tcW w:w="0" w:type="auto"/>
+          </w:tcPr>
+          <w:p>
+            <w:r>
+              <w:t xml:space="preserve">Marking Image Extract manual runtime as verified — rejected because it was not performed. Marking paid_conversion runtime or row verification as complete — rejected because it was not performed and still requires a safe Creem strategy. Merging/deploying manually during this documentation task — rejected because the task is documentation-only and the production deployment already existed.</w:t>
+            </w:r>
+          </w:p>
+        </w:tc>
+        <w:tc>
+          <w:tcPr>
+            <w:tcW w:w="0" w:type="auto"/>
+          </w:tcPr>
+          <w:p>
+            <w:r>
+              <w:t xml:space="preserve">Production deployed / production smoke verified / complete</w:t>
+            </w:r>
+          </w:p>
+        </w:tc>
+      </w:tr>
     </w:tbl>
     <w:p>
       <w:r>
@@ -13334,6 +13416,98 @@
           </w:p>
         </w:tc>
       </w:tr>
+      <w:tr>
+        <w:tc>
+          <w:tcPr>
+            <w:tcW w:w="0" w:type="auto"/>
+          </w:tcPr>
+          <w:p>
+            <w:r>
+              <w:t xml:space="preserve">2026-09-14 11:58:23 Asia/Jerusalem</w:t>
+            </w:r>
+          </w:p>
+        </w:tc>
+        <w:tc>
+          <w:tcPr>
+            <w:tcW w:w="0" w:type="auto"/>
+          </w:tcPr>
+          <w:p>
+            <w:r>
+              <w:t xml:space="preserve">Phase 1 Milestone 1 production closeout</w:t>
+            </w:r>
+          </w:p>
+        </w:tc>
+        <w:tc>
+          <w:tcPr>
+            <w:tcW w:w="0" w:type="auto"/>
+          </w:tcPr>
+          <w:p>
+            <w:r>
+              <w:t xml:space="preserve">Merge, Production deployment, and owner production smoke verification recorded</w:t>
+            </w:r>
+          </w:p>
+        </w:tc>
+        <w:tc>
+          <w:tcPr>
+            <w:tcW w:w="0" w:type="auto"/>
+          </w:tcPr>
+          <w:p>
+            <w:r>
+              <w:t xml:space="preserve">Owner-supplied PR #2 merge/deployment facts and production smoke-test report</w:t>
+            </w:r>
+          </w:p>
+        </w:tc>
+        <w:tc>
+          <w:tcPr>
+            <w:tcW w:w="0" w:type="auto"/>
+          </w:tcPr>
+          <w:p>
+            <w:r>
+              <w:t xml:space="preserve">Active run Markdown/DOCX, git branch/status/history only</w:t>
+            </w:r>
+          </w:p>
+        </w:tc>
+        <w:tc>
+          <w:tcPr>
+            <w:tcW w:w="0" w:type="auto"/>
+          </w:tcPr>
+          <w:p>
+            <w:r>
+              <w:t xml:space="preserve">Current run Markdown and DOCX only</w:t>
+            </w:r>
+          </w:p>
+        </w:tc>
+        <w:tc>
+          <w:tcPr>
+            <w:tcW w:w="0" w:type="auto"/>
+          </w:tcPr>
+          <w:p>
+            <w:r>
+              <w:t xml:space="preserve">PR #2 merged successfully; merge commit b3e372c; Vercel Production deployment READY for environment Production, branch main, commit b3e372c; owner production smoke test PASS for Homepage, Dashboard, Extract, Tasks, and Calendar; no user-visible regression observed; Image Extract manual runtime remains deferred / non-blocking; paid_conversion manual runtime remains deferred / safe verification required</w:t>
+            </w:r>
+          </w:p>
+        </w:tc>
+        <w:tc>
+          <w:tcPr>
+            <w:tcW w:w="0" w:type="auto"/>
+          </w:tcPr>
+          <w:p>
+            <w:r>
+              <w:t xml:space="preserve">Git reconciliation confirmed local main fast-forwarded to origin/main at b3e372c; 10846aa and b153e8a are ancestors of main; documentation-only branch used; no application/test/config/database files changed by this task; no manual deploy</w:t>
+            </w:r>
+          </w:p>
+        </w:tc>
+        <w:tc>
+          <w:tcPr>
+            <w:tcW w:w="0" w:type="auto"/>
+          </w:tcPr>
+          <w:p>
+            <w:r>
+              <w:t xml:space="preserve">Production deployed / production smoke verified / complete</w:t>
+            </w:r>
+          </w:p>
+        </w:tc>
+      </w:tr>
     </w:tbl>
     <w:p>
       <w:r>
@@ -13342,7 +13516,7 @@
     </w:p>
     <w:p>
       <w:r>
-        <w:t xml:space="preserve">Phase 1 Milestone 1 has changed application code and tests on feat/seo-measurement-foundation, and the pre-merge Preview verification gate changed only the current run documentation. Application code changed: YES — Phase 1 Milestone 1 branch only. Application/test files changed by this documentation gate: NO. Database changed: NO. Migration required: NO. Environment changed: NO. Vercel configuration changed: NO. Production changed: NO. Google configuration changed: NO. Bing application integration changed: NO. Merge performed: NO. Deploy to Production performed: NO.</w:t>
+        <w:t xml:space="preserve">Phase 1 Milestone 1 has changed application code and tests through PR #2, and the production closeout update changed only the current run documentation. Application code changed: YES — Phase 1 Milestone 1 implementation only. Application/test files changed by this documentation gate: NO. Database changed: NO. Migration required: NO. Environment changed: NO. Vercel configuration changed by this task: NO. Production changed by this task: NO. Google configuration changed: NO. Bing application integration changed: NO. Manual deploy performed: NO.</w:t>
       </w:r>
     </w:p>
     <w:p>
@@ -13478,7 +13652,7 @@
     </w:p>
     <w:p>
       <w:r>
-        <w:t xml:space="preserve">Current Codex update: Phase 1 Milestone 1 is preview verified and owner approved for merge review on feature branch feat/seo-measurement-foundation. The pre-merge Preview verification gate changed only this run documentation. No application/test file, database schema/migration, environment variable, Vercel configuration, Google/Bing/Supabase production setting, production service, merge, manual production deploy, or production change was performed.</w:t>
+        <w:t xml:space="preserve">Current Codex update: Phase 1 Milestone 1 is production deployed, production smoke verified, and complete. The production closeout update changed only this run documentation. No application/test file, database schema/migration, environment variable, Vercel configuration, Google/Bing/Supabase production setting, production service, manual production deploy, or production configuration change was performed by this documentation task.</w:t>
       </w:r>
     </w:p>
     <w:p>
@@ -13651,7 +13825,12 @@
     </w:p>
     <w:p>
       <w:r>
-        <w:t xml:space="preserve">PHASE 1 IMPLEMENTATION: MILESTONE 1 PREVIEW VERIFIED / OWNER APPROVED FOR MERGE</w:t>
+        <w:t xml:space="preserve">PHASE 1 IMPLEMENTATION: MILESTONE 1 PRODUCTION DEPLOYED / PRODUCTION SMOKE VERIFIED / COMPLETE</w:t>
+      </w:r>
+    </w:p>
+    <w:p>
+      <w:r>
+        <w:t xml:space="preserve">PHASE 1 MILESTONE 2: NOT STARTED</w:t>
       </w:r>
     </w:p>
     <w:p>
@@ -13671,17 +13850,17 @@
     </w:p>
     <w:p>
       <w:r>
-        <w:t xml:space="preserve">Phase 0B external baseline completion is complete / owner-reviewed. Phase 1 Milestone 1 is preview verified and owner approved for merge review. Production verification has not started.</w:t>
-      </w:r>
-    </w:p>
-    <w:p>
-      <w:r>
-        <w:t xml:space="preserve"/>
-      </w:r>
-    </w:p>
-    <w:p>
-      <w:r>
-        <w:t xml:space="preserve">Application code changed: YES — Phase 1 Milestone 1 branch only. Database changed: NO. Environment changed: NO. Production changed: NO. Google configuration changed: NO. Bing application integration changed: NO. Merge performed: NO. Deploy to Production performed: NO.</w:t>
+        <w:t xml:space="preserve">Phase 0B external baseline completion is complete / owner-reviewed. Phase 1 Milestone 1 is production deployed, production smoke verified, and complete. Milestone 2 has not started.</w:t>
+      </w:r>
+    </w:p>
+    <w:p>
+      <w:r>
+        <w:t xml:space="preserve"/>
+      </w:r>
+    </w:p>
+    <w:p>
+      <w:r>
+        <w:t xml:space="preserve">Application code changed: YES — Phase 1 Milestone 1 implementation only. Database changed: NO. Environment changed: NO. Production changed by this documentation task: NO. Google configuration changed: NO. Bing application integration changed: NO. Manual deploy performed: NO.</w:t>
       </w:r>
     </w:p>
     <w:p>
@@ -18247,12 +18426,17 @@
     </w:p>
     <w:p>
       <w:r>
-        <w:t xml:space="preserve">- Phase 1 implementation: MILESTONE 1 PREVIEW VERIFIED / OWNER APPROVED FOR MERGE.</w:t>
-      </w:r>
-    </w:p>
-    <w:p>
-      <w:r>
-        <w:t xml:space="preserve">- Application code changed: YES — local branch only.</w:t>
+        <w:t xml:space="preserve">- Phase 1 implementation: MILESTONE 1 PRODUCTION DEPLOYED / PRODUCTION SMOKE VERIFIED / COMPLETE.</w:t>
+      </w:r>
+    </w:p>
+    <w:p>
+      <w:r>
+        <w:t xml:space="preserve">- Milestone 2: NOT STARTED.</w:t>
+      </w:r>
+    </w:p>
+    <w:p>
+      <w:r>
+        <w:t xml:space="preserve">- Application code changed: YES — Phase 1 Milestone 1 implementation.</w:t>
       </w:r>
     </w:p>
     <w:p>
@@ -18267,17 +18451,22 @@
     </w:p>
     <w:p>
       <w:r>
-        <w:t xml:space="preserve">- Production changed: NO.</w:t>
-      </w:r>
-    </w:p>
-    <w:p>
-      <w:r>
-        <w:t xml:space="preserve">- Production verification: NOT STARTED.</w:t>
-      </w:r>
-    </w:p>
-    <w:p>
-      <w:r>
-        <w:t xml:space="preserve">- Merge/deploy to Production performed: NO.</w:t>
+        <w:t xml:space="preserve">- Production deployment: READY at merge commit b3e372c.</w:t>
+      </w:r>
+    </w:p>
+    <w:p>
+      <w:r>
+        <w:t xml:space="preserve">- Production smoke verification: PASS.</w:t>
+      </w:r>
+    </w:p>
+    <w:p>
+      <w:r>
+        <w:t xml:space="preserve">- Production changed by this documentation task: NO.</w:t>
+      </w:r>
+    </w:p>
+    <w:p>
+      <w:r>
+        <w:t xml:space="preserve">- Manual deployment performed by this task: NO.</w:t>
       </w:r>
     </w:p>
     <w:p>
@@ -18310,7 +18499,7 @@
     </w:p>
     <w:p>
       <w:r>
-        <w:t xml:space="preserve">Status: PREVIEW VERIFIED / OWNER APPROVED FOR MERGE.</w:t>
+        <w:t xml:space="preserve">Status: PRODUCTION DEPLOYED / PRODUCTION SMOKE VERIFIED / COMPLETE.</w:t>
       </w:r>
     </w:p>
     <w:p>
@@ -18371,6 +18560,26 @@
     <w:p>
       <w:r>
         <w:t xml:space="preserve">PR: #2, Phase 1: add SEO funnel measurement foundation.</w:t>
+      </w:r>
+    </w:p>
+    <w:p>
+      <w:r>
+        <w:t xml:space="preserve"/>
+      </w:r>
+    </w:p>
+    <w:p>
+      <w:r>
+        <w:t xml:space="preserve">Merge commit on main: b3e372c.</w:t>
+      </w:r>
+    </w:p>
+    <w:p>
+      <w:r>
+        <w:t xml:space="preserve"/>
+      </w:r>
+    </w:p>
+    <w:p>
+      <w:r>
+        <w:t xml:space="preserve">Production deployment: Vercel Production READY for branch main / commit b3e372c.</w:t>
       </w:r>
     </w:p>
     <w:p>
@@ -19210,22 +19419,155 @@
         <w:pStyle w:val="Heading2"/>
       </w:pPr>
       <w:r>
-        <w:t xml:space="preserve">40.8 Remaining Verification / Owner Review</w:t>
-      </w:r>
-    </w:p>
-    <w:p>
-      <w:r>
-        <w:t xml:space="preserve"/>
-      </w:r>
-    </w:p>
-    <w:p>
-      <w:r>
-        <w:t xml:space="preserve">- No production verification was performed because no deploy/production change was authorized.</w:t>
-      </w:r>
-    </w:p>
-    <w:p>
-      <w:r>
-        <w:t xml:space="preserve">- After a future authorized merge/deploy, verify real production analytics_events rows for a test signup/extract/save and a safe Creem test-mode payment before trusting production funnel reporting.</w:t>
+        <w:t xml:space="preserve">40.8 Production Deployment / Smoke Verification</w:t>
+      </w:r>
+    </w:p>
+    <w:p>
+      <w:r>
+        <w:t xml:space="preserve"/>
+      </w:r>
+    </w:p>
+    <w:p>
+      <w:r>
+        <w:t xml:space="preserve">Closeout timestamp: 2026-09-14 11:58:23 Asia/Jerusalem.</w:t>
+      </w:r>
+    </w:p>
+    <w:p>
+      <w:r>
+        <w:t xml:space="preserve"/>
+      </w:r>
+    </w:p>
+    <w:p>
+      <w:r>
+        <w:t xml:space="preserve">Merge status: VERIFIED. PR #2 (Phase 1: add SEO funnel measurement foundation) was merged successfully to main as merge commit b3e372c.</w:t>
+      </w:r>
+    </w:p>
+    <w:p>
+      <w:r>
+        <w:t xml:space="preserve"/>
+      </w:r>
+    </w:p>
+    <w:p>
+      <w:r>
+        <w:t xml:space="preserve">Production deployment: VERIFIED. Vercel Production deployment was READY for environment Production, branch main, commit b3e372c.</w:t>
+      </w:r>
+    </w:p>
+    <w:p>
+      <w:r>
+        <w:t xml:space="preserve"/>
+      </w:r>
+    </w:p>
+    <w:p>
+      <w:r>
+        <w:t xml:space="preserve">Owner production smoke test: PASS. The owner manually tested https://www.text2task.com/ after deployment and verified:</w:t>
+      </w:r>
+    </w:p>
+    <w:p>
+      <w:r>
+        <w:t xml:space="preserve">- Homepage: PASS.</w:t>
+      </w:r>
+    </w:p>
+    <w:p>
+      <w:r>
+        <w:t xml:space="preserve">- Dashboard: PASS.</w:t>
+      </w:r>
+    </w:p>
+    <w:p>
+      <w:r>
+        <w:t xml:space="preserve">- Extract: PASS.</w:t>
+      </w:r>
+    </w:p>
+    <w:p>
+      <w:r>
+        <w:t xml:space="preserve">- Tasks: PASS.</w:t>
+      </w:r>
+    </w:p>
+    <w:p>
+      <w:r>
+        <w:t xml:space="preserve">- Calendar: PASS.</w:t>
+      </w:r>
+    </w:p>
+    <w:p>
+      <w:r>
+        <w:t xml:space="preserve"/>
+      </w:r>
+    </w:p>
+    <w:p>
+      <w:r>
+        <w:t xml:space="preserve">No user-visible regression was observed in this production smoke gate.</w:t>
+      </w:r>
+    </w:p>
+    <w:p>
+      <w:r>
+        <w:t xml:space="preserve"/>
+      </w:r>
+    </w:p>
+    <w:p>
+      <w:r>
+        <w:t xml:space="preserve">Accuracy limits for this gate:</w:t>
+      </w:r>
+    </w:p>
+    <w:p>
+      <w:r>
+        <w:t xml:space="preserve">- Manual Production Image Extract runtime verification was not performed.</w:t>
+      </w:r>
+    </w:p>
+    <w:p>
+      <w:r>
+        <w:t xml:space="preserve">- Manual Production paid_conversion verification was not performed.</w:t>
+      </w:r>
+    </w:p>
+    <w:p>
+      <w:r>
+        <w:t xml:space="preserve">- Production paid_conversion row verification was not performed.</w:t>
+      </w:r>
+    </w:p>
+    <w:p>
+      <w:r>
+        <w:t xml:space="preserve">- Production first_extract_created re-verification was not performed.</w:t>
+      </w:r>
+    </w:p>
+    <w:p>
+      <w:r>
+        <w:t xml:space="preserve">- Production project_saved re-verification was not performed.</w:t>
+      </w:r>
+    </w:p>
+    <w:p>
+      <w:r>
+        <w:t xml:space="preserve"/>
+      </w:r>
+    </w:p>
+    <w:p>
+      <w:r>
+        <w:t xml:space="preserve">Preserved follow-ups:</w:t>
+      </w:r>
+    </w:p>
+    <w:p>
+      <w:r>
+        <w:t xml:space="preserve">- Image Extract manual runtime: DEFERRED / NON-BLOCKING.</w:t>
+      </w:r>
+    </w:p>
+    <w:p>
+      <w:r>
+        <w:t xml:space="preserve">- paid_conversion manual runtime: DEFERRED / SAFE VERIFICATION REQUIRED.</w:t>
+      </w:r>
+    </w:p>
+    <w:p>
+      <w:r>
+        <w:t xml:space="preserve"/>
+      </w:r>
+    </w:p>
+    <w:p>
+      <w:pPr>
+        <w:pStyle w:val="Heading2"/>
+      </w:pPr>
+      <w:r>
+        <w:t xml:space="preserve">40.9 Remaining Verification / Follow-Ups</w:t>
+      </w:r>
+    </w:p>
+    <w:p>
+      <w:r>
+        <w:t xml:space="preserve"/>
       </w:r>
     </w:p>
     <w:p>

--- a/docs/seo-runs/2026-09-09/Text2Task_SEO_GEO_Run_2026-09-09.docx
+++ b/docs/seo-runs/2026-09-09/Text2Task_SEO_GEO_Run_2026-09-09.docx
@@ -76,7 +76,12 @@
     </w:p>
     <w:p>
       <w:r>
-        <w:t xml:space="preserve">PHASE 1 MILESTONE 2: IMPLEMENTED LOCALLY / AWAITING OWNER REVIEW</w:t>
+        <w:t xml:space="preserve">PHASE 1 MILESTONE 2: PRODUCTION DEPLOYED / PRODUCTION SMOKE VERIFIED / COMPLETE</w:t>
+      </w:r>
+    </w:p>
+    <w:p>
+      <w:r>
+        <w:t xml:space="preserve">PHASE 1 MILESTONE 3: NOT STARTED</w:t>
       </w:r>
     </w:p>
     <w:p>
@@ -237,6 +242,16 @@
     <w:p>
       <w:r>
         <w:t xml:space="preserve">Phase 1 Milestone 2 implementation update recorded 2026-09-14 13:56:50 Asia/Jerusalem: the owner made a deliberate privacy decision to keep founder identity private for now. No founder name, no Person schema, no founder metadata, no personal-profile sameAs, and no personal social/profile link were added. Milestone 2 was implemented locally on branch feat/seo-entity-disambiguation by strengthening Text2Task's canonical Organization/product/domain signals only: shared site constants now define the canonical brand name, URL, logo, and description; homepage Organization/WebSite JSON-LD uses those constants; root metadata uses the canonical description and brand constants; the About page now visibly identifies text2task.com as the official Text2Task product site without naming the founder; and tests lock the allowed company-only sameAs inventory and the absence of Person/founder schema. Production remains unchanged.</w:t>
+      </w:r>
+    </w:p>
+    <w:p>
+      <w:r>
+        <w:t xml:space="preserve"/>
+      </w:r>
+    </w:p>
+    <w:p>
+      <w:r>
+        <w:t xml:space="preserve">Phase 1 Milestone 2 production closeout update recorded 2026-09-14 18:08:27 Asia/Jerusalem: PR #4 was merged successfully to main as production merge commit 80b3318. Vercel Production reached READY. Owner manual Production smoke verification passed: Homepage loads correctly; About page loads correctly; the new "ABOUT TEXT2TASK" eyebrow is live; the new About opening paragraph is live; existing About photos remain; founder personal name is not published; no Person schema was intentionally added; no personal social/profile links were introduced; no visible regression was observed in the reviewed About sections; and the owner privacy decision remains preserved. Milestone 2 is now production deployed, production smoke verified, and complete. Milestone 3 has not started.</w:t>
       </w:r>
     </w:p>
     <w:p>
@@ -324,7 +339,12 @@
     </w:p>
     <w:p>
       <w:r>
-        <w:t xml:space="preserve">| Phase 1 Milestone 2 | IMPLEMENTED LOCALLY / AWAITING OWNER REVIEW |</w:t>
+        <w:t xml:space="preserve">| Phase 1 Milestone 2 | PRODUCTION DEPLOYED / PRODUCTION SMOKE VERIFIED / COMPLETE |</w:t>
+      </w:r>
+    </w:p>
+    <w:p>
+      <w:r>
+        <w:t xml:space="preserve">| Phase 1 Milestone 3 | NOT STARTED |</w:t>
       </w:r>
     </w:p>
     <w:p>
@@ -349,17 +369,17 @@
     </w:p>
     <w:p>
       <w:r>
-        <w:t xml:space="preserve">| Application code changed | YES — Phase 1 Milestone 1 implementation |</w:t>
-      </w:r>
-    </w:p>
-    <w:p>
-      <w:r>
-        <w:t xml:space="preserve">| Production changed | YES — PR #2 merged and Vercel Production deployed before this documentation closeout; this documentation task changed no Production configuration |</w:t>
-      </w:r>
-    </w:p>
-    <w:p>
-      <w:r>
-        <w:t xml:space="preserve">| Commit/push/deploy performed | PR #2 merge and automatic Vercel Production deployment already occurred; this documentation task creates/pushes docs branch only and performs no manual deploy |</w:t>
+        <w:t xml:space="preserve">| Application code changed | YES — Phase 1 Milestone 1 implementation and Phase 1 Milestone 2 implementation through merged PRs; this documentation closeout changed no application code |</w:t>
+      </w:r>
+    </w:p>
+    <w:p>
+      <w:r>
+        <w:t xml:space="preserve">| Production changed | YES — PR #2 and PR #4 were merged and Vercel Production deployed before their respective documentation closeouts; this documentation task changed no Production configuration |</w:t>
+      </w:r>
+    </w:p>
+    <w:p>
+      <w:r>
+        <w:t xml:space="preserve">| Commit/push/deploy performed | PR #4 merge and automatic Vercel Production deployment already occurred before this documentation closeout; this documentation task performs no commit, push, or deploy |</w:t>
       </w:r>
     </w:p>
     <w:p>
@@ -5849,12 +5869,17 @@
     </w:p>
     <w:p>
       <w:r>
-        <w:t xml:space="preserve"/>
-      </w:r>
-    </w:p>
-    <w:p>
-      <w:r>
-        <w:t xml:space="preserve">Phase 1 Milestone 1 changed application code and tests through PR #2. Phase 1 Milestone 2 now has local application/test/documentation changes on feat/seo-entity-disambiguation, awaiting owner review. Application code changed: YES — Phase 1 Milestone 1 plus local Phase 1 Milestone 2 implementation. Database changed: NO. Migration required: NO. Environment changed: NO. Vercel configuration changed by this task: NO. Production changed by this task: NO. Google configuration changed: NO. Bing application integration changed: NO. Manual deploy performed: NO.</w:t>
+        <w:t xml:space="preserve">| 2026-09-14 18:08:27 Asia/Jerusalem | Phase 1 Milestone 2 production closeout | PR #4 merge, Production deployment, and owner Production smoke verification recorded | Owner-supplied PR #4 merge/deployment facts and Production smoke-test report | Active run Markdown/DOCX, git branch/status/history only | Current run Markdown and DOCX only | PR #4 merged successfully; production merge commit 80b3318; Vercel Production READY; owner Production smoke test PASS for Homepage and About; new "ABOUT TEXT2TASK" eyebrow and opening paragraph verified live; existing About photos remain; founder personal name remains unpublished; Person schema remains intentionally absent; no personal-profile sameAs links introduced; no visible regression observed; privacy decision preserved | Git reconciliation confirmed local main fast-forwarded to origin/main at 80b3318; documentation-only branch used; no application/test/config/database/environment files changed by this task; no deploy performed by this task | Production deployed / production smoke verified / complete |</w:t>
+      </w:r>
+    </w:p>
+    <w:p>
+      <w:r>
+        <w:t xml:space="preserve"/>
+      </w:r>
+    </w:p>
+    <w:p>
+      <w:r>
+        <w:t xml:space="preserve">Phase 1 Milestone 1 changed application code and tests through PR #2. Phase 1 Milestone 2 changed application code, tests, and documentation through PR #4 and is now production deployed, production smoke verified, and complete. This closeout task changes documentation only. Application code changed by this documentation task: NO. Test files changed by this documentation task: NO. Database changed: NO. Migration required: NO. Environment changed: NO. Vercel configuration changed by this task: NO. Production changed by this task: NO. Google configuration changed: NO. Bing application integration changed: NO. Manual deploy performed: NO.</w:t>
       </w:r>
     </w:p>
     <w:p>
@@ -6238,7 +6263,12 @@
     </w:p>
     <w:p>
       <w:r>
-        <w:t xml:space="preserve">PHASE 1 MILESTONE 2: IMPLEMENTED LOCALLY / AWAITING OWNER REVIEW</w:t>
+        <w:t xml:space="preserve">PHASE 1 MILESTONE 2: PRODUCTION DEPLOYED / PRODUCTION SMOKE VERIFIED / COMPLETE</w:t>
+      </w:r>
+    </w:p>
+    <w:p>
+      <w:r>
+        <w:t xml:space="preserve">PHASE 1 MILESTONE 3: NOT STARTED</w:t>
       </w:r>
     </w:p>
     <w:p>
@@ -6258,17 +6288,17 @@
     </w:p>
     <w:p>
       <w:r>
-        <w:t xml:space="preserve">Phase 0B external baseline completion is complete / owner-reviewed. Phase 1 Milestone 1 is production deployed, production smoke verified, and complete. Milestone 2 is implemented locally and awaiting owner review. The owner has decided that founder identity remains private for now, so Milestone 2 implementation deliberately excludes founder name publication, Person schema, founder metadata, personal-profile sameAs, and personal social/profile links.</w:t>
-      </w:r>
-    </w:p>
-    <w:p>
-      <w:r>
-        <w:t xml:space="preserve"/>
-      </w:r>
-    </w:p>
-    <w:p>
-      <w:r>
-        <w:t xml:space="preserve">Application code changed: YES — Phase 1 Milestone 1 plus local Phase 1 Milestone 2 implementation. Database changed: NO. Environment changed: NO. Production changed by this task: NO. Google configuration changed: NO. Bing application integration changed: NO. Manual deploy performed: NO.</w:t>
+        <w:t xml:space="preserve">Phase 0B external baseline completion is complete / owner-reviewed. Phase 1 Milestone 1 is production deployed, production smoke verified, and complete. Milestone 2 is production deployed, production smoke verified, and complete. The owner privacy decision remains preserved: founder identity remains private for now, so Milestone 2 deliberately excludes founder name publication, Person schema, founder metadata, personal-profile sameAs, and personal social/profile links. Milestone 3 has not started.</w:t>
+      </w:r>
+    </w:p>
+    <w:p>
+      <w:r>
+        <w:t xml:space="preserve"/>
+      </w:r>
+    </w:p>
+    <w:p>
+      <w:r>
+        <w:t xml:space="preserve">Application code changed: YES — Phase 1 Milestone 1 and Phase 1 Milestone 2 implementation through merged PRs; this documentation task changed no application/test files. Database changed: NO. Environment changed: NO. Production changed by this documentation task: NO. Google configuration changed: NO. Bing application integration changed: NO. Manual deploy performed: NO.</w:t>
       </w:r>
     </w:p>
     <w:p>
@@ -6301,7 +6331,7 @@
     </w:p>
     <w:p>
       <w:r>
-        <w:t xml:space="preserve">Status: IMPLEMENTATION IN PROGRESS. Milestone 1 is complete and production deployed. Milestone 2 is implemented locally and awaiting owner review.</w:t>
+        <w:t xml:space="preserve">Status: IMPLEMENTATION IN PROGRESS. Milestone 1 is complete and production deployed. Milestone 2 is production deployed, production smoke verified, and complete. Milestone 3 has not started.</w:t>
       </w:r>
     </w:p>
     <w:p>
@@ -9974,7 +10004,7 @@
     </w:p>
     <w:p>
       <w:r>
-        <w:t xml:space="preserve">Current status after the Phase 1 Milestone 1 local implementation update</w:t>
+        <w:t xml:space="preserve">Current status after the Phase 1 Milestone 2 production closeout</w:t>
       </w:r>
     </w:p>
     <w:p>
@@ -9994,17 +10024,22 @@
     </w:p>
     <w:p>
       <w:r>
-        <w:t xml:space="preserve">- Phase 1 implementation: MILESTONE 1 PRODUCTION DEPLOYED / PRODUCTION SMOKE VERIFIED / COMPLETE.</w:t>
-      </w:r>
-    </w:p>
-    <w:p>
-      <w:r>
-        <w:t xml:space="preserve">- Milestone 2: IMPLEMENTED LOCALLY / AWAITING OWNER REVIEW.</w:t>
-      </w:r>
-    </w:p>
-    <w:p>
-      <w:r>
-        <w:t xml:space="preserve">- Application code changed: YES — Phase 1 Milestone 1 implementation.</w:t>
+        <w:t xml:space="preserve">- Phase 1 implementation: MILESTONE 1 COMPLETE; MILESTONE 2 PRODUCTION DEPLOYED / PRODUCTION SMOKE VERIFIED / COMPLETE.</w:t>
+      </w:r>
+    </w:p>
+    <w:p>
+      <w:r>
+        <w:t xml:space="preserve">- Milestone 2: PRODUCTION DEPLOYED / PRODUCTION SMOKE VERIFIED / COMPLETE.</w:t>
+      </w:r>
+    </w:p>
+    <w:p>
+      <w:r>
+        <w:t xml:space="preserve">- Milestone 3: NOT STARTED.</w:t>
+      </w:r>
+    </w:p>
+    <w:p>
+      <w:r>
+        <w:t xml:space="preserve">- Application code changed: YES — Phase 1 Milestone 1 and Phase 1 Milestone 2 implementation through merged PRs; this documentation task changed no application code.</w:t>
       </w:r>
     </w:p>
     <w:p>
@@ -10019,7 +10054,7 @@
     </w:p>
     <w:p>
       <w:r>
-        <w:t xml:space="preserve">- Production deployment: READY at merge commit b3e372c.</w:t>
+        <w:t xml:space="preserve">- Production deployment: READY at merge commit 80b3318 for Milestone 2.</w:t>
       </w:r>
     </w:p>
     <w:p>
@@ -11534,7 +11569,7 @@
     </w:p>
     <w:p>
       <w:r>
-        <w:t xml:space="preserve">Status: IMPLEMENTED LOCALLY / AWAITING OWNER REVIEW.</w:t>
+        <w:t xml:space="preserve">Status: PRODUCTION DEPLOYED / PRODUCTION SMOKE VERIFIED / COMPLETE.</w:t>
       </w:r>
     </w:p>
     <w:p>
@@ -12110,12 +12145,17 @@
     </w:p>
     <w:p>
       <w:r>
-        <w:t xml:space="preserve">- Milestone 2: IMPLEMENTED LOCALLY / AWAITING OWNER REVIEW.</w:t>
-      </w:r>
-    </w:p>
-    <w:p>
-      <w:r>
-        <w:t xml:space="preserve">- Production: UNCHANGED.</w:t>
+        <w:t xml:space="preserve">- Milestone 2: PRODUCTION DEPLOYED / PRODUCTION SMOKE VERIFIED / COMPLETE.</w:t>
+      </w:r>
+    </w:p>
+    <w:p>
+      <w:r>
+        <w:t xml:space="preserve">- Milestone 3: NOT STARTED.</w:t>
+      </w:r>
+    </w:p>
+    <w:p>
+      <w:r>
+        <w:t xml:space="preserve">- Production: Vercel Production READY; owner smoke verification PASS.</w:t>
       </w:r>
     </w:p>
     <w:p>
@@ -12135,17 +12175,155 @@
     </w:p>
     <w:p>
       <w:r>
-        <w:t xml:space="preserve">- Commit created: NO.</w:t>
-      </w:r>
-    </w:p>
-    <w:p>
-      <w:r>
-        <w:t xml:space="preserve">- Push performed: NO.</w:t>
-      </w:r>
-    </w:p>
-    <w:p>
-      <w:r>
-        <w:t xml:space="preserve">- Deploy performed: NO.</w:t>
+        <w:t xml:space="preserve">- Commit created by this documentation task: NO.</w:t>
+      </w:r>
+    </w:p>
+    <w:p>
+      <w:r>
+        <w:t xml:space="preserve">- Push performed by this documentation task: NO.</w:t>
+      </w:r>
+    </w:p>
+    <w:p>
+      <w:r>
+        <w:t xml:space="preserve">- Deploy performed by this documentation task: NO.</w:t>
+      </w:r>
+    </w:p>
+    <w:p>
+      <w:r>
+        <w:t xml:space="preserve"/>
+      </w:r>
+    </w:p>
+    <w:p>
+      <w:pPr>
+        <w:pStyle w:val="Heading2"/>
+      </w:pPr>
+      <w:r>
+        <w:t xml:space="preserve">42.8 Production Verification Closeout</w:t>
+      </w:r>
+    </w:p>
+    <w:p>
+      <w:r>
+        <w:t xml:space="preserve"/>
+      </w:r>
+    </w:p>
+    <w:p>
+      <w:r>
+        <w:t xml:space="preserve">Closeout timestamp: 2026-09-14 18:08:27 Asia/Jerusalem.</w:t>
+      </w:r>
+    </w:p>
+    <w:p>
+      <w:r>
+        <w:t xml:space="preserve"/>
+      </w:r>
+    </w:p>
+    <w:p>
+      <w:r>
+        <w:t xml:space="preserve">Production merge: PR #4 merged successfully to main.</w:t>
+      </w:r>
+    </w:p>
+    <w:p>
+      <w:r>
+        <w:t xml:space="preserve"/>
+      </w:r>
+    </w:p>
+    <w:p>
+      <w:r>
+        <w:t xml:space="preserve">Production merge commit: 80b3318.</w:t>
+      </w:r>
+    </w:p>
+    <w:p>
+      <w:r>
+        <w:t xml:space="preserve"/>
+      </w:r>
+    </w:p>
+    <w:p>
+      <w:r>
+        <w:t xml:space="preserve">Vercel Production status: READY.</w:t>
+      </w:r>
+    </w:p>
+    <w:p>
+      <w:r>
+        <w:t xml:space="preserve"/>
+      </w:r>
+    </w:p>
+    <w:p>
+      <w:r>
+        <w:t xml:space="preserve">Owner Production smoke verification: PASS.</w:t>
+      </w:r>
+    </w:p>
+    <w:p>
+      <w:r>
+        <w:t xml:space="preserve"/>
+      </w:r>
+    </w:p>
+    <w:p>
+      <w:r>
+        <w:t xml:space="preserve">Verified live in Production:</w:t>
+      </w:r>
+    </w:p>
+    <w:p>
+      <w:r>
+        <w:t xml:space="preserve"/>
+      </w:r>
+    </w:p>
+    <w:p>
+      <w:r>
+        <w:t xml:space="preserve">- Homepage loads correctly: PASS.</w:t>
+      </w:r>
+    </w:p>
+    <w:p>
+      <w:r>
+        <w:t xml:space="preserve">- About page loads correctly: PASS.</w:t>
+      </w:r>
+    </w:p>
+    <w:p>
+      <w:r>
+        <w:t xml:space="preserve">- New "ABOUT TEXT2TASK" eyebrow is live: PASS.</w:t>
+      </w:r>
+    </w:p>
+    <w:p>
+      <w:r>
+        <w:t xml:space="preserve">- New About opening paragraph is live: PASS.</w:t>
+      </w:r>
+    </w:p>
+    <w:p>
+      <w:r>
+        <w:t xml:space="preserve">- Existing About photos remain: PASS.</w:t>
+      </w:r>
+    </w:p>
+    <w:p>
+      <w:r>
+        <w:t xml:space="preserve">- Founder personal name is not published: PASS.</w:t>
+      </w:r>
+    </w:p>
+    <w:p>
+      <w:r>
+        <w:t xml:space="preserve">- Person schema remains intentionally absent: PASS.</w:t>
+      </w:r>
+    </w:p>
+    <w:p>
+      <w:r>
+        <w:t xml:space="preserve">- Personal social/profile links were not introduced: PASS.</w:t>
+      </w:r>
+    </w:p>
+    <w:p>
+      <w:r>
+        <w:t xml:space="preserve">- No visible regression observed in reviewed About sections: PASS.</w:t>
+      </w:r>
+    </w:p>
+    <w:p>
+      <w:r>
+        <w:t xml:space="preserve">- Owner privacy decision remains preserved: PASS.</w:t>
+      </w:r>
+    </w:p>
+    <w:p>
+      <w:r>
+        <w:t xml:space="preserve"/>
+      </w:r>
+    </w:p>
+    <w:p>
+      <w:r>
+        <w:t xml:space="preserve">No new Decision Log ID was created for this closeout because no new product or technical decision was made; this entry records deployment and production verification evidence only.</w:t>
       </w:r>
     </w:p>
     <w:sectPr>

--- a/docs/seo-runs/2026-09-09/Text2Task_SEO_GEO_Run_2026-09-09.docx
+++ b/docs/seo-runs/2026-09-09/Text2Task_SEO_GEO_Run_2026-09-09.docx
@@ -67,17 +67,22 @@
     </w:p>
     <w:p>
       <w:r>
-        <w:t xml:space="preserve">PHASE 1 IMPLEMENTATION: MILESTONE 1 PRODUCTION DEPLOYED / PRODUCTION SMOKE VERIFIED / COMPLETE</w:t>
-      </w:r>
-    </w:p>
-    <w:p>
-      <w:r>
-        <w:t xml:space="preserve">PHASE 1 MILESTONE 2: PRODUCTION DEPLOYED / PRODUCTION SMOKE VERIFIED / COMPLETE</w:t>
-      </w:r>
-    </w:p>
-    <w:p>
-      <w:r>
-        <w:t xml:space="preserve">PHASE 1 MILESTONE 3: IMPLEMENTED LOCALLY / AWAITING OWNER REVIEW</w:t>
+        <w:t xml:space="preserve">PHASE 1 MILESTONE 1: COMPLETE</w:t>
+      </w:r>
+    </w:p>
+    <w:p>
+      <w:r>
+        <w:t xml:space="preserve">PHASE 1 MILESTONE 2: COMPLETE</w:t>
+      </w:r>
+    </w:p>
+    <w:p>
+      <w:r>
+        <w:t xml:space="preserve">PHASE 1 MILESTONE 3: PRODUCTION DEPLOYED / PRODUCTION CONTENT VERIFIED / COMPLETE</w:t>
+      </w:r>
+    </w:p>
+    <w:p>
+      <w:r>
+        <w:t xml:space="preserve">PHASE 1 MILESTONE 4: NOT STARTED</w:t>
       </w:r>
     </w:p>
     <w:p/>
@@ -197,6 +202,12 @@
     <w:p/>
     <w:p>
       <w:r>
+        <w:t xml:space="preserve">Phase 1 Milestone 3 production verification update recorded 2026-09-15 01:32:29 Asia/Jerusalem: PR #6 was merged successfully to main as production merge commit 5cd1bf5. Vercel Production reached READY. Live public route/content verification passed for /use-cases, /use-cases/seo-freelancers, /use-cases/freelance-developers, and /use-cases/shopify-freelancers. The hub clustering, small content improvements, and intended related-workflow links are live. Video Editors remained linking-only by design, the homepage remained unchanged, header/footer/global navigation remained unchanged, and the Resources policy remained article-focused. This was public route/content verification only; no complete pixel-level visual inspection of every affected page/viewport is claimed.</w:t>
+      </w:r>
+    </w:p>
+    <w:p/>
+    <w:p>
+      <w:r>
         <w:t xml:space="preserve">---</w:t>
       </w:r>
     </w:p>
@@ -262,17 +273,22 @@
     </w:p>
     <w:p>
       <w:r>
-        <w:t xml:space="preserve">| Phase 1 implementation | MILESTONE 1 PRODUCTION DEPLOYED / PRODUCTION SMOKE VERIFIED / COMPLETE |</w:t>
-      </w:r>
-    </w:p>
-    <w:p>
-      <w:r>
-        <w:t xml:space="preserve">| Phase 1 Milestone 2 | PRODUCTION DEPLOYED / PRODUCTION SMOKE VERIFIED / COMPLETE |</w:t>
-      </w:r>
-    </w:p>
-    <w:p>
-      <w:r>
-        <w:t xml:space="preserve">| Phase 1 Milestone 3 | IMPLEMENTED LOCALLY / AWAITING OWNER REVIEW |</w:t>
+        <w:t xml:space="preserve">| Phase 1 Milestone 1 | COMPLETE |</w:t>
+      </w:r>
+    </w:p>
+    <w:p>
+      <w:r>
+        <w:t xml:space="preserve">| Phase 1 Milestone 2 | COMPLETE |</w:t>
+      </w:r>
+    </w:p>
+    <w:p>
+      <w:r>
+        <w:t xml:space="preserve">| Phase 1 Milestone 3 | PRODUCTION DEPLOYED / PRODUCTION CONTENT VERIFIED / COMPLETE |</w:t>
+      </w:r>
+    </w:p>
+    <w:p>
+      <w:r>
+        <w:t xml:space="preserve">| Phase 1 Milestone 4 | NOT STARTED |</w:t>
       </w:r>
     </w:p>
     <w:p>
@@ -297,17 +313,17 @@
     </w:p>
     <w:p>
       <w:r>
-        <w:t xml:space="preserve">| Application code changed | YES — Phase 1 Milestone 1 and Phase 1 Milestone 2 implementation through merged PRs, plus Phase 1 Milestone 3 local implementation awaiting owner review |</w:t>
-      </w:r>
-    </w:p>
-    <w:p>
-      <w:r>
-        <w:t xml:space="preserve">| Production changed | YES — PR #2 and PR #4 were merged and Vercel Production deployed before their respective documentation closeouts; Milestone 3 has not changed Production |</w:t>
-      </w:r>
-    </w:p>
-    <w:p>
-      <w:r>
-        <w:t xml:space="preserve">| Commit/push/deploy performed | PR #4 merge and automatic Vercel Production deployment occurred before the Milestone 2 documentation closeout; Milestone 3 has no commit, push, or deploy |</w:t>
+        <w:t xml:space="preserve">| Application code changed | YES — Phase 1 Milestones 1, 2, and 3 changed application code through merged PRs; this production-verification documentation task changes no application code |</w:t>
+      </w:r>
+    </w:p>
+    <w:p>
+      <w:r>
+        <w:t xml:space="preserve">| Production changed | YES — PR #2, PR #4, and PR #6 were merged and Vercel Production deployed before their respective documentation closeouts; this documentation task changes no Production configuration |</w:t>
+      </w:r>
+    </w:p>
+    <w:p>
+      <w:r>
+        <w:t xml:space="preserve">| Commit/push/deploy performed | PR #6 merge and automatic Vercel Production deployment occurred before this documentation closeout; this documentation task performs no commit, push, or deploy |</w:t>
       </w:r>
     </w:p>
     <w:p/>
@@ -4532,10 +4548,15 @@
         <w:t xml:space="preserve">| 2026-09-15 00:36:13 Asia/Jerusalem | Phase 1 Milestone 3 implementation | Internal Authority / Weak Use Cases implemented locally | Owner-approved Milestone 3 implementation request and owner decisions; Section 43 mapping | Current run Markdown/DOCX; app/use-cases/page.tsx; app/solutions/freelancer-project-management-software/page.tsx; app/features/email-to-tasks/page.tsx; app/features/screenshot-to-tasks/page.tsx; app/features/ai-task-extractor/page.tsx; app/features/client-feedback-to-tasks/page.tsx; four resource article pages; app/lib/use-cases/cases/seo-freelancers.ts; app/lib/use-cases/cases/freelance-developers.ts; app/lib/use-cases/cases/shopify-freelancers.ts; app/use-cases/internal-authority.test.tsx | Local application/test/docs changes only; no database/environment/configuration/production/external-console changes | Added light /use-cases hub guidance; added contextual links from solution, feature, and resource pages to weak/under-linked use cases; added transformation and related-reading blocks for SEO freelancers, freelance developers, and Shopify freelancers; added focused internal-authority tests; homepage, footer, schema, sitemap route count, video editors content, and Resources hub remained unchanged | Focused tests 1 file / 10 tests PASS; targeted tests 7 files / 88 tests PASS; relevant regression 13 files / 191 tests PASS; typecheck PASS; changed-file ESLint PASS; production build PASS after network-enabled rerun for Google Fonts; git diff --check PASS with line-ending warnings only | Implemented locally / awaiting owner review |</w:t>
       </w:r>
     </w:p>
-    <w:p/>
-    <w:p>
-      <w:r>
-        <w:t xml:space="preserve">Phase 1 Milestone 1 changed application code and tests through PR #2. Phase 1 Milestone 2 changed application code, tests, and documentation through PR #4 and is now production deployed, production smoke verified, and complete. This Milestone 3 mapping task changes documentation only. Application code changed by this documentation task: NO. Test files changed by this documentation task: NO. Database changed: NO. Migration required: NO. Environment changed: NO. Vercel configuration changed by this task: NO. Production changed by this task: NO. Google configuration changed: NO. Bing application integration changed: NO. Manual deploy performed: NO.</w:t>
+    <w:p>
+      <w:r>
+        <w:t xml:space="preserve">| 2026-09-15 01:32:29 Asia/Jerusalem | Phase 1 Milestone 3 production closeout | PR #6 merge, Production deployment, and live public route/content verification recorded | Owner-supplied PR #6 merge/deployment facts and live Production verification report | Active run Markdown/DOCX, git branch/status/history only | Current run Markdown and DOCX only | PR #6 merged successfully; production merge commit 5cd1bf5; Vercel Production READY; live public route/content verification PASS for /use-cases, /use-cases/seo-freelancers, /use-cases/freelance-developers, and /use-cases/shopify-freelancers; hub clustering, small content improvements, and intended related-workflow links verified live; Video Editors remained linking-only by design; homepage and header/footer/global nav remained unchanged; Resources policy remained article-focused; no complete pixel-level visual review claimed | Git reconciliation confirmed local main fast-forwarded to origin/main at 5cd1bf5; implementation commit 7edaf7a is present in main history; documentation-only branch used; no application/test/config/database/environment files changed by this task; no commit/push/deploy | Production deployed / production content verified / complete |</w:t>
+      </w:r>
+    </w:p>
+    <w:p/>
+    <w:p>
+      <w:r>
+        <w:t xml:space="preserve">Phase 1 Milestone 1 changed application code and tests through PR #2. Phase 1 Milestone 2 changed application code, tests, and documentation through PR #4. Phase 1 Milestone 3 changed application code, tests, and documentation through PR #6 and is now production deployed, production content verified, and complete. This closeout task changes documentation only. Application code changed by this documentation task: NO. Test files changed by this documentation task: NO. Database changed: NO. Migration required: NO. Environment changed: NO. Vercel configuration changed by this task: NO. Production changed by this documentation task: NO. Google configuration changed: NO. Bing application integration changed: NO. Manual deploy performed: NO.</w:t>
       </w:r>
     </w:p>
     <w:p/>
@@ -4643,13 +4664,29 @@
     <w:p/>
     <w:p>
       <w:r>
-        <w:t xml:space="preserve">Current Codex update: Phase 1 Milestone 3 Internal Authority / Weak Use Cases has been implemented locally and documented for owner review. No database schema/migration, package/lockfile, environment variable, Vercel configuration, Google/Bing/Supabase production setting, production service, manual production deploy, commit, or push was changed by this implementation task.</w:t>
-      </w:r>
-    </w:p>
-    <w:p/>
-    <w:p>
-      <w:r>
-        <w:t xml:space="preserve">Phase 1 Milestone 3 application files changed:</w:t>
+        <w:t xml:space="preserve">Current Codex update: Phase 1 Milestone 3 Internal Authority / Weak Use Cases production verification has been recorded as documentation-only closeout work. PR #6 was already merged and Vercel Production was already READY before this documentation task. No application code, tests, database schema/migration, package/lockfile, environment variable, Vercel configuration, Google/Bing/Supabase production setting, production service, manual production deploy, commit, or push was changed by this documentation task.</w:t>
+      </w:r>
+    </w:p>
+    <w:p/>
+    <w:p>
+      <w:r>
+        <w:t xml:space="preserve">Phase 1 Milestone 3 production verification documentation files changed:</w:t>
+      </w:r>
+    </w:p>
+    <w:p>
+      <w:r>
+        <w:t xml:space="preserve">- docs/seo-runs/2026-09-09/Text2Task_SEO_GEO_Run_2026-09-09.md</w:t>
+      </w:r>
+    </w:p>
+    <w:p>
+      <w:r>
+        <w:t xml:space="preserve">- docs/seo-runs/2026-09-09/Text2Task_SEO_GEO_Run_2026-09-09.docx</w:t>
+      </w:r>
+    </w:p>
+    <w:p/>
+    <w:p>
+      <w:r>
+        <w:t xml:space="preserve">Historical Phase 1 Milestone 3 application files changed:</w:t>
       </w:r>
     </w:p>
     <w:p>
@@ -4720,7 +4757,7 @@
     <w:p/>
     <w:p>
       <w:r>
-        <w:t xml:space="preserve">Phase 1 Milestone 3 test files changed/added:</w:t>
+        <w:t xml:space="preserve">Historical Phase 1 Milestone 3 test files changed/added:</w:t>
       </w:r>
     </w:p>
     <w:p>
@@ -4731,7 +4768,7 @@
     <w:p/>
     <w:p>
       <w:r>
-        <w:t xml:space="preserve">Phase 1 Milestone 3 documentation files changed:</w:t>
+        <w:t xml:space="preserve">Historical Phase 1 Milestone 3 documentation files changed:</w:t>
       </w:r>
     </w:p>
     <w:p>
@@ -4954,17 +4991,22 @@
     </w:p>
     <w:p>
       <w:r>
-        <w:t xml:space="preserve">PHASE 1 IMPLEMENTATION: MILESTONE 1 PRODUCTION DEPLOYED / PRODUCTION SMOKE VERIFIED / COMPLETE</w:t>
-      </w:r>
-    </w:p>
-    <w:p>
-      <w:r>
-        <w:t xml:space="preserve">PHASE 1 MILESTONE 2: PRODUCTION DEPLOYED / PRODUCTION SMOKE VERIFIED / COMPLETE</w:t>
-      </w:r>
-    </w:p>
-    <w:p>
-      <w:r>
-        <w:t xml:space="preserve">PHASE 1 MILESTONE 3: IMPLEMENTED LOCALLY / AWAITING OWNER REVIEW</w:t>
+        <w:t xml:space="preserve">PHASE 1 MILESTONE 1: COMPLETE</w:t>
+      </w:r>
+    </w:p>
+    <w:p>
+      <w:r>
+        <w:t xml:space="preserve">PHASE 1 MILESTONE 2: COMPLETE</w:t>
+      </w:r>
+    </w:p>
+    <w:p>
+      <w:r>
+        <w:t xml:space="preserve">PHASE 1 MILESTONE 3: PRODUCTION DEPLOYED / PRODUCTION CONTENT VERIFIED / COMPLETE</w:t>
+      </w:r>
+    </w:p>
+    <w:p>
+      <w:r>
+        <w:t xml:space="preserve">PHASE 1 MILESTONE 4: NOT STARTED</w:t>
       </w:r>
     </w:p>
     <w:p/>
@@ -4976,13 +5018,13 @@
     <w:p/>
     <w:p>
       <w:r>
-        <w:t xml:space="preserve">Phase 0B external baseline completion is complete / owner-reviewed. Phase 1 Milestone 1 is production deployed, production smoke verified, and complete. Milestone 2 is production deployed, production smoke verified, and complete. The owner privacy decision remains preserved: founder identity remains private for now, so Milestone 2 deliberately excludes founder name publication, Person schema, founder metadata, personal-profile sameAs, and personal social/profile links. Milestone 3 implementation is complete locally and awaiting owner review; it adds targeted internal authority and small content-depth improvements without homepage, footer, sitemap, schema, database, environment, or production changes.</w:t>
-      </w:r>
-    </w:p>
-    <w:p/>
-    <w:p>
-      <w:r>
-        <w:t xml:space="preserve">Application code changed: YES — Phase 1 Milestone 1 and Phase 1 Milestone 2 implementation through merged PRs, plus Phase 1 Milestone 3 local implementation awaiting owner review. Database changed: NO. Environment changed: NO. Production changed by this Milestone 3 task: NO. Google configuration changed: NO. Bing application integration changed: NO. Manual deploy performed: NO. Commit/push/deploy performed: NO.</w:t>
+        <w:t xml:space="preserve">Phase 0B external baseline completion is complete / owner-reviewed. Phase 1 Milestone 1 is complete. Milestone 2 is complete. Milestone 3 is production deployed, production content verified, and complete. The owner privacy decision remains preserved: founder identity remains private for now, so Milestone 2 deliberately excludes founder name publication, Person schema, founder metadata, personal-profile sameAs, and personal social/profile links. Milestone 4 has not started.</w:t>
+      </w:r>
+    </w:p>
+    <w:p/>
+    <w:p>
+      <w:r>
+        <w:t xml:space="preserve">Application code changed: YES — Phase 1 Milestones 1, 2, and 3 changed application code through merged PRs; this documentation task changed no application/test files. Database changed: NO. Environment changed: NO. Production changed by this documentation task: NO. Google configuration changed: NO. Bing application integration changed: NO. Manual deploy performed by this task: NO. Commit/push/deploy performed by this task: NO.</w:t>
       </w:r>
     </w:p>
     <w:p/>
@@ -5003,7 +5045,7 @@
     <w:p/>
     <w:p>
       <w:r>
-        <w:t xml:space="preserve">Status: IMPLEMENTATION IN PROGRESS. Milestone 1 is complete and production deployed. Milestone 2 is production deployed, production smoke verified, and complete. Milestone 3 is implemented locally and awaiting owner review.</w:t>
+        <w:t xml:space="preserve">Status: IMPLEMENTATION IN PROGRESS. Milestone 1 is complete. Milestone 2 is complete. Milestone 3 is production deployed, production content verified, and complete. Milestone 4 has not started.</w:t>
       </w:r>
     </w:p>
     <w:p/>
@@ -7760,7 +7802,7 @@
     <w:p/>
     <w:p>
       <w:r>
-        <w:t xml:space="preserve">Current status after the Phase 1 Milestone 3 implementation update</w:t>
+        <w:t xml:space="preserve">Current status after the Phase 1 Milestone 3 production verification update</w:t>
       </w:r>
     </w:p>
     <w:p/>
@@ -7776,7 +7818,1732 @@
     </w:p>
     <w:p>
       <w:r>
-        <w:t xml:space="preserve">- Phase 1 implementation: MILESTONE 1 COMPLETE; MILESTONE 2 PRODUCTION DEPLOYED / PRODUCTION SMOKE VERIFIED / COMPLETE; MILESTONE 3 IMPLEMENTED LOCALLY / AWAITING OWNER REVIEW.</w:t>
+        <w:t xml:space="preserve">- Phase 1 implementation: MILESTONE 1 COMPLETE; MILESTONE 2 COMPLETE; MILESTONE 3 PRODUCTION DEPLOYED / PRODUCTION CONTENT VERIFIED / COMPLETE; MILESTONE 4 NOT STARTED.</w:t>
+      </w:r>
+    </w:p>
+    <w:p>
+      <w:r>
+        <w:t xml:space="preserve">- Milestone 2: COMPLETE.</w:t>
+      </w:r>
+    </w:p>
+    <w:p>
+      <w:r>
+        <w:t xml:space="preserve">- Milestone 3: PRODUCTION DEPLOYED / PRODUCTION CONTENT VERIFIED / COMPLETE.</w:t>
+      </w:r>
+    </w:p>
+    <w:p>
+      <w:r>
+        <w:t xml:space="preserve">- Milestone 4: NOT STARTED.</w:t>
+      </w:r>
+    </w:p>
+    <w:p>
+      <w:r>
+        <w:t xml:space="preserve">- Application code changed: YES - Phase 1 Milestones 1, 2, and 3 changed application code through merged PRs; this documentation task changed no application/test files.</w:t>
+      </w:r>
+    </w:p>
+    <w:p>
+      <w:r>
+        <w:t xml:space="preserve">- Database changed: NO.</w:t>
+      </w:r>
+    </w:p>
+    <w:p>
+      <w:r>
+        <w:t xml:space="preserve">- Environment changed: NO.</w:t>
+      </w:r>
+    </w:p>
+    <w:p>
+      <w:r>
+        <w:t xml:space="preserve">- Production deployment: READY at merge commit 5cd1bf5 for Milestone 3.</w:t>
+      </w:r>
+    </w:p>
+    <w:p>
+      <w:r>
+        <w:t xml:space="preserve">- Production route/content verification: PASS.</w:t>
+      </w:r>
+    </w:p>
+    <w:p>
+      <w:r>
+        <w:t xml:space="preserve">- Production changed by this documentation task: NO.</w:t>
+      </w:r>
+    </w:p>
+    <w:p>
+      <w:r>
+        <w:t xml:space="preserve">- Manual deployment performed by this task: NO.</w:t>
+      </w:r>
+    </w:p>
+    <w:p/>
+    <w:p>
+      <w:r>
+        <w:t xml:space="preserve">---</w:t>
+      </w:r>
+    </w:p>
+    <w:p/>
+    <w:p>
+      <w:pPr>
+        <w:pStyle w:val="Heading2"/>
+      </w:pPr>
+      <w:r>
+        <w:t xml:space="preserve">40. Phase 1 Milestone 1 — Measurement Foundation Local Implementation</w:t>
+      </w:r>
+    </w:p>
+    <w:p/>
+    <w:p>
+      <w:r>
+        <w:t xml:space="preserve">Status: PRODUCTION DEPLOYED / PRODUCTION SMOKE VERIFIED / COMPLETE.</w:t>
+      </w:r>
+    </w:p>
+    <w:p/>
+    <w:p>
+      <w:r>
+        <w:t xml:space="preserve">Implementation timestamp: 2026-09-13 15:12:33 Asia/Jerusalem.</w:t>
+      </w:r>
+    </w:p>
+    <w:p/>
+    <w:p>
+      <w:r>
+        <w:t xml:space="preserve">Correction-pass timestamp: 2026-09-13 16:55:06 Asia/Jerusalem.</w:t>
+      </w:r>
+    </w:p>
+    <w:p/>
+    <w:p>
+      <w:r>
+        <w:t xml:space="preserve">Starting branch / HEAD: main at 92050bd1d21111192157bd3b8305861fb9208192.</w:t>
+      </w:r>
+    </w:p>
+    <w:p/>
+    <w:p>
+      <w:r>
+        <w:t xml:space="preserve">Feature branch: feat/seo-measurement-foundation.</w:t>
+      </w:r>
+    </w:p>
+    <w:p/>
+    <w:p>
+      <w:r>
+        <w:t xml:space="preserve">Implementation commit: 10846aa0c9dfc7a2f6a2a215374d75eb6a5103f6.</w:t>
+      </w:r>
+    </w:p>
+    <w:p/>
+    <w:p>
+      <w:r>
+        <w:t xml:space="preserve">PR: #2, Phase 1: add SEO funnel measurement foundation.</w:t>
+      </w:r>
+    </w:p>
+    <w:p/>
+    <w:p>
+      <w:r>
+        <w:t xml:space="preserve">Merge commit on main: b3e372c.</w:t>
+      </w:r>
+    </w:p>
+    <w:p/>
+    <w:p>
+      <w:r>
+        <w:t xml:space="preserve">Production deployment: Vercel Production READY for branch main / commit b3e372c.</w:t>
+      </w:r>
+    </w:p>
+    <w:p/>
+    <w:p>
+      <w:pPr>
+        <w:pStyle w:val="Heading3"/>
+      </w:pPr>
+      <w:r>
+        <w:t xml:space="preserve">40.1 Mapping Findings</w:t>
+      </w:r>
+    </w:p>
+    <w:p/>
+    <w:p>
+      <w:r>
+        <w:t xml:space="preserve">- Existing analytics writer: lib/analytics/internal-events.server.ts writes to analytics_events through supabaseAdmin, sanitizes metadata, clamps fields, validates event names through an allowlist, and treats duplicate idempotency-key collisions as expected no-ops.</w:t>
+      </w:r>
+    </w:p>
+    <w:p>
+      <w:r>
+        <w:t xml:space="preserve">- Existing attribution: lib/analytics/request-attribution.server.ts reads accepted-consent first-party attribution/anonymous cookies and maps UTM/referrer/landing/page-path fields into the analytics writer format.</w:t>
+      </w:r>
+    </w:p>
+    <w:p>
+      <w:r>
+        <w:t xml:space="preserve">- Existing storage: analytics_events already has event_name, user_id, attribution columns, sanitized JSON metadata, and analytics_events_idempotency_key_unique_idx; no enum/check constraint blocks the new paid_conversion name.</w:t>
+      </w:r>
+    </w:p>
+    <w:p>
+      <w:r>
+        <w:t xml:space="preserve">- Existing first-extract backend state: users.successful_extract_count and record_successful_extraction(p_user_id) already provide an owner-analytics-only persisted extraction count separate from free-plan quota.</w:t>
+      </w:r>
+    </w:p>
+    <w:p>
+      <w:r>
+        <w:t xml:space="preserve">- Existing Creem webhook idempotency: process_creem_webhook_event(...) already verifies/records provider event processing with replay protection and returns result_resolved_user_id after authoritative processing.</w:t>
+      </w:r>
+    </w:p>
+    <w:p/>
+    <w:p>
+      <w:pPr>
+        <w:pStyle w:val="Heading3"/>
+      </w:pPr>
+      <w:r>
+        <w:t xml:space="preserve">40.2 Event Contracts</w:t>
+      </w:r>
+    </w:p>
+    <w:p/>
+    <w:p>
+      <w:r>
+        <w:t xml:space="preserve">| Event | Authoritative boundary | Dedupe/idempotency | Metadata policy |</w:t>
+      </w:r>
+    </w:p>
+    <w:p>
+      <w:r>
+        <w:t xml:space="preserve">|---|---|---|---|</w:t>
+      </w:r>
+    </w:p>
+    <w:p>
+      <w:r>
+        <w:t xml:space="preserve">| first_extract_created | Authenticated text/image extraction succeeds, free-plan quota update succeeds where applicable, and scheduled record_successful_extraction() returns without error. | first_extract_created:{user_id}; route passes prior successful_extract_count, so only count 0 can emit, with DB uniqueness protecting races/retries. | Only source: text|image; no raw prompt, task, project, screenshot, message, or private content. |</w:t>
+      </w:r>
+    </w:p>
+    <w:p>
+      <w:r>
+        <w:t xml:space="preserve">| project_saved | First successful persisted project save per authenticated user from project import, homepage-demo claim save, homepage-demo save-anyway, or app/api/tasks/route.ts -&gt; createProjectWithSubtasks. Replays, duplicate review, failed saves, update-only paths, and zero-project outcomes do not count. | project_saved:{user_id}; preflight checks whether the user already has an active project and fails closed if that check cannot be trusted; DB uniqueness protects races and cross-flow duplicate attempts. | Only source and created project count; no titles, task text, client names, notes, or free-form content. |</w:t>
+      </w:r>
+    </w:p>
+    <w:p>
+      <w:r>
+        <w:t xml:space="preserve">| paid_conversion | Verified Creem webhook, normalized as subscription.paid, processed by process_creem_webhook_event(...) as processed / creem_webhook_processed, with a resolved user id. | paid_conversion:{user_id}; webhook replay/idempotency remains in the Creem ledger and analytics uniqueness prevents repeated conversion rows. Duplicate/pending/cancelled/unmatched events do not count. | Only provider/status labels and environment; no raw provider payload, customer id, subscription id, amount, email, or payment-sensitive data. |</w:t>
+      </w:r>
+    </w:p>
+    <w:p/>
+    <w:p>
+      <w:pPr>
+        <w:pStyle w:val="Heading3"/>
+      </w:pPr>
+      <w:r>
+        <w:t xml:space="preserve">40.3 Project-Save Path Inventory</w:t>
+      </w:r>
+    </w:p>
+    <w:p/>
+    <w:p>
+      <w:r>
+        <w:t xml:space="preserve">| Authoritative path | Persistence boundary | Emits project_saved | Test coverage |</w:t>
+      </w:r>
+    </w:p>
+    <w:p>
+      <w:r>
+        <w:t xml:space="preserve">|---|---|---:|---:|</w:t>
+      </w:r>
+    </w:p>
+    <w:p>
+      <w:r>
+        <w:t xml:space="preserve">| app/api/projects/import/route.ts compatibility fallback | createProjectGroup(...) creates persisted project/task rows | Yes, after all requested project groups persist | Yes |</w:t>
+      </w:r>
+    </w:p>
+    <w:p>
+      <w:r>
+        <w:t xml:space="preserve">| app/api/projects/import/route.ts transactional path | executeClaimedProjectImport(...) returns committed kind: "saved" result from import_projects_transaction(...) | Yes, only for saved, not replay | Yes |</w:t>
+      </w:r>
+    </w:p>
+    <w:p>
+      <w:r>
+        <w:t xml:space="preserve">| app/api/homepage-demo/claim/save/route.ts | claimHomepageDemoProject(...) returns outcome: "saved" | Yes, only on genuine save | Yes |</w:t>
+      </w:r>
+    </w:p>
+    <w:p>
+      <w:r>
+        <w:t xml:space="preserve">| app/api/homepage-demo/claim/save-anyway/route.ts | claimHomepageDemoProjectWithDuplicateOverride(...) returns outcome: "saved" | Yes, only on genuine save | Yes |</w:t>
+      </w:r>
+    </w:p>
+    <w:p>
+      <w:r>
+        <w:t xml:space="preserve">| app/api/tasks/route.ts | createProjectWithSubtasks(...) inserts the projects row and related tasks/resources | Yes, after helper success, with source: "tasks_project_create" | Yes |</w:t>
+      </w:r>
+    </w:p>
+    <w:p/>
+    <w:p>
+      <w:r>
+        <w:t xml:space="preserve">Repository-wide persistence search did not identify another legitimate first-project-save boundary requiring this milestone event. Read/update/archive/delete/resource-only paths were intentionally not instrumented.</w:t>
+      </w:r>
+    </w:p>
+    <w:p/>
+    <w:p>
+      <w:pPr>
+        <w:pStyle w:val="Heading3"/>
+      </w:pPr>
+      <w:r>
+        <w:t xml:space="preserve">40.4 Acquisition -&gt; Paid Attribution Contract</w:t>
+      </w:r>
+    </w:p>
+    <w:p/>
+    <w:p>
+      <w:r>
+        <w:t xml:space="preserve">The milestone keeps paid_conversion lean and uses user_id as the stable reporting join key. lib/analytics/acquisition-attribution-resolver.server.ts resolves a paid user to acquisition evidence by first reading consented signup/acquisition rows with the same authenticated user_id; when needed, it follows the existing linked anonymous_id to earlier acquisition rows. It returns unknown safely when no consented acquisition row exists or a query fails. It does not fabricate source data and does not allow another user's attribution to bleed into the paid user.</w:t>
+      </w:r>
+    </w:p>
+    <w:p/>
+    <w:p>
+      <w:pPr>
+        <w:pStyle w:val="Heading3"/>
+      </w:pPr>
+      <w:r>
+        <w:t xml:space="preserve">40.5 Local Verification</w:t>
+      </w:r>
+    </w:p>
+    <w:p/>
+    <w:p>
+      <w:r>
+        <w:t xml:space="preserve">Commands/results:</w:t>
+      </w:r>
+    </w:p>
+    <w:p>
+      <w:r>
+        <w:t xml:space="preserve">- Correction pass: npm.cmd test -- lib/analytics/internal-events.server.test.ts lib/analytics/seo-funnel-events.server.test.ts lib/analytics/acquisition-attribution-resolver.server.test.ts app/api/extract/route.test.ts app/api/extract-image/route.test.ts app/api/projects/import/route.test.ts app/api/tasks/route.test.ts app/api/homepage-demo/claim/save/route.test.ts app/api/homepage-demo/claim/save-anyway/route.test.ts app/api/webhooks/creem/route.test.ts - PASSED, 10 files / 129 tests.</w:t>
+      </w:r>
+    </w:p>
+    <w:p>
+      <w:r>
+        <w:t xml:space="preserve">- Correction pass: npm.cmd test -- lib/analytics app/api/analytics/event/route.test.ts app/api/auth/signup/route.test.ts app/api/auth/login/route.test.ts app/auth/confirm/route.test.ts app/api/billing/portal/creem-response.test.ts app/api/homepage-demo/claim/save/route.test.ts app/api/homepage-demo/claim/save-anyway/route.test.ts app/api/homepage-demo/extract/route.test.ts app/api/homepage-demo/review/route.test.ts app/api/extract/route.test.ts app/api/extract-image/route.test.ts app/api/projects/import/route.test.ts app/api/tasks/route.test.ts app/api/webhooks/creem/route.test.ts - PASSED, 21 files / 323 tests.</w:t>
+      </w:r>
+    </w:p>
+    <w:p>
+      <w:r>
+        <w:t xml:space="preserve">- Correction pass: npx.cmd tsc --noEmit - PASSED.</w:t>
+      </w:r>
+    </w:p>
+    <w:p>
+      <w:r>
+        <w:t xml:space="preserve">- Correction pass: npx.cmd eslint [changed files] - PASSED.</w:t>
+      </w:r>
+    </w:p>
+    <w:p>
+      <w:r>
+        <w:t xml:space="preserve">- Correction pass: npm.cmd run build - first attempt FAILED because sandboxed network access prevented next/font from fetching Google Fonts (DM Sans, Inter); rerun with approved network access PASSED.</w:t>
+      </w:r>
+    </w:p>
+    <w:p>
+      <w:r>
+        <w:t xml:space="preserve">- Correction pass: npm.cmd run lint - FAILED due to pre-existing unrelated lint issues: app/components/dashboard/tasks/share-link/share-link-channels.tsx:160 (react-hooks/set-state-in-effect) plus unrelated warnings in share/project-update tests and share-link access controls. No changed-file lint errors were found.</w:t>
+      </w:r>
+    </w:p>
+    <w:p>
+      <w:r>
+        <w:t xml:space="preserve">- npm.cmd test -- lib/analytics/internal-events.server.test.ts lib/analytics/seo-funnel-events.server.test.ts app/api/extract/route.test.ts app/api/projects/import/route.test.ts app/api/webhooks/creem/route.test.ts — PASSED, 5 files / 26 tests.</w:t>
+      </w:r>
+    </w:p>
+    <w:p>
+      <w:r>
+        <w:t xml:space="preserve">- npm.cmd test -- lib/analytics app/api/analytics/event/route.test.ts app/api/auth/signup/route.test.ts app/api/auth/login/route.test.ts app/auth/confirm/route.test.ts app/api/billing/portal/creem-response.test.ts app/api/homepage-demo/claim/save/route.test.ts app/api/homepage-demo/claim/save-anyway/route.test.ts app/api/extract/route.test.ts app/api/projects/import/route.test.ts app/api/webhooks/creem/route.test.ts — PASSED, 16 files / 236 tests.</w:t>
+      </w:r>
+    </w:p>
+    <w:p>
+      <w:r>
+        <w:t xml:space="preserve">- npx.cmd tsc --noEmit — PASSED.</w:t>
+      </w:r>
+    </w:p>
+    <w:p>
+      <w:r>
+        <w:t xml:space="preserve">- npx.cmd eslint [changed files] — PASSED.</w:t>
+      </w:r>
+    </w:p>
+    <w:p>
+      <w:r>
+        <w:t xml:space="preserve">- npm.cmd run build — first attempt FAILED because sandboxed network access prevented next/font from fetching Google Fonts; rerun with approved network access PASSED.</w:t>
+      </w:r>
+    </w:p>
+    <w:p>
+      <w:r>
+        <w:t xml:space="preserve">- npm.cmd run lint — FAILED due to pre-existing unrelated lint issues, including app/components/dashboard/tasks/share-link/share-link-channels.tsx:160 (react-hooks/set-state-in-effect) plus unrelated warnings. No changed file lint errors were found.</w:t>
+      </w:r>
+    </w:p>
+    <w:p/>
+    <w:p>
+      <w:pPr>
+        <w:pStyle w:val="Heading3"/>
+      </w:pPr>
+      <w:r>
+        <w:t xml:space="preserve">40.6 Owner Review Gate Corrections</w:t>
+      </w:r>
+    </w:p>
+    <w:p/>
+    <w:p>
+      <w:r>
+        <w:t xml:space="preserve">- paid_conversion first-conversion semantics: PASS locally. Tests now prove a same-user distinct later subscription.paid renewal dedupes through paid_conversion:{user_id}, while a different user gets an independent conversion key.</w:t>
+      </w:r>
+    </w:p>
+    <w:p>
+      <w:r>
+        <w:t xml:space="preserve">- Acquisition -&gt; paid attribution contract: PASS locally. A tested resolver can deterministically resolve a paid user to consented acquisition evidence by user_id and linked anonymous_id; missing acquisition returns unknown.</w:t>
+      </w:r>
+    </w:p>
+    <w:p>
+      <w:r>
+        <w:t xml:space="preserve">- project_saved coverage: PASS locally. All currently identified legitimate first-project-save paths are instrumented through the shared helper.</w:t>
+      </w:r>
+    </w:p>
+    <w:p>
+      <w:r>
+        <w:t xml:space="preserve">- Image extraction route coverage: PASS locally. Route-level tests cover first success, repeat success, failed extraction, and analytics insertion failure.</w:t>
+      </w:r>
+    </w:p>
+    <w:p>
+      <w:r>
+        <w:t xml:space="preserve">- Analytics write failure isolation: PASS locally for text extract, image extract, project import/save, tasks project creation, homepage-demo claim save, homepage-demo save-anyway, and Creem subscription.paid; Creem analytics helper calls are isolated so analytics failure cannot create a false webhook retry.</w:t>
+      </w:r>
+    </w:p>
+    <w:p>
+      <w:r>
+        <w:t xml:space="preserve">- Idempotency/concurrency: PASS locally via stable DB-backed idempotency keys and tests for same-user dedupe / different-user independence.</w:t>
+      </w:r>
+    </w:p>
+    <w:p>
+      <w:r>
+        <w:t xml:space="preserve">- Security/privacy: PASS locally. New metadata is limited to source/count/status labels and environment; no prompt/message text, task/project content, image content, client messages, payment amount, Creem customer/subscription IDs, webhook payload, email address, secrets, or tokens are intentionally written.</w:t>
+      </w:r>
+    </w:p>
+    <w:p>
+      <w:r>
+        <w:t xml:space="preserve">- Database decision: no migration required.</w:t>
+      </w:r>
+    </w:p>
+    <w:p/>
+    <w:p>
+      <w:pPr>
+        <w:pStyle w:val="Heading3"/>
+      </w:pPr>
+      <w:r>
+        <w:t xml:space="preserve">40.7 Pre-Merge Preview Verification Gate</w:t>
+      </w:r>
+    </w:p>
+    <w:p/>
+    <w:p>
+      <w:r>
+        <w:t xml:space="preserve">Gate timestamp: 2026-09-13 18:59:27 Asia/Jerusalem.</w:t>
+      </w:r>
+    </w:p>
+    <w:p/>
+    <w:p>
+      <w:r>
+        <w:t xml:space="preserve">Preview deployment: VERIFIED. Vercel created a successful READY Preview deployment for branch feat/seo-measurement-foundation at implementation commit 10846aa0c9dfc7a2f6a2a215374d75eb6a5103f6.</w:t>
+      </w:r>
+    </w:p>
+    <w:p/>
+    <w:p>
+      <w:r>
+        <w:t xml:space="preserve">Production deployment: NO.</w:t>
+      </w:r>
+    </w:p>
+    <w:p/>
+    <w:p>
+      <w:r>
+        <w:t xml:space="preserve">Environment isolation: VERIFIED. The owner manually verified that NEXT_PUBLIC_SUPABASE_URL exists separately for Preview and Production in Vercel, and that the Preview Supabase project URL is different from the Production Supabase project URL. Preview runtime was confirmed against Supabase project text2task-staging: a newly created Preview test user appeared in text2task-staging Authentication. No secrets, anon keys, service-role keys, or full UUIDs are recorded in this documentation.</w:t>
+      </w:r>
+    </w:p>
+    <w:p/>
+    <w:p>
+      <w:r>
+        <w:t xml:space="preserve">Preview/Staging runtime evidence:</w:t>
+      </w:r>
+    </w:p>
+    <w:p>
+      <w:r>
+        <w:t xml:space="preserve">- Fresh Preview/Staging test user: eidelman.yan+seo-m1-preview@gmail.com.</w:t>
+      </w:r>
+    </w:p>
+    <w:p>
+      <w:r>
+        <w:t xml:space="preserve">- First authenticated text extraction: PASS. Owner performed the first successful authenticated text extraction; result was a successful project draft extraction with 6 subtasks.</w:t>
+      </w:r>
+    </w:p>
+    <w:p>
+      <w:r>
+        <w:t xml:space="preserve">- first_extract_created: PASS. Staging analytics_events contained exactly one first_extract_created event for the new user.</w:t>
+      </w:r>
+    </w:p>
+    <w:p>
+      <w:r>
+        <w:t xml:space="preserve">- First project save / project_saved: PASS. Owner explicitly saved the first extracted project. The persisted project observed in Staging Tasks was Website Launch Updates and QA, with 6 tasks and budget 1,200 USD. Staging analytics_events contained project_saved metadata source = project_import and created_project_count = 1; idempotency behavior matched the user-level project_saved contract.</w:t>
+      </w:r>
+    </w:p>
+    <w:p>
+      <w:r>
+        <w:t xml:space="preserve">- Second text extraction / deduplication: PASS. Owner performed a second successful authenticated text extraction using different content; the second project was not saved during this check. After refreshing Staging analytics_events, first_extract_created remained at exactly one event for the user, no second first_extract_created was created, and project_saved remained at exactly one event from the first saved project.</w:t>
+      </w:r>
+    </w:p>
+    <w:p/>
+    <w:p>
+      <w:r>
+        <w:t xml:space="preserve">Deferred runtime checks:</w:t>
+      </w:r>
+    </w:p>
+    <w:p>
+      <w:r>
+        <w:t xml:space="preserve">- Image extraction manual Preview/Staging runtime verification: DEFERRED / NON-BLOCKING FOR MERGE. Route-level automated coverage already exists and passes. The owner intentionally deferred manual image extraction runtime verification after successful text extraction and deduplication proof. Do not record image extraction as manually verified.</w:t>
+      </w:r>
+    </w:p>
+    <w:p>
+      <w:r>
+        <w:t xml:space="preserve">- paid_conversion manual Preview runtime verification: DEFERRED / REQUIRES SAFE CREEM VERIFICATION STRATEGY. Automated tests prove first paid conversion semantics, distinct renewal dedupe, different-user independence, webhook failure isolation, and idempotency. Vercel showed several Creem environment variables scoped to Production and Preview, so no Preview payment/webhook mutation test was performed during this gate. Do not record paid_conversion runtime as manually verified.</w:t>
+      </w:r>
+    </w:p>
+    <w:p/>
+    <w:p>
+      <w:r>
+        <w:t xml:space="preserve">Owner decision: The owner accepts the remaining manual image extraction runtime verification as a non-blocking follow-up and accepts that paid_conversion runtime verification will occur separately through a safe strategy that does not risk false Production payments or conversions. These deferred checks do not invalidate the passing automated coverage. Milestone 1 is approved to proceed to merge review based on local implementation verification, automated test coverage, build/typecheck/lint verification, Preview deployment success, Preview/Staging isolation proof, first_extract_created runtime proof, first_extract_created deduplication runtime proof, and project_saved runtime proof.</w:t>
+      </w:r>
+    </w:p>
+    <w:p/>
+    <w:p>
+      <w:pPr>
+        <w:pStyle w:val="Heading3"/>
+      </w:pPr>
+      <w:r>
+        <w:t xml:space="preserve">40.8 Production Deployment / Smoke Verification</w:t>
+      </w:r>
+    </w:p>
+    <w:p/>
+    <w:p>
+      <w:r>
+        <w:t xml:space="preserve">Closeout timestamp: 2026-09-14 11:58:23 Asia/Jerusalem.</w:t>
+      </w:r>
+    </w:p>
+    <w:p/>
+    <w:p>
+      <w:r>
+        <w:t xml:space="preserve">Merge status: VERIFIED. PR #2 (Phase 1: add SEO funnel measurement foundation) was merged successfully to main as merge commit b3e372c.</w:t>
+      </w:r>
+    </w:p>
+    <w:p/>
+    <w:p>
+      <w:r>
+        <w:t xml:space="preserve">Production deployment: VERIFIED. Vercel Production deployment was READY for environment Production, branch main, commit b3e372c.</w:t>
+      </w:r>
+    </w:p>
+    <w:p/>
+    <w:p>
+      <w:r>
+        <w:t xml:space="preserve">Owner production smoke test: PASS. The owner manually tested https://www.text2task.com/ after deployment and verified:</w:t>
+      </w:r>
+    </w:p>
+    <w:p>
+      <w:r>
+        <w:t xml:space="preserve">- Homepage: PASS.</w:t>
+      </w:r>
+    </w:p>
+    <w:p>
+      <w:r>
+        <w:t xml:space="preserve">- Dashboard: PASS.</w:t>
+      </w:r>
+    </w:p>
+    <w:p>
+      <w:r>
+        <w:t xml:space="preserve">- Extract: PASS.</w:t>
+      </w:r>
+    </w:p>
+    <w:p>
+      <w:r>
+        <w:t xml:space="preserve">- Tasks: PASS.</w:t>
+      </w:r>
+    </w:p>
+    <w:p>
+      <w:r>
+        <w:t xml:space="preserve">- Calendar: PASS.</w:t>
+      </w:r>
+    </w:p>
+    <w:p/>
+    <w:p>
+      <w:r>
+        <w:t xml:space="preserve">No user-visible regression was observed in this production smoke gate.</w:t>
+      </w:r>
+    </w:p>
+    <w:p/>
+    <w:p>
+      <w:r>
+        <w:t xml:space="preserve">Accuracy limits for this gate:</w:t>
+      </w:r>
+    </w:p>
+    <w:p>
+      <w:r>
+        <w:t xml:space="preserve">- Manual Production Image Extract runtime verification was not performed.</w:t>
+      </w:r>
+    </w:p>
+    <w:p>
+      <w:r>
+        <w:t xml:space="preserve">- Manual Production paid_conversion verification was not performed.</w:t>
+      </w:r>
+    </w:p>
+    <w:p>
+      <w:r>
+        <w:t xml:space="preserve">- Production paid_conversion row verification was not performed.</w:t>
+      </w:r>
+    </w:p>
+    <w:p>
+      <w:r>
+        <w:t xml:space="preserve">- Production first_extract_created re-verification was not performed.</w:t>
+      </w:r>
+    </w:p>
+    <w:p>
+      <w:r>
+        <w:t xml:space="preserve">- Production project_saved re-verification was not performed.</w:t>
+      </w:r>
+    </w:p>
+    <w:p/>
+    <w:p>
+      <w:r>
+        <w:t xml:space="preserve">Preserved follow-ups:</w:t>
+      </w:r>
+    </w:p>
+    <w:p>
+      <w:r>
+        <w:t xml:space="preserve">- Image Extract manual runtime: DEFERRED / NON-BLOCKING.</w:t>
+      </w:r>
+    </w:p>
+    <w:p>
+      <w:r>
+        <w:t xml:space="preserve">- paid_conversion manual runtime: DEFERRED / SAFE VERIFICATION REQUIRED.</w:t>
+      </w:r>
+    </w:p>
+    <w:p/>
+    <w:p>
+      <w:pPr>
+        <w:pStyle w:val="Heading3"/>
+      </w:pPr>
+      <w:r>
+        <w:t xml:space="preserve">40.9 Remaining Verification / Follow-Ups</w:t>
+      </w:r>
+    </w:p>
+    <w:p/>
+    <w:p>
+      <w:r>
+        <w:t xml:space="preserve">- No database migration is required for this milestone.</w:t>
+      </w:r>
+    </w:p>
+    <w:p>
+      <w:r>
+        <w:t xml:space="preserve">- Manual image extraction runtime verification remains a non-blocking follow-up.</w:t>
+      </w:r>
+    </w:p>
+    <w:p>
+      <w:r>
+        <w:t xml:space="preserve">- Manual paid_conversion runtime verification requires a safe Creem strategy before execution.</w:t>
+      </w:r>
+    </w:p>
+    <w:p/>
+    <w:p>
+      <w:r>
+        <w:t xml:space="preserve">---</w:t>
+      </w:r>
+    </w:p>
+    <w:p/>
+    <w:p>
+      <w:pPr>
+        <w:pStyle w:val="Heading2"/>
+      </w:pPr>
+      <w:r>
+        <w:t xml:space="preserve">41. Phase 1 Milestone 2 — Entity / Brand Disambiguation Mapping</w:t>
+      </w:r>
+    </w:p>
+    <w:p/>
+    <w:p>
+      <w:r>
+        <w:t xml:space="preserve">Status: HISTORICAL MAPPING SNAPSHOT / SUPERSEDED BY §42 LOCAL IMPLEMENTATION.</w:t>
+      </w:r>
+    </w:p>
+    <w:p/>
+    <w:p>
+      <w:r>
+        <w:t xml:space="preserve">Mapping timestamp: 2026-09-14 12:57:49 Asia/Jerusalem.</w:t>
+      </w:r>
+    </w:p>
+    <w:p/>
+    <w:p>
+      <w:r>
+        <w:t xml:space="preserve">Branch / HEAD at mapping start: main at bb2dc2154562e3f1488c0e9bac28a49b09aa2973.</w:t>
+      </w:r>
+    </w:p>
+    <w:p/>
+    <w:p>
+      <w:r>
+        <w:t xml:space="preserve">Milestone objective: build a truthful production-grade entity / brand disambiguation plan so search engines and AI systems can identify text2task.com Text2Task as the current freelancer/small-team SaaS, distinct from the unrelated Microsoft Marketplace / Target Energy Solutions product named Text2Task.</w:t>
+      </w:r>
+    </w:p>
+    <w:p/>
+    <w:p>
+      <w:pPr>
+        <w:pStyle w:val="Heading3"/>
+      </w:pPr>
+      <w:r>
+        <w:t xml:space="preserve">41.1 On-Site Entity Inventory</w:t>
+      </w:r>
+    </w:p>
+    <w:p/>
+    <w:p>
+      <w:r>
+        <w:t xml:space="preserve">| Signal | Source | Component/function | Schema type | Entity name / URL / IDs | sameAs | Visible-content support | Consistency issues |</w:t>
+      </w:r>
+    </w:p>
+    <w:p>
+      <w:r>
+        <w:t xml:space="preserve">|---|---|---|---|---|---|---|---|</w:t>
+      </w:r>
+    </w:p>
+    <w:p>
+      <w:r>
+        <w:t xml:space="preserve">| Canonical origin | app/lib/site-config.ts | SITE_ORIGIN, absoluteUrl() | N/A | https://www.text2task.com | N/A | Supported by sitemap/canonical architecture. | Strong; all generated absolute URLs use www canonical origin. |</w:t>
+      </w:r>
+    </w:p>
+    <w:p>
+      <w:r>
+        <w:t xml:space="preserve">| Organization social constants | app/lib/site-config.ts | SITE_SOCIAL_LINKS, SITE_ORGANIZATION_SAME_AS | N/A feeding Organization | Facebook company page; LinkedIn company page | Facebook business URL and LinkedIn company URL only | Footer visibly links the same two company profiles. | sameAs is narrow but truthful; does not include verified directories or founder profile. |</w:t>
+      </w:r>
+    </w:p>
+    <w:p>
+      <w:r>
+        <w:t xml:space="preserve">| Site entity IDs | app/lib/schema.ts | SITE_SCHEMA_ENTITY_IDS | Organization, WebSite IDs | https://www.text2task.com/#organization, https://www.text2task.com/#website | N/A | Referenced by page schemas. | No Person ID and no SoftwareApplication ID by design. |</w:t>
+      </w:r>
+    </w:p>
+    <w:p>
+      <w:r>
+        <w:t xml:space="preserve">| Breadcrumb helper | app/lib/schema.ts | buildBreadcrumbListJsonLd() | BreadcrumbList | Per-page @id = {canonicalUrl}#breadcrumb | N/A | Breadcrumb item names/URLs match visible navigation intent. | One known feature-page breadcrumb-depth inconsistency remains outside this milestone. |</w:t>
+      </w:r>
+    </w:p>
+    <w:p>
+      <w:r>
+        <w:t xml:space="preserve">| Article helper | app/lib/schema.ts | buildArticleJsonLd() | Article | Per-article @id = {url}#article; mainEntityOfPage.@id = {url}#webpage; publisher /#organization | N/A | Supported by visible resource articles. | Some articles omit dates as already recorded in §15; not an entity-disambiguation blocker. |</w:t>
+      </w:r>
+    </w:p>
+    <w:p>
+      <w:r>
+        <w:t xml:space="preserve">| Homepage Organization | app/page.tsx | organizationJsonLd rendered through JsonLd | Organization | Name Text2Task; @id /#organization; URL /; logo /text2task-logo.png | SITE_ORGANIZATION_SAME_AS only | Homepage visibly brands Text2Task, logo, product positioning. | No founder; no alternateName; sameAs omits verified directory/entity surfaces. |</w:t>
+      </w:r>
+    </w:p>
+    <w:p>
+      <w:r>
+        <w:t xml:space="preserve">| Homepage WebSite | app/page.tsx | websiteJsonLd | WebSite | Name Text2Task; @id /#website; URL /; publisher /#organization | N/A | Supported by visible site and homepage copy. | Strong and stable. |</w:t>
+      </w:r>
+    </w:p>
+    <w:p>
+      <w:r>
+        <w:t xml:space="preserve">| Homepage WebPage | app/page.tsx | homepageWebPageJsonLd | WebPage | @id /#webpage; name Turn Client Messages Into Projects and Tasks; publisher /#organization; isPartOf /#website | N/A | Supported by homepage title/hero/product copy. | No issue for entity work. |</w:t>
+      </w:r>
+    </w:p>
+    <w:p>
+      <w:r>
+        <w:t xml:space="preserve">| About page | app/about/page.tsx | aboutJsonLd | AboutPage | @id /about#webpage; URL /about; publisher /#organization; isPartOf /#website | N/A | Visible copy says Text2Task is independently built, has product principles, and includes generic founder images/captions. | No named founder; AboutPage has no about or mainEntity after prior SoftwareApplication cleanup. |</w:t>
+      </w:r>
+    </w:p>
+    <w:p>
+      <w:r>
+        <w:t xml:space="preserve">| Use Cases hub | app/use-cases/page.tsx | inline collectionJsonLd, itemListJsonLd, breadcrumb | CollectionPage, ItemList, BreadcrumbList | Name Text2Task Use Cases; item URLs under /use-cases/*; item-list @id /use-cases#item-list | N/A | Visible hub lists current use cases. | CollectionPage has no explicit @id and no publisher/isPartOf, but it is not the primary entity-disambiguation surface. |</w:t>
+      </w:r>
+    </w:p>
+    <w:p>
+      <w:r>
+        <w:t xml:space="preserve">| Use Case details | app/components/use-cases/use-case-detail-page.tsx | webPageJsonLd, faqJsonLd, breadcrumb | WebPage, FAQPage, BreadcrumbList | Per-slug @id = /use-cases/{slug}#webpage; publisher /#organization; isPartOf /#website | N/A | Real visible page, FAQ, breadcrumbs. | FAQPage currently has no explicit @id; acceptable but less normalized than Feature/Solution FAQ schema. |</w:t>
+      </w:r>
+    </w:p>
+    <w:p>
+      <w:r>
+        <w:t xml:space="preserve">| Solution page | app/solutions/freelancer-project-management-software/page.tsx | webPageJsonLd, faqJsonLd, breadcrumb | WebPage, FAQPage, BreadcrumbList | @id = /solutions/freelancer-project-management-software#webpage; publisher /#organization; FAQ @id = #faq | N/A | Visible commercial/product category copy and FAQ. | No SoftwareApplication mainEntity, intentionally. |</w:t>
+      </w:r>
+    </w:p>
+    <w:p>
+      <w:r>
+        <w:t xml:space="preserve">| Feature pages | app/features/*/page.tsx | per-page webPageJsonLd, faqJsonLd, breadcrumb | WebPage, FAQPage, BreadcrumbList | Per-feature #webpage, #faq, breadcrumb IDs; publisher /#organization | N/A | Visible feature copy and FAQ. | Breadcrumb depth inconsistency on client-feedback-to-tasks remains P2; not blocking Milestone 2. |</w:t>
+      </w:r>
+    </w:p>
+    <w:p>
+      <w:r>
+        <w:t xml:space="preserve">| Resource articles | app/resources/*/page.tsx | buildArticleJsonLd(), breadcrumb | Article, BreadcrumbList | Per-article #article; publisher /#organization; mainEntityOfPage #webpage | N/A | Visible long-form resource articles. | 3 of 7 articles lack published/modified dates; not blocking entity graph. |</w:t>
+      </w:r>
+    </w:p>
+    <w:p>
+      <w:r>
+        <w:t xml:space="preserve">| Contact page | app/contact/page.tsx | page metadata only | None | Canonical /contact; support email support@text2task.com | N/A | Visible support/privacy/feedback email routes. | No Organization/ContactPoint JSON-LD. Do not invent address/phone. |</w:t>
+      </w:r>
+    </w:p>
+    <w:p>
+      <w:r>
+        <w:t xml:space="preserve">| Footer | app/components/landing/landing-footer.tsx | LandingFooter | None | Visible logo alt Text2Task; support email; copyright © 2026 Text2Task | Company Facebook and LinkedIn links | Supports Organization name, logo, support email, company profiles. | No founder/person link; no legal company name beyond brand. |</w:t>
+      </w:r>
+    </w:p>
+    <w:p>
+      <w:r>
+        <w:t xml:space="preserve">| Root metadata | app/layout.tsx | metadata | Metadata, not JSON-LD | applicationName, authors, creator, publisher all Text2Task; category Productivity Software | N/A | Brand/product category support. | No individual author/founder; correct until owner approves person identity. |</w:t>
+      </w:r>
+    </w:p>
+    <w:p>
+      <w:r>
+        <w:t xml:space="preserve">| JSON-LD renderer | app/components/JsonLd.tsx | JsonLd | Renderer | Emits JSON-LD safely with &lt; escaped | N/A | N/A | Safe shared renderer; no entity content itself. |</w:t>
+      </w:r>
+    </w:p>
+    <w:p/>
+    <w:p>
+      <w:pPr>
+        <w:pStyle w:val="Heading3"/>
+      </w:pPr>
+      <w:r>
+        <w:t xml:space="preserve">41.2 Founder / Person Entity Mapping</w:t>
+      </w:r>
+    </w:p>
+    <w:p/>
+    <w:p>
+      <w:r>
+        <w:t xml:space="preserve">Current answers:</w:t>
+      </w:r>
+    </w:p>
+    <w:p/>
+    <w:p>
+      <w:r>
+        <w:t xml:space="preserve">1. Founder publicly named on-site: NO. The About page uses first-person founder narrative and generic captions such as "Founder and independent builder of Text2Task," but no full name is visible.</w:t>
+      </w:r>
+    </w:p>
+    <w:p>
+      <w:r>
+        <w:t xml:space="preserve">2. Person schema present: NO. app/lib/schema.ts has no Person ID/builder and no page constructs an inline Person object.</w:t>
+      </w:r>
+    </w:p>
+    <w:p>
+      <w:r>
+        <w:t xml:space="preserve">3. Founder name used in metadata/schema: NO. Metadata authors/creator/publisher are all Text2Task, not an individual.</w:t>
+      </w:r>
+    </w:p>
+    <w:p>
+      <w:r>
+        <w:t xml:space="preserve">4. Founder identity linked to Organization: NO. Organization JSON-LD has no founder relationship.</w:t>
+      </w:r>
+    </w:p>
+    <w:p>
+      <w:r>
+        <w:t xml:space="preserve">5. Founder identity linked to external profiles: NO on-site. Phase 0B documents external LinkedIn and Peerlist evidence associating the founder with Text2Task, but the website does not link a founder profile.</w:t>
+      </w:r>
+    </w:p>
+    <w:p>
+      <w:r>
+        <w:t xml:space="preserve">6. Founder identity visible to users or schema-only: neither. It is visible externally in owner-supplied evidence, but not on the website.</w:t>
+      </w:r>
+    </w:p>
+    <w:p>
+      <w:r>
+        <w:t xml:space="preserve">7. Would adding a founder entity currently be truthful and supported by visible content: NO, not yet. It may be truthful based on external evidence, but structured data must reflect visible on-site content. A schema-only founder claim would be the wrong order.</w:t>
+      </w:r>
+    </w:p>
+    <w:p>
+      <w:r>
+        <w:t xml:space="preserve">8. Required visible content before Person schema: owner-approved full founder name on /about; a short factual founder role/bio; optionally an approved professional profile link; visible copy that explicitly states the founder relationship to Text2Task; and, if using a fragment URL, a stable visible section/anchor such as /about#founder.</w:t>
+      </w:r>
+    </w:p>
+    <w:p/>
+    <w:p>
+      <w:pPr>
+        <w:pStyle w:val="Heading3"/>
+      </w:pPr>
+      <w:r>
+        <w:t xml:space="preserve">41.3 Brand Disambiguation Assessment</w:t>
+      </w:r>
+    </w:p>
+    <w:p/>
+    <w:p>
+      <w:r>
+        <w:t xml:space="preserve">Classification: PARTIAL.</w:t>
+      </w:r>
+    </w:p>
+    <w:p/>
+    <w:p>
+      <w:r>
+        <w:t xml:space="preserve">Current strong signals:</w:t>
+      </w:r>
+    </w:p>
+    <w:p>
+      <w:r>
+        <w:t xml:space="preserve">- Canonical domain is consistently https://www.text2task.com.</w:t>
+      </w:r>
+    </w:p>
+    <w:p>
+      <w:r>
+        <w:t xml:space="preserve">- Product category and copy consistently describe a SaaS for freelancers, agencies, and client-service teams that turns client messages/emails/notes/screenshots into reviewable projects and tasks.</w:t>
+      </w:r>
+    </w:p>
+    <w:p>
+      <w:r>
+        <w:t xml:space="preserve">- Logo and brand name are consistent on homepage, footer, contact, About, metadata, and Organization schema.</w:t>
+      </w:r>
+    </w:p>
+    <w:p>
+      <w:r>
+        <w:t xml:space="preserve">- Company LinkedIn and Facebook are in both footer links and Organization.sameAs.</w:t>
+      </w:r>
+    </w:p>
+    <w:p>
+      <w:r>
+        <w:t xml:space="preserve">- External baseline verifies multiple current Text2Task surfaces and an unrelated older Microsoft Marketplace / Target Energy Solutions product.</w:t>
+      </w:r>
+    </w:p>
+    <w:p/>
+    <w:p>
+      <w:r>
+        <w:t xml:space="preserve">Current weak points:</w:t>
+      </w:r>
+    </w:p>
+    <w:p>
+      <w:r>
+        <w:t xml:space="preserve">- No named founder/person identity appears on-site.</w:t>
+      </w:r>
+    </w:p>
+    <w:p>
+      <w:r>
+        <w:t xml:space="preserve">- No Person schema or Organization.founder relationship exists.</w:t>
+      </w:r>
+    </w:p>
+    <w:p>
+      <w:r>
+        <w:t xml:space="preserve">- Organization sameAs includes only two company social profiles, while the verified external footprint is broader.</w:t>
+      </w:r>
+    </w:p>
+    <w:p>
+      <w:r>
+        <w:t xml:space="preserve">- Many verified external surfaces do not yet have exact canonical profile URLs recorded in the repository/run doc, so they cannot safely be added to schema without owner-supplied URLs.</w:t>
+      </w:r>
+    </w:p>
+    <w:p>
+      <w:r>
+        <w:t xml:space="preserve">- Ambiguous/unverified profiles (G2, Product Hunt, BetaList) must remain excluded.</w:t>
+      </w:r>
+    </w:p>
+    <w:p/>
+    <w:p>
+      <w:r>
+        <w:t xml:space="preserve">Conclusion: search engines and AI systems can probably distinguish text2task.com from the unrelated Outlook/email-assistant product by domain, audience, category, and product copy, but the entity graph is not yet strong enough for high-confidence consolidation across founder, company, product, and external profiles. The next implementation should strengthen truthful on-site identity and canonical external references without inventing unsupported claims.</w:t>
+      </w:r>
+    </w:p>
+    <w:p/>
+    <w:p>
+      <w:pPr>
+        <w:pStyle w:val="Heading3"/>
+      </w:pPr>
+      <w:r>
+        <w:t xml:space="preserve">41.4 External Profile / Entity Inventory</w:t>
+      </w:r>
+    </w:p>
+    <w:p/>
+    <w:p>
+      <w:r>
+        <w:t xml:space="preserve">| Surface | Current verification state | Refers clearly to this Text2Task? | Brand/domain/category match | Founder/company identity visible | Suitable for sameAs? |</w:t>
+      </w:r>
+    </w:p>
+    <w:p>
+      <w:r>
+        <w:t xml:space="preserve">|---|---|---:|---|---|---|</w:t>
+      </w:r>
+    </w:p>
+    <w:p>
+      <w:r>
+        <w:t xml:space="preserve">| LinkedIn company page | Verified in repo/source as current company social link; Phase 0B also notes indexed company posts | Yes | Company link uses Text2Task brand; domain/profile exactness should be owner-confirmed before any URL changes | Company identity visible; founder posts exist externally per run doc | YES, already in Organization sameAs as company profile |</w:t>
+      </w:r>
+    </w:p>
+    <w:p>
+      <w:r>
+        <w:t xml:space="preserve">| Facebook business page | Present in source and footer | Likely yes based on source-owned link | Brand profile only; not independently enriched in Phase 0B external sweep | Company profile only | YES, already in Organization sameAs if owner still considers it canonical |</w:t>
+      </w:r>
+    </w:p>
+    <w:p>
+      <w:r>
+        <w:t xml:space="preserve">| Founder LinkedIn profile | Phase 0B owner-supplied external evidence says an indexed founder/profile result exists and references Text2Task.com | Yes per run doc | Founder relationship matches external evidence | Founder identity visible externally, not on-site | Rejected for this milestone by owner privacy decision; future Person.sameAs only if founder is named visibly on-site and exact URL is owner-approved |</w:t>
+      </w:r>
+    </w:p>
+    <w:p>
+      <w:r>
+        <w:t xml:space="preserve">| GetApp | Externally verified current listing | Yes | Matches current SaaS, AI workflow, freelancers/small teams, 30 free AI extracts, Pro $12.90/month, project/task/workspace functionality | Founder/company identity not recorded in run doc | Candidate Organization/Product profile sameAs after exact URL owner verification |</w:t>
+      </w:r>
+    </w:p>
+    <w:p>
+      <w:r>
+        <w:t xml:space="preserve">| Capterra | Externally verified current pricing/listing page | Yes | Matches Free plan, 30 total AI extracts, Pro $12.90/month, feature set | Founder/company identity not recorded in run doc | Candidate Organization/Product profile sameAs after exact URL owner verification |</w:t>
+      </w:r>
+    </w:p>
+    <w:p>
+      <w:r>
+        <w:t xml:space="preserve">| Uneed | Current listing verified | Yes | Current positioning; Project Management / Productivity / CRM classification | Founder/company identity not recorded in run doc | Candidate profile sameAs after exact URL owner verification |</w:t>
+      </w:r>
+    </w:p>
+    <w:p>
+      <w:r>
+        <w:t xml:space="preserve">| Peerlist | Current project page verified | Yes | Uses positioning "Turn client messages into structured projects and tasks" | Associated with the founder | Deferred; exact URL and owner policy would be required, and no founder/person graph is allowed in this milestone |</w:t>
+      </w:r>
+    </w:p>
+    <w:p>
+      <w:r>
+        <w:t xml:space="preserve">| StartupFortune | Verified standalone editorial article | Yes | Editorial title matches current positioning | Not a profile surface | Not recommended for sameAs; cite/authority asset, not identity-equivalent profile |</w:t>
+      </w:r>
+    </w:p>
+    <w:p>
+      <w:r>
+        <w:t xml:space="preserve">| SaaSHub | Externally surfaced as recently verified product | Yes per run doc | Current product positioning | Founder/company identity not recorded | Candidate profile sameAs after exact URL/currentness verification |</w:t>
+      </w:r>
+    </w:p>
+    <w:p>
+      <w:r>
+        <w:t xml:space="preserve">| UIComet | Surfaced in launch discovery | Likely, but lower-authority discovery surface | Launch/discovery match only | Not recorded | Usually exclude from initial canonical sameAs unless exact URL is stable and owner wants a broad profile graph |</w:t>
+      </w:r>
+    </w:p>
+    <w:p>
+      <w:r>
+        <w:t xml:space="preserve">| FounderDB / Peer Push | Surfaced in discovery data | Likely | Discovery data, not full profile detail in run doc | May relate to founder/entity but details are not recorded | Exclude until exact current public URLs and identity details are owner-verified |</w:t>
+      </w:r>
+    </w:p>
+    <w:p>
+      <w:r>
+        <w:t xml:space="preserve">| Product Hunt | Not externally verified in Phase 0B sweep | Unknown | Unknown | Unknown | NO; do not include unless verified later |</w:t>
+      </w:r>
+    </w:p>
+    <w:p>
+      <w:r>
+        <w:t xml:space="preserve">| BetaList | Not externally verified in Phase 0B sweep | Unknown | Unknown | Unknown | NO; do not include unless verified later |</w:t>
+      </w:r>
+    </w:p>
+    <w:p>
+      <w:r>
+        <w:t xml:space="preserve">| G2 | Ambiguous / requires identity verification | Unknown | Current visible G2 result does not clearly establish current text2task.com identity | Unknown | NO; explicitly exclude until verified |</w:t>
+      </w:r>
+    </w:p>
+    <w:p/>
+    <w:p>
+      <w:pPr>
+        <w:pStyle w:val="Heading3"/>
+      </w:pPr>
+      <w:r>
+        <w:t xml:space="preserve">41.5 Recommended Canonical Entity Graph</w:t>
+      </w:r>
+    </w:p>
+    <w:p/>
+    <w:p>
+      <w:r>
+        <w:t xml:space="preserve">Recommended nodes:</w:t>
+      </w:r>
+    </w:p>
+    <w:p/>
+    <w:p>
+      <w:r>
+        <w:t xml:space="preserve">| Node | Canonical @id | Canonical URL | Name | Description / role | Relationships |</w:t>
+      </w:r>
+    </w:p>
+    <w:p>
+      <w:r>
+        <w:t xml:space="preserve">|---|---|---|---|---|---|</w:t>
+      </w:r>
+    </w:p>
+    <w:p>
+      <w:r>
+        <w:t xml:space="preserve">| Organization | https://www.text2task.com/#organization | https://www.text2task.com/ | Text2Task | Company/product organization behind the Text2Task SaaS | url, logo, conservative sameAs; future founder only after owner approval |</w:t>
+      </w:r>
+    </w:p>
+    <w:p>
+      <w:r>
+        <w:t xml:space="preserve">| WebSite | https://www.text2task.com/#website | https://www.text2task.com/ | Text2Task | Website for the Text2Task SaaS | publisher -&gt; Organization |</w:t>
+      </w:r>
+    </w:p>
+    <w:p>
+      <w:r>
+        <w:t xml:space="preserve">| Homepage WebPage | https://www.text2task.com/#webpage | https://www.text2task.com/ | Turn Client Messages Into Projects and Tasks | Primary product landing page | isPartOf -&gt; WebSite; publisher -&gt; Organization |</w:t>
+      </w:r>
+    </w:p>
+    <w:p>
+      <w:r>
+        <w:t xml:space="preserve">| AboutPage | https://www.text2task.com/about#webpage | https://www.text2task.com/about | About Text2Task | Our Story and Product Principles | Trust/entity page | isPartOf -&gt; WebSite; publisher -&gt; Organization; future mainEntity or visible founder section only if approved |</w:t>
+      </w:r>
+    </w:p>
+    <w:p>
+      <w:r>
+        <w:t xml:space="preserve">| Person, if approved | Recommended https://www.text2task.com/about#founder | https://www.text2task.com/about#founder | Owner-approved founder full name | Founder of Text2Task | sameAs -&gt; approved founder profile(s); Organization founder -&gt; Person @id |</w:t>
+      </w:r>
+    </w:p>
+    <w:p>
+      <w:r>
+        <w:t xml:space="preserve">| WebPage pages | {canonicalUrl}#webpage | Each canonical route | Page-specific title | Public content/product/use-case/resource page | isPartOf -&gt; WebSite; publisher -&gt; Organization |</w:t>
+      </w:r>
+    </w:p>
+    <w:p>
+      <w:r>
+        <w:t xml:space="preserve">| Article pages | {articleUrl}#article | Resource article URL | Article headline | Resource article | mainEntityOfPage -&gt; {articleUrl}#webpage; publisher -&gt; Organization |</w:t>
+      </w:r>
+    </w:p>
+    <w:p/>
+    <w:p>
+      <w:r>
+        <w:t xml:space="preserve">sameAs policy:</w:t>
+      </w:r>
+    </w:p>
+    <w:p>
+      <w:r>
+        <w:t xml:space="preserve">- Keep only exact, current, public profiles that clearly identify this text2task.com entity.</w:t>
+      </w:r>
+    </w:p>
+    <w:p>
+      <w:r>
+        <w:t xml:space="preserve">- Use Organization sameAs for official company/product profiles and reputable directory/product profiles after exact URL verification.</w:t>
+      </w:r>
+    </w:p>
+    <w:p>
+      <w:r>
+        <w:t xml:space="preserve">- Use Person sameAs only for the founder's personal profiles after the founder is visibly named on-site and owner approves.</w:t>
+      </w:r>
+    </w:p>
+    <w:p>
+      <w:r>
+        <w:t xml:space="preserve">- Exclude ambiguous, unverified, scraped, stale, or name-collision-prone profiles.</w:t>
+      </w:r>
+    </w:p>
+    <w:p>
+      <w:r>
+        <w:t xml:space="preserve">- Do not use editorial articles as sameAs; they are citations/mentions, not identity-equivalent profiles.</w:t>
+      </w:r>
+    </w:p>
+    <w:p/>
+    <w:p>
+      <w:r>
+        <w:t xml:space="preserve">SoftwareApplication/Product policy:</w:t>
+      </w:r>
+    </w:p>
+    <w:p>
+      <w:r>
+        <w:t xml:space="preserve">- Do not add SoftwareApplication or Product schema in Milestone 2 by default. The current owner-reviewed decision remains valid: prior SoftwareApplication schema was removed because rating/review requirements could not be truthfully met with visible public content.</w:t>
+      </w:r>
+    </w:p>
+    <w:p>
+      <w:r>
+        <w:t xml:space="preserve">- Reconsider only in a separate P2 schema-normalization task if the implementation uses truthful visible offers/features and no fabricated ratings/reviews.</w:t>
+      </w:r>
+    </w:p>
+    <w:p/>
+    <w:p>
+      <w:pPr>
+        <w:pStyle w:val="Heading3"/>
+      </w:pPr>
+      <w:r>
+        <w:t xml:space="preserve">41.6 Owner Decisions Required</w:t>
+      </w:r>
+    </w:p>
+    <w:p/>
+    <w:p>
+      <w:r>
+        <w:t xml:space="preserve">| Decision | Consequence | Recommended choice | Blocking? |</w:t>
+      </w:r>
+    </w:p>
+    <w:p>
+      <w:r>
+        <w:t xml:space="preserve">|---|---|---|---|</w:t>
+      </w:r>
+    </w:p>
+    <w:p>
+      <w:r>
+        <w:t xml:space="preserve">| Publicly name the founder on Text2Task? | Enables truthful Person schema and Organization.founder; improves disambiguation; creates privacy/reputation exposure. | YES if the owner is comfortable being publicly associated; otherwise do not add Person schema. | BLOCKING for Person/founder implementation |</w:t>
+      </w:r>
+    </w:p>
+    <w:p>
+      <w:r>
+        <w:t xml:space="preserve">| Where should founder identity be visible? | Determines whether schema has visible support. | Add a concise /about founder section with stable anchor /about#founder; optionally mention in footer only if desired. | BLOCKING for Person schema |</w:t>
+      </w:r>
+    </w:p>
+    <w:p>
+      <w:r>
+        <w:t xml:space="preserve">| Link founder social/profile URLs? | Enables Person.sameAs; exposes personal profile(s). | Use only owner-approved professional profile URLs, likely the externally verified LinkedIn profile first. | BLOCKING for Person sameAs; non-blocking for Organization work |</w:t>
+      </w:r>
+    </w:p>
+    <w:p>
+      <w:r>
+        <w:t xml:space="preserve">| Organization sameAs breadth? | More profiles can strengthen consolidation but stale/weak/ambiguous URLs can confuse entity identity. | Start conservative: company LinkedIn, company Facebook, plus owner-verified high-trust product/directory profiles with exact URLs (GetApp/Capterra/Uneed/SaaSHub/Peerlist as appropriate). | BLOCKING for sameAs expansion |</w:t>
+      </w:r>
+    </w:p>
+    <w:p>
+      <w:r>
+        <w:t xml:space="preserve">| Strengthen About page copy? | Visible copy supports schema and improves user trust. | YES: add factual founder/company identity and entity-disambiguating product description if owner approves. | BLOCKING for founder schema; P1 for copy quality |</w:t>
+      </w:r>
+    </w:p>
+    <w:p>
+      <w:r>
+        <w:t xml:space="preserve">| Use alternateName or tagline? | Can help distinguish "Text2Task" from similarly named products. | Consider Organization alternateName such as Text2Task.com or a visible tagline only if the same phrase appears in copy/metadata. | NON-BLOCKING |</w:t>
+      </w:r>
+    </w:p>
+    <w:p>
+      <w:r>
+        <w:t xml:space="preserve">| Exclude ambiguous profiles? | Avoids contaminating the canonical entity graph. | YES: exclude G2, Product Hunt, BetaList, and any profile without exact current identity verification. | BLOCKING for safe sameAs policy |</w:t>
+      </w:r>
+    </w:p>
+    <w:p/>
+    <w:p>
+      <w:pPr>
+        <w:pStyle w:val="Heading3"/>
+      </w:pPr>
+      <w:r>
+        <w:t xml:space="preserve">41.7 Implementation Plan</w:t>
+      </w:r>
+    </w:p>
+    <w:p/>
+    <w:p>
+      <w:r>
+        <w:t xml:space="preserve">| Priority | Step | Scope | Acceptance criteria |</w:t>
+      </w:r>
+    </w:p>
+    <w:p>
+      <w:r>
+        <w:t xml:space="preserve">|---|---|---|---|</w:t>
+      </w:r>
+    </w:p>
+    <w:p>
+      <w:r>
+        <w:t xml:space="preserve">| P0 | Entity source-of-truth definition | Define constants for Organization, WebSite, optional Person IDs, approved profile URLs, logo, and descriptions. | One canonical source in site-config/schema helpers; no duplicated profile URLs. |</w:t>
+      </w:r>
+    </w:p>
+    <w:p>
+      <w:r>
+        <w:t xml:space="preserve">| P0 | Owner founder decision | Owner approves or rejects public founder name/profile publication. | Written owner decision recorded before code. |</w:t>
+      </w:r>
+    </w:p>
+    <w:p>
+      <w:r>
+        <w:t xml:space="preserve">| P0 | About visible-entity reinforcement | If approved, add visible founder name, role, concise bio, and optional professional profile link on /about. | Visible content supports all future Person fields. |</w:t>
+      </w:r>
+    </w:p>
+    <w:p>
+      <w:r>
+        <w:t xml:space="preserve">| P0 | Organization schema normalization | Keep stable Organization/WebSite IDs; add founder only if Person is approved and visible. | Organization remains truthful; no hidden-only claims. |</w:t>
+      </w:r>
+    </w:p>
+    <w:p>
+      <w:r>
+        <w:t xml:space="preserve">| P0 | Person schema, if approved | Add Person node with stable @id, name, URL, role, approved sameAs; link Organization founder to it. | Schema validates and matches visible About content exactly. |</w:t>
+      </w:r>
+    </w:p>
+    <w:p>
+      <w:r>
+        <w:t xml:space="preserve">| P1 | sameAs normalization | Expand Organization sameAs only with exact owner-verified profile URLs. | Ambiguous/unverified profiles excluded; high-trust current profiles included according to owner policy. |</w:t>
+      </w:r>
+    </w:p>
+    <w:p>
+      <w:r>
+        <w:t xml:space="preserve">| P1 | Metadata consistency | Ensure titles/descriptions/OG naming still use consistent Text2Task positioning and do not overuse founder identity. | No duplicate title suffix; brand/category language stays consistent. |</w:t>
+      </w:r>
+    </w:p>
+    <w:p>
+      <w:r>
+        <w:t xml:space="preserve">| P1 | Schema graph consistency tests | Add focused tests for Organization/WebSite/About/Person links once implementation is authorized. | Tests prove stable IDs and no dangling entity references. |</w:t>
+      </w:r>
+    </w:p>
+    <w:p>
+      <w:r>
+        <w:t xml:space="preserve">| P1 HIGH | External profile consistency work | Update external profiles manually where needed so name, domain, category, logo, description, and founder/company identity align. | Profiles match text2task.com canonical entity; no fake reviews/claims. |</w:t>
+      </w:r>
+    </w:p>
+    <w:p>
+      <w:r>
+        <w:t xml:space="preserve">| P2 | Optional product schema revisit | Separate task only if owner wants it and visible product/offer data supports it. | No ratings/reviews unless publicly visible and legitimate. |</w:t>
+      </w:r>
+    </w:p>
+    <w:p>
+      <w:r>
+        <w:t xml:space="preserve">| P2 | Search/AI follow-up measurement | Recheck branded/entity SERP, GSC/Bing visibility, AI citations, and external profile indexing after implementation. | Changes tracked over time; no immediate ranking claims fabricated. |</w:t>
+      </w:r>
+    </w:p>
+    <w:p/>
+    <w:p>
+      <w:pPr>
+        <w:pStyle w:val="Heading3"/>
+      </w:pPr>
+      <w:r>
+        <w:t xml:space="preserve">41.8 Milestone 2 Current Conclusion</w:t>
+      </w:r>
+    </w:p>
+    <w:p/>
+    <w:p>
+      <w:r>
+        <w:t xml:space="preserve">This mapping snapshot has been superseded by the owner privacy decision and local implementation recorded in §42. The owner decided not to publish founder identity in this milestone, so no Person, Organization.founder, founder metadata, personal-profile link, or expanded unverified sameAs implementation shipped locally.</w:t>
+      </w:r>
+    </w:p>
+    <w:p/>
+    <w:p>
+      <w:r>
+        <w:t xml:space="preserve">---</w:t>
+      </w:r>
+    </w:p>
+    <w:p/>
+    <w:p>
+      <w:pPr>
+        <w:pStyle w:val="Heading2"/>
+      </w:pPr>
+      <w:r>
+        <w:t xml:space="preserve">42. Phase 1 Milestone 2 — Entity / Brand Disambiguation Local Implementation</w:t>
+      </w:r>
+    </w:p>
+    <w:p/>
+    <w:p>
+      <w:r>
+        <w:t xml:space="preserve">Status: PRODUCTION DEPLOYED / PRODUCTION SMOKE VERIFIED / COMPLETE.</w:t>
+      </w:r>
+    </w:p>
+    <w:p/>
+    <w:p>
+      <w:r>
+        <w:t xml:space="preserve">Implementation timestamp: 2026-09-14 13:56:50 Asia/Jerusalem.</w:t>
+      </w:r>
+    </w:p>
+    <w:p/>
+    <w:p>
+      <w:r>
+        <w:t xml:space="preserve">Branch: feat/seo-entity-disambiguation.</w:t>
+      </w:r>
+    </w:p>
+    <w:p/>
+    <w:p>
+      <w:r>
+        <w:t xml:space="preserve">Owner privacy decision: founder identity remains private for now. Do not publish a founder name, do not add Person schema, do not add founder metadata, do not add founder sameAs, do not add personal social/profile links, and do not infer or expose owner identity from repository/internal documentation. Existing unnamed About-page photos may remain as human trust signals.</w:t>
+      </w:r>
+    </w:p>
+    <w:p/>
+    <w:p>
+      <w:pPr>
+        <w:pStyle w:val="Heading3"/>
+      </w:pPr>
+      <w:r>
+        <w:t xml:space="preserve">42.1 Implemented Canonical Entity Graph</w:t>
+      </w:r>
+    </w:p>
+    <w:p/>
+    <w:p>
+      <w:r>
+        <w:t xml:space="preserve">| Entity | Current implementation |</w:t>
+      </w:r>
+    </w:p>
+    <w:p>
+      <w:r>
+        <w:t xml:space="preserve">|---|---|</w:t>
+      </w:r>
+    </w:p>
+    <w:p>
+      <w:r>
+        <w:t xml:space="preserve">| Organization @id | https://www.text2task.com/#organization |</w:t>
+      </w:r>
+    </w:p>
+    <w:p>
+      <w:r>
+        <w:t xml:space="preserve">| WebSite @id | https://www.text2task.com/#website |</w:t>
+      </w:r>
+    </w:p>
+    <w:p>
+      <w:r>
+        <w:t xml:space="preserve">| Homepage WebPage @id | https://www.text2task.com/#webpage |</w:t>
+      </w:r>
+    </w:p>
+    <w:p>
+      <w:r>
+        <w:t xml:space="preserve">| AboutPage @id | https://www.text2task.com/about#webpage |</w:t>
+      </w:r>
+    </w:p>
+    <w:p>
+      <w:r>
+        <w:t xml:space="preserve">| Organization name | Text2Task |</w:t>
+      </w:r>
+    </w:p>
+    <w:p>
+      <w:r>
+        <w:t xml:space="preserve">| Organization URL | https://www.text2task.com/ |</w:t>
+      </w:r>
+    </w:p>
+    <w:p>
+      <w:r>
+        <w:t xml:space="preserve">| Organization logo | https://www.text2task.com/text2task-logo.png |</w:t>
+      </w:r>
+    </w:p>
+    <w:p>
+      <w:r>
+        <w:t xml:space="preserve">| Organization description | Text2Task turns client messages, emails, WhatsApp messages, notes, and supported screenshots into reviewable projects and tasks for freelancers, small agencies, and client-service teams. |</w:t>
+      </w:r>
+    </w:p>
+    <w:p>
+      <w:r>
+        <w:t xml:space="preserve">| WebSite publisher | https://www.text2task.com/#organization |</w:t>
+      </w:r>
+    </w:p>
+    <w:p>
+      <w:r>
+        <w:t xml:space="preserve">| Homepage WebPage isPartOf | https://www.text2task.com/#website |</w:t>
+      </w:r>
+    </w:p>
+    <w:p>
+      <w:r>
+        <w:t xml:space="preserve">| Homepage WebPage publisher | https://www.text2task.com/#organization |</w:t>
+      </w:r>
+    </w:p>
+    <w:p>
+      <w:r>
+        <w:t xml:space="preserve">| AboutPage isPartOf | https://www.text2task.com/#website |</w:t>
+      </w:r>
+    </w:p>
+    <w:p>
+      <w:r>
+        <w:t xml:space="preserve">| AboutPage publisher | https://www.text2task.com/#organization |</w:t>
+      </w:r>
+    </w:p>
+    <w:p>
+      <w:r>
+        <w:t xml:space="preserve">| Person entity | Not present by owner privacy decision |</w:t>
+      </w:r>
+    </w:p>
+    <w:p>
+      <w:r>
+        <w:t xml:space="preserve">| Organization.founder | Not present by owner privacy decision |</w:t>
+      </w:r>
+    </w:p>
+    <w:p>
+      <w:r>
+        <w:t xml:space="preserve">| SoftwareApplication / Product | Not present; prior owner-reviewed no-fabricated-schema decision preserved |</w:t>
+      </w:r>
+    </w:p>
+    <w:p/>
+    <w:p>
+      <w:pPr>
+        <w:pStyle w:val="Heading3"/>
+      </w:pPr>
+      <w:r>
+        <w:t xml:space="preserve">42.2 Final sameAs Inventory</w:t>
+      </w:r>
+    </w:p>
+    <w:p/>
+    <w:p>
+      <w:r>
+        <w:t xml:space="preserve">Accepted in Organization.sameAs:</w:t>
+      </w:r>
+    </w:p>
+    <w:p/>
+    <w:p>
+      <w:r>
+        <w:t xml:space="preserve">| URL | Reason |</w:t>
+      </w:r>
+    </w:p>
+    <w:p>
+      <w:r>
+        <w:t xml:space="preserve">|---|---|</w:t>
+      </w:r>
+    </w:p>
+    <w:p>
+      <w:r>
+        <w:t xml:space="preserve">| https://www.facebook.com/profile.php?id=61588954785433 | Existing source-owned company profile, also visible in footer. |</w:t>
+      </w:r>
+    </w:p>
+    <w:p>
+      <w:r>
+        <w:t xml:space="preserve">| https://www.linkedin.com/company/text2task/ | Existing source-owned company profile, also visible in footer. |</w:t>
+      </w:r>
+    </w:p>
+    <w:p/>
+    <w:p>
+      <w:r>
+        <w:t xml:space="preserve">Rejected or deferred:</w:t>
+      </w:r>
+    </w:p>
+    <w:p/>
+    <w:p>
+      <w:r>
+        <w:t xml:space="preserve">| Candidate | Status | Reason |</w:t>
+      </w:r>
+    </w:p>
+    <w:p>
+      <w:r>
+        <w:t xml:space="preserve">|---|---|---|</w:t>
+      </w:r>
+    </w:p>
+    <w:p>
+      <w:r>
+        <w:t xml:space="preserve">| Founder/personal profiles | Rejected | Owner privacy decision: no founder name, no personal-profile link, no Person.sameAs. |</w:t>
+      </w:r>
+    </w:p>
+    <w:p>
+      <w:r>
+        <w:t xml:space="preserve">| GetApp | Deferred | Current listing verified in run evidence, but exact canonical URL is not recorded in the repository/current run evidence. |</w:t>
+      </w:r>
+    </w:p>
+    <w:p>
+      <w:r>
+        <w:t xml:space="preserve">| Capterra | Deferred | Current listing verified in run evidence, but exact canonical URL is not recorded in the repository/current run evidence. |</w:t>
+      </w:r>
+    </w:p>
+    <w:p>
+      <w:r>
+        <w:t xml:space="preserve">| Uneed | Deferred | Current listing verified in run evidence, but exact canonical URL is not recorded in the repository/current run evidence. |</w:t>
+      </w:r>
+    </w:p>
+    <w:p>
+      <w:r>
+        <w:t xml:space="preserve">| SaaSHub | Deferred | Current product surface verified in run evidence, but exact canonical URL/currentness is not recorded in the repository/current run evidence. |</w:t>
+      </w:r>
+    </w:p>
+    <w:p>
+      <w:r>
+        <w:t xml:space="preserve">| Peerlist | Deferred | Current project surface verified, but personal/founder exposure is privacy-sensitive and exact canonical Organization/Product use is not owner-approved. |</w:t>
+      </w:r>
+    </w:p>
+    <w:p>
+      <w:r>
+        <w:t xml:space="preserve">| StartupFortune | Rejected for sameAs | Editorial mention/article, not an identity-equivalent profile. |</w:t>
+      </w:r>
+    </w:p>
+    <w:p>
+      <w:r>
+        <w:t xml:space="preserve">| UIComet | Deferred | Discovery/listing surface only; exact stable canonical URL and owner policy not verified. |</w:t>
+      </w:r>
+    </w:p>
+    <w:p>
+      <w:r>
+        <w:t xml:space="preserve">| FounderDB / Peer Push | Deferred | Discovery data only; exact URLs and identity details not verified for safe public schema use. |</w:t>
+      </w:r>
+    </w:p>
+    <w:p>
+      <w:r>
+        <w:t xml:space="preserve">| G2 | Rejected | Ambiguous identity; do not include until current text2task.com identity is clearly verified. |</w:t>
+      </w:r>
+    </w:p>
+    <w:p>
+      <w:r>
+        <w:t xml:space="preserve">| Product Hunt | Rejected/deferred | Not externally verified in this search sweep. |</w:t>
+      </w:r>
+    </w:p>
+    <w:p>
+      <w:r>
+        <w:t xml:space="preserve">| BetaList | Rejected/deferred | Not externally verified in this search sweep. |</w:t>
+      </w:r>
+    </w:p>
+    <w:p/>
+    <w:p>
+      <w:pPr>
+        <w:pStyle w:val="Heading3"/>
+      </w:pPr>
+      <w:r>
+        <w:t xml:space="preserve">42.3 About Page Changes</w:t>
+      </w:r>
+    </w:p>
+    <w:p/>
+    <w:p>
+      <w:r>
+        <w:t xml:space="preserve">The About page now more clearly establishes that:</w:t>
+      </w:r>
+    </w:p>
+    <w:p/>
+    <w:p>
+      <w:r>
+        <w:t xml:space="preserve">- text2task.com is the official Text2Task product site.</w:t>
+      </w:r>
+    </w:p>
+    <w:p>
+      <w:r>
+        <w:t xml:space="preserve">- Text2Task is the SaaS product at text2task.com.</w:t>
+      </w:r>
+    </w:p>
+    <w:p>
+      <w:r>
+        <w:t xml:space="preserve">- Text2Task turns client messages, emails, WhatsApp messages, notes, and supported screenshots into reviewable projects and tasks.</w:t>
+      </w:r>
+    </w:p>
+    <w:p>
+      <w:r>
+        <w:t xml:space="preserve">- The product is for freelancers, small agencies, and client-service teams.</w:t>
+      </w:r>
+    </w:p>
+    <w:p>
+      <w:r>
+        <w:t xml:space="preserve">- Existing unnamed founder/owner photos remain unchanged.</w:t>
+      </w:r>
+    </w:p>
+    <w:p/>
+    <w:p>
+      <w:r>
+        <w:t xml:space="preserve">No founder name, personal profile, phone number, location, legal entity name, address, or personal email was added.</w:t>
+      </w:r>
+    </w:p>
+    <w:p/>
+    <w:p>
+      <w:pPr>
+        <w:pStyle w:val="Heading3"/>
+      </w:pPr>
+      <w:r>
+        <w:t xml:space="preserve">42.4 Source / Schema Normalization</w:t>
+      </w:r>
+    </w:p>
+    <w:p/>
+    <w:p>
+      <w:r>
+        <w:t xml:space="preserve">Implemented source-of-truth constants in app/lib/site-config.ts:</w:t>
+      </w:r>
+    </w:p>
+    <w:p/>
+    <w:p>
+      <w:r>
+        <w:t xml:space="preserve">- SITE_BRAND_NAME</w:t>
+      </w:r>
+    </w:p>
+    <w:p>
+      <w:r>
+        <w:t xml:space="preserve">- SITE_CANONICAL_DESCRIPTION</w:t>
+      </w:r>
+    </w:p>
+    <w:p>
+      <w:r>
+        <w:t xml:space="preserve">- SITE_CANONICAL_LOGO_PATH</w:t>
+      </w:r>
+    </w:p>
+    <w:p>
+      <w:r>
+        <w:t xml:space="preserve">- SITE_CANONICAL_LOGO_URL</w:t>
+      </w:r>
+    </w:p>
+    <w:p>
+      <w:r>
+        <w:t xml:space="preserve">- SITE_CANONICAL_URL</w:t>
+      </w:r>
+    </w:p>
+    <w:p>
+      <w:r>
+        <w:t xml:space="preserve">- existing SITE_ORIGIN, SITE_SOCIAL_LINKS, and SITE_ORGANIZATION_SAME_AS</w:t>
+      </w:r>
+    </w:p>
+    <w:p/>
+    <w:p>
+      <w:r>
+        <w:t xml:space="preserve">Homepage Organization and WebSite JSON-LD now consume these canonical constants for name, URL, logo, and description. Root metadata now uses the canonical brand/description constants. Entity IDs remain stable and unchanged.</w:t>
+      </w:r>
+    </w:p>
+    <w:p/>
+    <w:p>
+      <w:pPr>
+        <w:pStyle w:val="Heading3"/>
+      </w:pPr>
+      <w:r>
+        <w:t xml:space="preserve">42.5 Verification Results</w:t>
+      </w:r>
+    </w:p>
+    <w:p/>
+    <w:p>
+      <w:r>
+        <w:t xml:space="preserve">| Check | Result |</w:t>
+      </w:r>
+    </w:p>
+    <w:p>
+      <w:r>
+        <w:t xml:space="preserve">|---|---|</w:t>
+      </w:r>
+    </w:p>
+    <w:p>
+      <w:r>
+        <w:t xml:space="preserve">| Targeted schema/SEO tests | PASS — 3 files / 71 tests (app/page.test.ts, app/about/page.test.ts, app/lib/schema-dangling-entity-references.test.ts) |</w:t>
+      </w:r>
+    </w:p>
+    <w:p>
+      <w:r>
+        <w:t xml:space="preserve">| Relevant regression tests | PASS — 9 files / 105 tests across public page/schema/footer regressions |</w:t>
+      </w:r>
+    </w:p>
+    <w:p>
+      <w:r>
+        <w:t xml:space="preserve">| TypeScript typecheck | PASS — npx tsc --noEmit |</w:t>
+      </w:r>
+    </w:p>
+    <w:p>
+      <w:r>
+        <w:t xml:space="preserve">| Changed-file ESLint | PASS — app/lib/site-config.ts, app/page.tsx, app/layout.tsx, app/about/page.tsx, app/page.test.ts, app/about/page.test.ts |</w:t>
+      </w:r>
+    </w:p>
+    <w:p>
+      <w:r>
+        <w:t xml:space="preserve">| Production build | PASS after network-enabled rerun for Google Fonts; first sandboxed run failed only because Next could not fetch Google Fonts |</w:t>
+      </w:r>
+    </w:p>
+    <w:p>
+      <w:r>
+        <w:t xml:space="preserve">| Full lint | FAILS on unrelated pre-existing lint issue in app/components/dashboard/tasks/share-link/share-link-channels.tsx (react-hooks/set-state-in-effect) plus unrelated warnings; not changed in this milestone |</w:t>
+      </w:r>
+    </w:p>
+    <w:p/>
+    <w:p>
+      <w:pPr>
+        <w:pStyle w:val="Heading3"/>
+      </w:pPr>
+      <w:r>
+        <w:t xml:space="preserve">42.6 Privacy Review</w:t>
+      </w:r>
+    </w:p>
+    <w:p/>
+    <w:p>
+      <w:r>
+        <w:t xml:space="preserve">Result: PASS.</w:t>
+      </w:r>
+    </w:p>
+    <w:p/>
+    <w:p>
+      <w:r>
+        <w:t xml:space="preserve">- Founder name introduced: NO.</w:t>
+      </w:r>
+    </w:p>
+    <w:p>
+      <w:r>
+        <w:t xml:space="preserve">- Person schema introduced: NO.</w:t>
+      </w:r>
+    </w:p>
+    <w:p>
+      <w:r>
+        <w:t xml:space="preserve">- Organization.founder introduced: NO.</w:t>
+      </w:r>
+    </w:p>
+    <w:p>
+      <w:r>
+        <w:t xml:space="preserve">- Founder metadata introduced: NO.</w:t>
+      </w:r>
+    </w:p>
+    <w:p>
+      <w:r>
+        <w:t xml:space="preserve">- Personal email introduced: NO.</w:t>
+      </w:r>
+    </w:p>
+    <w:p>
+      <w:r>
+        <w:t xml:space="preserve">- Phone introduced: NO.</w:t>
+      </w:r>
+    </w:p>
+    <w:p>
+      <w:r>
+        <w:t xml:space="preserve">- Home/location details introduced: NO.</w:t>
+      </w:r>
+    </w:p>
+    <w:p>
+      <w:r>
+        <w:t xml:space="preserve">- Personal social/profile links introduced: NO.</w:t>
+      </w:r>
+    </w:p>
+    <w:p>
+      <w:r>
+        <w:t xml:space="preserve">- Repository/internal owner identity leaked into public metadata or schema: NO.</w:t>
+      </w:r>
+    </w:p>
+    <w:p>
+      <w:r>
+        <w:t xml:space="preserve">- Existing About-page photos changed: NO.</w:t>
+      </w:r>
+    </w:p>
+    <w:p/>
+    <w:p>
+      <w:pPr>
+        <w:pStyle w:val="Heading3"/>
+      </w:pPr>
+      <w:r>
+        <w:t xml:space="preserve">42.7 Final Milestone 2 State</w:t>
+      </w:r>
+    </w:p>
+    <w:p/>
+    <w:p>
+      <w:r>
+        <w:t xml:space="preserve">- Phase 0: COMPLETE / OWNER REVIEWED.</w:t>
+      </w:r>
+    </w:p>
+    <w:p>
+      <w:r>
+        <w:t xml:space="preserve">- Phase 1: IMPLEMENTATION IN PROGRESS.</w:t>
+      </w:r>
+    </w:p>
+    <w:p>
+      <w:r>
+        <w:t xml:space="preserve">- Milestone 1: COMPLETE.</w:t>
       </w:r>
     </w:p>
     <w:p>
@@ -7791,7 +9558,12 @@
     </w:p>
     <w:p>
       <w:r>
-        <w:t xml:space="preserve">- Application code changed: YES - Phase 1 Milestone 1 and Phase 1 Milestone 2 implementation through merged PRs, plus Phase 1 Milestone 3 local implementation awaiting owner review.</w:t>
+        <w:t xml:space="preserve">- Production: Vercel Production READY; owner smoke verification PASS.</w:t>
+      </w:r>
+    </w:p>
+    <w:p>
+      <w:r>
+        <w:t xml:space="preserve">- Database migration required: NO.</w:t>
       </w:r>
     </w:p>
     <w:p>
@@ -7801,3395 +9573,2005 @@
     </w:p>
     <w:p>
       <w:r>
-        <w:t xml:space="preserve">- Environment changed: NO.</w:t>
-      </w:r>
-    </w:p>
-    <w:p>
-      <w:r>
-        <w:t xml:space="preserve">- Production deployment: READY at merge commit 80b3318 for Milestone 2.</w:t>
-      </w:r>
-    </w:p>
-    <w:p>
-      <w:r>
-        <w:t xml:space="preserve">- Production smoke verification: PASS.</w:t>
+        <w:t xml:space="preserve">- Environment/config changed: NO.</w:t>
+      </w:r>
+    </w:p>
+    <w:p>
+      <w:r>
+        <w:t xml:space="preserve">- Commit created by this documentation task: NO.</w:t>
+      </w:r>
+    </w:p>
+    <w:p>
+      <w:r>
+        <w:t xml:space="preserve">- Push performed by this documentation task: NO.</w:t>
+      </w:r>
+    </w:p>
+    <w:p>
+      <w:r>
+        <w:t xml:space="preserve">- Deploy performed by this documentation task: NO.</w:t>
+      </w:r>
+    </w:p>
+    <w:p/>
+    <w:p>
+      <w:pPr>
+        <w:pStyle w:val="Heading3"/>
+      </w:pPr>
+      <w:r>
+        <w:t xml:space="preserve">42.8 Production Verification Closeout</w:t>
+      </w:r>
+    </w:p>
+    <w:p/>
+    <w:p>
+      <w:r>
+        <w:t xml:space="preserve">Closeout timestamp: 2026-09-14 18:08:27 Asia/Jerusalem.</w:t>
+      </w:r>
+    </w:p>
+    <w:p/>
+    <w:p>
+      <w:r>
+        <w:t xml:space="preserve">Production merge: PR #4 merged successfully to main.</w:t>
+      </w:r>
+    </w:p>
+    <w:p/>
+    <w:p>
+      <w:r>
+        <w:t xml:space="preserve">Production merge commit: 80b3318.</w:t>
+      </w:r>
+    </w:p>
+    <w:p/>
+    <w:p>
+      <w:r>
+        <w:t xml:space="preserve">Vercel Production status: READY.</w:t>
+      </w:r>
+    </w:p>
+    <w:p/>
+    <w:p>
+      <w:r>
+        <w:t xml:space="preserve">Owner Production smoke verification: PASS.</w:t>
+      </w:r>
+    </w:p>
+    <w:p/>
+    <w:p>
+      <w:r>
+        <w:t xml:space="preserve">Verified live in Production:</w:t>
+      </w:r>
+    </w:p>
+    <w:p/>
+    <w:p>
+      <w:r>
+        <w:t xml:space="preserve">- Homepage loads correctly: PASS.</w:t>
+      </w:r>
+    </w:p>
+    <w:p>
+      <w:r>
+        <w:t xml:space="preserve">- About page loads correctly: PASS.</w:t>
+      </w:r>
+    </w:p>
+    <w:p>
+      <w:r>
+        <w:t xml:space="preserve">- New "ABOUT TEXT2TASK" eyebrow is live: PASS.</w:t>
+      </w:r>
+    </w:p>
+    <w:p>
+      <w:r>
+        <w:t xml:space="preserve">- New About opening paragraph is live: PASS.</w:t>
+      </w:r>
+    </w:p>
+    <w:p>
+      <w:r>
+        <w:t xml:space="preserve">- Existing About photos remain: PASS.</w:t>
+      </w:r>
+    </w:p>
+    <w:p>
+      <w:r>
+        <w:t xml:space="preserve">- Founder personal name is not published: PASS.</w:t>
+      </w:r>
+    </w:p>
+    <w:p>
+      <w:r>
+        <w:t xml:space="preserve">- Person schema remains intentionally absent: PASS.</w:t>
+      </w:r>
+    </w:p>
+    <w:p>
+      <w:r>
+        <w:t xml:space="preserve">- Personal social/profile links were not introduced: PASS.</w:t>
+      </w:r>
+    </w:p>
+    <w:p>
+      <w:r>
+        <w:t xml:space="preserve">- No visible regression observed in reviewed About sections: PASS.</w:t>
+      </w:r>
+    </w:p>
+    <w:p>
+      <w:r>
+        <w:t xml:space="preserve">- Owner privacy decision remains preserved: PASS.</w:t>
+      </w:r>
+    </w:p>
+    <w:p/>
+    <w:p>
+      <w:r>
+        <w:t xml:space="preserve">No new Decision Log ID was created for this closeout because no new product or technical decision was made; this entry records deployment and production verification evidence only.</w:t>
+      </w:r>
+    </w:p>
+    <w:p/>
+    <w:p>
+      <w:r>
+        <w:t xml:space="preserve">---</w:t>
+      </w:r>
+    </w:p>
+    <w:p/>
+    <w:p>
+      <w:pPr>
+        <w:pStyle w:val="Heading2"/>
+      </w:pPr>
+      <w:r>
+        <w:t xml:space="preserve">43. Phase 1 Milestone 3 - Internal Authority / Weak Use Cases Mapping</w:t>
+      </w:r>
+    </w:p>
+    <w:p/>
+    <w:p>
+      <w:r>
+        <w:t xml:space="preserve">Status: MAPPING / IMPLEMENTATION PLAN READY.</w:t>
+      </w:r>
+    </w:p>
+    <w:p/>
+    <w:p>
+      <w:r>
+        <w:t xml:space="preserve">Mapping timestamp: 2026-09-14 23:59:35 Asia/Jerusalem.</w:t>
+      </w:r>
+    </w:p>
+    <w:p/>
+    <w:p>
+      <w:r>
+        <w:t xml:space="preserve">Scope: documentation-only mapping, audit, and planning. No Milestone 3 application implementation has started.</w:t>
+      </w:r>
+    </w:p>
+    <w:p/>
+    <w:p>
+      <w:r>
+        <w:t xml:space="preserve">Branch / HEAD at mapping start: main / f97141031c697c768793fd2ae0c7bdacbe00550b.</w:t>
+      </w:r>
+    </w:p>
+    <w:p/>
+    <w:p>
+      <w:pPr>
+        <w:pStyle w:val="Heading3"/>
+      </w:pPr>
+      <w:r>
+        <w:t xml:space="preserve">43.1 Route And Architecture Facts</w:t>
+      </w:r>
+    </w:p>
+    <w:p/>
+    <w:p>
+      <w:r>
+        <w:t xml:space="preserve">The repository currently exposes 33 public sitemap URLs: homepage, /use-cases, 12 use-case detail pages, /resources, 7 resource articles, one freelancer solution page, 6 feature pages, /about, /contact, /privacy, and /terms.</w:t>
+      </w:r>
+    </w:p>
+    <w:p/>
+    <w:p>
+      <w:r>
+        <w:t xml:space="preserve">The task brief named several conceptual URLs that are not standalone indexable pages in the current repository:</w:t>
+      </w:r>
+    </w:p>
+    <w:p/>
+    <w:p>
+      <w:r>
+        <w:t xml:space="preserve">| Requested inspection target | Current repository state |</w:t>
+      </w:r>
+    </w:p>
+    <w:p>
+      <w:r>
+        <w:t xml:space="preserve">|---|---|</w:t>
+      </w:r>
+    </w:p>
+    <w:p>
+      <w:r>
+        <w:t xml:space="preserve">| /features | No standalone route. Feature navigation points to /#features; individual feature pages exist under /features/*. |</w:t>
+      </w:r>
+    </w:p>
+    <w:p>
+      <w:r>
+        <w:t xml:space="preserve">| /how-it-works | No standalone route. Header/CTA links point to /#how-it-works. |</w:t>
+      </w:r>
+    </w:p>
+    <w:p>
+      <w:r>
+        <w:t xml:space="preserve">| /pricing | Exists only as permanentRedirect("/#pricing"); correctly absent from sitemap. |</w:t>
+      </w:r>
+    </w:p>
+    <w:p>
+      <w:r>
+        <w:t xml:space="preserve">| /for-freelancers | No standalone route. The closest current equivalent is /solutions/freelancer-project-management-software. |</w:t>
+      </w:r>
+    </w:p>
+    <w:p>
+      <w:r>
+        <w:t xml:space="preserve">| /email-to-tasks, /screenshot-to-tasks, /ai-task-extractor, /client-feedback-to-tasks, /client-project-tracker, /project-deadline-calendar | No root-level routes. Current canonical routes are /features/email-to-tasks, /features/screenshot-to-tasks, /features/ai-task-extractor, /features/client-feedback-to-tasks, /features/client-project-tracker, and /features/project-deadline-calendar. |</w:t>
+      </w:r>
+    </w:p>
+    <w:p/>
+    <w:p>
+      <w:r>
+        <w:t xml:space="preserve">All 12 use-case pages are generated by app/use-cases/[slug]/page.tsx, app/components/use-cases/use-case-detail-page.tsx, and the static registry in app/lib/use-cases/cases/*.ts. Every use-case page has:</w:t>
+      </w:r>
+    </w:p>
+    <w:p/>
+    <w:p>
+      <w:r>
+        <w:t xml:space="preserve">- sitemap inclusion through app/sitemap.ts;</w:t>
+      </w:r>
+    </w:p>
+    <w:p>
+      <w:r>
+        <w:t xml:space="preserve">- canonical metadata through generateMetadata();</w:t>
+      </w:r>
+    </w:p>
+    <w:p>
+      <w:r>
+        <w:t xml:space="preserve">- server-rendered WebPage JSON-LD;</w:t>
+      </w:r>
+    </w:p>
+    <w:p>
+      <w:r>
+        <w:t xml:space="preserve">- server-rendered BreadcrumbList JSON-LD;</w:t>
+      </w:r>
+    </w:p>
+    <w:p>
+      <w:r>
+        <w:t xml:space="preserve">- FAQPage JSON-LD when faq data is present;</w:t>
+      </w:r>
+    </w:p>
+    <w:p>
+      <w:r>
+        <w:t xml:space="preserve">- crawlable Next &lt;Link&gt; internal links for related use cases and optional related reading.</w:t>
+      </w:r>
+    </w:p>
+    <w:p/>
+    <w:p>
+      <w:r>
+        <w:t xml:space="preserve">Therefore the four previously flagged pages are not blocked by noindex, canonical omission, sitemap omission, missing SSR rendering, or missing structured data. The Milestone 3 problem is internal authority and content support, not basic technical indexability.</w:t>
+      </w:r>
+    </w:p>
+    <w:p/>
+    <w:p>
+      <w:pPr>
+        <w:pStyle w:val="Heading3"/>
+      </w:pPr>
+      <w:r>
+        <w:t xml:space="preserve">43.2 Internal Link Graph Inventory</w:t>
+      </w:r>
+    </w:p>
+    <w:p/>
+    <w:p>
+      <w:r>
+        <w:t xml:space="preserve">Header navigation is sitewide and crawlable on the public marketing pages using LandingHeader. It links to /, /#how-it-works, /#features, /use-cases, /#pricing, /about, /login, and /signup. This creates broad discovery of /use-cases, but it does not create page-specific topical authority for individual use-case spokes.</w:t>
+      </w:r>
+    </w:p>
+    <w:p/>
+    <w:p>
+      <w:r>
+        <w:t xml:space="preserve">Footer navigation is sitewide and crawlable on the public marketing pages using LandingFooter. It links to product anchors/pages, all six feature pages, /resources, /solutions/freelancer-project-management-software, /about, legal/contact/account pages, and only three individual use-case pages: /use-cases/web-designers, /use-cases/wordpress-freelancers, and /use-cases/graphic-designers. The four flagged pages receive no direct footer link.</w:t>
+      </w:r>
+    </w:p>
+    <w:p/>
+    <w:p>
+      <w:r>
+        <w:t xml:space="preserve">The homepage provides meaningful contextual authority through:</w:t>
+      </w:r>
+    </w:p>
+    <w:p/>
+    <w:p>
+      <w:r>
+        <w:t xml:space="preserve">- HomepageUseCasesSection: links to 6 selected use cases: web-designers, wordpress-freelancers, graphic-designers, social-media-managers, project-managers, and small-agencies, plus the /use-cases hub.</w:t>
+      </w:r>
+    </w:p>
+    <w:p>
+      <w:r>
+        <w:t xml:space="preserve">- HomepagePostExtractionSection: links to /features/project-deadline-calendar and /features/client-project-tracker.</w:t>
+      </w:r>
+    </w:p>
+    <w:p>
+      <w:r>
+        <w:t xml:space="preserve">- header/footer links to the hub, feature pages, solution page, resources, About, and legal/account pages.</w:t>
+      </w:r>
+    </w:p>
+    <w:p/>
+    <w:p>
+      <w:r>
+        <w:t xml:space="preserve">The /use-cases hub is a real SSR hub, not just a sitemap artifact. It lists all 12 use-case pages in three groups: Website &amp; Development, Creative &amp; Content, and Operations &amp; Teams. It links to every spoke with crawlable anchors based on each use case's listing label/title/description. However, it acts more like a directory than a strong editorial hub: it does not yet introduce cluster-specific narratives, recommended paths, or contextual relationships between adjacent use cases.</w:t>
+      </w:r>
+    </w:p>
+    <w:p/>
+    <w:p>
+      <w:r>
+        <w:t xml:space="preserve">Use-case detail pages link back to /use-cases, link to three related use cases via relatedSlugs, and may link to feature/resource/solution pages through relatedLinks. The richer use-case pages use transformation/signature/proof/related-reading modules, while the weakest use cases currently rely on the default page model without that differentiation layer.</w:t>
+      </w:r>
+    </w:p>
+    <w:p/>
+    <w:p>
+      <w:r>
+        <w:t xml:space="preserve">The Resources hub links only to resource articles. It does not currently pass contextual authority to use-case pages, feature pages, or the freelancer solution page from the hub itself. Individual resource articles do pass useful contextual links, but mostly to features, resources, the solution page, and established use cases such as web designers, WordPress freelancers, project managers, and social media managers.</w:t>
+      </w:r>
+    </w:p>
+    <w:p/>
+    <w:p>
+      <w:r>
+        <w:t xml:space="preserve">The freelancer solution page is one of the strongest internal authority sources. It links contextually to /use-cases/web-designers, /use-cases/project-managers, /use-cases/virtual-assistants, /use-cases/small-agencies, /use-cases/wordpress-freelancers, the /use-cases hub, three resource pages, the resources hub, and all six feature pages. It does not currently link directly to freelance developers, SEO freelancers, Shopify freelancers, or video editors.</w:t>
+      </w:r>
+    </w:p>
+    <w:p/>
+    <w:p>
+      <w:r>
+        <w:t xml:space="preserve">Feature pages are strong contextual source pages:</w:t>
+      </w:r>
+    </w:p>
+    <w:p/>
+    <w:p>
+      <w:r>
+        <w:t xml:space="preserve">| Source page | Current contextual use-case links |</w:t>
+      </w:r>
+    </w:p>
+    <w:p>
+      <w:r>
+        <w:t xml:space="preserve">|---|---|</w:t>
+      </w:r>
+    </w:p>
+    <w:p>
+      <w:r>
+        <w:t xml:space="preserve">| /features/email-to-tasks | Project managers, virtual assistants, small agencies, /use-cases hub |</w:t>
+      </w:r>
+    </w:p>
+    <w:p>
+      <w:r>
+        <w:t xml:space="preserve">| /features/screenshot-to-tasks | Web designers, graphic designers, social media managers |</w:t>
+      </w:r>
+    </w:p>
+    <w:p>
+      <w:r>
+        <w:t xml:space="preserve">| /features/ai-task-extractor | Project managers, virtual assistants, small agencies |</w:t>
+      </w:r>
+    </w:p>
+    <w:p>
+      <w:r>
+        <w:t xml:space="preserve">| /features/client-feedback-to-tasks | Web designers, project managers, small agencies, WordPress freelancers |</w:t>
+      </w:r>
+    </w:p>
+    <w:p>
+      <w:r>
+        <w:t xml:space="preserve">| /features/client-project-tracker | No direct use-case links; links to related features/solution |</w:t>
+      </w:r>
+    </w:p>
+    <w:p>
+      <w:r>
+        <w:t xml:space="preserve">| /features/project-deadline-calendar | Small agencies, project managers, web designers |</w:t>
+      </w:r>
+    </w:p>
+    <w:p/>
+    <w:p>
+      <w:pPr>
+        <w:pStyle w:val="Heading3"/>
+      </w:pPr>
+      <w:r>
+        <w:t xml:space="preserve">43.3 Complete Use-Case Cluster Map</w:t>
+      </w:r>
+    </w:p>
+    <w:p/>
+    <w:p>
+      <w:r>
+        <w:t xml:space="preserve">| Cluster | Current pages | Strongest hub/source | Strongest supporting pages | Orphan/near-orphan risk | Natural missing relationships |</w:t>
+      </w:r>
+    </w:p>
+    <w:p>
+      <w:r>
+        <w:t xml:space="preserve">|---|---|---|---|---|---|</w:t>
+      </w:r>
+    </w:p>
+    <w:p>
+      <w:r>
+        <w:t xml:space="preserve">| Website / development | web-designers, wordpress-freelancers, webflow-freelancers, shopify-freelancers, freelance-developers, seo-freelancers | /use-cases hub; /solutions/freelancer-project-management-software; homepage for selected spokes | web-designers, wordpress-freelancers, webflow-freelancers | freelance-developers and seo-freelancers are hub-only/contextually isolated; shopify-freelancers is weakly supported | Developer/SEO/Shopify pages should receive contextual links from solution, relevant feature pages, and adjacent web/WordPress/Webflow pages where useful. |</w:t>
+      </w:r>
+    </w:p>
+    <w:p>
+      <w:r>
+        <w:t xml:space="preserve">| Creative / content | graphic-designers, social-media-managers, video-editors | homepage and footer for graphic designers; homepage for social media managers; use-case related module for video editors | graphic-designers, social-media-managers, video-editors | video-editors has good page depth but weaker inbound authority than graphic/social pages | Add a natural contextual link from screenshot/client-feedback/resource content into video editors where revision/timecode work is discussed. |</w:t>
+      </w:r>
+    </w:p>
+    <w:p>
+      <w:r>
+        <w:t xml:space="preserve">| Operations / teams | project-managers, virtual-assistants, small-agencies | homepage; freelancer solution page; email/AI/calendar/client-feedback feature pages | all three are comparatively well-supported | No current near-orphan among these three | Avoid over-linking these already-supported pages at the expense of weaker use cases. |</w:t>
+      </w:r>
+    </w:p>
+    <w:p>
+      <w:r>
+        <w:t xml:space="preserve">| Freelancer operations / cross-cutting | all use cases plus /solutions/freelancer-project-management-software and freelancer resource articles | solution page and /resources/how-to-organize-client-requests-as-a-freelancer | solution page, email-to-tasks, AI task extractor, screenshot-to-tasks | weak pages are not represented in the cross-cutting freelancer authority sources | Add selective links from freelancer solution/resource pages to developer/SEO/Shopify use cases where the reader is choosing their freelancer role. |</w:t>
+      </w:r>
+    </w:p>
+    <w:p/>
+    <w:p>
+      <w:r>
+        <w:t xml:space="preserve">Pages that should not be linked just for SEO:</w:t>
+      </w:r>
+    </w:p>
+    <w:p/>
+    <w:p>
+      <w:r>
+        <w:t xml:space="preserve">- Legal pages should not link into use cases.</w:t>
+      </w:r>
+    </w:p>
+    <w:p>
+      <w:r>
+        <w:t xml:space="preserve">- About should remain entity/trust-focused; only add use-case links if there is a clear user path, not for authority sculpting.</w:t>
+      </w:r>
+    </w:p>
+    <w:p>
+      <w:r>
+        <w:t xml:space="preserve">- Login/signup/check-email/auth flows should not be used as SEO link sources.</w:t>
+      </w:r>
+    </w:p>
+    <w:p>
+      <w:r>
+        <w:t xml:space="preserve">- Footer should not be expanded into a full use-case dump unless there is a product-navigation reason.</w:t>
+      </w:r>
+    </w:p>
+    <w:p/>
+    <w:p>
+      <w:pPr>
+        <w:pStyle w:val="Heading3"/>
+      </w:pPr>
+      <w:r>
+        <w:t xml:space="preserve">43.4 Four Known Weak Page Audit</w:t>
+      </w:r>
+    </w:p>
+    <w:p/>
+    <w:p>
+      <w:r>
+        <w:t xml:space="preserve">| Page | Title / meta / H1 | Intent and topic | Content depth | Inbound support | Outbound support | Schema / canonical / sitemap | Classification |</w:t>
+      </w:r>
+    </w:p>
+    <w:p>
+      <w:r>
+        <w:t xml:space="preserve">|---|---|---|---|---|---|---|---|</w:t>
+      </w:r>
+    </w:p>
+    <w:p>
+      <w:r>
+        <w:t xml:space="preserve">| /use-cases/freelance-developers | Title: Client Request Management for Freelance Developers; meta describes feature changes, bug-fix notes, technical context, and screenshots; H1: Stop typing client requests into task lists. Get back to building. | Freelance developers converting client feature/fix/bug requests into development tasks | Adequate base template: hero, pain points, workflow, capabilities, Client Updates, FAQ, related use cases, final CTA. Missing transformation, signature module, proof, and related reading. | Linked from /use-cases hub. Not selected on homepage, not in footer, not linked from feature/resource/solution pages, and not linked by sibling relatedSlugs found in current data. | Links to web designers, WordPress freelancers, project managers, /use-cases, and signup. | Present and healthy: canonical, sitemap, WebPage, BreadcrumbList, FAQPage. | WEAK |</w:t>
+      </w:r>
+    </w:p>
+    <w:p>
+      <w:r>
+        <w:t xml:space="preserve">| /use-cases/seo-freelancers | Title: SEO Client Task Management for Freelancers; meta describes page URLs, content notes, metadata changes, internal links, redirects, screenshots; H1: Skip the SEO task setup. Start improving pages sooner. | SEO freelancers organizing client page-change instructions into tasks | Adequate base template but thin versus stronger siblings. Missing transformation, signature module, proof, and related reading. | Linked from /use-cases hub. Not selected on homepage, not in footer, not linked from feature/resource/solution pages. Receives related-use-case support mainly from Shopify freelancers. | Links to WordPress freelancers, Shopify freelancers, web designers, /use-cases, and signup. | Present and healthy: canonical, sitemap, WebPage, BreadcrumbList, FAQPage. | VERY WEAK |</w:t>
+      </w:r>
+    </w:p>
+    <w:p>
+      <w:r>
+        <w:t xml:space="preserve">| /use-cases/shopify-freelancers | Title: Client Request Management for Shopify Freelancers; meta describes store updates, product changes, promotions, screenshots; H1: Spend less time copying store updates--and more time improving the storefront. | Shopify freelancers organizing store update, product, promotion, mobile, cart, and launch tasks | Adequate base template but thin versus stronger web-development siblings. Missing transformation, signature module, proof, and related reading. | Linked from /use-cases hub and from SEO freelancers via relatedSlugs. Not selected on homepage, not in footer, not linked from feature/resource/solution pages. | Links to web designers, WordPress freelancers, Webflow freelancers, /use-cases, and signup. | Present and healthy: canonical, sitemap, WebPage, BreadcrumbList, FAQPage. | WEAK |</w:t>
+      </w:r>
+    </w:p>
+    <w:p>
+      <w:r>
+        <w:t xml:space="preserve">| /use-cases/video-editors | Title: Video Revision &amp; Delivery Task Manager for Editors; meta describes cuts, timecodes, exports, deadlines; H1: Stop scrubbing through texts for timecodes. Keep every cut, format, and deadline together. | Video editors turning revision/timecode/export messages into tasks | Stronger than the other three: has transformation, signature timeline, secondary checklist, Client Updates, FAQ, related reading, related use cases, and final CTA. | Linked from /use-cases hub and related by creative sibling pages; not selected on homepage, not in footer, and not linked from high-authority feature/solution pages. | Links to client-feedback feature/resource pages and creative sibling use cases. | Present and healthy: canonical, sitemap, WebPage, BreadcrumbList, FAQPage. | ADEQUATE, but under-linked from authority pages |</w:t>
+      </w:r>
+    </w:p>
+    <w:p/>
+    <w:p>
+      <w:r>
+        <w:t xml:space="preserve">All four pages deserve indexing if improved conservatively. None should be merged, removed, or noindexed based on repository evidence alone.</w:t>
+      </w:r>
+    </w:p>
+    <w:p/>
+    <w:p>
+      <w:pPr>
+        <w:pStyle w:val="Heading3"/>
+      </w:pPr>
+      <w:r>
+        <w:t xml:space="preserve">43.5 Internal Authority Source Recommendations</w:t>
+      </w:r>
+    </w:p>
+    <w:p/>
+    <w:p>
+      <w:r>
+        <w:t xml:space="preserve">| Source page | Why useful to a human | Target page | Anchor concept | Placement | Direction |</w:t>
+      </w:r>
+    </w:p>
+    <w:p>
+      <w:r>
+        <w:t xml:space="preserve">|---|---|---|---|---|---|</w:t>
+      </w:r>
+    </w:p>
+    <w:p>
+      <w:r>
+        <w:t xml:space="preserve">| /solutions/freelancer-project-management-software | A freelancer choosing project-management workflows may identify by specialty. | Freelance developers, SEO freelancers, Shopify freelancers | specialty-specific freelancer workflows | Existing audience/use-case link section | One-way to weak spokes, with reciprocal only where the spoke already has a relevant solution link. |</w:t>
+      </w:r>
+    </w:p>
+    <w:p>
+      <w:r>
+        <w:t xml:space="preserve">| /features/client-feedback-to-tasks | Follow-up edits and revision requests map naturally to developers, SEO, Shopify, and video editors. | Freelance developers, SEO freelancers, Shopify freelancers, video editors | turn follow-up change requests into reviewable tasks | Audience section or related-work section | One-way from feature to relevant use cases; reciprocals only from pages where related reading is added. |</w:t>
+      </w:r>
+    </w:p>
+    <w:p>
+      <w:r>
+        <w:t xml:space="preserve">| /features/screenshot-to-tasks | Screenshots are central to bug reports, storefront updates, visual revisions, and video feedback screenshots. | Freelance developers, Shopify freelancers, video editors | organize screenshot-based client requests | Audience section or related links | One-way or reciprocal with related reading. |</w:t>
+      </w:r>
+    </w:p>
+    <w:p>
+      <w:r>
+        <w:t xml:space="preserve">| /features/email-to-tasks | SEO/page-change requests, development briefs, and store requests often arrive by email. | Freelance developers, SEO freelancers, Shopify freelancers | client email requests for specialized work | Audience section | One-way. |</w:t>
+      </w:r>
+    </w:p>
+    <w:p>
+      <w:r>
+        <w:t xml:space="preserve">| /features/ai-task-extractor | Broad extractor page can support specialized pages that start from unstructured text. | Freelance developers, SEO freelancers | extract client instructions into tasks | Audience section or related links | One-way. |</w:t>
+      </w:r>
+    </w:p>
+    <w:p>
+      <w:r>
+        <w:t xml:space="preserve">| /resources/how-to-organize-client-requests-as-a-freelancer | Cross-cutting freelancer guide is a natural role-discovery page. | Freelance developers, SEO freelancers, Shopify freelancers | examples for developer/SEO/Shopify client requests | Existing related/next-step section | One-way to role pages. |</w:t>
+      </w:r>
+    </w:p>
+    <w:p>
+      <w:r>
+        <w:t xml:space="preserve">| /resources/how-to-turn-emails-into-tasks | Email workflow directly matches SEO briefs, development requests, and Shopify store changes. | SEO freelancers, freelance developers, Shopify freelancers | turn page-change/store/dev emails into tasks | Example/next-step section | One-way. |</w:t>
+      </w:r>
+    </w:p>
+    <w:p>
+      <w:r>
+        <w:t xml:space="preserve">| /resources/how-to-turn-client-feedback-into-tasks | Feedback/revision article already supports client-feedback feature and can naturally mention video editors. | Video editors, SEO freelancers | revision notes and page-change feedback | Existing related guide section | One-way. |</w:t>
+      </w:r>
+    </w:p>
+    <w:p>
+      <w:r>
+        <w:t xml:space="preserve">| /resources/manage-client-revisions-web-designers | Web revision workflow overlaps naturally with developers, SEO, Shopify, WordPress, and Webflow. | Freelance developers, SEO freelancers, Shopify freelancers | related website-change workflows | Related links section | One-way, not all at once if the section becomes crowded. |</w:t>
+      </w:r>
+    </w:p>
+    <w:p>
+      <w:r>
+        <w:t xml:space="preserve">| Strong sibling use cases | The related-use-case component is crawlable and user-useful when the relationship is real. | Weak pages | adjacent work roles | relatedSlugs and optional relatedLinks | Reciprocal only when both pages' user intent overlaps. |</w:t>
+      </w:r>
+    </w:p>
+    <w:p/>
+    <w:p>
+      <w:pPr>
+        <w:pStyle w:val="Heading3"/>
+      </w:pPr>
+      <w:r>
+        <w:t xml:space="preserve">43.6 Content Gap Classifications</w:t>
+      </w:r>
+    </w:p>
+    <w:p/>
+    <w:p>
+      <w:r>
+        <w:t xml:space="preserve">| Page | Classification | Rationale |</w:t>
+      </w:r>
+    </w:p>
+    <w:p>
+      <w:r>
+        <w:t xml:space="preserve">|---|---|---|</w:t>
+      </w:r>
+    </w:p>
+    <w:p>
+      <w:r>
+        <w:t xml:space="preserve">| /use-cases/freelance-developers | LINKING + SMALL CONTENT IMPROVEMENT | Intent is commercially useful and distinct from web designers/WordPress. Internal linking alone would still leave it thinner than sibling pages. Add one concrete transformation example and/or signature module around client bug/feature requests, plus related reading. |</w:t>
+      </w:r>
+    </w:p>
+    <w:p>
+      <w:r>
+        <w:t xml:space="preserve">| /use-cases/seo-freelancers | LINKING + SMALL CONTENT IMPROVEMENT | Intent is distinct but at greatest risk of looking generic without a page-level URL/metadata/internal-link example. Needs one specific SEO-request transformation module and contextual inbound links from email/client-feedback/resource pages. |</w:t>
+      </w:r>
+    </w:p>
+    <w:p>
+      <w:r>
+        <w:t xml:space="preserve">| /use-cases/shopify-freelancers | LINKING + SMALL CONTENT IMPROVEMENT | Storefront/product/promotion request intent is distinct and commercially relevant. Needs one Shopify-specific transformation/signature module and inbound links from freelancer solution, screenshot/email, and freelancer resource content. |</w:t>
+      </w:r>
+    </w:p>
+    <w:p>
+      <w:r>
+        <w:t xml:space="preserve">| /use-cases/video-editors | LINKING ONLY | Page already has strong unique modules and examples. Current gap is mainly missing contextual authority from high-authority feature/resource pages and homepage/footer selection. |</w:t>
+      </w:r>
+    </w:p>
+    <w:p/>
+    <w:p>
+      <w:r>
+        <w:t xml:space="preserve">No page currently meets the threshold for MAJOR CONTENT IMPROVEMENT REQUIRED or MERGE / REMOVE / NOINDEX SHOULD BE CONSIDERED.</w:t>
+      </w:r>
+    </w:p>
+    <w:p/>
+    <w:p>
+      <w:pPr>
+        <w:pStyle w:val="Heading3"/>
+      </w:pPr>
+      <w:r>
+        <w:t xml:space="preserve">43.7 Hub / Spoke Architecture Assessment</w:t>
+      </w:r>
+    </w:p>
+    <w:p/>
+    <w:p>
+      <w:r>
+        <w:t xml:space="preserve">The current /use-cases architecture functions as a crawlable hub-and-spoke foundation, but not yet as a strong topical hub.</w:t>
+      </w:r>
+    </w:p>
+    <w:p/>
+    <w:p>
+      <w:r>
+        <w:t xml:space="preserve">Findings:</w:t>
+      </w:r>
+    </w:p>
+    <w:p/>
+    <w:p>
+      <w:r>
+        <w:t xml:space="preserve">- /use-cases links to all 12 spokes and groups them into three useful categories.</w:t>
+      </w:r>
+    </w:p>
+    <w:p>
+      <w:r>
+        <w:t xml:space="preserve">- Category groupings are real but shallow; the hub does not yet explain how Website &amp; Development, Creative &amp; Content, and Operations &amp; Teams relate to different workflows.</w:t>
+      </w:r>
+    </w:p>
+    <w:p>
+      <w:r>
+        <w:t xml:space="preserve">- Spokes link back to the hub through final CTA and related-use-case component.</w:t>
+      </w:r>
+    </w:p>
+    <w:p>
+      <w:r>
+        <w:t xml:space="preserve">- Spokes cross-link through relatedSlugs, but weaker pages do not receive enough support from stronger topical pages.</w:t>
+      </w:r>
+    </w:p>
+    <w:p>
+      <w:r>
+        <w:t xml:space="preserve">- Breadcrumbs help hierarchy clarity but are not sufficient authority support on their own.</w:t>
+      </w:r>
+    </w:p>
+    <w:p>
+      <w:r>
+        <w:t xml:space="preserve">- The Resources hub is mostly a directory and does not support use-case spokes directly.</w:t>
+      </w:r>
+    </w:p>
+    <w:p>
+      <w:r>
+        <w:t xml:space="preserve">- There are no literal dead-end use-case pages, but there are near-dead-end authority patterns where a page is reachable mainly from the use-case directory and sitewide navigation.</w:t>
+      </w:r>
+    </w:p>
+    <w:p>
+      <w:r>
+        <w:t xml:space="preserve">- A new hub is not required for Milestone 3. Strengthen the existing /use-cases hub, existing feature pages, existing resource pages, and existing solution page first.</w:t>
+      </w:r>
+    </w:p>
+    <w:p/>
+    <w:p>
+      <w:pPr>
+        <w:pStyle w:val="Heading3"/>
+      </w:pPr>
+      <w:r>
+        <w:t xml:space="preserve">43.8 Anchor Text Policy</w:t>
+      </w:r>
+    </w:p>
+    <w:p/>
+    <w:p>
+      <w:r>
+        <w:t xml:space="preserve">Use varied, natural, human-readable anchors. Avoid repeated exact-match anchors such as "client request management for freelance developers" across the site.</w:t>
+      </w:r>
+    </w:p>
+    <w:p/>
+    <w:p>
+      <w:r>
+        <w:t xml:space="preserve">Recommended variants:</w:t>
+      </w:r>
+    </w:p>
+    <w:p/>
+    <w:p>
+      <w:r>
+        <w:t xml:space="preserve">| Target page | Natural anchor variants |</w:t>
+      </w:r>
+    </w:p>
+    <w:p>
+      <w:r>
+        <w:t xml:space="preserve">|---|---|</w:t>
+      </w:r>
+    </w:p>
+    <w:p>
+      <w:r>
+        <w:t xml:space="preserve">| /use-cases/freelance-developers | client requests for freelance developers; development change requests; bug reports and feature requests; turn development requests into reviewable tasks; organize client development work; developer task setup |</w:t>
+      </w:r>
+    </w:p>
+    <w:p>
+      <w:r>
+        <w:t xml:space="preserve">| /use-cases/seo-freelancers | SEO client task setup; page-change requests; metadata and content update requests; organize SEO instructions; turn SEO requests into reviewable tasks; client SEO changes |</w:t>
+      </w:r>
+    </w:p>
+    <w:p>
+      <w:r>
+        <w:t xml:space="preserve">| /use-cases/shopify-freelancers | Shopify store update requests; storefront change requests; product and promotion tasks; organize Shopify client work; turn store requests into tasks; Shopify launch updates |</w:t>
+      </w:r>
+    </w:p>
+    <w:p>
+      <w:r>
+        <w:t xml:space="preserve">| /use-cases/video-editors | video revision tasks; timecoded client feedback; editing notes and export requests; turn video feedback into tasks; organize revision rounds; client video edit requests |</w:t>
+      </w:r>
+    </w:p>
+    <w:p/>
+    <w:p>
+      <w:r>
+        <w:t xml:space="preserve">Anchor rules:</w:t>
+      </w:r>
+    </w:p>
+    <w:p/>
+    <w:p>
+      <w:r>
+        <w:t xml:space="preserve">- Use each exact variant sparingly.</w:t>
+      </w:r>
+    </w:p>
+    <w:p>
+      <w:r>
+        <w:t xml:space="preserve">- Prefer sentence-integrated anchors in articles.</w:t>
+      </w:r>
+    </w:p>
+    <w:p>
+      <w:r>
+        <w:t xml:space="preserve">- Prefer role labels in cards and audience sections.</w:t>
+      </w:r>
+    </w:p>
+    <w:p>
+      <w:r>
+        <w:t xml:space="preserve">- Do not turn every mention of a role into a link.</w:t>
+      </w:r>
+    </w:p>
+    <w:p>
+      <w:r>
+        <w:t xml:space="preserve">- Keep anchors truthful to the target page's actual content.</w:t>
+      </w:r>
+    </w:p>
+    <w:p/>
+    <w:p>
+      <w:pPr>
+        <w:pStyle w:val="Heading3"/>
+      </w:pPr>
+      <w:r>
+        <w:t xml:space="preserve">43.9 Milestone 3 Implementation Plan</w:t>
+      </w:r>
+    </w:p>
+    <w:p/>
+    <w:p>
+      <w:r>
+        <w:t xml:space="preserve">A. Internal linking changes</w:t>
+      </w:r>
+    </w:p>
+    <w:p/>
+    <w:p>
+      <w:r>
+        <w:t xml:space="preserve">| Priority | Source | Target | Section/component | Link intent | Suggested anchor | Copy change | New component | Benefit | Risk |</w:t>
+      </w:r>
+    </w:p>
+    <w:p>
+      <w:r>
+        <w:t xml:space="preserve">|---|---|---|---|---|---|---|---|---|---|</w:t>
+      </w:r>
+    </w:p>
+    <w:p>
+      <w:r>
+        <w:t xml:space="preserve">| P0 | /solutions/freelancer-project-management-software | freelance developers, SEO freelancers, Shopify freelancers | Existing use-case/audience link list | Help freelancer readers choose a specialty workflow | role labels plus short descriptions | Yes, add 2-3 role cards or rotate the list carefully | No | Strong authority from a core commercial page | Low/medium: avoid overloading the section. |</w:t>
+      </w:r>
+    </w:p>
+    <w:p>
+      <w:r>
+        <w:t xml:space="preserve">| P0 | /features/client-feedback-to-tasks | video editors, freelance developers, SEO freelancers, Shopify freelancers | Audience section or related links | Show where follow-up client feedback creates role-specific tasks | natural role/task anchors | Yes | No | Strong contextual link from a feature page | Medium: choose only the most relevant targets if the section gets crowded. |</w:t>
+      </w:r>
+    </w:p>
+    <w:p>
+      <w:r>
+        <w:t xml:space="preserve">| P0 | /features/email-to-tasks | SEO freelancers, freelance developers, Shopify freelancers | Audience section or related links | Connect email-based briefs to specialty use cases | client SEO changes, development change requests, Shopify store update requests | Yes | No | Supports three weak pages from a high-intent feature page | Low. |</w:t>
+      </w:r>
+    </w:p>
+    <w:p>
+      <w:r>
+        <w:t xml:space="preserve">| P1 | /features/screenshot-to-tasks | freelance developers, Shopify freelancers, video editors | Audience section or related links | Connect screenshot-based requests to visual/debug/store/editing tasks | varied screenshot/request anchors | Yes | No | Relevant topical authority | Low. |</w:t>
+      </w:r>
+    </w:p>
+    <w:p>
+      <w:r>
+        <w:t xml:space="preserve">| P1 | Freelancer resource articles | freelance developers, SEO freelancers, Shopify freelancers, video editors where relevant | Existing related/next-step sections | Let informational readers choose role-specific examples | sentence-integrated anchors | Yes | No | Strengthens resources-to-use-cases path | Low. |</w:t>
+      </w:r>
+    </w:p>
+    <w:p>
+      <w:r>
+        <w:t xml:space="preserve">| P1 | Strong sibling use-case pages | weak pages | relatedSlugs and relatedLinks data | Improve cluster cross-linking where workflow overlap is real | role labels and adjacent-work anchors | Possibly | No | Closes near-orphan patterns inside clusters | Medium: avoid circular link stuffing. |</w:t>
+      </w:r>
+    </w:p>
+    <w:p>
+      <w:r>
+        <w:t xml:space="preserve">| P2 | Homepage HomepageUseCasesSection | one or two currently excluded weak pages | selected use-case list | Surface a broader role set from homepage | role labels | Yes | No | High authority, but homepage UX sensitive | Medium; may be deferred if six-card layout is intentionally curated. |</w:t>
+      </w:r>
+    </w:p>
+    <w:p/>
+    <w:p>
+      <w:r>
+        <w:t xml:space="preserve">B. Small content improvements</w:t>
+      </w:r>
+    </w:p>
+    <w:p/>
+    <w:p>
+      <w:r>
+        <w:t xml:space="preserve">| Priority | Page | Change | Intent | New component needed | Benefit | Risk |</w:t>
+      </w:r>
+    </w:p>
+    <w:p>
+      <w:r>
+        <w:t xml:space="preserve">|---|---|---|---|---|---|---|</w:t>
+      </w:r>
+    </w:p>
+    <w:p>
+      <w:r>
+        <w:t xml:space="preserve">| P0 | /use-cases/seo-freelancers | Add a specific transformation example for URLs/title tags/meta/internal links/redirects and missing-decision outputs. | Prove the page is not a generic freelancer template. | No, existing transformation field supports it. | Highest content-depth lift. | Low. |</w:t>
+      </w:r>
+    </w:p>
+    <w:p>
+      <w:r>
+        <w:t xml:space="preserve">| P0 | /use-cases/freelance-developers | Add a development-specific transformation or signature board for bug reports, feature requests, reproduction notes, browser/device details, and acceptance requirements. | Differentiate from web designers and project managers. | No. | Strong uniqueness and usefulness lift. | Low. |</w:t>
+      </w:r>
+    </w:p>
+    <w:p>
+      <w:r>
+        <w:t xml:space="preserve">| P1 | /use-cases/shopify-freelancers | Add a Shopify storefront/product/promotion transformation or checklist module. | Clarify store-specific commercial value. | No. | Good uniqueness lift. | Low. |</w:t>
+      </w:r>
+    </w:p>
+    <w:p>
+      <w:r>
+        <w:t xml:space="preserve">| P1 | Weak pages | Add relatedLinks to relevant feature/resource/solution pages. | Create outbound topical context and reciprocal usefulness. | No. | Better user paths and content support. | Low. |</w:t>
+      </w:r>
+    </w:p>
+    <w:p>
+      <w:r>
+        <w:t xml:space="preserve">| P2 | /use-cases/video-editors | No content rewrite required; consider one additional inbound link only. | Preserve already-good differentiation. | No. | Avoid unnecessary churn. | Low. |</w:t>
+      </w:r>
+    </w:p>
+    <w:p/>
+    <w:p>
+      <w:r>
+        <w:t xml:space="preserve">C. Structural / hub changes</w:t>
+      </w:r>
+    </w:p>
+    <w:p/>
+    <w:p>
+      <w:r>
+        <w:t xml:space="preserve">| Priority | Area | Change | Benefit | Risk |</w:t>
+      </w:r>
+    </w:p>
+    <w:p>
+      <w:r>
+        <w:t xml:space="preserve">|---|---|---|---|---|</w:t>
+      </w:r>
+    </w:p>
+    <w:p>
+      <w:r>
+        <w:t xml:space="preserve">| P1 | /use-cases hub | Add light cluster introductions or "best for" cues under the existing category groups. | Makes hub more editorial and useful without creating new pages. | Low/medium; keep concise. |</w:t>
+      </w:r>
+    </w:p>
+    <w:p>
+      <w:r>
+        <w:t xml:space="preserve">| P1 | Related-use-case data | Normalize cross-links inside Website &amp; Development and Creative &amp; Content clusters. | Reduces hub-only support. | Medium if reciprocal links are added mechanically. |</w:t>
+      </w:r>
+    </w:p>
+    <w:p>
+      <w:r>
+        <w:t xml:space="preserve">| P2 | Resources hub | Add a small "popular workflows by role" section only if it improves reader navigation. | Opens resources-to-use-cases flow. | Medium; avoid turning the hub into a link farm. |</w:t>
+      </w:r>
+    </w:p>
+    <w:p/>
+    <w:p>
+      <w:r>
+        <w:t xml:space="preserve">D. Deferred to Milestone 4</w:t>
+      </w:r>
+    </w:p>
+    <w:p/>
+    <w:p>
+      <w:r>
+        <w:t xml:space="preserve">- Major rewrites of the highest non-brand opportunity pages.</w:t>
+      </w:r>
+    </w:p>
+    <w:p>
+      <w:r>
+        <w:t xml:space="preserve">- Deep expansion of /solutions/freelancer-project-management-software.</w:t>
+      </w:r>
+    </w:p>
+    <w:p>
+      <w:r>
+        <w:t xml:space="preserve">- New landing pages or new hubs.</w:t>
+      </w:r>
+    </w:p>
+    <w:p>
+      <w:r>
+        <w:t xml:space="preserve">- External authority/link acquisition.</w:t>
+      </w:r>
+    </w:p>
+    <w:p>
+      <w:r>
+        <w:t xml:space="preserve">- Homepage CRO/video-performance work.</w:t>
+      </w:r>
+    </w:p>
+    <w:p>
+      <w:r>
+        <w:t xml:space="preserve">- Product/schema expansion such as SoftwareApplication or Product.</w:t>
+      </w:r>
+    </w:p>
+    <w:p/>
+    <w:p>
+      <w:pPr>
+        <w:pStyle w:val="Heading3"/>
+      </w:pPr>
+      <w:r>
+        <w:t xml:space="preserve">43.10 Validation Plan For Later Implementation</w:t>
+      </w:r>
+    </w:p>
+    <w:p/>
+    <w:p>
+      <w:r>
+        <w:t xml:space="preserve">When Milestone 3 implementation is authorized, verify:</w:t>
+      </w:r>
+    </w:p>
+    <w:p/>
+    <w:p>
+      <w:r>
+        <w:t xml:space="preserve">- all new links render server-side in the HTML;</w:t>
+      </w:r>
+    </w:p>
+    <w:p>
+      <w:r>
+        <w:t xml:space="preserve">- all target URLs are canonical public URLs and return 200;</w:t>
+      </w:r>
+    </w:p>
+    <w:p>
+      <w:r>
+        <w:t xml:space="preserve">- no link points to a redirecting conceptual route such as /pricing when /#pricing is intended;</w:t>
+      </w:r>
+    </w:p>
+    <w:p>
+      <w:r>
+        <w:t xml:space="preserve">- no broken internal links;</w:t>
+      </w:r>
+    </w:p>
+    <w:p>
+      <w:r>
+        <w:t xml:space="preserve">- no accidental noindex;</w:t>
+      </w:r>
+    </w:p>
+    <w:p>
+      <w:r>
+        <w:t xml:space="preserve">- sitemap count remains 33 unless an intentional route change is approved;</w:t>
+      </w:r>
+    </w:p>
+    <w:p>
+      <w:r>
+        <w:t xml:space="preserve">- canonical paths and metadata remain unchanged unless explicitly part of the change;</w:t>
+      </w:r>
+    </w:p>
+    <w:p>
+      <w:r>
+        <w:t xml:space="preserve">- BreadcrumbList remains valid for all use-case pages;</w:t>
+      </w:r>
+    </w:p>
+    <w:p>
+      <w:r>
+        <w:t xml:space="preserve">- FAQPage remains present where use-case FAQ data exists;</w:t>
+      </w:r>
+    </w:p>
+    <w:p>
+      <w:r>
+        <w:t xml:space="preserve">- no duplicate or over-optimized exact-match anchor patterns;</w:t>
+      </w:r>
+    </w:p>
+    <w:p>
+      <w:r>
+        <w:t xml:space="preserve">- page-level tests cover newly expected links where tests already exist;</w:t>
+      </w:r>
+    </w:p>
+    <w:p>
+      <w:r>
+        <w:t xml:space="preserve">- TypeScript passes for changed content data files;</w:t>
+      </w:r>
+    </w:p>
+    <w:p>
+      <w:r>
+        <w:t xml:space="preserve">- changed-file lint passes;</w:t>
+      </w:r>
+    </w:p>
+    <w:p>
+      <w:r>
+        <w:t xml:space="preserve">- crawl-style internal-link validation is run if practical.</w:t>
+      </w:r>
+    </w:p>
+    <w:p/>
+    <w:p>
+      <w:pPr>
+        <w:pStyle w:val="Heading3"/>
+      </w:pPr>
+      <w:r>
+        <w:t xml:space="preserve">43.11 Owner Decisions Required</w:t>
+      </w:r>
+    </w:p>
+    <w:p/>
+    <w:p>
+      <w:r>
+        <w:t xml:space="preserve">No blocking product/privacy decision is required before Milestone 3 implementation. Recommended owner review items:</w:t>
+      </w:r>
+    </w:p>
+    <w:p/>
+    <w:p>
+      <w:r>
+        <w:t xml:space="preserve">- whether homepage use-case selection may be changed, or whether homepage curation should remain untouched;</w:t>
+      </w:r>
+    </w:p>
+    <w:p>
+      <w:r>
+        <w:t xml:space="preserve">- whether /use-cases hub copy may be lightly expanded with cluster introductions;</w:t>
+      </w:r>
+    </w:p>
+    <w:p>
+      <w:r>
+        <w:t xml:space="preserve">- which weak pages should receive the first P0 content modules if implementation must be split;</w:t>
+      </w:r>
+    </w:p>
+    <w:p>
+      <w:r>
+        <w:t xml:space="preserve">- whether Resources hub should stay article-only or gain a small role-workflow navigation section.</w:t>
+      </w:r>
+    </w:p>
+    <w:p/>
+    <w:p>
+      <w:r>
+        <w:t xml:space="preserve">Blocking decisions: none, unless the owner does not want homepage or hub copy touched.</w:t>
+      </w:r>
+    </w:p>
+    <w:p/>
+    <w:p>
+      <w:pPr>
+        <w:pStyle w:val="Heading3"/>
+      </w:pPr>
+      <w:r>
+        <w:t xml:space="preserve">43.12 Milestone 3 Current Conclusion</w:t>
+      </w:r>
+    </w:p>
+    <w:p/>
+    <w:p>
+      <w:r>
+        <w:t xml:space="preserve">Milestone 3 should proceed as a scoped internal-authority and small-content-depth implementation, not a broad content rewrite. The safest first implementation is:</w:t>
+      </w:r>
+    </w:p>
+    <w:p/>
+    <w:p>
+      <w:r>
+        <w:t xml:space="preserve">1. Add contextual links from the freelancer solution page and the email/client-feedback/screenshot feature pages to the weak use-case pages.</w:t>
+      </w:r>
+    </w:p>
+    <w:p>
+      <w:r>
+        <w:t xml:space="preserve">2. Add transformation/signature/related-reading depth to SEO freelancers, freelance developers, and Shopify freelancers using existing data fields and components.</w:t>
+      </w:r>
+    </w:p>
+    <w:p>
+      <w:r>
+        <w:t xml:space="preserve">3. Add one or two targeted inbound links for video editors without rewriting the page.</w:t>
+      </w:r>
+    </w:p>
+    <w:p>
+      <w:r>
+        <w:t xml:space="preserve">4. Strengthen the existing /use-cases hub lightly, if owner approves.</w:t>
+      </w:r>
+    </w:p>
+    <w:p/>
+    <w:p>
+      <w:r>
+        <w:t xml:space="preserve">Milestone 3 status is IMPLEMENTED LOCALLY / AWAITING OWNER REVIEW.</w:t>
+      </w:r>
+    </w:p>
+    <w:p/>
+    <w:p>
+      <w:r>
+        <w:t xml:space="preserve">---</w:t>
+      </w:r>
+    </w:p>
+    <w:p/>
+    <w:p>
+      <w:pPr>
+        <w:pStyle w:val="Heading2"/>
+      </w:pPr>
+      <w:r>
+        <w:t xml:space="preserve">44. Phase 1 Milestone 3 - Internal Authority / Weak Use Cases Local Implementation</w:t>
+      </w:r>
+    </w:p>
+    <w:p/>
+    <w:p>
+      <w:r>
+        <w:t xml:space="preserve">Status: IMPLEMENTED LOCALLY / AWAITING OWNER REVIEW.</w:t>
+      </w:r>
+    </w:p>
+    <w:p/>
+    <w:p>
+      <w:r>
+        <w:t xml:space="preserve">Implementation timestamp: 2026-09-15 00:36:13 Asia/Jerusalem.</w:t>
+      </w:r>
+    </w:p>
+    <w:p/>
+    <w:p>
+      <w:r>
+        <w:t xml:space="preserve">Branch: feat/seo-internal-authority.</w:t>
+      </w:r>
+    </w:p>
+    <w:p/>
+    <w:p>
+      <w:r>
+        <w:t xml:space="preserve">Base main HEAD before branch creation: f97141031c697c768793fd2ae0c7bdacbe00550b.</w:t>
+      </w:r>
+    </w:p>
+    <w:p/>
+    <w:p>
+      <w:r>
+        <w:t xml:space="preserve">Decision Log ID: SEO-2026-09-09-D023.</w:t>
+      </w:r>
+    </w:p>
+    <w:p/>
+    <w:p>
+      <w:pPr>
+        <w:pStyle w:val="Heading3"/>
+      </w:pPr>
+      <w:r>
+        <w:t xml:space="preserve">44.1 Owner Decisions Applied</w:t>
+      </w:r>
+    </w:p>
+    <w:p/>
+    <w:p>
+      <w:r>
+        <w:t xml:space="preserve">Milestone 3 implemented the approved internal-authority plan with these boundaries:</w:t>
+      </w:r>
+    </w:p>
+    <w:p/>
+    <w:p>
+      <w:r>
+        <w:t xml:space="preserve">- founder identity remains private; no founder name, Person schema, or personal-profile links were added;</w:t>
+      </w:r>
+    </w:p>
+    <w:p>
+      <w:r>
+        <w:t xml:space="preserve">- no homepage change was made merely for SEO;</w:t>
+      </w:r>
+    </w:p>
+    <w:p>
+      <w:r>
+        <w:t xml:space="preserve">- no footer/global-navigation expansion was made;</w:t>
+      </w:r>
+    </w:p>
+    <w:p>
+      <w:r>
+        <w:t xml:space="preserve">- no new pages, hubs, route rewrites, canonical changes, sitemap architecture changes, or schema architecture changes were made;</w:t>
+      </w:r>
+    </w:p>
+    <w:p>
+      <w:r>
+        <w:t xml:space="preserve">- /resources remains article-focused; no Resources-hub role index was added;</w:t>
+      </w:r>
+    </w:p>
+    <w:p>
+      <w:r>
+        <w:t xml:space="preserve">- /use-cases received only light cluster guidance;</w:t>
+      </w:r>
+    </w:p>
+    <w:p>
+      <w:r>
+        <w:t xml:space="preserve">- video editors received contextual inbound links only; the page content was not expanded;</w:t>
+      </w:r>
+    </w:p>
+    <w:p>
+      <w:r>
+        <w:t xml:space="preserve">- no performance/video optimization work was started;</w:t>
+      </w:r>
+    </w:p>
+    <w:p>
+      <w:r>
+        <w:t xml:space="preserve">- no Product or SoftwareApplication schema work was started.</w:t>
+      </w:r>
+    </w:p>
+    <w:p/>
+    <w:p>
+      <w:pPr>
+        <w:pStyle w:val="Heading3"/>
+      </w:pPr>
+      <w:r>
+        <w:t xml:space="preserve">44.2 Internal Links Added</w:t>
+      </w:r>
+    </w:p>
+    <w:p/>
+    <w:p>
+      <w:r>
+        <w:t xml:space="preserve">| Source | Target | Anchor text | Placement/context |</w:t>
+      </w:r>
+    </w:p>
+    <w:p>
+      <w:r>
+        <w:t xml:space="preserve">|---|---|---|---|</w:t>
+      </w:r>
+    </w:p>
+    <w:p>
+      <w:r>
+        <w:t xml:space="preserve">| /solutions/freelancer-project-management-software | /use-cases/freelance-developers | Freelance developers | Existing Use cases card grid for specialty freelancer workflows. |</w:t>
+      </w:r>
+    </w:p>
+    <w:p>
+      <w:r>
+        <w:t xml:space="preserve">| /solutions/freelancer-project-management-software | /use-cases/seo-freelancers | SEO freelancers | Existing Use cases card grid for specialty freelancer workflows. |</w:t>
+      </w:r>
+    </w:p>
+    <w:p>
+      <w:r>
+        <w:t xml:space="preserve">| /solutions/freelancer-project-management-software | /use-cases/shopify-freelancers | Shopify freelancers | Existing Use cases card grid for specialty freelancer workflows. |</w:t>
+      </w:r>
+    </w:p>
+    <w:p>
+      <w:r>
+        <w:t xml:space="preserve">| /features/email-to-tasks | /use-cases/seo-freelancers | SEO freelancers | Existing audience grid for people who manage client work by email. |</w:t>
+      </w:r>
+    </w:p>
+    <w:p>
+      <w:r>
+        <w:t xml:space="preserve">| /features/email-to-tasks | /use-cases/freelance-developers | Freelance developers | Existing audience grid for people who manage client work by email. |</w:t>
+      </w:r>
+    </w:p>
+    <w:p>
+      <w:r>
+        <w:t xml:space="preserve">| /features/email-to-tasks | /use-cases/shopify-freelancers | Shopify freelancers | Existing audience grid for people who manage client work by email. |</w:t>
+      </w:r>
+    </w:p>
+    <w:p>
+      <w:r>
+        <w:t xml:space="preserve">| /features/screenshot-to-tasks | /use-cases/freelance-developers | Freelance developers | Existing common screenshot workflows grid. |</w:t>
+      </w:r>
+    </w:p>
+    <w:p>
+      <w:r>
+        <w:t xml:space="preserve">| /features/screenshot-to-tasks | /use-cases/shopify-freelancers | Shopify freelancers | Existing common screenshot workflows grid. |</w:t>
+      </w:r>
+    </w:p>
+    <w:p>
+      <w:r>
+        <w:t xml:space="preserve">| /features/screenshot-to-tasks | /use-cases/video-editors | Video editors | Existing common screenshot workflows grid. |</w:t>
+      </w:r>
+    </w:p>
+    <w:p>
+      <w:r>
+        <w:t xml:space="preserve">| /features/ai-task-extractor | /use-cases/seo-freelancers | SEO freelancers | Existing audience grid for detailed text instructions. |</w:t>
+      </w:r>
+    </w:p>
+    <w:p>
+      <w:r>
+        <w:t xml:space="preserve">| /features/ai-task-extractor | /use-cases/freelance-developers | Freelance developers | Existing audience grid for detailed text instructions. |</w:t>
+      </w:r>
+    </w:p>
+    <w:p>
+      <w:r>
+        <w:t xml:space="preserve">| /features/client-feedback-to-tasks | /use-cases/video-editors | Video editors | Existing audience grid for projects that continue to change. |</w:t>
+      </w:r>
+    </w:p>
+    <w:p>
+      <w:r>
+        <w:t xml:space="preserve">| /features/client-feedback-to-tasks | /use-cases/seo-freelancers | SEO freelancers | Existing audience grid for projects that continue to change. |</w:t>
+      </w:r>
+    </w:p>
+    <w:p>
+      <w:r>
+        <w:t xml:space="preserve">| /resources/how-to-organize-client-requests-as-a-freelancer | /use-cases/freelance-developers | client requests for freelance developers | Sentence-integrated role examples paragraph in article body. |</w:t>
+      </w:r>
+    </w:p>
+    <w:p>
+      <w:r>
+        <w:t xml:space="preserve">| /resources/how-to-organize-client-requests-as-a-freelancer | /use-cases/seo-freelancers | SEO client task setup | Sentence-integrated role examples paragraph in article body. |</w:t>
+      </w:r>
+    </w:p>
+    <w:p>
+      <w:r>
+        <w:t xml:space="preserve">| /resources/how-to-organize-client-requests-as-a-freelancer | /use-cases/shopify-freelancers | Shopify store update requests | Sentence-integrated role examples paragraph in article body. |</w:t>
+      </w:r>
+    </w:p>
+    <w:p>
+      <w:r>
+        <w:t xml:space="preserve">| /resources/how-to-turn-emails-into-tasks | /use-cases/seo-freelancers | client SEO changes | Sentence-integrated examples paragraph in article body. |</w:t>
+      </w:r>
+    </w:p>
+    <w:p>
+      <w:r>
+        <w:t xml:space="preserve">| /resources/how-to-turn-emails-into-tasks | /use-cases/freelance-developers | development change requests | Sentence-integrated examples paragraph in article body. |</w:t>
+      </w:r>
+    </w:p>
+    <w:p>
+      <w:r>
+        <w:t xml:space="preserve">| /resources/how-to-turn-emails-into-tasks | /use-cases/shopify-freelancers | Shopify launch updates | Sentence-integrated examples paragraph in article body. |</w:t>
+      </w:r>
+    </w:p>
+    <w:p>
+      <w:r>
+        <w:t xml:space="preserve">| /resources/how-to-turn-client-feedback-into-tasks | /use-cases/video-editors | timecoded client feedback | Sentence-integrated review-step paragraph in article body. |</w:t>
+      </w:r>
+    </w:p>
+    <w:p>
+      <w:r>
+        <w:t xml:space="preserve">| /resources/how-to-turn-client-feedback-into-tasks | /use-cases/seo-freelancers | metadata and content update requests | Sentence-integrated review-step paragraph in article body. |</w:t>
+      </w:r>
+    </w:p>
+    <w:p>
+      <w:r>
+        <w:t xml:space="preserve">| /resources/manage-client-revisions-web-designers | /use-cases/freelance-developers | freelance developers | Existing article paragraph about adjacent web-revision workflows. |</w:t>
+      </w:r>
+    </w:p>
+    <w:p>
+      <w:r>
+        <w:t xml:space="preserve">| /resources/manage-client-revisions-web-designers | /use-cases/shopify-freelancers | Shopify freelancers | Existing article paragraph about adjacent web-revision workflows. |</w:t>
+      </w:r>
+    </w:p>
+    <w:p/>
+    <w:p>
+      <w:pPr>
+        <w:pStyle w:val="Heading3"/>
+      </w:pPr>
+      <w:r>
+        <w:t xml:space="preserve">44.3 Use-Case Hub And Weak-Page Content Updates</w:t>
+      </w:r>
+    </w:p>
+    <w:p/>
+    <w:p>
+      <w:r>
+        <w:t xml:space="preserve">The /use-cases hub now adds concise category guidance beneath the existing Website &amp; Development, Creative &amp; Content, and Operations &amp; Teams groups. It still links to all 12 use cases through the existing crawlable hub/spoke structure and does not add new routes.</w:t>
+      </w:r>
+    </w:p>
+    <w:p/>
+    <w:p>
+      <w:r>
+        <w:t xml:space="preserve">The three weakest use-case data files received small content-depth improvements using existing supported fields/components:</w:t>
+      </w:r>
+    </w:p>
+    <w:p/>
+    <w:p>
+      <w:r>
+        <w:t xml:space="preserve">- /use-cases/seo-freelancers: added a page-level SEO request transformation example and related workflow links to Email to Tasks, Client Feedback to Tasks, and the email-to-tasks resource.</w:t>
+      </w:r>
+    </w:p>
+    <w:p>
+      <w:r>
+        <w:t xml:space="preserve">- /use-cases/freelance-developers: added a development request transformation example and related workflow links to Screenshot to Tasks, Email to Tasks, and the freelancer client-request resource.</w:t>
+      </w:r>
+    </w:p>
+    <w:p>
+      <w:r>
+        <w:t xml:space="preserve">- /use-cases/shopify-freelancers: added a Shopify storefront request transformation example and related workflow links to Screenshot to Tasks, Email to Tasks, and the freelancer client-request resource.</w:t>
+      </w:r>
+    </w:p>
+    <w:p/>
+    <w:p>
+      <w:r>
+        <w:t xml:space="preserve">/use-cases/video-editors was left content-unchanged because Section 43 classified it as adequate but under-linked. It received contextual inbound links from relevant feature/resource content only.</w:t>
+      </w:r>
+    </w:p>
+    <w:p/>
+    <w:p>
+      <w:pPr>
+        <w:pStyle w:val="Heading3"/>
+      </w:pPr>
+      <w:r>
+        <w:t xml:space="preserve">44.4 Files Changed</w:t>
+      </w:r>
+    </w:p>
+    <w:p/>
+    <w:p>
+      <w:r>
+        <w:t xml:space="preserve">Application/content files:</w:t>
+      </w:r>
+    </w:p>
+    <w:p/>
+    <w:p>
+      <w:r>
+        <w:t xml:space="preserve">- app/use-cases/page.tsx</w:t>
+      </w:r>
+    </w:p>
+    <w:p>
+      <w:r>
+        <w:t xml:space="preserve">- app/solutions/freelancer-project-management-software/page.tsx</w:t>
+      </w:r>
+    </w:p>
+    <w:p>
+      <w:r>
+        <w:t xml:space="preserve">- app/features/email-to-tasks/page.tsx</w:t>
+      </w:r>
+    </w:p>
+    <w:p>
+      <w:r>
+        <w:t xml:space="preserve">- app/features/screenshot-to-tasks/page.tsx</w:t>
+      </w:r>
+    </w:p>
+    <w:p>
+      <w:r>
+        <w:t xml:space="preserve">- app/features/ai-task-extractor/page.tsx</w:t>
+      </w:r>
+    </w:p>
+    <w:p>
+      <w:r>
+        <w:t xml:space="preserve">- app/features/client-feedback-to-tasks/page.tsx</w:t>
+      </w:r>
+    </w:p>
+    <w:p>
+      <w:r>
+        <w:t xml:space="preserve">- app/resources/how-to-organize-client-requests-as-a-freelancer/page.tsx</w:t>
+      </w:r>
+    </w:p>
+    <w:p>
+      <w:r>
+        <w:t xml:space="preserve">- app/resources/how-to-turn-emails-into-tasks/page.tsx</w:t>
+      </w:r>
+    </w:p>
+    <w:p>
+      <w:r>
+        <w:t xml:space="preserve">- app/resources/how-to-turn-client-feedback-into-tasks/page.tsx</w:t>
+      </w:r>
+    </w:p>
+    <w:p>
+      <w:r>
+        <w:t xml:space="preserve">- app/resources/manage-client-revisions-web-designers/page.tsx</w:t>
+      </w:r>
+    </w:p>
+    <w:p>
+      <w:r>
+        <w:t xml:space="preserve">- app/lib/use-cases/cases/seo-freelancers.ts</w:t>
+      </w:r>
+    </w:p>
+    <w:p>
+      <w:r>
+        <w:t xml:space="preserve">- app/lib/use-cases/cases/freelance-developers.ts</w:t>
+      </w:r>
+    </w:p>
+    <w:p>
+      <w:r>
+        <w:t xml:space="preserve">- app/lib/use-cases/cases/shopify-freelancers.ts</w:t>
+      </w:r>
+    </w:p>
+    <w:p/>
+    <w:p>
+      <w:r>
+        <w:t xml:space="preserve">Tests:</w:t>
+      </w:r>
+    </w:p>
+    <w:p/>
+    <w:p>
+      <w:r>
+        <w:t xml:space="preserve">- app/use-cases/internal-authority.test.tsx</w:t>
+      </w:r>
+    </w:p>
+    <w:p/>
+    <w:p>
+      <w:r>
+        <w:t xml:space="preserve">Documentation:</w:t>
+      </w:r>
+    </w:p>
+    <w:p/>
+    <w:p>
+      <w:r>
+        <w:t xml:space="preserve">- docs/seo-runs/2026-09-09/Text2Task_SEO_GEO_Run_2026-09-09.md</w:t>
+      </w:r>
+    </w:p>
+    <w:p>
+      <w:r>
+        <w:t xml:space="preserve">- docs/seo-runs/2026-09-09/Text2Task_SEO_GEO_Run_2026-09-09.docx</w:t>
+      </w:r>
+    </w:p>
+    <w:p/>
+    <w:p>
+      <w:pPr>
+        <w:pStyle w:val="Heading3"/>
+      </w:pPr>
+      <w:r>
+        <w:t xml:space="preserve">44.5 Explicit Non-Changes</w:t>
+      </w:r>
+    </w:p>
+    <w:p/>
+    <w:p>
+      <w:r>
+        <w:t xml:space="preserve">- Homepage changed: NO.</w:t>
+      </w:r>
+    </w:p>
+    <w:p>
+      <w:r>
+        <w:t xml:space="preserve">- Footer changed: NO.</w:t>
+      </w:r>
+    </w:p>
+    <w:p>
+      <w:r>
+        <w:t xml:space="preserve">- About page changed: NO.</w:t>
+      </w:r>
+    </w:p>
+    <w:p>
+      <w:r>
+        <w:t xml:space="preserve">- Header/navigation changed: NO.</w:t>
+      </w:r>
+    </w:p>
+    <w:p>
+      <w:r>
+        <w:t xml:space="preserve">- Sitemap changed: NO.</w:t>
+      </w:r>
+    </w:p>
+    <w:p>
+      <w:r>
+        <w:t xml:space="preserve">- Canonicals changed: NO.</w:t>
+      </w:r>
+    </w:p>
+    <w:p>
+      <w:r>
+        <w:t xml:space="preserve">- Robots/noindex changed: NO.</w:t>
+      </w:r>
+    </w:p>
+    <w:p>
+      <w:r>
+        <w:t xml:space="preserve">- Organization/WebSite/WebPage/Breadcrumb/FAQ schema architecture changed: NO.</w:t>
+      </w:r>
+    </w:p>
+    <w:p>
+      <w:r>
+        <w:t xml:space="preserve">- Product/SoftwareApplication schema added: NO.</w:t>
+      </w:r>
+    </w:p>
+    <w:p>
+      <w:r>
+        <w:t xml:space="preserve">- Founder name or Person schema added: NO.</w:t>
+      </w:r>
+    </w:p>
+    <w:p>
+      <w:r>
+        <w:t xml:space="preserve">- Personal-profile sameAs links added: NO.</w:t>
+      </w:r>
+    </w:p>
+    <w:p>
+      <w:r>
+        <w:t xml:space="preserve">- Resources hub changed: NO.</w:t>
+      </w:r>
+    </w:p>
+    <w:p>
+      <w:r>
+        <w:t xml:space="preserve">- Database changed: NO.</w:t>
+      </w:r>
+    </w:p>
+    <w:p>
+      <w:r>
+        <w:t xml:space="preserve">- Migration added: NO.</w:t>
+      </w:r>
+    </w:p>
+    <w:p>
+      <w:r>
+        <w:t xml:space="preserve">- Environment/configuration changed: NO.</w:t>
+      </w:r>
+    </w:p>
+    <w:p>
+      <w:r>
+        <w:t xml:space="preserve">- Production changed: NO.</w:t>
+      </w:r>
+    </w:p>
+    <w:p>
+      <w:r>
+        <w:t xml:space="preserve">- Commit/push/deploy performed: NO.</w:t>
+      </w:r>
+    </w:p>
+    <w:p/>
+    <w:p>
+      <w:pPr>
+        <w:pStyle w:val="Heading3"/>
+      </w:pPr>
+      <w:r>
+        <w:t xml:space="preserve">44.6 Local Verification</w:t>
+      </w:r>
+    </w:p>
+    <w:p/>
+    <w:p>
+      <w:r>
+        <w:t xml:space="preserve">Local verification completed before owner review:</w:t>
+      </w:r>
+    </w:p>
+    <w:p/>
+    <w:p>
+      <w:r>
+        <w:t xml:space="preserve">- Focused Milestone 3 internal-authority tests: PASS, npx.cmd vitest run app/use-cases/internal-authority.test.tsx - 1 file / 10 tests.</w:t>
+      </w:r>
+    </w:p>
+    <w:p>
+      <w:r>
+        <w:t xml:space="preserve">- Targeted Milestone 3 tests: PASS, 7 files / 88 tests.</w:t>
+      </w:r>
+    </w:p>
+    <w:p>
+      <w:r>
+        <w:t xml:space="preserve">- Relevant public SEO regression tests: PASS, 13 files / 191 tests.</w:t>
+      </w:r>
+    </w:p>
+    <w:p>
+      <w:r>
+        <w:t xml:space="preserve">- TypeScript typecheck: PASS, npx.cmd tsc --noEmit.</w:t>
+      </w:r>
+    </w:p>
+    <w:p>
+      <w:r>
+        <w:t xml:space="preserve">- Changed-file ESLint: PASS, npx.cmd eslint on the Milestone 3 changed source/test files.</w:t>
+      </w:r>
+    </w:p>
+    <w:p>
+      <w:r>
+        <w:t xml:space="preserve">- Production build: PASS after network-enabled rerun for Google Fonts; the first sandboxed run failed only because next/font could not fetch DM Sans and Inter from Google Fonts.</w:t>
+      </w:r>
+    </w:p>
+    <w:p>
+      <w:r>
+        <w:t xml:space="preserve">- git diff --check: PASS with only line-ending normalization warnings.</w:t>
+      </w:r>
+    </w:p>
+    <w:p>
+      <w:r>
+        <w:t xml:space="preserve">- Internal-link validation: PASS through focused tests confirming the new source-to-target links and sitemap inclusion for the strengthened use cases.</w:t>
+      </w:r>
+    </w:p>
+    <w:p>
+      <w:r>
+        <w:t xml:space="preserve">- Privacy/schema invariants: PASS; homepage structured-data tests still confirm no Person, founder, or SoftwareApplication schema in the homepage entity graph.</w:t>
+      </w:r>
+    </w:p>
+    <w:p>
+      <w:r>
+        <w:t xml:space="preserve">- Unexpected file review: PASS; only Milestone 3 application/content files, the new focused test file, and the two current run documentation files are modified/untracked.</w:t>
+      </w:r>
+    </w:p>
+    <w:p/>
+    <w:p>
+      <w:pPr>
+        <w:pStyle w:val="Heading3"/>
+      </w:pPr>
+      <w:r>
+        <w:t xml:space="preserve">44.7 Milestone 3 Current Conclusion</w:t>
+      </w:r>
+    </w:p>
+    <w:p/>
+    <w:p>
+      <w:r>
+        <w:t xml:space="preserve">Milestone 3 is implemented locally as a scoped internal-authority and small-content-depth update. It strengthens crawlable contextual paths to previously weak use-case spokes while preserving homepage curation, privacy decisions, schema architecture, route architecture, and production safety.</w:t>
+      </w:r>
+    </w:p>
+    <w:p/>
+    <w:p>
+      <w:r>
+        <w:t xml:space="preserve">Final local status before PR merge: IMPLEMENTED LOCALLY / AWAITING OWNER REVIEW.</w:t>
+      </w:r>
+    </w:p>
+    <w:p/>
+    <w:p>
+      <w:r>
+        <w:t xml:space="preserve">---</w:t>
+      </w:r>
+    </w:p>
+    <w:p/>
+    <w:p>
+      <w:pPr>
+        <w:pStyle w:val="Heading2"/>
+      </w:pPr>
+      <w:r>
+        <w:t xml:space="preserve">45. Phase 1 Milestone 3 - Production Verification And Closeout</w:t>
+      </w:r>
+    </w:p>
+    <w:p/>
+    <w:p>
+      <w:r>
+        <w:t xml:space="preserve">Status: PRODUCTION DEPLOYED / PRODUCTION CONTENT VERIFIED / COMPLETE.</w:t>
+      </w:r>
+    </w:p>
+    <w:p/>
+    <w:p>
+      <w:r>
+        <w:t xml:space="preserve">Production verification timestamp: 2026-09-15 01:32:29 Asia/Jerusalem.</w:t>
+      </w:r>
+    </w:p>
+    <w:p/>
+    <w:p>
+      <w:r>
+        <w:t xml:space="preserve">Implementation PR: #6, merged successfully.</w:t>
+      </w:r>
+    </w:p>
+    <w:p/>
+    <w:p>
+      <w:r>
+        <w:t xml:space="preserve">Production merge commit: 5cd1bf5.</w:t>
+      </w:r>
+    </w:p>
+    <w:p/>
+    <w:p>
+      <w:r>
+        <w:t xml:space="preserve">Implementation commit: 7edaf7ae604a95b8f561ed2d603772ea836b1c82.</w:t>
+      </w:r>
+    </w:p>
+    <w:p/>
+    <w:p>
+      <w:r>
+        <w:t xml:space="preserve">Vercel Production: READY.</w:t>
+      </w:r>
+    </w:p>
+    <w:p/>
+    <w:p>
+      <w:r>
+        <w:t xml:space="preserve">Production branch: main.</w:t>
+      </w:r>
+    </w:p>
+    <w:p/>
+    <w:p>
+      <w:pPr>
+        <w:pStyle w:val="Heading3"/>
+      </w:pPr>
+      <w:r>
+        <w:t xml:space="preserve">45.1 Verification Scope</w:t>
+      </w:r>
+    </w:p>
+    <w:p/>
+    <w:p>
+      <w:r>
+        <w:t xml:space="preserve">This closeout records owner-completed live public route/content verification after Production deployment. It does not claim a complete pixel-level visual inspection of every affected page or viewport.</w:t>
+      </w:r>
+    </w:p>
+    <w:p/>
+    <w:p>
+      <w:r>
+        <w:t xml:space="preserve">Pre-merge verification had already passed for:</w:t>
+      </w:r>
+    </w:p>
+    <w:p/>
+    <w:p>
+      <w:r>
+        <w:t xml:space="preserve">- Focused Milestone 3 tests.</w:t>
+      </w:r>
+    </w:p>
+    <w:p>
+      <w:r>
+        <w:t xml:space="preserve">- Targeted tests.</w:t>
+      </w:r>
+    </w:p>
+    <w:p>
+      <w:r>
+        <w:t xml:space="preserve">- Relevant regression tests.</w:t>
+      </w:r>
+    </w:p>
+    <w:p>
+      <w:r>
+        <w:t xml:space="preserve">- TypeScript typecheck.</w:t>
+      </w:r>
+    </w:p>
+    <w:p>
+      <w:r>
+        <w:t xml:space="preserve">- Changed-file ESLint.</w:t>
+      </w:r>
+    </w:p>
+    <w:p>
+      <w:r>
+        <w:t xml:space="preserve">- Production build.</w:t>
+      </w:r>
+    </w:p>
+    <w:p>
+      <w:r>
+        <w:t xml:space="preserve">- git diff --check.</w:t>
+      </w:r>
+    </w:p>
+    <w:p>
+      <w:r>
+        <w:t xml:space="preserve">- Cannibalization risk review: LOW.</w:t>
+      </w:r>
+    </w:p>
+    <w:p>
+      <w:r>
+        <w:t xml:space="preserve">- Technical SEO regression review: PASS.</w:t>
+      </w:r>
+    </w:p>
+    <w:p/>
+    <w:p>
+      <w:pPr>
+        <w:pStyle w:val="Heading3"/>
+      </w:pPr>
+      <w:r>
+        <w:t xml:space="preserve">45.2 Live Production Route/Content Verification</w:t>
+      </w:r>
+    </w:p>
+    <w:p/>
+    <w:p>
+      <w:r>
+        <w:t xml:space="preserve">| Production route | Result | Verified live |</w:t>
+      </w:r>
+    </w:p>
+    <w:p>
+      <w:r>
+        <w:t xml:space="preserve">|---|---|---|</w:t>
+      </w:r>
+    </w:p>
+    <w:p>
+      <w:r>
+        <w:t xml:space="preserve">| /use-cases | PASS | Website &amp; Development cluster copy is live; Creative &amp; Content cluster copy is live; Operations &amp; Teams cluster copy is live; Freelance Developers, SEO Freelancers, Shopify Freelancers, and Video Editors are reachable from the hub; hub remains crawlable and usable. |</w:t>
+      </w:r>
+    </w:p>
+    <w:p>
+      <w:r>
+        <w:t xml:space="preserve">| /use-cases/seo-freelancers | PASS | From scattered SEO notes to page-level tasks. is live; SEO-specific client example is live; What Text2Task can organize and What still needs your SEO judgment are live; Email to Tasks, Client Feedback to Tasks, and How to turn emails into tasks related workflow links are live. |</w:t>
+      </w:r>
+    </w:p>
+    <w:p>
+      <w:r>
+        <w:t xml:space="preserve">| /use-cases/freelance-developers | PASS | From mixed client notes to development tasks. is live; developer-specific client example is live; What Text2Task can organize and What still needs your developer judgment are live; Screenshot to Tasks, Email to Tasks, and How to organize client requests related workflow links are live. |</w:t>
+      </w:r>
+    </w:p>
+    <w:p>
+      <w:r>
+        <w:t xml:space="preserve">| /use-cases/shopify-freelancers | PASS | From scattered store requests to Shopify tasks. is live; Shopify-specific client example is live; What Text2Task can organize and What still needs your Shopify judgment are live; Screenshot to Tasks, Email to Tasks, and How to organize client requests related workflow links are live. |</w:t>
+      </w:r>
+    </w:p>
+    <w:p/>
+    <w:p>
+      <w:pPr>
+        <w:pStyle w:val="Heading3"/>
+      </w:pPr>
+      <w:r>
+        <w:t xml:space="preserve">45.3 Production Closeout Conclusions</w:t>
+      </w:r>
+    </w:p>
+    <w:p/>
+    <w:p>
+      <w:r>
+        <w:t xml:space="preserve">- PR #6 merged successfully.</w:t>
+      </w:r>
+    </w:p>
+    <w:p>
+      <w:r>
+        <w:t xml:space="preserve">- Production merge commit 5cd1bf5 is present on main.</w:t>
+      </w:r>
+    </w:p>
+    <w:p>
+      <w:r>
+        <w:t xml:space="preserve">- Vercel Production is READY.</w:t>
+      </w:r>
+    </w:p>
+    <w:p>
+      <w:r>
+        <w:t xml:space="preserve">- Production route/content verification is PASS.</w:t>
+      </w:r>
+    </w:p>
+    <w:p>
+      <w:r>
+        <w:t xml:space="preserve">- Hub clustering is live.</w:t>
+      </w:r>
+    </w:p>
+    <w:p>
+      <w:r>
+        <w:t xml:space="preserve">- Small content improvements are live.</w:t>
+      </w:r>
+    </w:p>
+    <w:p>
+      <w:r>
+        <w:t xml:space="preserve">- Intended related-workflow links are live on the three improved pages.</w:t>
+      </w:r>
+    </w:p>
+    <w:p>
+      <w:r>
+        <w:t xml:space="preserve">- Video Editors remained linking-only by design.</w:t>
+      </w:r>
+    </w:p>
+    <w:p>
+      <w:r>
+        <w:t xml:space="preserve">- Homepage remained unchanged.</w:t>
+      </w:r>
+    </w:p>
+    <w:p>
+      <w:r>
+        <w:t xml:space="preserve">- Header/footer/global navigation remained unchanged.</w:t>
+      </w:r>
+    </w:p>
+    <w:p>
+      <w:r>
+        <w:t xml:space="preserve">- Resources policy remained article-focused.</w:t>
+      </w:r>
+    </w:p>
+    <w:p>
+      <w:r>
+        <w:t xml:space="preserve">- No database, environment/configuration, or schema change was made for Milestone 3 production verification.</w:t>
+      </w:r>
+    </w:p>
+    <w:p>
+      <w:r>
+        <w:t xml:space="preserve">- No complete pixel-level visual review is claimed.</w:t>
+      </w:r>
+    </w:p>
+    <w:p/>
+    <w:p>
+      <w:r>
+        <w:t xml:space="preserve">No new Decision Log ID was created for this closeout because no new product or technical decision was made; this entry records deployment and production verification evidence only.</w:t>
+      </w:r>
+    </w:p>
+    <w:p/>
+    <w:p>
+      <w:pPr>
+        <w:pStyle w:val="Heading3"/>
+      </w:pPr>
+      <w:r>
+        <w:t xml:space="preserve">45.4 Final Milestone 3 State</w:t>
+      </w:r>
+    </w:p>
+    <w:p/>
+    <w:p>
+      <w:r>
+        <w:t xml:space="preserve">- Phase 0: COMPLETE / OWNER REVIEWED.</w:t>
+      </w:r>
+    </w:p>
+    <w:p>
+      <w:r>
+        <w:t xml:space="preserve">- Phase 1: IMPLEMENTATION IN PROGRESS.</w:t>
+      </w:r>
+    </w:p>
+    <w:p>
+      <w:r>
+        <w:t xml:space="preserve">- Milestone 1: COMPLETE.</w:t>
+      </w:r>
+    </w:p>
+    <w:p>
+      <w:r>
+        <w:t xml:space="preserve">- Milestone 2: COMPLETE.</w:t>
+      </w:r>
+    </w:p>
+    <w:p>
+      <w:r>
+        <w:t xml:space="preserve">- Milestone 3: PRODUCTION DEPLOYED / PRODUCTION CONTENT VERIFIED / COMPLETE.</w:t>
+      </w:r>
+    </w:p>
+    <w:p>
+      <w:r>
+        <w:t xml:space="preserve">- Milestone 4: NOT STARTED.</w:t>
+      </w:r>
+    </w:p>
+    <w:p>
+      <w:r>
+        <w:t xml:space="preserve">- Production: Vercel Production READY; public route/content verification PASS.</w:t>
+      </w:r>
+    </w:p>
+    <w:p>
+      <w:r>
+        <w:t xml:space="preserve">- Database migration required: NO.</w:t>
+      </w:r>
+    </w:p>
+    <w:p>
+      <w:r>
+        <w:t xml:space="preserve">- Database changed: NO.</w:t>
+      </w:r>
+    </w:p>
+    <w:p>
+      <w:r>
+        <w:t xml:space="preserve">- Environment/config changed: NO.</w:t>
+      </w:r>
+    </w:p>
+    <w:p>
+      <w:r>
+        <w:t xml:space="preserve">- Schema changed by this verification task: NO.</w:t>
+      </w:r>
+    </w:p>
+    <w:p>
+      <w:r>
+        <w:t xml:space="preserve">- Application/test files changed by this documentation task: NO.</w:t>
+      </w:r>
+    </w:p>
+    <w:p>
+      <w:r>
+        <w:t xml:space="preserve">- Commit created by this documentation task: NO.</w:t>
+      </w:r>
+    </w:p>
+    <w:p>
+      <w:r>
+        <w:t xml:space="preserve">- Push performed by this documentation task: NO.</w:t>
+      </w:r>
+    </w:p>
+    <w:p>
+      <w:r>
+        <w:t xml:space="preserve">- Deploy performed by this documentation task: NO.</w:t>
       </w:r>
     </w:p>
     <w:p>
       <w:r>
         <w:t xml:space="preserve">- Production changed by this documentation task: NO.</w:t>
-      </w:r>
-    </w:p>
-    <w:p>
-      <w:r>
-        <w:t xml:space="preserve">- Manual deployment performed by this task: NO.</w:t>
-      </w:r>
-    </w:p>
-    <w:p/>
-    <w:p>
-      <w:r>
-        <w:t xml:space="preserve">---</w:t>
-      </w:r>
-    </w:p>
-    <w:p/>
-    <w:p>
-      <w:pPr>
-        <w:pStyle w:val="Heading2"/>
-      </w:pPr>
-      <w:r>
-        <w:t xml:space="preserve">40. Phase 1 Milestone 1 — Measurement Foundation Local Implementation</w:t>
-      </w:r>
-    </w:p>
-    <w:p/>
-    <w:p>
-      <w:r>
-        <w:t xml:space="preserve">Status: PRODUCTION DEPLOYED / PRODUCTION SMOKE VERIFIED / COMPLETE.</w:t>
-      </w:r>
-    </w:p>
-    <w:p/>
-    <w:p>
-      <w:r>
-        <w:t xml:space="preserve">Implementation timestamp: 2026-09-13 15:12:33 Asia/Jerusalem.</w:t>
-      </w:r>
-    </w:p>
-    <w:p/>
-    <w:p>
-      <w:r>
-        <w:t xml:space="preserve">Correction-pass timestamp: 2026-09-13 16:55:06 Asia/Jerusalem.</w:t>
-      </w:r>
-    </w:p>
-    <w:p/>
-    <w:p>
-      <w:r>
-        <w:t xml:space="preserve">Starting branch / HEAD: main at 92050bd1d21111192157bd3b8305861fb9208192.</w:t>
-      </w:r>
-    </w:p>
-    <w:p/>
-    <w:p>
-      <w:r>
-        <w:t xml:space="preserve">Feature branch: feat/seo-measurement-foundation.</w:t>
-      </w:r>
-    </w:p>
-    <w:p/>
-    <w:p>
-      <w:r>
-        <w:t xml:space="preserve">Implementation commit: 10846aa0c9dfc7a2f6a2a215374d75eb6a5103f6.</w:t>
-      </w:r>
-    </w:p>
-    <w:p/>
-    <w:p>
-      <w:r>
-        <w:t xml:space="preserve">PR: #2, Phase 1: add SEO funnel measurement foundation.</w:t>
-      </w:r>
-    </w:p>
-    <w:p/>
-    <w:p>
-      <w:r>
-        <w:t xml:space="preserve">Merge commit on main: b3e372c.</w:t>
-      </w:r>
-    </w:p>
-    <w:p/>
-    <w:p>
-      <w:r>
-        <w:t xml:space="preserve">Production deployment: Vercel Production READY for branch main / commit b3e372c.</w:t>
-      </w:r>
-    </w:p>
-    <w:p/>
-    <w:p>
-      <w:pPr>
-        <w:pStyle w:val="Heading3"/>
-      </w:pPr>
-      <w:r>
-        <w:t xml:space="preserve">40.1 Mapping Findings</w:t>
-      </w:r>
-    </w:p>
-    <w:p/>
-    <w:p>
-      <w:r>
-        <w:t xml:space="preserve">- Existing analytics writer: lib/analytics/internal-events.server.ts writes to analytics_events through supabaseAdmin, sanitizes metadata, clamps fields, validates event names through an allowlist, and treats duplicate idempotency-key collisions as expected no-ops.</w:t>
-      </w:r>
-    </w:p>
-    <w:p>
-      <w:r>
-        <w:t xml:space="preserve">- Existing attribution: lib/analytics/request-attribution.server.ts reads accepted-consent first-party attribution/anonymous cookies and maps UTM/referrer/landing/page-path fields into the analytics writer format.</w:t>
-      </w:r>
-    </w:p>
-    <w:p>
-      <w:r>
-        <w:t xml:space="preserve">- Existing storage: analytics_events already has event_name, user_id, attribution columns, sanitized JSON metadata, and analytics_events_idempotency_key_unique_idx; no enum/check constraint blocks the new paid_conversion name.</w:t>
-      </w:r>
-    </w:p>
-    <w:p>
-      <w:r>
-        <w:t xml:space="preserve">- Existing first-extract backend state: users.successful_extract_count and record_successful_extraction(p_user_id) already provide an owner-analytics-only persisted extraction count separate from free-plan quota.</w:t>
-      </w:r>
-    </w:p>
-    <w:p>
-      <w:r>
-        <w:t xml:space="preserve">- Existing Creem webhook idempotency: process_creem_webhook_event(...) already verifies/records provider event processing with replay protection and returns result_resolved_user_id after authoritative processing.</w:t>
-      </w:r>
-    </w:p>
-    <w:p/>
-    <w:p>
-      <w:pPr>
-        <w:pStyle w:val="Heading3"/>
-      </w:pPr>
-      <w:r>
-        <w:t xml:space="preserve">40.2 Event Contracts</w:t>
-      </w:r>
-    </w:p>
-    <w:p/>
-    <w:p>
-      <w:r>
-        <w:t xml:space="preserve">| Event | Authoritative boundary | Dedupe/idempotency | Metadata policy |</w:t>
-      </w:r>
-    </w:p>
-    <w:p>
-      <w:r>
-        <w:t xml:space="preserve">|---|---|---|---|</w:t>
-      </w:r>
-    </w:p>
-    <w:p>
-      <w:r>
-        <w:t xml:space="preserve">| first_extract_created | Authenticated text/image extraction succeeds, free-plan quota update succeeds where applicable, and scheduled record_successful_extraction() returns without error. | first_extract_created:{user_id}; route passes prior successful_extract_count, so only count 0 can emit, with DB uniqueness protecting races/retries. | Only source: text|image; no raw prompt, task, project, screenshot, message, or private content. |</w:t>
-      </w:r>
-    </w:p>
-    <w:p>
-      <w:r>
-        <w:t xml:space="preserve">| project_saved | First successful persisted project save per authenticated user from project import, homepage-demo claim save, homepage-demo save-anyway, or app/api/tasks/route.ts -&gt; createProjectWithSubtasks. Replays, duplicate review, failed saves, update-only paths, and zero-project outcomes do not count. | project_saved:{user_id}; preflight checks whether the user already has an active project and fails closed if that check cannot be trusted; DB uniqueness protects races and cross-flow duplicate attempts. | Only source and created project count; no titles, task text, client names, notes, or free-form content. |</w:t>
-      </w:r>
-    </w:p>
-    <w:p>
-      <w:r>
-        <w:t xml:space="preserve">| paid_conversion | Verified Creem webhook, normalized as subscription.paid, processed by process_creem_webhook_event(...) as processed / creem_webhook_processed, with a resolved user id. | paid_conversion:{user_id}; webhook replay/idempotency remains in the Creem ledger and analytics uniqueness prevents repeated conversion rows. Duplicate/pending/cancelled/unmatched events do not count. | Only provider/status labels and environment; no raw provider payload, customer id, subscription id, amount, email, or payment-sensitive data. |</w:t>
-      </w:r>
-    </w:p>
-    <w:p/>
-    <w:p>
-      <w:pPr>
-        <w:pStyle w:val="Heading3"/>
-      </w:pPr>
-      <w:r>
-        <w:t xml:space="preserve">40.3 Project-Save Path Inventory</w:t>
-      </w:r>
-    </w:p>
-    <w:p/>
-    <w:p>
-      <w:r>
-        <w:t xml:space="preserve">| Authoritative path | Persistence boundary | Emits project_saved | Test coverage |</w:t>
-      </w:r>
-    </w:p>
-    <w:p>
-      <w:r>
-        <w:t xml:space="preserve">|---|---|---:|---:|</w:t>
-      </w:r>
-    </w:p>
-    <w:p>
-      <w:r>
-        <w:t xml:space="preserve">| app/api/projects/import/route.ts compatibility fallback | createProjectGroup(...) creates persisted project/task rows | Yes, after all requested project groups persist | Yes |</w:t>
-      </w:r>
-    </w:p>
-    <w:p>
-      <w:r>
-        <w:t xml:space="preserve">| app/api/projects/import/route.ts transactional path | executeClaimedProjectImport(...) returns committed kind: "saved" result from import_projects_transaction(...) | Yes, only for saved, not replay | Yes |</w:t>
-      </w:r>
-    </w:p>
-    <w:p>
-      <w:r>
-        <w:t xml:space="preserve">| app/api/homepage-demo/claim/save/route.ts | claimHomepageDemoProject(...) returns outcome: "saved" | Yes, only on genuine save | Yes |</w:t>
-      </w:r>
-    </w:p>
-    <w:p>
-      <w:r>
-        <w:t xml:space="preserve">| app/api/homepage-demo/claim/save-anyway/route.ts | claimHomepageDemoProjectWithDuplicateOverride(...) returns outcome: "saved" | Yes, only on genuine save | Yes |</w:t>
-      </w:r>
-    </w:p>
-    <w:p>
-      <w:r>
-        <w:t xml:space="preserve">| app/api/tasks/route.ts | createProjectWithSubtasks(...) inserts the projects row and related tasks/resources | Yes, after helper success, with source: "tasks_project_create" | Yes |</w:t>
-      </w:r>
-    </w:p>
-    <w:p/>
-    <w:p>
-      <w:r>
-        <w:t xml:space="preserve">Repository-wide persistence search did not identify another legitimate first-project-save boundary requiring this milestone event. Read/update/archive/delete/resource-only paths were intentionally not instrumented.</w:t>
-      </w:r>
-    </w:p>
-    <w:p/>
-    <w:p>
-      <w:pPr>
-        <w:pStyle w:val="Heading3"/>
-      </w:pPr>
-      <w:r>
-        <w:t xml:space="preserve">40.4 Acquisition -&gt; Paid Attribution Contract</w:t>
-      </w:r>
-    </w:p>
-    <w:p/>
-    <w:p>
-      <w:r>
-        <w:t xml:space="preserve">The milestone keeps paid_conversion lean and uses user_id as the stable reporting join key. lib/analytics/acquisition-attribution-resolver.server.ts resolves a paid user to acquisition evidence by first reading consented signup/acquisition rows with the same authenticated user_id; when needed, it follows the existing linked anonymous_id to earlier acquisition rows. It returns unknown safely when no consented acquisition row exists or a query fails. It does not fabricate source data and does not allow another user's attribution to bleed into the paid user.</w:t>
-      </w:r>
-    </w:p>
-    <w:p/>
-    <w:p>
-      <w:pPr>
-        <w:pStyle w:val="Heading3"/>
-      </w:pPr>
-      <w:r>
-        <w:t xml:space="preserve">40.5 Local Verification</w:t>
-      </w:r>
-    </w:p>
-    <w:p/>
-    <w:p>
-      <w:r>
-        <w:t xml:space="preserve">Commands/results:</w:t>
-      </w:r>
-    </w:p>
-    <w:p>
-      <w:r>
-        <w:t xml:space="preserve">- Correction pass: npm.cmd test -- lib/analytics/internal-events.server.test.ts lib/analytics/seo-funnel-events.server.test.ts lib/analytics/acquisition-attribution-resolver.server.test.ts app/api/extract/route.test.ts app/api/extract-image/route.test.ts app/api/projects/import/route.test.ts app/api/tasks/route.test.ts app/api/homepage-demo/claim/save/route.test.ts app/api/homepage-demo/claim/save-anyway/route.test.ts app/api/webhooks/creem/route.test.ts - PASSED, 10 files / 129 tests.</w:t>
-      </w:r>
-    </w:p>
-    <w:p>
-      <w:r>
-        <w:t xml:space="preserve">- Correction pass: npm.cmd test -- lib/analytics app/api/analytics/event/route.test.ts app/api/auth/signup/route.test.ts app/api/auth/login/route.test.ts app/auth/confirm/route.test.ts app/api/billing/portal/creem-response.test.ts app/api/homepage-demo/claim/save/route.test.ts app/api/homepage-demo/claim/save-anyway/route.test.ts app/api/homepage-demo/extract/route.test.ts app/api/homepage-demo/review/route.test.ts app/api/extract/route.test.ts app/api/extract-image/route.test.ts app/api/projects/import/route.test.ts app/api/tasks/route.test.ts app/api/webhooks/creem/route.test.ts - PASSED, 21 files / 323 tests.</w:t>
-      </w:r>
-    </w:p>
-    <w:p>
-      <w:r>
-        <w:t xml:space="preserve">- Correction pass: npx.cmd tsc --noEmit - PASSED.</w:t>
-      </w:r>
-    </w:p>
-    <w:p>
-      <w:r>
-        <w:t xml:space="preserve">- Correction pass: npx.cmd eslint [changed files] - PASSED.</w:t>
-      </w:r>
-    </w:p>
-    <w:p>
-      <w:r>
-        <w:t xml:space="preserve">- Correction pass: npm.cmd run build - first attempt FAILED because sandboxed network access prevented next/font from fetching Google Fonts (DM Sans, Inter); rerun with approved network access PASSED.</w:t>
-      </w:r>
-    </w:p>
-    <w:p>
-      <w:r>
-        <w:t xml:space="preserve">- Correction pass: npm.cmd run lint - FAILED due to pre-existing unrelated lint issues: app/components/dashboard/tasks/share-link/share-link-channels.tsx:160 (react-hooks/set-state-in-effect) plus unrelated warnings in share/project-update tests and share-link access controls. No changed-file lint errors were found.</w:t>
-      </w:r>
-    </w:p>
-    <w:p>
-      <w:r>
-        <w:t xml:space="preserve">- npm.cmd test -- lib/analytics/internal-events.server.test.ts lib/analytics/seo-funnel-events.server.test.ts app/api/extract/route.test.ts app/api/projects/import/route.test.ts app/api/webhooks/creem/route.test.ts — PASSED, 5 files / 26 tests.</w:t>
-      </w:r>
-    </w:p>
-    <w:p>
-      <w:r>
-        <w:t xml:space="preserve">- npm.cmd test -- lib/analytics app/api/analytics/event/route.test.ts app/api/auth/signup/route.test.ts app/api/auth/login/route.test.ts app/auth/confirm/route.test.ts app/api/billing/portal/creem-response.test.ts app/api/homepage-demo/claim/save/route.test.ts app/api/homepage-demo/claim/save-anyway/route.test.ts app/api/extract/route.test.ts app/api/projects/import/route.test.ts app/api/webhooks/creem/route.test.ts — PASSED, 16 files / 236 tests.</w:t>
-      </w:r>
-    </w:p>
-    <w:p>
-      <w:r>
-        <w:t xml:space="preserve">- npx.cmd tsc --noEmit — PASSED.</w:t>
-      </w:r>
-    </w:p>
-    <w:p>
-      <w:r>
-        <w:t xml:space="preserve">- npx.cmd eslint [changed files] — PASSED.</w:t>
-      </w:r>
-    </w:p>
-    <w:p>
-      <w:r>
-        <w:t xml:space="preserve">- npm.cmd run build — first attempt FAILED because sandboxed network access prevented next/font from fetching Google Fonts; rerun with approved network access PASSED.</w:t>
-      </w:r>
-    </w:p>
-    <w:p>
-      <w:r>
-        <w:t xml:space="preserve">- npm.cmd run lint — FAILED due to pre-existing unrelated lint issues, including app/components/dashboard/tasks/share-link/share-link-channels.tsx:160 (react-hooks/set-state-in-effect) plus unrelated warnings. No changed file lint errors were found.</w:t>
-      </w:r>
-    </w:p>
-    <w:p/>
-    <w:p>
-      <w:pPr>
-        <w:pStyle w:val="Heading3"/>
-      </w:pPr>
-      <w:r>
-        <w:t xml:space="preserve">40.6 Owner Review Gate Corrections</w:t>
-      </w:r>
-    </w:p>
-    <w:p/>
-    <w:p>
-      <w:r>
-        <w:t xml:space="preserve">- paid_conversion first-conversion semantics: PASS locally. Tests now prove a same-user distinct later subscription.paid renewal dedupes through paid_conversion:{user_id}, while a different user gets an independent conversion key.</w:t>
-      </w:r>
-    </w:p>
-    <w:p>
-      <w:r>
-        <w:t xml:space="preserve">- Acquisition -&gt; paid attribution contract: PASS locally. A tested resolver can deterministically resolve a paid user to consented acquisition evidence by user_id and linked anonymous_id; missing acquisition returns unknown.</w:t>
-      </w:r>
-    </w:p>
-    <w:p>
-      <w:r>
-        <w:t xml:space="preserve">- project_saved coverage: PASS locally. All currently identified legitimate first-project-save paths are instrumented through the shared helper.</w:t>
-      </w:r>
-    </w:p>
-    <w:p>
-      <w:r>
-        <w:t xml:space="preserve">- Image extraction route coverage: PASS locally. Route-level tests cover first success, repeat success, failed extraction, and analytics insertion failure.</w:t>
-      </w:r>
-    </w:p>
-    <w:p>
-      <w:r>
-        <w:t xml:space="preserve">- Analytics write failure isolation: PASS locally for text extract, image extract, project import/save, tasks project creation, homepage-demo claim save, homepage-demo save-anyway, and Creem subscription.paid; Creem analytics helper calls are isolated so analytics failure cannot create a false webhook retry.</w:t>
-      </w:r>
-    </w:p>
-    <w:p>
-      <w:r>
-        <w:t xml:space="preserve">- Idempotency/concurrency: PASS locally via stable DB-backed idempotency keys and tests for same-user dedupe / different-user independence.</w:t>
-      </w:r>
-    </w:p>
-    <w:p>
-      <w:r>
-        <w:t xml:space="preserve">- Security/privacy: PASS locally. New metadata is limited to source/count/status labels and environment; no prompt/message text, task/project content, image content, client messages, payment amount, Creem customer/subscription IDs, webhook payload, email address, secrets, or tokens are intentionally written.</w:t>
-      </w:r>
-    </w:p>
-    <w:p>
-      <w:r>
-        <w:t xml:space="preserve">- Database decision: no migration required.</w:t>
-      </w:r>
-    </w:p>
-    <w:p/>
-    <w:p>
-      <w:pPr>
-        <w:pStyle w:val="Heading3"/>
-      </w:pPr>
-      <w:r>
-        <w:t xml:space="preserve">40.7 Pre-Merge Preview Verification Gate</w:t>
-      </w:r>
-    </w:p>
-    <w:p/>
-    <w:p>
-      <w:r>
-        <w:t xml:space="preserve">Gate timestamp: 2026-09-13 18:59:27 Asia/Jerusalem.</w:t>
-      </w:r>
-    </w:p>
-    <w:p/>
-    <w:p>
-      <w:r>
-        <w:t xml:space="preserve">Preview deployment: VERIFIED. Vercel created a successful READY Preview deployment for branch feat/seo-measurement-foundation at implementation commit 10846aa0c9dfc7a2f6a2a215374d75eb6a5103f6.</w:t>
-      </w:r>
-    </w:p>
-    <w:p/>
-    <w:p>
-      <w:r>
-        <w:t xml:space="preserve">Production deployment: NO.</w:t>
-      </w:r>
-    </w:p>
-    <w:p/>
-    <w:p>
-      <w:r>
-        <w:t xml:space="preserve">Environment isolation: VERIFIED. The owner manually verified that NEXT_PUBLIC_SUPABASE_URL exists separately for Preview and Production in Vercel, and that the Preview Supabase project URL is different from the Production Supabase project URL. Preview runtime was confirmed against Supabase project text2task-staging: a newly created Preview test user appeared in text2task-staging Authentication. No secrets, anon keys, service-role keys, or full UUIDs are recorded in this documentation.</w:t>
-      </w:r>
-    </w:p>
-    <w:p/>
-    <w:p>
-      <w:r>
-        <w:t xml:space="preserve">Preview/Staging runtime evidence:</w:t>
-      </w:r>
-    </w:p>
-    <w:p>
-      <w:r>
-        <w:t xml:space="preserve">- Fresh Preview/Staging test user: eidelman.yan+seo-m1-preview@gmail.com.</w:t>
-      </w:r>
-    </w:p>
-    <w:p>
-      <w:r>
-        <w:t xml:space="preserve">- First authenticated text extraction: PASS. Owner performed the first successful authenticated text extraction; result was a successful project draft extraction with 6 subtasks.</w:t>
-      </w:r>
-    </w:p>
-    <w:p>
-      <w:r>
-        <w:t xml:space="preserve">- first_extract_created: PASS. Staging analytics_events contained exactly one first_extract_created event for the new user.</w:t>
-      </w:r>
-    </w:p>
-    <w:p>
-      <w:r>
-        <w:t xml:space="preserve">- First project save / project_saved: PASS. Owner explicitly saved the first extracted project. The persisted project observed in Staging Tasks was Website Launch Updates and QA, with 6 tasks and budget 1,200 USD. Staging analytics_events contained project_saved metadata source = project_import and created_project_count = 1; idempotency behavior matched the user-level project_saved contract.</w:t>
-      </w:r>
-    </w:p>
-    <w:p>
-      <w:r>
-        <w:t xml:space="preserve">- Second text extraction / deduplication: PASS. Owner performed a second successful authenticated text extraction using different content; the second project was not saved during this check. After refreshing Staging analytics_events, first_extract_created remained at exactly one event for the user, no second first_extract_created was created, and project_saved remained at exactly one event from the first saved project.</w:t>
-      </w:r>
-    </w:p>
-    <w:p/>
-    <w:p>
-      <w:r>
-        <w:t xml:space="preserve">Deferred runtime checks:</w:t>
-      </w:r>
-    </w:p>
-    <w:p>
-      <w:r>
-        <w:t xml:space="preserve">- Image extraction manual Preview/Staging runtime verification: DEFERRED / NON-BLOCKING FOR MERGE. Route-level automated coverage already exists and passes. The owner intentionally deferred manual image extraction runtime verification after successful text extraction and deduplication proof. Do not record image extraction as manually verified.</w:t>
-      </w:r>
-    </w:p>
-    <w:p>
-      <w:r>
-        <w:t xml:space="preserve">- paid_conversion manual Preview runtime verification: DEFERRED / REQUIRES SAFE CREEM VERIFICATION STRATEGY. Automated tests prove first paid conversion semantics, distinct renewal dedupe, different-user independence, webhook failure isolation, and idempotency. Vercel showed several Creem environment variables scoped to Production and Preview, so no Preview payment/webhook mutation test was performed during this gate. Do not record paid_conversion runtime as manually verified.</w:t>
-      </w:r>
-    </w:p>
-    <w:p/>
-    <w:p>
-      <w:r>
-        <w:t xml:space="preserve">Owner decision: The owner accepts the remaining manual image extraction runtime verification as a non-blocking follow-up and accepts that paid_conversion runtime verification will occur separately through a safe strategy that does not risk false Production payments or conversions. These deferred checks do not invalidate the passing automated coverage. Milestone 1 is approved to proceed to merge review based on local implementation verification, automated test coverage, build/typecheck/lint verification, Preview deployment success, Preview/Staging isolation proof, first_extract_created runtime proof, first_extract_created deduplication runtime proof, and project_saved runtime proof.</w:t>
-      </w:r>
-    </w:p>
-    <w:p/>
-    <w:p>
-      <w:pPr>
-        <w:pStyle w:val="Heading3"/>
-      </w:pPr>
-      <w:r>
-        <w:t xml:space="preserve">40.8 Production Deployment / Smoke Verification</w:t>
-      </w:r>
-    </w:p>
-    <w:p/>
-    <w:p>
-      <w:r>
-        <w:t xml:space="preserve">Closeout timestamp: 2026-09-14 11:58:23 Asia/Jerusalem.</w:t>
-      </w:r>
-    </w:p>
-    <w:p/>
-    <w:p>
-      <w:r>
-        <w:t xml:space="preserve">Merge status: VERIFIED. PR #2 (Phase 1: add SEO funnel measurement foundation) was merged successfully to main as merge commit b3e372c.</w:t>
-      </w:r>
-    </w:p>
-    <w:p/>
-    <w:p>
-      <w:r>
-        <w:t xml:space="preserve">Production deployment: VERIFIED. Vercel Production deployment was READY for environment Production, branch main, commit b3e372c.</w:t>
-      </w:r>
-    </w:p>
-    <w:p/>
-    <w:p>
-      <w:r>
-        <w:t xml:space="preserve">Owner production smoke test: PASS. The owner manually tested https://www.text2task.com/ after deployment and verified:</w:t>
-      </w:r>
-    </w:p>
-    <w:p>
-      <w:r>
-        <w:t xml:space="preserve">- Homepage: PASS.</w:t>
-      </w:r>
-    </w:p>
-    <w:p>
-      <w:r>
-        <w:t xml:space="preserve">- Dashboard: PASS.</w:t>
-      </w:r>
-    </w:p>
-    <w:p>
-      <w:r>
-        <w:t xml:space="preserve">- Extract: PASS.</w:t>
-      </w:r>
-    </w:p>
-    <w:p>
-      <w:r>
-        <w:t xml:space="preserve">- Tasks: PASS.</w:t>
-      </w:r>
-    </w:p>
-    <w:p>
-      <w:r>
-        <w:t xml:space="preserve">- Calendar: PASS.</w:t>
-      </w:r>
-    </w:p>
-    <w:p/>
-    <w:p>
-      <w:r>
-        <w:t xml:space="preserve">No user-visible regression was observed in this production smoke gate.</w:t>
-      </w:r>
-    </w:p>
-    <w:p/>
-    <w:p>
-      <w:r>
-        <w:t xml:space="preserve">Accuracy limits for this gate:</w:t>
-      </w:r>
-    </w:p>
-    <w:p>
-      <w:r>
-        <w:t xml:space="preserve">- Manual Production Image Extract runtime verification was not performed.</w:t>
-      </w:r>
-    </w:p>
-    <w:p>
-      <w:r>
-        <w:t xml:space="preserve">- Manual Production paid_conversion verification was not performed.</w:t>
-      </w:r>
-    </w:p>
-    <w:p>
-      <w:r>
-        <w:t xml:space="preserve">- Production paid_conversion row verification was not performed.</w:t>
-      </w:r>
-    </w:p>
-    <w:p>
-      <w:r>
-        <w:t xml:space="preserve">- Production first_extract_created re-verification was not performed.</w:t>
-      </w:r>
-    </w:p>
-    <w:p>
-      <w:r>
-        <w:t xml:space="preserve">- Production project_saved re-verification was not performed.</w:t>
-      </w:r>
-    </w:p>
-    <w:p/>
-    <w:p>
-      <w:r>
-        <w:t xml:space="preserve">Preserved follow-ups:</w:t>
-      </w:r>
-    </w:p>
-    <w:p>
-      <w:r>
-        <w:t xml:space="preserve">- Image Extract manual runtime: DEFERRED / NON-BLOCKING.</w:t>
-      </w:r>
-    </w:p>
-    <w:p>
-      <w:r>
-        <w:t xml:space="preserve">- paid_conversion manual runtime: DEFERRED / SAFE VERIFICATION REQUIRED.</w:t>
-      </w:r>
-    </w:p>
-    <w:p/>
-    <w:p>
-      <w:pPr>
-        <w:pStyle w:val="Heading3"/>
-      </w:pPr>
-      <w:r>
-        <w:t xml:space="preserve">40.9 Remaining Verification / Follow-Ups</w:t>
-      </w:r>
-    </w:p>
-    <w:p/>
-    <w:p>
-      <w:r>
-        <w:t xml:space="preserve">- No database migration is required for this milestone.</w:t>
-      </w:r>
-    </w:p>
-    <w:p>
-      <w:r>
-        <w:t xml:space="preserve">- Manual image extraction runtime verification remains a non-blocking follow-up.</w:t>
-      </w:r>
-    </w:p>
-    <w:p>
-      <w:r>
-        <w:t xml:space="preserve">- Manual paid_conversion runtime verification requires a safe Creem strategy before execution.</w:t>
-      </w:r>
-    </w:p>
-    <w:p/>
-    <w:p>
-      <w:r>
-        <w:t xml:space="preserve">---</w:t>
-      </w:r>
-    </w:p>
-    <w:p/>
-    <w:p>
-      <w:pPr>
-        <w:pStyle w:val="Heading2"/>
-      </w:pPr>
-      <w:r>
-        <w:t xml:space="preserve">41. Phase 1 Milestone 2 — Entity / Brand Disambiguation Mapping</w:t>
-      </w:r>
-    </w:p>
-    <w:p/>
-    <w:p>
-      <w:r>
-        <w:t xml:space="preserve">Status: HISTORICAL MAPPING SNAPSHOT / SUPERSEDED BY §42 LOCAL IMPLEMENTATION.</w:t>
-      </w:r>
-    </w:p>
-    <w:p/>
-    <w:p>
-      <w:r>
-        <w:t xml:space="preserve">Mapping timestamp: 2026-09-14 12:57:49 Asia/Jerusalem.</w:t>
-      </w:r>
-    </w:p>
-    <w:p/>
-    <w:p>
-      <w:r>
-        <w:t xml:space="preserve">Branch / HEAD at mapping start: main at bb2dc2154562e3f1488c0e9bac28a49b09aa2973.</w:t>
-      </w:r>
-    </w:p>
-    <w:p/>
-    <w:p>
-      <w:r>
-        <w:t xml:space="preserve">Milestone objective: build a truthful production-grade entity / brand disambiguation plan so search engines and AI systems can identify text2task.com Text2Task as the current freelancer/small-team SaaS, distinct from the unrelated Microsoft Marketplace / Target Energy Solutions product named Text2Task.</w:t>
-      </w:r>
-    </w:p>
-    <w:p/>
-    <w:p>
-      <w:pPr>
-        <w:pStyle w:val="Heading3"/>
-      </w:pPr>
-      <w:r>
-        <w:t xml:space="preserve">41.1 On-Site Entity Inventory</w:t>
-      </w:r>
-    </w:p>
-    <w:p/>
-    <w:p>
-      <w:r>
-        <w:t xml:space="preserve">| Signal | Source | Component/function | Schema type | Entity name / URL / IDs | sameAs | Visible-content support | Consistency issues |</w:t>
-      </w:r>
-    </w:p>
-    <w:p>
-      <w:r>
-        <w:t xml:space="preserve">|---|---|---|---|---|---|---|---|</w:t>
-      </w:r>
-    </w:p>
-    <w:p>
-      <w:r>
-        <w:t xml:space="preserve">| Canonical origin | app/lib/site-config.ts | SITE_ORIGIN, absoluteUrl() | N/A | https://www.text2task.com | N/A | Supported by sitemap/canonical architecture. | Strong; all generated absolute URLs use www canonical origin. |</w:t>
-      </w:r>
-    </w:p>
-    <w:p>
-      <w:r>
-        <w:t xml:space="preserve">| Organization social constants | app/lib/site-config.ts | SITE_SOCIAL_LINKS, SITE_ORGANIZATION_SAME_AS | N/A feeding Organization | Facebook company page; LinkedIn company page | Facebook business URL and LinkedIn company URL only | Footer visibly links the same two company profiles. | sameAs is narrow but truthful; does not include verified directories or founder profile. |</w:t>
-      </w:r>
-    </w:p>
-    <w:p>
-      <w:r>
-        <w:t xml:space="preserve">| Site entity IDs | app/lib/schema.ts | SITE_SCHEMA_ENTITY_IDS | Organization, WebSite IDs | https://www.text2task.com/#organization, https://www.text2task.com/#website | N/A | Referenced by page schemas. | No Person ID and no SoftwareApplication ID by design. |</w:t>
-      </w:r>
-    </w:p>
-    <w:p>
-      <w:r>
-        <w:t xml:space="preserve">| Breadcrumb helper | app/lib/schema.ts | buildBreadcrumbListJsonLd() | BreadcrumbList | Per-page @id = {canonicalUrl}#breadcrumb | N/A | Breadcrumb item names/URLs match visible navigation intent. | One known feature-page breadcrumb-depth inconsistency remains outside this milestone. |</w:t>
-      </w:r>
-    </w:p>
-    <w:p>
-      <w:r>
-        <w:t xml:space="preserve">| Article helper | app/lib/schema.ts | buildArticleJsonLd() | Article | Per-article @id = {url}#article; mainEntityOfPage.@id = {url}#webpage; publisher /#organization | N/A | Supported by visible resource articles. | Some articles omit dates as already recorded in §15; not an entity-disambiguation blocker. |</w:t>
-      </w:r>
-    </w:p>
-    <w:p>
-      <w:r>
-        <w:t xml:space="preserve">| Homepage Organization | app/page.tsx | organizationJsonLd rendered through JsonLd | Organization | Name Text2Task; @id /#organization; URL /; logo /text2task-logo.png | SITE_ORGANIZATION_SAME_AS only | Homepage visibly brands Text2Task, logo, product positioning. | No founder; no alternateName; sameAs omits verified directory/entity surfaces. |</w:t>
-      </w:r>
-    </w:p>
-    <w:p>
-      <w:r>
-        <w:t xml:space="preserve">| Homepage WebSite | app/page.tsx | websiteJsonLd | WebSite | Name Text2Task; @id /#website; URL /; publisher /#organization | N/A | Supported by visible site and homepage copy. | Strong and stable. |</w:t>
-      </w:r>
-    </w:p>
-    <w:p>
-      <w:r>
-        <w:t xml:space="preserve">| Homepage WebPage | app/page.tsx | homepageWebPageJsonLd | WebPage | @id /#webpage; name Turn Client Messages Into Projects and Tasks; publisher /#organization; isPartOf /#website | N/A | Supported by homepage title/hero/product copy. | No issue for entity work. |</w:t>
-      </w:r>
-    </w:p>
-    <w:p>
-      <w:r>
-        <w:t xml:space="preserve">| About page | app/about/page.tsx | aboutJsonLd | AboutPage | @id /about#webpage; URL /about; publisher /#organization; isPartOf /#website | N/A | Visible copy says Text2Task is independently built, has product principles, and includes generic founder images/captions. | No named founder; AboutPage has no about or mainEntity after prior SoftwareApplication cleanup. |</w:t>
-      </w:r>
-    </w:p>
-    <w:p>
-      <w:r>
-        <w:t xml:space="preserve">| Use Cases hub | app/use-cases/page.tsx | inline collectionJsonLd, itemListJsonLd, breadcrumb | CollectionPage, ItemList, BreadcrumbList | Name Text2Task Use Cases; item URLs under /use-cases/*; item-list @id /use-cases#item-list | N/A | Visible hub lists current use cases. | CollectionPage has no explicit @id and no publisher/isPartOf, but it is not the primary entity-disambiguation surface. |</w:t>
-      </w:r>
-    </w:p>
-    <w:p>
-      <w:r>
-        <w:t xml:space="preserve">| Use Case details | app/components/use-cases/use-case-detail-page.tsx | webPageJsonLd, faqJsonLd, breadcrumb | WebPage, FAQPage, BreadcrumbList | Per-slug @id = /use-cases/{slug}#webpage; publisher /#organization; isPartOf /#website | N/A | Real visible page, FAQ, breadcrumbs. | FAQPage currently has no explicit @id; acceptable but less normalized than Feature/Solution FAQ schema. |</w:t>
-      </w:r>
-    </w:p>
-    <w:p>
-      <w:r>
-        <w:t xml:space="preserve">| Solution page | app/solutions/freelancer-project-management-software/page.tsx | webPageJsonLd, faqJsonLd, breadcrumb | WebPage, FAQPage, BreadcrumbList | @id = /solutions/freelancer-project-management-software#webpage; publisher /#organization; FAQ @id = #faq | N/A | Visible commercial/product category copy and FAQ. | No SoftwareApplication mainEntity, intentionally. |</w:t>
-      </w:r>
-    </w:p>
-    <w:p>
-      <w:r>
-        <w:t xml:space="preserve">| Feature pages | app/features/*/page.tsx | per-page webPageJsonLd, faqJsonLd, breadcrumb | WebPage, FAQPage, BreadcrumbList | Per-feature #webpage, #faq, breadcrumb IDs; publisher /#organization | N/A | Visible feature copy and FAQ. | Breadcrumb depth inconsistency on client-feedback-to-tasks remains P2; not blocking Milestone 2. |</w:t>
-      </w:r>
-    </w:p>
-    <w:p>
-      <w:r>
-        <w:t xml:space="preserve">| Resource articles | app/resources/*/page.tsx | buildArticleJsonLd(), breadcrumb | Article, BreadcrumbList | Per-article #article; publisher /#organization; mainEntityOfPage #webpage | N/A | Visible long-form resource articles. | 3 of 7 articles lack published/modified dates; not blocking entity graph. |</w:t>
-      </w:r>
-    </w:p>
-    <w:p>
-      <w:r>
-        <w:t xml:space="preserve">| Contact page | app/contact/page.tsx | page metadata only | None | Canonical /contact; support email support@text2task.com | N/A | Visible support/privacy/feedback email routes. | No Organization/ContactPoint JSON-LD. Do not invent address/phone. |</w:t>
-      </w:r>
-    </w:p>
-    <w:p>
-      <w:r>
-        <w:t xml:space="preserve">| Footer | app/components/landing/landing-footer.tsx | LandingFooter | None | Visible logo alt Text2Task; support email; copyright © 2026 Text2Task | Company Facebook and LinkedIn links | Supports Organization name, logo, support email, company profiles. | No founder/person link; no legal company name beyond brand. |</w:t>
-      </w:r>
-    </w:p>
-    <w:p>
-      <w:r>
-        <w:t xml:space="preserve">| Root metadata | app/layout.tsx | metadata | Metadata, not JSON-LD | applicationName, authors, creator, publisher all Text2Task; category Productivity Software | N/A | Brand/product category support. | No individual author/founder; correct until owner approves person identity. |</w:t>
-      </w:r>
-    </w:p>
-    <w:p>
-      <w:r>
-        <w:t xml:space="preserve">| JSON-LD renderer | app/components/JsonLd.tsx | JsonLd | Renderer | Emits JSON-LD safely with &lt; escaped | N/A | N/A | Safe shared renderer; no entity content itself. |</w:t>
-      </w:r>
-    </w:p>
-    <w:p/>
-    <w:p>
-      <w:pPr>
-        <w:pStyle w:val="Heading3"/>
-      </w:pPr>
-      <w:r>
-        <w:t xml:space="preserve">41.2 Founder / Person Entity Mapping</w:t>
-      </w:r>
-    </w:p>
-    <w:p/>
-    <w:p>
-      <w:r>
-        <w:t xml:space="preserve">Current answers:</w:t>
-      </w:r>
-    </w:p>
-    <w:p/>
-    <w:p>
-      <w:r>
-        <w:t xml:space="preserve">1. Founder publicly named on-site: NO. The About page uses first-person founder narrative and generic captions such as "Founder and independent builder of Text2Task," but no full name is visible.</w:t>
-      </w:r>
-    </w:p>
-    <w:p>
-      <w:r>
-        <w:t xml:space="preserve">2. Person schema present: NO. app/lib/schema.ts has no Person ID/builder and no page constructs an inline Person object.</w:t>
-      </w:r>
-    </w:p>
-    <w:p>
-      <w:r>
-        <w:t xml:space="preserve">3. Founder name used in metadata/schema: NO. Metadata authors/creator/publisher are all Text2Task, not an individual.</w:t>
-      </w:r>
-    </w:p>
-    <w:p>
-      <w:r>
-        <w:t xml:space="preserve">4. Founder identity linked to Organization: NO. Organization JSON-LD has no founder relationship.</w:t>
-      </w:r>
-    </w:p>
-    <w:p>
-      <w:r>
-        <w:t xml:space="preserve">5. Founder identity linked to external profiles: NO on-site. Phase 0B documents external LinkedIn and Peerlist evidence associating the founder with Text2Task, but the website does not link a founder profile.</w:t>
-      </w:r>
-    </w:p>
-    <w:p>
-      <w:r>
-        <w:t xml:space="preserve">6. Founder identity visible to users or schema-only: neither. It is visible externally in owner-supplied evidence, but not on the website.</w:t>
-      </w:r>
-    </w:p>
-    <w:p>
-      <w:r>
-        <w:t xml:space="preserve">7. Would adding a founder entity currently be truthful and supported by visible content: NO, not yet. It may be truthful based on external evidence, but structured data must reflect visible on-site content. A schema-only founder claim would be the wrong order.</w:t>
-      </w:r>
-    </w:p>
-    <w:p>
-      <w:r>
-        <w:t xml:space="preserve">8. Required visible content before Person schema: owner-approved full founder name on /about; a short factual founder role/bio; optionally an approved professional profile link; visible copy that explicitly states the founder relationship to Text2Task; and, if using a fragment URL, a stable visible section/anchor such as /about#founder.</w:t>
-      </w:r>
-    </w:p>
-    <w:p/>
-    <w:p>
-      <w:pPr>
-        <w:pStyle w:val="Heading3"/>
-      </w:pPr>
-      <w:r>
-        <w:t xml:space="preserve">41.3 Brand Disambiguation Assessment</w:t>
-      </w:r>
-    </w:p>
-    <w:p/>
-    <w:p>
-      <w:r>
-        <w:t xml:space="preserve">Classification: PARTIAL.</w:t>
-      </w:r>
-    </w:p>
-    <w:p/>
-    <w:p>
-      <w:r>
-        <w:t xml:space="preserve">Current strong signals:</w:t>
-      </w:r>
-    </w:p>
-    <w:p>
-      <w:r>
-        <w:t xml:space="preserve">- Canonical domain is consistently https://www.text2task.com.</w:t>
-      </w:r>
-    </w:p>
-    <w:p>
-      <w:r>
-        <w:t xml:space="preserve">- Product category and copy consistently describe a SaaS for freelancers, agencies, and client-service teams that turns client messages/emails/notes/screenshots into reviewable projects and tasks.</w:t>
-      </w:r>
-    </w:p>
-    <w:p>
-      <w:r>
-        <w:t xml:space="preserve">- Logo and brand name are consistent on homepage, footer, contact, About, metadata, and Organization schema.</w:t>
-      </w:r>
-    </w:p>
-    <w:p>
-      <w:r>
-        <w:t xml:space="preserve">- Company LinkedIn and Facebook are in both footer links and Organization.sameAs.</w:t>
-      </w:r>
-    </w:p>
-    <w:p>
-      <w:r>
-        <w:t xml:space="preserve">- External baseline verifies multiple current Text2Task surfaces and an unrelated older Microsoft Marketplace / Target Energy Solutions product.</w:t>
-      </w:r>
-    </w:p>
-    <w:p/>
-    <w:p>
-      <w:r>
-        <w:t xml:space="preserve">Current weak points:</w:t>
-      </w:r>
-    </w:p>
-    <w:p>
-      <w:r>
-        <w:t xml:space="preserve">- No named founder/person identity appears on-site.</w:t>
-      </w:r>
-    </w:p>
-    <w:p>
-      <w:r>
-        <w:t xml:space="preserve">- No Person schema or Organization.founder relationship exists.</w:t>
-      </w:r>
-    </w:p>
-    <w:p>
-      <w:r>
-        <w:t xml:space="preserve">- Organization sameAs includes only two company social profiles, while the verified external footprint is broader.</w:t>
-      </w:r>
-    </w:p>
-    <w:p>
-      <w:r>
-        <w:t xml:space="preserve">- Many verified external surfaces do not yet have exact canonical profile URLs recorded in the repository/run doc, so they cannot safely be added to schema without owner-supplied URLs.</w:t>
-      </w:r>
-    </w:p>
-    <w:p>
-      <w:r>
-        <w:t xml:space="preserve">- Ambiguous/unverified profiles (G2, Product Hunt, BetaList) must remain excluded.</w:t>
-      </w:r>
-    </w:p>
-    <w:p/>
-    <w:p>
-      <w:r>
-        <w:t xml:space="preserve">Conclusion: search engines and AI systems can probably distinguish text2task.com from the unrelated Outlook/email-assistant product by domain, audience, category, and product copy, but the entity graph is not yet strong enough for high-confidence consolidation across founder, company, product, and external profiles. The next implementation should strengthen truthful on-site identity and canonical external references without inventing unsupported claims.</w:t>
-      </w:r>
-    </w:p>
-    <w:p/>
-    <w:p>
-      <w:pPr>
-        <w:pStyle w:val="Heading3"/>
-      </w:pPr>
-      <w:r>
-        <w:t xml:space="preserve">41.4 External Profile / Entity Inventory</w:t>
-      </w:r>
-    </w:p>
-    <w:p/>
-    <w:p>
-      <w:r>
-        <w:t xml:space="preserve">| Surface | Current verification state | Refers clearly to this Text2Task? | Brand/domain/category match | Founder/company identity visible | Suitable for sameAs? |</w:t>
-      </w:r>
-    </w:p>
-    <w:p>
-      <w:r>
-        <w:t xml:space="preserve">|---|---|---:|---|---|---|</w:t>
-      </w:r>
-    </w:p>
-    <w:p>
-      <w:r>
-        <w:t xml:space="preserve">| LinkedIn company page | Verified in repo/source as current company social link; Phase 0B also notes indexed company posts | Yes | Company link uses Text2Task brand; domain/profile exactness should be owner-confirmed before any URL changes | Company identity visible; founder posts exist externally per run doc | YES, already in Organization sameAs as company profile |</w:t>
-      </w:r>
-    </w:p>
-    <w:p>
-      <w:r>
-        <w:t xml:space="preserve">| Facebook business page | Present in source and footer | Likely yes based on source-owned link | Brand profile only; not independently enriched in Phase 0B external sweep | Company profile only | YES, already in Organization sameAs if owner still considers it canonical |</w:t>
-      </w:r>
-    </w:p>
-    <w:p>
-      <w:r>
-        <w:t xml:space="preserve">| Founder LinkedIn profile | Phase 0B owner-supplied external evidence says an indexed founder/profile result exists and references Text2Task.com | Yes per run doc | Founder relationship matches external evidence | Founder identity visible externally, not on-site | Rejected for this milestone by owner privacy decision; future Person.sameAs only if founder is named visibly on-site and exact URL is owner-approved |</w:t>
-      </w:r>
-    </w:p>
-    <w:p>
-      <w:r>
-        <w:t xml:space="preserve">| GetApp | Externally verified current listing | Yes | Matches current SaaS, AI workflow, freelancers/small teams, 30 free AI extracts, Pro $12.90/month, project/task/workspace functionality | Founder/company identity not recorded in run doc | Candidate Organization/Product profile sameAs after exact URL owner verification |</w:t>
-      </w:r>
-    </w:p>
-    <w:p>
-      <w:r>
-        <w:t xml:space="preserve">| Capterra | Externally verified current pricing/listing page | Yes | Matches Free plan, 30 total AI extracts, Pro $12.90/month, feature set | Founder/company identity not recorded in run doc | Candidate Organization/Product profile sameAs after exact URL owner verification |</w:t>
-      </w:r>
-    </w:p>
-    <w:p>
-      <w:r>
-        <w:t xml:space="preserve">| Uneed | Current listing verified | Yes | Current positioning; Project Management / Productivity / CRM classification | Founder/company identity not recorded in run doc | Candidate profile sameAs after exact URL owner verification |</w:t>
-      </w:r>
-    </w:p>
-    <w:p>
-      <w:r>
-        <w:t xml:space="preserve">| Peerlist | Current project page verified | Yes | Uses positioning "Turn client messages into structured projects and tasks" | Associated with the founder | Deferred; exact URL and owner policy would be required, and no founder/person graph is allowed in this milestone |</w:t>
-      </w:r>
-    </w:p>
-    <w:p>
-      <w:r>
-        <w:t xml:space="preserve">| StartupFortune | Verified standalone editorial article | Yes | Editorial title matches current positioning | Not a profile surface | Not recommended for sameAs; cite/authority asset, not identity-equivalent profile |</w:t>
-      </w:r>
-    </w:p>
-    <w:p>
-      <w:r>
-        <w:t xml:space="preserve">| SaaSHub | Externally surfaced as recently verified product | Yes per run doc | Current product positioning | Founder/company identity not recorded | Candidate profile sameAs after exact URL/currentness verification |</w:t>
-      </w:r>
-    </w:p>
-    <w:p>
-      <w:r>
-        <w:t xml:space="preserve">| UIComet | Surfaced in launch discovery | Likely, but lower-authority discovery surface | Launch/discovery match only | Not recorded | Usually exclude from initial canonical sameAs unless exact URL is stable and owner wants a broad profile graph |</w:t>
-      </w:r>
-    </w:p>
-    <w:p>
-      <w:r>
-        <w:t xml:space="preserve">| FounderDB / Peer Push | Surfaced in discovery data | Likely | Discovery data, not full profile detail in run doc | May relate to founder/entity but details are not recorded | Exclude until exact current public URLs and identity details are owner-verified |</w:t>
-      </w:r>
-    </w:p>
-    <w:p>
-      <w:r>
-        <w:t xml:space="preserve">| Product Hunt | Not externally verified in Phase 0B sweep | Unknown | Unknown | Unknown | NO; do not include unless verified later |</w:t>
-      </w:r>
-    </w:p>
-    <w:p>
-      <w:r>
-        <w:t xml:space="preserve">| BetaList | Not externally verified in Phase 0B sweep | Unknown | Unknown | Unknown | NO; do not include unless verified later |</w:t>
-      </w:r>
-    </w:p>
-    <w:p>
-      <w:r>
-        <w:t xml:space="preserve">| G2 | Ambiguous / requires identity verification | Unknown | Current visible G2 result does not clearly establish current text2task.com identity | Unknown | NO; explicitly exclude until verified |</w:t>
-      </w:r>
-    </w:p>
-    <w:p/>
-    <w:p>
-      <w:pPr>
-        <w:pStyle w:val="Heading3"/>
-      </w:pPr>
-      <w:r>
-        <w:t xml:space="preserve">41.5 Recommended Canonical Entity Graph</w:t>
-      </w:r>
-    </w:p>
-    <w:p/>
-    <w:p>
-      <w:r>
-        <w:t xml:space="preserve">Recommended nodes:</w:t>
-      </w:r>
-    </w:p>
-    <w:p/>
-    <w:p>
-      <w:r>
-        <w:t xml:space="preserve">| Node | Canonical @id | Canonical URL | Name | Description / role | Relationships |</w:t>
-      </w:r>
-    </w:p>
-    <w:p>
-      <w:r>
-        <w:t xml:space="preserve">|---|---|---|---|---|---|</w:t>
-      </w:r>
-    </w:p>
-    <w:p>
-      <w:r>
-        <w:t xml:space="preserve">| Organization | https://www.text2task.com/#organization | https://www.text2task.com/ | Text2Task | Company/product organization behind the Text2Task SaaS | url, logo, conservative sameAs; future founder only after owner approval |</w:t>
-      </w:r>
-    </w:p>
-    <w:p>
-      <w:r>
-        <w:t xml:space="preserve">| WebSite | https://www.text2task.com/#website | https://www.text2task.com/ | Text2Task | Website for the Text2Task SaaS | publisher -&gt; Organization |</w:t>
-      </w:r>
-    </w:p>
-    <w:p>
-      <w:r>
-        <w:t xml:space="preserve">| Homepage WebPage | https://www.text2task.com/#webpage | https://www.text2task.com/ | Turn Client Messages Into Projects and Tasks | Primary product landing page | isPartOf -&gt; WebSite; publisher -&gt; Organization |</w:t>
-      </w:r>
-    </w:p>
-    <w:p>
-      <w:r>
-        <w:t xml:space="preserve">| AboutPage | https://www.text2task.com/about#webpage | https://www.text2task.com/about | About Text2Task | Our Story and Product Principles | Trust/entity page | isPartOf -&gt; WebSite; publisher -&gt; Organization; future mainEntity or visible founder section only if approved |</w:t>
-      </w:r>
-    </w:p>
-    <w:p>
-      <w:r>
-        <w:t xml:space="preserve">| Person, if approved | Recommended https://www.text2task.com/about#founder | https://www.text2task.com/about#founder | Owner-approved founder full name | Founder of Text2Task | sameAs -&gt; approved founder profile(s); Organization founder -&gt; Person @id |</w:t>
-      </w:r>
-    </w:p>
-    <w:p>
-      <w:r>
-        <w:t xml:space="preserve">| WebPage pages | {canonicalUrl}#webpage | Each canonical route | Page-specific title | Public content/product/use-case/resource page | isPartOf -&gt; WebSite; publisher -&gt; Organization |</w:t>
-      </w:r>
-    </w:p>
-    <w:p>
-      <w:r>
-        <w:t xml:space="preserve">| Article pages | {articleUrl}#article | Resource article URL | Article headline | Resource article | mainEntityOfPage -&gt; {articleUrl}#webpage; publisher -&gt; Organization |</w:t>
-      </w:r>
-    </w:p>
-    <w:p/>
-    <w:p>
-      <w:r>
-        <w:t xml:space="preserve">sameAs policy:</w:t>
-      </w:r>
-    </w:p>
-    <w:p>
-      <w:r>
-        <w:t xml:space="preserve">- Keep only exact, current, public profiles that clearly identify this text2task.com entity.</w:t>
-      </w:r>
-    </w:p>
-    <w:p>
-      <w:r>
-        <w:t xml:space="preserve">- Use Organization sameAs for official company/product profiles and reputable directory/product profiles after exact URL verification.</w:t>
-      </w:r>
-    </w:p>
-    <w:p>
-      <w:r>
-        <w:t xml:space="preserve">- Use Person sameAs only for the founder's personal profiles after the founder is visibly named on-site and owner approves.</w:t>
-      </w:r>
-    </w:p>
-    <w:p>
-      <w:r>
-        <w:t xml:space="preserve">- Exclude ambiguous, unverified, scraped, stale, or name-collision-prone profiles.</w:t>
-      </w:r>
-    </w:p>
-    <w:p>
-      <w:r>
-        <w:t xml:space="preserve">- Do not use editorial articles as sameAs; they are citations/mentions, not identity-equivalent profiles.</w:t>
-      </w:r>
-    </w:p>
-    <w:p/>
-    <w:p>
-      <w:r>
-        <w:t xml:space="preserve">SoftwareApplication/Product policy:</w:t>
-      </w:r>
-    </w:p>
-    <w:p>
-      <w:r>
-        <w:t xml:space="preserve">- Do not add SoftwareApplication or Product schema in Milestone 2 by default. The current owner-reviewed decision remains valid: prior SoftwareApplication schema was removed because rating/review requirements could not be truthfully met with visible public content.</w:t>
-      </w:r>
-    </w:p>
-    <w:p>
-      <w:r>
-        <w:t xml:space="preserve">- Reconsider only in a separate P2 schema-normalization task if the implementation uses truthful visible offers/features and no fabricated ratings/reviews.</w:t>
-      </w:r>
-    </w:p>
-    <w:p/>
-    <w:p>
-      <w:pPr>
-        <w:pStyle w:val="Heading3"/>
-      </w:pPr>
-      <w:r>
-        <w:t xml:space="preserve">41.6 Owner Decisions Required</w:t>
-      </w:r>
-    </w:p>
-    <w:p/>
-    <w:p>
-      <w:r>
-        <w:t xml:space="preserve">| Decision | Consequence | Recommended choice | Blocking? |</w:t>
-      </w:r>
-    </w:p>
-    <w:p>
-      <w:r>
-        <w:t xml:space="preserve">|---|---|---|---|</w:t>
-      </w:r>
-    </w:p>
-    <w:p>
-      <w:r>
-        <w:t xml:space="preserve">| Publicly name the founder on Text2Task? | Enables truthful Person schema and Organization.founder; improves disambiguation; creates privacy/reputation exposure. | YES if the owner is comfortable being publicly associated; otherwise do not add Person schema. | BLOCKING for Person/founder implementation |</w:t>
-      </w:r>
-    </w:p>
-    <w:p>
-      <w:r>
-        <w:t xml:space="preserve">| Where should founder identity be visible? | Determines whether schema has visible support. | Add a concise /about founder section with stable anchor /about#founder; optionally mention in footer only if desired. | BLOCKING for Person schema |</w:t>
-      </w:r>
-    </w:p>
-    <w:p>
-      <w:r>
-        <w:t xml:space="preserve">| Link founder social/profile URLs? | Enables Person.sameAs; exposes personal profile(s). | Use only owner-approved professional profile URLs, likely the externally verified LinkedIn profile first. | BLOCKING for Person sameAs; non-blocking for Organization work |</w:t>
-      </w:r>
-    </w:p>
-    <w:p>
-      <w:r>
-        <w:t xml:space="preserve">| Organization sameAs breadth? | More profiles can strengthen consolidation but stale/weak/ambiguous URLs can confuse entity identity. | Start conservative: company LinkedIn, company Facebook, plus owner-verified high-trust product/directory profiles with exact URLs (GetApp/Capterra/Uneed/SaaSHub/Peerlist as appropriate). | BLOCKING for sameAs expansion |</w:t>
-      </w:r>
-    </w:p>
-    <w:p>
-      <w:r>
-        <w:t xml:space="preserve">| Strengthen About page copy? | Visible copy supports schema and improves user trust. | YES: add factual founder/company identity and entity-disambiguating product description if owner approves. | BLOCKING for founder schema; P1 for copy quality |</w:t>
-      </w:r>
-    </w:p>
-    <w:p>
-      <w:r>
-        <w:t xml:space="preserve">| Use alternateName or tagline? | Can help distinguish "Text2Task" from similarly named products. | Consider Organization alternateName such as Text2Task.com or a visible tagline only if the same phrase appears in copy/metadata. | NON-BLOCKING |</w:t>
-      </w:r>
-    </w:p>
-    <w:p>
-      <w:r>
-        <w:t xml:space="preserve">| Exclude ambiguous profiles? | Avoids contaminating the canonical entity graph. | YES: exclude G2, Product Hunt, BetaList, and any profile without exact current identity verification. | BLOCKING for safe sameAs policy |</w:t>
-      </w:r>
-    </w:p>
-    <w:p/>
-    <w:p>
-      <w:pPr>
-        <w:pStyle w:val="Heading3"/>
-      </w:pPr>
-      <w:r>
-        <w:t xml:space="preserve">41.7 Implementation Plan</w:t>
-      </w:r>
-    </w:p>
-    <w:p/>
-    <w:p>
-      <w:r>
-        <w:t xml:space="preserve">| Priority | Step | Scope | Acceptance criteria |</w:t>
-      </w:r>
-    </w:p>
-    <w:p>
-      <w:r>
-        <w:t xml:space="preserve">|---|---|---|---|</w:t>
-      </w:r>
-    </w:p>
-    <w:p>
-      <w:r>
-        <w:t xml:space="preserve">| P0 | Entity source-of-truth definition | Define constants for Organization, WebSite, optional Person IDs, approved profile URLs, logo, and descriptions. | One canonical source in site-config/schema helpers; no duplicated profile URLs. |</w:t>
-      </w:r>
-    </w:p>
-    <w:p>
-      <w:r>
-        <w:t xml:space="preserve">| P0 | Owner founder decision | Owner approves or rejects public founder name/profile publication. | Written owner decision recorded before code. |</w:t>
-      </w:r>
-    </w:p>
-    <w:p>
-      <w:r>
-        <w:t xml:space="preserve">| P0 | About visible-entity reinforcement | If approved, add visible founder name, role, concise bio, and optional professional profile link on /about. | Visible content supports all future Person fields. |</w:t>
-      </w:r>
-    </w:p>
-    <w:p>
-      <w:r>
-        <w:t xml:space="preserve">| P0 | Organization schema normalization | Keep stable Organization/WebSite IDs; add founder only if Person is approved and visible. | Organization remains truthful; no hidden-only claims. |</w:t>
-      </w:r>
-    </w:p>
-    <w:p>
-      <w:r>
-        <w:t xml:space="preserve">| P0 | Person schema, if approved | Add Person node with stable @id, name, URL, role, approved sameAs; link Organization founder to it. | Schema validates and matches visible About content exactly. |</w:t>
-      </w:r>
-    </w:p>
-    <w:p>
-      <w:r>
-        <w:t xml:space="preserve">| P1 | sameAs normalization | Expand Organization sameAs only with exact owner-verified profile URLs. | Ambiguous/unverified profiles excluded; high-trust current profiles included according to owner policy. |</w:t>
-      </w:r>
-    </w:p>
-    <w:p>
-      <w:r>
-        <w:t xml:space="preserve">| P1 | Metadata consistency | Ensure titles/descriptions/OG naming still use consistent Text2Task positioning and do not overuse founder identity. | No duplicate title suffix; brand/category language stays consistent. |</w:t>
-      </w:r>
-    </w:p>
-    <w:p>
-      <w:r>
-        <w:t xml:space="preserve">| P1 | Schema graph consistency tests | Add focused tests for Organization/WebSite/About/Person links once implementation is authorized. | Tests prove stable IDs and no dangling entity references. |</w:t>
-      </w:r>
-    </w:p>
-    <w:p>
-      <w:r>
-        <w:t xml:space="preserve">| P1 HIGH | External profile consistency work | Update external profiles manually where needed so name, domain, category, logo, description, and founder/company identity align. | Profiles match text2task.com canonical entity; no fake reviews/claims. |</w:t>
-      </w:r>
-    </w:p>
-    <w:p>
-      <w:r>
-        <w:t xml:space="preserve">| P2 | Optional product schema revisit | Separate task only if owner wants it and visible product/offer data supports it. | No ratings/reviews unless publicly visible and legitimate. |</w:t>
-      </w:r>
-    </w:p>
-    <w:p>
-      <w:r>
-        <w:t xml:space="preserve">| P2 | Search/AI follow-up measurement | Recheck branded/entity SERP, GSC/Bing visibility, AI citations, and external profile indexing after implementation. | Changes tracked over time; no immediate ranking claims fabricated. |</w:t>
-      </w:r>
-    </w:p>
-    <w:p/>
-    <w:p>
-      <w:pPr>
-        <w:pStyle w:val="Heading3"/>
-      </w:pPr>
-      <w:r>
-        <w:t xml:space="preserve">41.8 Milestone 2 Current Conclusion</w:t>
-      </w:r>
-    </w:p>
-    <w:p/>
-    <w:p>
-      <w:r>
-        <w:t xml:space="preserve">This mapping snapshot has been superseded by the owner privacy decision and local implementation recorded in §42. The owner decided not to publish founder identity in this milestone, so no Person, Organization.founder, founder metadata, personal-profile link, or expanded unverified sameAs implementation shipped locally.</w:t>
-      </w:r>
-    </w:p>
-    <w:p/>
-    <w:p>
-      <w:r>
-        <w:t xml:space="preserve">---</w:t>
-      </w:r>
-    </w:p>
-    <w:p/>
-    <w:p>
-      <w:pPr>
-        <w:pStyle w:val="Heading2"/>
-      </w:pPr>
-      <w:r>
-        <w:t xml:space="preserve">42. Phase 1 Milestone 2 — Entity / Brand Disambiguation Local Implementation</w:t>
-      </w:r>
-    </w:p>
-    <w:p/>
-    <w:p>
-      <w:r>
-        <w:t xml:space="preserve">Status: PRODUCTION DEPLOYED / PRODUCTION SMOKE VERIFIED / COMPLETE.</w:t>
-      </w:r>
-    </w:p>
-    <w:p/>
-    <w:p>
-      <w:r>
-        <w:t xml:space="preserve">Implementation timestamp: 2026-09-14 13:56:50 Asia/Jerusalem.</w:t>
-      </w:r>
-    </w:p>
-    <w:p/>
-    <w:p>
-      <w:r>
-        <w:t xml:space="preserve">Branch: feat/seo-entity-disambiguation.</w:t>
-      </w:r>
-    </w:p>
-    <w:p/>
-    <w:p>
-      <w:r>
-        <w:t xml:space="preserve">Owner privacy decision: founder identity remains private for now. Do not publish a founder name, do not add Person schema, do not add founder metadata, do not add founder sameAs, do not add personal social/profile links, and do not infer or expose owner identity from repository/internal documentation. Existing unnamed About-page photos may remain as human trust signals.</w:t>
-      </w:r>
-    </w:p>
-    <w:p/>
-    <w:p>
-      <w:pPr>
-        <w:pStyle w:val="Heading3"/>
-      </w:pPr>
-      <w:r>
-        <w:t xml:space="preserve">42.1 Implemented Canonical Entity Graph</w:t>
-      </w:r>
-    </w:p>
-    <w:p/>
-    <w:p>
-      <w:r>
-        <w:t xml:space="preserve">| Entity | Current implementation |</w:t>
-      </w:r>
-    </w:p>
-    <w:p>
-      <w:r>
-        <w:t xml:space="preserve">|---|---|</w:t>
-      </w:r>
-    </w:p>
-    <w:p>
-      <w:r>
-        <w:t xml:space="preserve">| Organization @id | https://www.text2task.com/#organization |</w:t>
-      </w:r>
-    </w:p>
-    <w:p>
-      <w:r>
-        <w:t xml:space="preserve">| WebSite @id | https://www.text2task.com/#website |</w:t>
-      </w:r>
-    </w:p>
-    <w:p>
-      <w:r>
-        <w:t xml:space="preserve">| Homepage WebPage @id | https://www.text2task.com/#webpage |</w:t>
-      </w:r>
-    </w:p>
-    <w:p>
-      <w:r>
-        <w:t xml:space="preserve">| AboutPage @id | https://www.text2task.com/about#webpage |</w:t>
-      </w:r>
-    </w:p>
-    <w:p>
-      <w:r>
-        <w:t xml:space="preserve">| Organization name | Text2Task |</w:t>
-      </w:r>
-    </w:p>
-    <w:p>
-      <w:r>
-        <w:t xml:space="preserve">| Organization URL | https://www.text2task.com/ |</w:t>
-      </w:r>
-    </w:p>
-    <w:p>
-      <w:r>
-        <w:t xml:space="preserve">| Organization logo | https://www.text2task.com/text2task-logo.png |</w:t>
-      </w:r>
-    </w:p>
-    <w:p>
-      <w:r>
-        <w:t xml:space="preserve">| Organization description | Text2Task turns client messages, emails, WhatsApp messages, notes, and supported screenshots into reviewable projects and tasks for freelancers, small agencies, and client-service teams. |</w:t>
-      </w:r>
-    </w:p>
-    <w:p>
-      <w:r>
-        <w:t xml:space="preserve">| WebSite publisher | https://www.text2task.com/#organization |</w:t>
-      </w:r>
-    </w:p>
-    <w:p>
-      <w:r>
-        <w:t xml:space="preserve">| Homepage WebPage isPartOf | https://www.text2task.com/#website |</w:t>
-      </w:r>
-    </w:p>
-    <w:p>
-      <w:r>
-        <w:t xml:space="preserve">| Homepage WebPage publisher | https://www.text2task.com/#organization |</w:t>
-      </w:r>
-    </w:p>
-    <w:p>
-      <w:r>
-        <w:t xml:space="preserve">| AboutPage isPartOf | https://www.text2task.com/#website |</w:t>
-      </w:r>
-    </w:p>
-    <w:p>
-      <w:r>
-        <w:t xml:space="preserve">| AboutPage publisher | https://www.text2task.com/#organization |</w:t>
-      </w:r>
-    </w:p>
-    <w:p>
-      <w:r>
-        <w:t xml:space="preserve">| Person entity | Not present by owner privacy decision |</w:t>
-      </w:r>
-    </w:p>
-    <w:p>
-      <w:r>
-        <w:t xml:space="preserve">| Organization.founder | Not present by owner privacy decision |</w:t>
-      </w:r>
-    </w:p>
-    <w:p>
-      <w:r>
-        <w:t xml:space="preserve">| SoftwareApplication / Product | Not present; prior owner-reviewed no-fabricated-schema decision preserved |</w:t>
-      </w:r>
-    </w:p>
-    <w:p/>
-    <w:p>
-      <w:pPr>
-        <w:pStyle w:val="Heading3"/>
-      </w:pPr>
-      <w:r>
-        <w:t xml:space="preserve">42.2 Final sameAs Inventory</w:t>
-      </w:r>
-    </w:p>
-    <w:p/>
-    <w:p>
-      <w:r>
-        <w:t xml:space="preserve">Accepted in Organization.sameAs:</w:t>
-      </w:r>
-    </w:p>
-    <w:p/>
-    <w:p>
-      <w:r>
-        <w:t xml:space="preserve">| URL | Reason |</w:t>
-      </w:r>
-    </w:p>
-    <w:p>
-      <w:r>
-        <w:t xml:space="preserve">|---|---|</w:t>
-      </w:r>
-    </w:p>
-    <w:p>
-      <w:r>
-        <w:t xml:space="preserve">| https://www.facebook.com/profile.php?id=61588954785433 | Existing source-owned company profile, also visible in footer. |</w:t>
-      </w:r>
-    </w:p>
-    <w:p>
-      <w:r>
-        <w:t xml:space="preserve">| https://www.linkedin.com/company/text2task/ | Existing source-owned company profile, also visible in footer. |</w:t>
-      </w:r>
-    </w:p>
-    <w:p/>
-    <w:p>
-      <w:r>
-        <w:t xml:space="preserve">Rejected or deferred:</w:t>
-      </w:r>
-    </w:p>
-    <w:p/>
-    <w:p>
-      <w:r>
-        <w:t xml:space="preserve">| Candidate | Status | Reason |</w:t>
-      </w:r>
-    </w:p>
-    <w:p>
-      <w:r>
-        <w:t xml:space="preserve">|---|---|---|</w:t>
-      </w:r>
-    </w:p>
-    <w:p>
-      <w:r>
-        <w:t xml:space="preserve">| Founder/personal profiles | Rejected | Owner privacy decision: no founder name, no personal-profile link, no Person.sameAs. |</w:t>
-      </w:r>
-    </w:p>
-    <w:p>
-      <w:r>
-        <w:t xml:space="preserve">| GetApp | Deferred | Current listing verified in run evidence, but exact canonical URL is not recorded in the repository/current run evidence. |</w:t>
-      </w:r>
-    </w:p>
-    <w:p>
-      <w:r>
-        <w:t xml:space="preserve">| Capterra | Deferred | Current listing verified in run evidence, but exact canonical URL is not recorded in the repository/current run evidence. |</w:t>
-      </w:r>
-    </w:p>
-    <w:p>
-      <w:r>
-        <w:t xml:space="preserve">| Uneed | Deferred | Current listing verified in run evidence, but exact canonical URL is not recorded in the repository/current run evidence. |</w:t>
-      </w:r>
-    </w:p>
-    <w:p>
-      <w:r>
-        <w:t xml:space="preserve">| SaaSHub | Deferred | Current product surface verified in run evidence, but exact canonical URL/currentness is not recorded in the repository/current run evidence. |</w:t>
-      </w:r>
-    </w:p>
-    <w:p>
-      <w:r>
-        <w:t xml:space="preserve">| Peerlist | Deferred | Current project surface verified, but personal/founder exposure is privacy-sensitive and exact canonical Organization/Product use is not owner-approved. |</w:t>
-      </w:r>
-    </w:p>
-    <w:p>
-      <w:r>
-        <w:t xml:space="preserve">| StartupFortune | Rejected for sameAs | Editorial mention/article, not an identity-equivalent profile. |</w:t>
-      </w:r>
-    </w:p>
-    <w:p>
-      <w:r>
-        <w:t xml:space="preserve">| UIComet | Deferred | Discovery/listing surface only; exact stable canonical URL and owner policy not verified. |</w:t>
-      </w:r>
-    </w:p>
-    <w:p>
-      <w:r>
-        <w:t xml:space="preserve">| FounderDB / Peer Push | Deferred | Discovery data only; exact URLs and identity details not verified for safe public schema use. |</w:t>
-      </w:r>
-    </w:p>
-    <w:p>
-      <w:r>
-        <w:t xml:space="preserve">| G2 | Rejected | Ambiguous identity; do not include until current text2task.com identity is clearly verified. |</w:t>
-      </w:r>
-    </w:p>
-    <w:p>
-      <w:r>
-        <w:t xml:space="preserve">| Product Hunt | Rejected/deferred | Not externally verified in this search sweep. |</w:t>
-      </w:r>
-    </w:p>
-    <w:p>
-      <w:r>
-        <w:t xml:space="preserve">| BetaList | Rejected/deferred | Not externally verified in this search sweep. |</w:t>
-      </w:r>
-    </w:p>
-    <w:p/>
-    <w:p>
-      <w:pPr>
-        <w:pStyle w:val="Heading3"/>
-      </w:pPr>
-      <w:r>
-        <w:t xml:space="preserve">42.3 About Page Changes</w:t>
-      </w:r>
-    </w:p>
-    <w:p/>
-    <w:p>
-      <w:r>
-        <w:t xml:space="preserve">The About page now more clearly establishes that:</w:t>
-      </w:r>
-    </w:p>
-    <w:p/>
-    <w:p>
-      <w:r>
-        <w:t xml:space="preserve">- text2task.com is the official Text2Task product site.</w:t>
-      </w:r>
-    </w:p>
-    <w:p>
-      <w:r>
-        <w:t xml:space="preserve">- Text2Task is the SaaS product at text2task.com.</w:t>
-      </w:r>
-    </w:p>
-    <w:p>
-      <w:r>
-        <w:t xml:space="preserve">- Text2Task turns client messages, emails, WhatsApp messages, notes, and supported screenshots into reviewable projects and tasks.</w:t>
-      </w:r>
-    </w:p>
-    <w:p>
-      <w:r>
-        <w:t xml:space="preserve">- The product is for freelancers, small agencies, and client-service teams.</w:t>
-      </w:r>
-    </w:p>
-    <w:p>
-      <w:r>
-        <w:t xml:space="preserve">- Existing unnamed founder/owner photos remain unchanged.</w:t>
-      </w:r>
-    </w:p>
-    <w:p/>
-    <w:p>
-      <w:r>
-        <w:t xml:space="preserve">No founder name, personal profile, phone number, location, legal entity name, address, or personal email was added.</w:t>
-      </w:r>
-    </w:p>
-    <w:p/>
-    <w:p>
-      <w:pPr>
-        <w:pStyle w:val="Heading3"/>
-      </w:pPr>
-      <w:r>
-        <w:t xml:space="preserve">42.4 Source / Schema Normalization</w:t>
-      </w:r>
-    </w:p>
-    <w:p/>
-    <w:p>
-      <w:r>
-        <w:t xml:space="preserve">Implemented source-of-truth constants in app/lib/site-config.ts:</w:t>
-      </w:r>
-    </w:p>
-    <w:p/>
-    <w:p>
-      <w:r>
-        <w:t xml:space="preserve">- SITE_BRAND_NAME</w:t>
-      </w:r>
-    </w:p>
-    <w:p>
-      <w:r>
-        <w:t xml:space="preserve">- SITE_CANONICAL_DESCRIPTION</w:t>
-      </w:r>
-    </w:p>
-    <w:p>
-      <w:r>
-        <w:t xml:space="preserve">- SITE_CANONICAL_LOGO_PATH</w:t>
-      </w:r>
-    </w:p>
-    <w:p>
-      <w:r>
-        <w:t xml:space="preserve">- SITE_CANONICAL_LOGO_URL</w:t>
-      </w:r>
-    </w:p>
-    <w:p>
-      <w:r>
-        <w:t xml:space="preserve">- SITE_CANONICAL_URL</w:t>
-      </w:r>
-    </w:p>
-    <w:p>
-      <w:r>
-        <w:t xml:space="preserve">- existing SITE_ORIGIN, SITE_SOCIAL_LINKS, and SITE_ORGANIZATION_SAME_AS</w:t>
-      </w:r>
-    </w:p>
-    <w:p/>
-    <w:p>
-      <w:r>
-        <w:t xml:space="preserve">Homepage Organization and WebSite JSON-LD now consume these canonical constants for name, URL, logo, and description. Root metadata now uses the canonical brand/description constants. Entity IDs remain stable and unchanged.</w:t>
-      </w:r>
-    </w:p>
-    <w:p/>
-    <w:p>
-      <w:pPr>
-        <w:pStyle w:val="Heading3"/>
-      </w:pPr>
-      <w:r>
-        <w:t xml:space="preserve">42.5 Verification Results</w:t>
-      </w:r>
-    </w:p>
-    <w:p/>
-    <w:p>
-      <w:r>
-        <w:t xml:space="preserve">| Check | Result |</w:t>
-      </w:r>
-    </w:p>
-    <w:p>
-      <w:r>
-        <w:t xml:space="preserve">|---|---|</w:t>
-      </w:r>
-    </w:p>
-    <w:p>
-      <w:r>
-        <w:t xml:space="preserve">| Targeted schema/SEO tests | PASS — 3 files / 71 tests (app/page.test.ts, app/about/page.test.ts, app/lib/schema-dangling-entity-references.test.ts) |</w:t>
-      </w:r>
-    </w:p>
-    <w:p>
-      <w:r>
-        <w:t xml:space="preserve">| Relevant regression tests | PASS — 9 files / 105 tests across public page/schema/footer regressions |</w:t>
-      </w:r>
-    </w:p>
-    <w:p>
-      <w:r>
-        <w:t xml:space="preserve">| TypeScript typecheck | PASS — npx tsc --noEmit |</w:t>
-      </w:r>
-    </w:p>
-    <w:p>
-      <w:r>
-        <w:t xml:space="preserve">| Changed-file ESLint | PASS — app/lib/site-config.ts, app/page.tsx, app/layout.tsx, app/about/page.tsx, app/page.test.ts, app/about/page.test.ts |</w:t>
-      </w:r>
-    </w:p>
-    <w:p>
-      <w:r>
-        <w:t xml:space="preserve">| Production build | PASS after network-enabled rerun for Google Fonts; first sandboxed run failed only because Next could not fetch Google Fonts |</w:t>
-      </w:r>
-    </w:p>
-    <w:p>
-      <w:r>
-        <w:t xml:space="preserve">| Full lint | FAILS on unrelated pre-existing lint issue in app/components/dashboard/tasks/share-link/share-link-channels.tsx (react-hooks/set-state-in-effect) plus unrelated warnings; not changed in this milestone |</w:t>
-      </w:r>
-    </w:p>
-    <w:p/>
-    <w:p>
-      <w:pPr>
-        <w:pStyle w:val="Heading3"/>
-      </w:pPr>
-      <w:r>
-        <w:t xml:space="preserve">42.6 Privacy Review</w:t>
-      </w:r>
-    </w:p>
-    <w:p/>
-    <w:p>
-      <w:r>
-        <w:t xml:space="preserve">Result: PASS.</w:t>
-      </w:r>
-    </w:p>
-    <w:p/>
-    <w:p>
-      <w:r>
-        <w:t xml:space="preserve">- Founder name introduced: NO.</w:t>
-      </w:r>
-    </w:p>
-    <w:p>
-      <w:r>
-        <w:t xml:space="preserve">- Person schema introduced: NO.</w:t>
-      </w:r>
-    </w:p>
-    <w:p>
-      <w:r>
-        <w:t xml:space="preserve">- Organization.founder introduced: NO.</w:t>
-      </w:r>
-    </w:p>
-    <w:p>
-      <w:r>
-        <w:t xml:space="preserve">- Founder metadata introduced: NO.</w:t>
-      </w:r>
-    </w:p>
-    <w:p>
-      <w:r>
-        <w:t xml:space="preserve">- Personal email introduced: NO.</w:t>
-      </w:r>
-    </w:p>
-    <w:p>
-      <w:r>
-        <w:t xml:space="preserve">- Phone introduced: NO.</w:t>
-      </w:r>
-    </w:p>
-    <w:p>
-      <w:r>
-        <w:t xml:space="preserve">- Home/location details introduced: NO.</w:t>
-      </w:r>
-    </w:p>
-    <w:p>
-      <w:r>
-        <w:t xml:space="preserve">- Personal social/profile links introduced: NO.</w:t>
-      </w:r>
-    </w:p>
-    <w:p>
-      <w:r>
-        <w:t xml:space="preserve">- Repository/internal owner identity leaked into public metadata or schema: NO.</w:t>
-      </w:r>
-    </w:p>
-    <w:p>
-      <w:r>
-        <w:t xml:space="preserve">- Existing About-page photos changed: NO.</w:t>
-      </w:r>
-    </w:p>
-    <w:p/>
-    <w:p>
-      <w:pPr>
-        <w:pStyle w:val="Heading3"/>
-      </w:pPr>
-      <w:r>
-        <w:t xml:space="preserve">42.7 Final Milestone 2 State</w:t>
-      </w:r>
-    </w:p>
-    <w:p/>
-    <w:p>
-      <w:r>
-        <w:t xml:space="preserve">- Phase 0: COMPLETE / OWNER REVIEWED.</w:t>
-      </w:r>
-    </w:p>
-    <w:p>
-      <w:r>
-        <w:t xml:space="preserve">- Phase 1: IMPLEMENTATION IN PROGRESS.</w:t>
-      </w:r>
-    </w:p>
-    <w:p>
-      <w:r>
-        <w:t xml:space="preserve">- Milestone 1: COMPLETE.</w:t>
-      </w:r>
-    </w:p>
-    <w:p>
-      <w:r>
-        <w:t xml:space="preserve">- Milestone 2: PRODUCTION DEPLOYED / PRODUCTION SMOKE VERIFIED / COMPLETE.</w:t>
-      </w:r>
-    </w:p>
-    <w:p>
-      <w:r>
-        <w:t xml:space="preserve">- Milestone 3: IMPLEMENTED LOCALLY / AWAITING OWNER REVIEW.</w:t>
-      </w:r>
-    </w:p>
-    <w:p>
-      <w:r>
-        <w:t xml:space="preserve">- Production: Vercel Production READY; owner smoke verification PASS.</w:t>
-      </w:r>
-    </w:p>
-    <w:p>
-      <w:r>
-        <w:t xml:space="preserve">- Database migration required: NO.</w:t>
-      </w:r>
-    </w:p>
-    <w:p>
-      <w:r>
-        <w:t xml:space="preserve">- Database changed: NO.</w:t>
-      </w:r>
-    </w:p>
-    <w:p>
-      <w:r>
-        <w:t xml:space="preserve">- Environment/config changed: NO.</w:t>
-      </w:r>
-    </w:p>
-    <w:p>
-      <w:r>
-        <w:t xml:space="preserve">- Commit created by this documentation task: NO.</w:t>
-      </w:r>
-    </w:p>
-    <w:p>
-      <w:r>
-        <w:t xml:space="preserve">- Push performed by this documentation task: NO.</w:t>
-      </w:r>
-    </w:p>
-    <w:p>
-      <w:r>
-        <w:t xml:space="preserve">- Deploy performed by this documentation task: NO.</w:t>
-      </w:r>
-    </w:p>
-    <w:p/>
-    <w:p>
-      <w:pPr>
-        <w:pStyle w:val="Heading3"/>
-      </w:pPr>
-      <w:r>
-        <w:t xml:space="preserve">42.8 Production Verification Closeout</w:t>
-      </w:r>
-    </w:p>
-    <w:p/>
-    <w:p>
-      <w:r>
-        <w:t xml:space="preserve">Closeout timestamp: 2026-09-14 18:08:27 Asia/Jerusalem.</w:t>
-      </w:r>
-    </w:p>
-    <w:p/>
-    <w:p>
-      <w:r>
-        <w:t xml:space="preserve">Production merge: PR #4 merged successfully to main.</w:t>
-      </w:r>
-    </w:p>
-    <w:p/>
-    <w:p>
-      <w:r>
-        <w:t xml:space="preserve">Production merge commit: 80b3318.</w:t>
-      </w:r>
-    </w:p>
-    <w:p/>
-    <w:p>
-      <w:r>
-        <w:t xml:space="preserve">Vercel Production status: READY.</w:t>
-      </w:r>
-    </w:p>
-    <w:p/>
-    <w:p>
-      <w:r>
-        <w:t xml:space="preserve">Owner Production smoke verification: PASS.</w:t>
-      </w:r>
-    </w:p>
-    <w:p/>
-    <w:p>
-      <w:r>
-        <w:t xml:space="preserve">Verified live in Production:</w:t>
-      </w:r>
-    </w:p>
-    <w:p/>
-    <w:p>
-      <w:r>
-        <w:t xml:space="preserve">- Homepage loads correctly: PASS.</w:t>
-      </w:r>
-    </w:p>
-    <w:p>
-      <w:r>
-        <w:t xml:space="preserve">- About page loads correctly: PASS.</w:t>
-      </w:r>
-    </w:p>
-    <w:p>
-      <w:r>
-        <w:t xml:space="preserve">- New "ABOUT TEXT2TASK" eyebrow is live: PASS.</w:t>
-      </w:r>
-    </w:p>
-    <w:p>
-      <w:r>
-        <w:t xml:space="preserve">- New About opening paragraph is live: PASS.</w:t>
-      </w:r>
-    </w:p>
-    <w:p>
-      <w:r>
-        <w:t xml:space="preserve">- Existing About photos remain: PASS.</w:t>
-      </w:r>
-    </w:p>
-    <w:p>
-      <w:r>
-        <w:t xml:space="preserve">- Founder personal name is not published: PASS.</w:t>
-      </w:r>
-    </w:p>
-    <w:p>
-      <w:r>
-        <w:t xml:space="preserve">- Person schema remains intentionally absent: PASS.</w:t>
-      </w:r>
-    </w:p>
-    <w:p>
-      <w:r>
-        <w:t xml:space="preserve">- Personal social/profile links were not introduced: PASS.</w:t>
-      </w:r>
-    </w:p>
-    <w:p>
-      <w:r>
-        <w:t xml:space="preserve">- No visible regression observed in reviewed About sections: PASS.</w:t>
-      </w:r>
-    </w:p>
-    <w:p>
-      <w:r>
-        <w:t xml:space="preserve">- Owner privacy decision remains preserved: PASS.</w:t>
-      </w:r>
-    </w:p>
-    <w:p/>
-    <w:p>
-      <w:r>
-        <w:t xml:space="preserve">No new Decision Log ID was created for this closeout because no new product or technical decision was made; this entry records deployment and production verification evidence only.</w:t>
-      </w:r>
-    </w:p>
-    <w:p/>
-    <w:p>
-      <w:r>
-        <w:t xml:space="preserve">---</w:t>
-      </w:r>
-    </w:p>
-    <w:p/>
-    <w:p>
-      <w:pPr>
-        <w:pStyle w:val="Heading2"/>
-      </w:pPr>
-      <w:r>
-        <w:t xml:space="preserve">43. Phase 1 Milestone 3 - Internal Authority / Weak Use Cases Mapping</w:t>
-      </w:r>
-    </w:p>
-    <w:p/>
-    <w:p>
-      <w:r>
-        <w:t xml:space="preserve">Status: MAPPING / IMPLEMENTATION PLAN READY.</w:t>
-      </w:r>
-    </w:p>
-    <w:p/>
-    <w:p>
-      <w:r>
-        <w:t xml:space="preserve">Mapping timestamp: 2026-09-14 23:59:35 Asia/Jerusalem.</w:t>
-      </w:r>
-    </w:p>
-    <w:p/>
-    <w:p>
-      <w:r>
-        <w:t xml:space="preserve">Scope: documentation-only mapping, audit, and planning. No Milestone 3 application implementation has started.</w:t>
-      </w:r>
-    </w:p>
-    <w:p/>
-    <w:p>
-      <w:r>
-        <w:t xml:space="preserve">Branch / HEAD at mapping start: main / f97141031c697c768793fd2ae0c7bdacbe00550b.</w:t>
-      </w:r>
-    </w:p>
-    <w:p/>
-    <w:p>
-      <w:pPr>
-        <w:pStyle w:val="Heading3"/>
-      </w:pPr>
-      <w:r>
-        <w:t xml:space="preserve">43.1 Route And Architecture Facts</w:t>
-      </w:r>
-    </w:p>
-    <w:p/>
-    <w:p>
-      <w:r>
-        <w:t xml:space="preserve">The repository currently exposes 33 public sitemap URLs: homepage, /use-cases, 12 use-case detail pages, /resources, 7 resource articles, one freelancer solution page, 6 feature pages, /about, /contact, /privacy, and /terms.</w:t>
-      </w:r>
-    </w:p>
-    <w:p/>
-    <w:p>
-      <w:r>
-        <w:t xml:space="preserve">The task brief named several conceptual URLs that are not standalone indexable pages in the current repository:</w:t>
-      </w:r>
-    </w:p>
-    <w:p/>
-    <w:p>
-      <w:r>
-        <w:t xml:space="preserve">| Requested inspection target | Current repository state |</w:t>
-      </w:r>
-    </w:p>
-    <w:p>
-      <w:r>
-        <w:t xml:space="preserve">|---|---|</w:t>
-      </w:r>
-    </w:p>
-    <w:p>
-      <w:r>
-        <w:t xml:space="preserve">| /features | No standalone route. Feature navigation points to /#features; individual feature pages exist under /features/*. |</w:t>
-      </w:r>
-    </w:p>
-    <w:p>
-      <w:r>
-        <w:t xml:space="preserve">| /how-it-works | No standalone route. Header/CTA links point to /#how-it-works. |</w:t>
-      </w:r>
-    </w:p>
-    <w:p>
-      <w:r>
-        <w:t xml:space="preserve">| /pricing | Exists only as permanentRedirect("/#pricing"); correctly absent from sitemap. |</w:t>
-      </w:r>
-    </w:p>
-    <w:p>
-      <w:r>
-        <w:t xml:space="preserve">| /for-freelancers | No standalone route. The closest current equivalent is /solutions/freelancer-project-management-software. |</w:t>
-      </w:r>
-    </w:p>
-    <w:p>
-      <w:r>
-        <w:t xml:space="preserve">| /email-to-tasks, /screenshot-to-tasks, /ai-task-extractor, /client-feedback-to-tasks, /client-project-tracker, /project-deadline-calendar | No root-level routes. Current canonical routes are /features/email-to-tasks, /features/screenshot-to-tasks, /features/ai-task-extractor, /features/client-feedback-to-tasks, /features/client-project-tracker, and /features/project-deadline-calendar. |</w:t>
-      </w:r>
-    </w:p>
-    <w:p/>
-    <w:p>
-      <w:r>
-        <w:t xml:space="preserve">All 12 use-case pages are generated by app/use-cases/[slug]/page.tsx, app/components/use-cases/use-case-detail-page.tsx, and the static registry in app/lib/use-cases/cases/*.ts. Every use-case page has:</w:t>
-      </w:r>
-    </w:p>
-    <w:p/>
-    <w:p>
-      <w:r>
-        <w:t xml:space="preserve">- sitemap inclusion through app/sitemap.ts;</w:t>
-      </w:r>
-    </w:p>
-    <w:p>
-      <w:r>
-        <w:t xml:space="preserve">- canonical metadata through generateMetadata();</w:t>
-      </w:r>
-    </w:p>
-    <w:p>
-      <w:r>
-        <w:t xml:space="preserve">- server-rendered WebPage JSON-LD;</w:t>
-      </w:r>
-    </w:p>
-    <w:p>
-      <w:r>
-        <w:t xml:space="preserve">- server-rendered BreadcrumbList JSON-LD;</w:t>
-      </w:r>
-    </w:p>
-    <w:p>
-      <w:r>
-        <w:t xml:space="preserve">- FAQPage JSON-LD when faq data is present;</w:t>
-      </w:r>
-    </w:p>
-    <w:p>
-      <w:r>
-        <w:t xml:space="preserve">- crawlable Next &lt;Link&gt; internal links for related use cases and optional related reading.</w:t>
-      </w:r>
-    </w:p>
-    <w:p/>
-    <w:p>
-      <w:r>
-        <w:t xml:space="preserve">Therefore the four previously flagged pages are not blocked by noindex, canonical omission, sitemap omission, missing SSR rendering, or missing structured data. The Milestone 3 problem is internal authority and content support, not basic technical indexability.</w:t>
-      </w:r>
-    </w:p>
-    <w:p/>
-    <w:p>
-      <w:pPr>
-        <w:pStyle w:val="Heading3"/>
-      </w:pPr>
-      <w:r>
-        <w:t xml:space="preserve">43.2 Internal Link Graph Inventory</w:t>
-      </w:r>
-    </w:p>
-    <w:p/>
-    <w:p>
-      <w:r>
-        <w:t xml:space="preserve">Header navigation is sitewide and crawlable on the public marketing pages using LandingHeader. It links to /, /#how-it-works, /#features, /use-cases, /#pricing, /about, /login, and /signup. This creates broad discovery of /use-cases, but it does not create page-specific topical authority for individual use-case spokes.</w:t>
-      </w:r>
-    </w:p>
-    <w:p/>
-    <w:p>
-      <w:r>
-        <w:t xml:space="preserve">Footer navigation is sitewide and crawlable on the public marketing pages using LandingFooter. It links to product anchors/pages, all six feature pages, /resources, /solutions/freelancer-project-management-software, /about, legal/contact/account pages, and only three individual use-case pages: /use-cases/web-designers, /use-cases/wordpress-freelancers, and /use-cases/graphic-designers. The four flagged pages receive no direct footer link.</w:t>
-      </w:r>
-    </w:p>
-    <w:p/>
-    <w:p>
-      <w:r>
-        <w:t xml:space="preserve">The homepage provides meaningful contextual authority through:</w:t>
-      </w:r>
-    </w:p>
-    <w:p/>
-    <w:p>
-      <w:r>
-        <w:t xml:space="preserve">- HomepageUseCasesSection: links to 6 selected use cases: web-designers, wordpress-freelancers, graphic-designers, social-media-managers, project-managers, and small-agencies, plus the /use-cases hub.</w:t>
-      </w:r>
-    </w:p>
-    <w:p>
-      <w:r>
-        <w:t xml:space="preserve">- HomepagePostExtractionSection: links to /features/project-deadline-calendar and /features/client-project-tracker.</w:t>
-      </w:r>
-    </w:p>
-    <w:p>
-      <w:r>
-        <w:t xml:space="preserve">- header/footer links to the hub, feature pages, solution page, resources, About, and legal/account pages.</w:t>
-      </w:r>
-    </w:p>
-    <w:p/>
-    <w:p>
-      <w:r>
-        <w:t xml:space="preserve">The /use-cases hub is a real SSR hub, not just a sitemap artifact. It lists all 12 use-case pages in three groups: Website &amp; Development, Creative &amp; Content, and Operations &amp; Teams. It links to every spoke with crawlable anchors based on each use case's listing label/title/description. However, it acts more like a directory than a strong editorial hub: it does not yet introduce cluster-specific narratives, recommended paths, or contextual relationships between adjacent use cases.</w:t>
-      </w:r>
-    </w:p>
-    <w:p/>
-    <w:p>
-      <w:r>
-        <w:t xml:space="preserve">Use-case detail pages link back to /use-cases, link to three related use cases via relatedSlugs, and may link to feature/resource/solution pages through relatedLinks. The richer use-case pages use transformation/signature/proof/related-reading modules, while the weakest use cases currently rely on the default page model without that differentiation layer.</w:t>
-      </w:r>
-    </w:p>
-    <w:p/>
-    <w:p>
-      <w:r>
-        <w:t xml:space="preserve">The Resources hub links only to resource articles. It does not currently pass contextual authority to use-case pages, feature pages, or the freelancer solution page from the hub itself. Individual resource articles do pass useful contextual links, but mostly to features, resources, the solution page, and established use cases such as web designers, WordPress freelancers, project managers, and social media managers.</w:t>
-      </w:r>
-    </w:p>
-    <w:p/>
-    <w:p>
-      <w:r>
-        <w:t xml:space="preserve">The freelancer solution page is one of the strongest internal authority sources. It links contextually to /use-cases/web-designers, /use-cases/project-managers, /use-cases/virtual-assistants, /use-cases/small-agencies, /use-cases/wordpress-freelancers, the /use-cases hub, three resource pages, the resources hub, and all six feature pages. It does not currently link directly to freelance developers, SEO freelancers, Shopify freelancers, or video editors.</w:t>
-      </w:r>
-    </w:p>
-    <w:p/>
-    <w:p>
-      <w:r>
-        <w:t xml:space="preserve">Feature pages are strong contextual source pages:</w:t>
-      </w:r>
-    </w:p>
-    <w:p/>
-    <w:p>
-      <w:r>
-        <w:t xml:space="preserve">| Source page | Current contextual use-case links |</w:t>
-      </w:r>
-    </w:p>
-    <w:p>
-      <w:r>
-        <w:t xml:space="preserve">|---|---|</w:t>
-      </w:r>
-    </w:p>
-    <w:p>
-      <w:r>
-        <w:t xml:space="preserve">| /features/email-to-tasks | Project managers, virtual assistants, small agencies, /use-cases hub |</w:t>
-      </w:r>
-    </w:p>
-    <w:p>
-      <w:r>
-        <w:t xml:space="preserve">| /features/screenshot-to-tasks | Web designers, graphic designers, social media managers |</w:t>
-      </w:r>
-    </w:p>
-    <w:p>
-      <w:r>
-        <w:t xml:space="preserve">| /features/ai-task-extractor | Project managers, virtual assistants, small agencies |</w:t>
-      </w:r>
-    </w:p>
-    <w:p>
-      <w:r>
-        <w:t xml:space="preserve">| /features/client-feedback-to-tasks | Web designers, project managers, small agencies, WordPress freelancers |</w:t>
-      </w:r>
-    </w:p>
-    <w:p>
-      <w:r>
-        <w:t xml:space="preserve">| /features/client-project-tracker | No direct use-case links; links to related features/solution |</w:t>
-      </w:r>
-    </w:p>
-    <w:p>
-      <w:r>
-        <w:t xml:space="preserve">| /features/project-deadline-calendar | Small agencies, project managers, web designers |</w:t>
-      </w:r>
-    </w:p>
-    <w:p/>
-    <w:p>
-      <w:pPr>
-        <w:pStyle w:val="Heading3"/>
-      </w:pPr>
-      <w:r>
-        <w:t xml:space="preserve">43.3 Complete Use-Case Cluster Map</w:t>
-      </w:r>
-    </w:p>
-    <w:p/>
-    <w:p>
-      <w:r>
-        <w:t xml:space="preserve">| Cluster | Current pages | Strongest hub/source | Strongest supporting pages | Orphan/near-orphan risk | Natural missing relationships |</w:t>
-      </w:r>
-    </w:p>
-    <w:p>
-      <w:r>
-        <w:t xml:space="preserve">|---|---|---|---|---|---|</w:t>
-      </w:r>
-    </w:p>
-    <w:p>
-      <w:r>
-        <w:t xml:space="preserve">| Website / development | web-designers, wordpress-freelancers, webflow-freelancers, shopify-freelancers, freelance-developers, seo-freelancers | /use-cases hub; /solutions/freelancer-project-management-software; homepage for selected spokes | web-designers, wordpress-freelancers, webflow-freelancers | freelance-developers and seo-freelancers are hub-only/contextually isolated; shopify-freelancers is weakly supported | Developer/SEO/Shopify pages should receive contextual links from solution, relevant feature pages, and adjacent web/WordPress/Webflow pages where useful. |</w:t>
-      </w:r>
-    </w:p>
-    <w:p>
-      <w:r>
-        <w:t xml:space="preserve">| Creative / content | graphic-designers, social-media-managers, video-editors | homepage and footer for graphic designers; homepage for social media managers; use-case related module for video editors | graphic-designers, social-media-managers, video-editors | video-editors has good page depth but weaker inbound authority than graphic/social pages | Add a natural contextual link from screenshot/client-feedback/resource content into video editors where revision/timecode work is discussed. |</w:t>
-      </w:r>
-    </w:p>
-    <w:p>
-      <w:r>
-        <w:t xml:space="preserve">| Operations / teams | project-managers, virtual-assistants, small-agencies | homepage; freelancer solution page; email/AI/calendar/client-feedback feature pages | all three are comparatively well-supported | No current near-orphan among these three | Avoid over-linking these already-supported pages at the expense of weaker use cases. |</w:t>
-      </w:r>
-    </w:p>
-    <w:p>
-      <w:r>
-        <w:t xml:space="preserve">| Freelancer operations / cross-cutting | all use cases plus /solutions/freelancer-project-management-software and freelancer resource articles | solution page and /resources/how-to-organize-client-requests-as-a-freelancer | solution page, email-to-tasks, AI task extractor, screenshot-to-tasks | weak pages are not represented in the cross-cutting freelancer authority sources | Add selective links from freelancer solution/resource pages to developer/SEO/Shopify use cases where the reader is choosing their freelancer role. |</w:t>
-      </w:r>
-    </w:p>
-    <w:p/>
-    <w:p>
-      <w:r>
-        <w:t xml:space="preserve">Pages that should not be linked just for SEO:</w:t>
-      </w:r>
-    </w:p>
-    <w:p/>
-    <w:p>
-      <w:r>
-        <w:t xml:space="preserve">- Legal pages should not link into use cases.</w:t>
-      </w:r>
-    </w:p>
-    <w:p>
-      <w:r>
-        <w:t xml:space="preserve">- About should remain entity/trust-focused; only add use-case links if there is a clear user path, not for authority sculpting.</w:t>
-      </w:r>
-    </w:p>
-    <w:p>
-      <w:r>
-        <w:t xml:space="preserve">- Login/signup/check-email/auth flows should not be used as SEO link sources.</w:t>
-      </w:r>
-    </w:p>
-    <w:p>
-      <w:r>
-        <w:t xml:space="preserve">- Footer should not be expanded into a full use-case dump unless there is a product-navigation reason.</w:t>
-      </w:r>
-    </w:p>
-    <w:p/>
-    <w:p>
-      <w:pPr>
-        <w:pStyle w:val="Heading3"/>
-      </w:pPr>
-      <w:r>
-        <w:t xml:space="preserve">43.4 Four Known Weak Page Audit</w:t>
-      </w:r>
-    </w:p>
-    <w:p/>
-    <w:p>
-      <w:r>
-        <w:t xml:space="preserve">| Page | Title / meta / H1 | Intent and topic | Content depth | Inbound support | Outbound support | Schema / canonical / sitemap | Classification |</w:t>
-      </w:r>
-    </w:p>
-    <w:p>
-      <w:r>
-        <w:t xml:space="preserve">|---|---|---|---|---|---|---|---|</w:t>
-      </w:r>
-    </w:p>
-    <w:p>
-      <w:r>
-        <w:t xml:space="preserve">| /use-cases/freelance-developers | Title: Client Request Management for Freelance Developers; meta describes feature changes, bug-fix notes, technical context, and screenshots; H1: Stop typing client requests into task lists. Get back to building. | Freelance developers converting client feature/fix/bug requests into development tasks | Adequate base template: hero, pain points, workflow, capabilities, Client Updates, FAQ, related use cases, final CTA. Missing transformation, signature module, proof, and related reading. | Linked from /use-cases hub. Not selected on homepage, not in footer, not linked from feature/resource/solution pages, and not linked by sibling relatedSlugs found in current data. | Links to web designers, WordPress freelancers, project managers, /use-cases, and signup. | Present and healthy: canonical, sitemap, WebPage, BreadcrumbList, FAQPage. | WEAK |</w:t>
-      </w:r>
-    </w:p>
-    <w:p>
-      <w:r>
-        <w:t xml:space="preserve">| /use-cases/seo-freelancers | Title: SEO Client Task Management for Freelancers; meta describes page URLs, content notes, metadata changes, internal links, redirects, screenshots; H1: Skip the SEO task setup. Start improving pages sooner. | SEO freelancers organizing client page-change instructions into tasks | Adequate base template but thin versus stronger siblings. Missing transformation, signature module, proof, and related reading. | Linked from /use-cases hub. Not selected on homepage, not in footer, not linked from feature/resource/solution pages. Receives related-use-case support mainly from Shopify freelancers. | Links to WordPress freelancers, Shopify freelancers, web designers, /use-cases, and signup. | Present and healthy: canonical, sitemap, WebPage, BreadcrumbList, FAQPage. | VERY WEAK |</w:t>
-      </w:r>
-    </w:p>
-    <w:p>
-      <w:r>
-        <w:t xml:space="preserve">| /use-cases/shopify-freelancers | Title: Client Request Management for Shopify Freelancers; meta describes store updates, product changes, promotions, screenshots; H1: Spend less time copying store updates--and more time improving the storefront. | Shopify freelancers organizing store update, product, promotion, mobile, cart, and launch tasks | Adequate base template but thin versus stronger web-development siblings. Missing transformation, signature module, proof, and related reading. | Linked from /use-cases hub and from SEO freelancers via relatedSlugs. Not selected on homepage, not in footer, not linked from feature/resource/solution pages. | Links to web designers, WordPress freelancers, Webflow freelancers, /use-cases, and signup. | Present and healthy: canonical, sitemap, WebPage, BreadcrumbList, FAQPage. | WEAK |</w:t>
-      </w:r>
-    </w:p>
-    <w:p>
-      <w:r>
-        <w:t xml:space="preserve">| /use-cases/video-editors | Title: Video Revision &amp; Delivery Task Manager for Editors; meta describes cuts, timecodes, exports, deadlines; H1: Stop scrubbing through texts for timecodes. Keep every cut, format, and deadline together. | Video editors turning revision/timecode/export messages into tasks | Stronger than the other three: has transformation, signature timeline, secondary checklist, Client Updates, FAQ, related reading, related use cases, and final CTA. | Linked from /use-cases hub and related by creative sibling pages; not selected on homepage, not in footer, and not linked from high-authority feature/solution pages. | Links to client-feedback feature/resource pages and creative sibling use cases. | Present and healthy: canonical, sitemap, WebPage, BreadcrumbList, FAQPage. | ADEQUATE, but under-linked from authority pages |</w:t>
-      </w:r>
-    </w:p>
-    <w:p/>
-    <w:p>
-      <w:r>
-        <w:t xml:space="preserve">All four pages deserve indexing if improved conservatively. None should be merged, removed, or noindexed based on repository evidence alone.</w:t>
-      </w:r>
-    </w:p>
-    <w:p/>
-    <w:p>
-      <w:pPr>
-        <w:pStyle w:val="Heading3"/>
-      </w:pPr>
-      <w:r>
-        <w:t xml:space="preserve">43.5 Internal Authority Source Recommendations</w:t>
-      </w:r>
-    </w:p>
-    <w:p/>
-    <w:p>
-      <w:r>
-        <w:t xml:space="preserve">| Source page | Why useful to a human | Target page | Anchor concept | Placement | Direction |</w:t>
-      </w:r>
-    </w:p>
-    <w:p>
-      <w:r>
-        <w:t xml:space="preserve">|---|---|---|---|---|---|</w:t>
-      </w:r>
-    </w:p>
-    <w:p>
-      <w:r>
-        <w:t xml:space="preserve">| /solutions/freelancer-project-management-software | A freelancer choosing project-management workflows may identify by specialty. | Freelance developers, SEO freelancers, Shopify freelancers | specialty-specific freelancer workflows | Existing audience/use-case link section | One-way to weak spokes, with reciprocal only where the spoke already has a relevant solution link. |</w:t>
-      </w:r>
-    </w:p>
-    <w:p>
-      <w:r>
-        <w:t xml:space="preserve">| /features/client-feedback-to-tasks | Follow-up edits and revision requests map naturally to developers, SEO, Shopify, and video editors. | Freelance developers, SEO freelancers, Shopify freelancers, video editors | turn follow-up change requests into reviewable tasks | Audience section or related-work section | One-way from feature to relevant use cases; reciprocals only from pages where related reading is added. |</w:t>
-      </w:r>
-    </w:p>
-    <w:p>
-      <w:r>
-        <w:t xml:space="preserve">| /features/screenshot-to-tasks | Screenshots are central to bug reports, storefront updates, visual revisions, and video feedback screenshots. | Freelance developers, Shopify freelancers, video editors | organize screenshot-based client requests | Audience section or related links | One-way or reciprocal with related reading. |</w:t>
-      </w:r>
-    </w:p>
-    <w:p>
-      <w:r>
-        <w:t xml:space="preserve">| /features/email-to-tasks | SEO/page-change requests, development briefs, and store requests often arrive by email. | Freelance developers, SEO freelancers, Shopify freelancers | client email requests for specialized work | Audience section | One-way. |</w:t>
-      </w:r>
-    </w:p>
-    <w:p>
-      <w:r>
-        <w:t xml:space="preserve">| /features/ai-task-extractor | Broad extractor page can support specialized pages that start from unstructured text. | Freelance developers, SEO freelancers | extract client instructions into tasks | Audience section or related links | One-way. |</w:t>
-      </w:r>
-    </w:p>
-    <w:p>
-      <w:r>
-        <w:t xml:space="preserve">| /resources/how-to-organize-client-requests-as-a-freelancer | Cross-cutting freelancer guide is a natural role-discovery page. | Freelance developers, SEO freelancers, Shopify freelancers | examples for developer/SEO/Shopify client requests | Existing related/next-step section | One-way to role pages. |</w:t>
-      </w:r>
-    </w:p>
-    <w:p>
-      <w:r>
-        <w:t xml:space="preserve">| /resources/how-to-turn-emails-into-tasks | Email workflow directly matches SEO briefs, development requests, and Shopify store changes. | SEO freelancers, freelance developers, Shopify freelancers | turn page-change/store/dev emails into tasks | Example/next-step section | One-way. |</w:t>
-      </w:r>
-    </w:p>
-    <w:p>
-      <w:r>
-        <w:t xml:space="preserve">| /resources/how-to-turn-client-feedback-into-tasks | Feedback/revision article already supports client-feedback feature and can naturally mention video editors. | Video editors, SEO freelancers | revision notes and page-change feedback | Existing related guide section | One-way. |</w:t>
-      </w:r>
-    </w:p>
-    <w:p>
-      <w:r>
-        <w:t xml:space="preserve">| /resources/manage-client-revisions-web-designers | Web revision workflow overlaps naturally with developers, SEO, Shopify, WordPress, and Webflow. | Freelance developers, SEO freelancers, Shopify freelancers | related website-change workflows | Related links section | One-way, not all at once if the section becomes crowded. |</w:t>
-      </w:r>
-    </w:p>
-    <w:p>
-      <w:r>
-        <w:t xml:space="preserve">| Strong sibling use cases | The related-use-case component is crawlable and user-useful when the relationship is real. | Weak pages | adjacent work roles | relatedSlugs and optional relatedLinks | Reciprocal only when both pages' user intent overlaps. |</w:t>
-      </w:r>
-    </w:p>
-    <w:p/>
-    <w:p>
-      <w:pPr>
-        <w:pStyle w:val="Heading3"/>
-      </w:pPr>
-      <w:r>
-        <w:t xml:space="preserve">43.6 Content Gap Classifications</w:t>
-      </w:r>
-    </w:p>
-    <w:p/>
-    <w:p>
-      <w:r>
-        <w:t xml:space="preserve">| Page | Classification | Rationale |</w:t>
-      </w:r>
-    </w:p>
-    <w:p>
-      <w:r>
-        <w:t xml:space="preserve">|---|---|---|</w:t>
-      </w:r>
-    </w:p>
-    <w:p>
-      <w:r>
-        <w:t xml:space="preserve">| /use-cases/freelance-developers | LINKING + SMALL CONTENT IMPROVEMENT | Intent is commercially useful and distinct from web designers/WordPress. Internal linking alone would still leave it thinner than sibling pages. Add one concrete transformation example and/or signature module around client bug/feature requests, plus related reading. |</w:t>
-      </w:r>
-    </w:p>
-    <w:p>
-      <w:r>
-        <w:t xml:space="preserve">| /use-cases/seo-freelancers | LINKING + SMALL CONTENT IMPROVEMENT | Intent is distinct but at greatest risk of looking generic without a page-level URL/metadata/internal-link example. Needs one specific SEO-request transformation module and contextual inbound links from email/client-feedback/resource pages. |</w:t>
-      </w:r>
-    </w:p>
-    <w:p>
-      <w:r>
-        <w:t xml:space="preserve">| /use-cases/shopify-freelancers | LINKING + SMALL CONTENT IMPROVEMENT | Storefront/product/promotion request intent is distinct and commercially relevant. Needs one Shopify-specific transformation/signature module and inbound links from freelancer solution, screenshot/email, and freelancer resource content. |</w:t>
-      </w:r>
-    </w:p>
-    <w:p>
-      <w:r>
-        <w:t xml:space="preserve">| /use-cases/video-editors | LINKING ONLY | Page already has strong unique modules and examples. Current gap is mainly missing contextual authority from high-authority feature/resource pages and homepage/footer selection. |</w:t>
-      </w:r>
-    </w:p>
-    <w:p/>
-    <w:p>
-      <w:r>
-        <w:t xml:space="preserve">No page currently meets the threshold for MAJOR CONTENT IMPROVEMENT REQUIRED or MERGE / REMOVE / NOINDEX SHOULD BE CONSIDERED.</w:t>
-      </w:r>
-    </w:p>
-    <w:p/>
-    <w:p>
-      <w:pPr>
-        <w:pStyle w:val="Heading3"/>
-      </w:pPr>
-      <w:r>
-        <w:t xml:space="preserve">43.7 Hub / Spoke Architecture Assessment</w:t>
-      </w:r>
-    </w:p>
-    <w:p/>
-    <w:p>
-      <w:r>
-        <w:t xml:space="preserve">The current /use-cases architecture functions as a crawlable hub-and-spoke foundation, but not yet as a strong topical hub.</w:t>
-      </w:r>
-    </w:p>
-    <w:p/>
-    <w:p>
-      <w:r>
-        <w:t xml:space="preserve">Findings:</w:t>
-      </w:r>
-    </w:p>
-    <w:p/>
-    <w:p>
-      <w:r>
-        <w:t xml:space="preserve">- /use-cases links to all 12 spokes and groups them into three useful categories.</w:t>
-      </w:r>
-    </w:p>
-    <w:p>
-      <w:r>
-        <w:t xml:space="preserve">- Category groupings are real but shallow; the hub does not yet explain how Website &amp; Development, Creative &amp; Content, and Operations &amp; Teams relate to different workflows.</w:t>
-      </w:r>
-    </w:p>
-    <w:p>
-      <w:r>
-        <w:t xml:space="preserve">- Spokes link back to the hub through final CTA and related-use-case component.</w:t>
-      </w:r>
-    </w:p>
-    <w:p>
-      <w:r>
-        <w:t xml:space="preserve">- Spokes cross-link through relatedSlugs, but weaker pages do not receive enough support from stronger topical pages.</w:t>
-      </w:r>
-    </w:p>
-    <w:p>
-      <w:r>
-        <w:t xml:space="preserve">- Breadcrumbs help hierarchy clarity but are not sufficient authority support on their own.</w:t>
-      </w:r>
-    </w:p>
-    <w:p>
-      <w:r>
-        <w:t xml:space="preserve">- The Resources hub is mostly a directory and does not support use-case spokes directly.</w:t>
-      </w:r>
-    </w:p>
-    <w:p>
-      <w:r>
-        <w:t xml:space="preserve">- There are no literal dead-end use-case pages, but there are near-dead-end authority patterns where a page is reachable mainly from the use-case directory and sitewide navigation.</w:t>
-      </w:r>
-    </w:p>
-    <w:p>
-      <w:r>
-        <w:t xml:space="preserve">- A new hub is not required for Milestone 3. Strengthen the existing /use-cases hub, existing feature pages, existing resource pages, and existing solution page first.</w:t>
-      </w:r>
-    </w:p>
-    <w:p/>
-    <w:p>
-      <w:pPr>
-        <w:pStyle w:val="Heading3"/>
-      </w:pPr>
-      <w:r>
-        <w:t xml:space="preserve">43.8 Anchor Text Policy</w:t>
-      </w:r>
-    </w:p>
-    <w:p/>
-    <w:p>
-      <w:r>
-        <w:t xml:space="preserve">Use varied, natural, human-readable anchors. Avoid repeated exact-match anchors such as "client request management for freelance developers" across the site.</w:t>
-      </w:r>
-    </w:p>
-    <w:p/>
-    <w:p>
-      <w:r>
-        <w:t xml:space="preserve">Recommended variants:</w:t>
-      </w:r>
-    </w:p>
-    <w:p/>
-    <w:p>
-      <w:r>
-        <w:t xml:space="preserve">| Target page | Natural anchor variants |</w:t>
-      </w:r>
-    </w:p>
-    <w:p>
-      <w:r>
-        <w:t xml:space="preserve">|---|---|</w:t>
-      </w:r>
-    </w:p>
-    <w:p>
-      <w:r>
-        <w:t xml:space="preserve">| /use-cases/freelance-developers | client requests for freelance developers; development change requests; bug reports and feature requests; turn development requests into reviewable tasks; organize client development work; developer task setup |</w:t>
-      </w:r>
-    </w:p>
-    <w:p>
-      <w:r>
-        <w:t xml:space="preserve">| /use-cases/seo-freelancers | SEO client task setup; page-change requests; metadata and content update requests; organize SEO instructions; turn SEO requests into reviewable tasks; client SEO changes |</w:t>
-      </w:r>
-    </w:p>
-    <w:p>
-      <w:r>
-        <w:t xml:space="preserve">| /use-cases/shopify-freelancers | Shopify store update requests; storefront change requests; product and promotion tasks; organize Shopify client work; turn store requests into tasks; Shopify launch updates |</w:t>
-      </w:r>
-    </w:p>
-    <w:p>
-      <w:r>
-        <w:t xml:space="preserve">| /use-cases/video-editors | video revision tasks; timecoded client feedback; editing notes and export requests; turn video feedback into tasks; organize revision rounds; client video edit requests |</w:t>
-      </w:r>
-    </w:p>
-    <w:p/>
-    <w:p>
-      <w:r>
-        <w:t xml:space="preserve">Anchor rules:</w:t>
-      </w:r>
-    </w:p>
-    <w:p/>
-    <w:p>
-      <w:r>
-        <w:t xml:space="preserve">- Use each exact variant sparingly.</w:t>
-      </w:r>
-    </w:p>
-    <w:p>
-      <w:r>
-        <w:t xml:space="preserve">- Prefer sentence-integrated anchors in articles.</w:t>
-      </w:r>
-    </w:p>
-    <w:p>
-      <w:r>
-        <w:t xml:space="preserve">- Prefer role labels in cards and audience sections.</w:t>
-      </w:r>
-    </w:p>
-    <w:p>
-      <w:r>
-        <w:t xml:space="preserve">- Do not turn every mention of a role into a link.</w:t>
-      </w:r>
-    </w:p>
-    <w:p>
-      <w:r>
-        <w:t xml:space="preserve">- Keep anchors truthful to the target page's actual content.</w:t>
-      </w:r>
-    </w:p>
-    <w:p/>
-    <w:p>
-      <w:pPr>
-        <w:pStyle w:val="Heading3"/>
-      </w:pPr>
-      <w:r>
-        <w:t xml:space="preserve">43.9 Milestone 3 Implementation Plan</w:t>
-      </w:r>
-    </w:p>
-    <w:p/>
-    <w:p>
-      <w:r>
-        <w:t xml:space="preserve">A. Internal linking changes</w:t>
-      </w:r>
-    </w:p>
-    <w:p/>
-    <w:p>
-      <w:r>
-        <w:t xml:space="preserve">| Priority | Source | Target | Section/component | Link intent | Suggested anchor | Copy change | New component | Benefit | Risk |</w:t>
-      </w:r>
-    </w:p>
-    <w:p>
-      <w:r>
-        <w:t xml:space="preserve">|---|---|---|---|---|---|---|---|---|---|</w:t>
-      </w:r>
-    </w:p>
-    <w:p>
-      <w:r>
-        <w:t xml:space="preserve">| P0 | /solutions/freelancer-project-management-software | freelance developers, SEO freelancers, Shopify freelancers | Existing use-case/audience link list | Help freelancer readers choose a specialty workflow | role labels plus short descriptions | Yes, add 2-3 role cards or rotate the list carefully | No | Strong authority from a core commercial page | Low/medium: avoid overloading the section. |</w:t>
-      </w:r>
-    </w:p>
-    <w:p>
-      <w:r>
-        <w:t xml:space="preserve">| P0 | /features/client-feedback-to-tasks | video editors, freelance developers, SEO freelancers, Shopify freelancers | Audience section or related links | Show where follow-up client feedback creates role-specific tasks | natural role/task anchors | Yes | No | Strong contextual link from a feature page | Medium: choose only the most relevant targets if the section gets crowded. |</w:t>
-      </w:r>
-    </w:p>
-    <w:p>
-      <w:r>
-        <w:t xml:space="preserve">| P0 | /features/email-to-tasks | SEO freelancers, freelance developers, Shopify freelancers | Audience section or related links | Connect email-based briefs to specialty use cases | client SEO changes, development change requests, Shopify store update requests | Yes | No | Supports three weak pages from a high-intent feature page | Low. |</w:t>
-      </w:r>
-    </w:p>
-    <w:p>
-      <w:r>
-        <w:t xml:space="preserve">| P1 | /features/screenshot-to-tasks | freelance developers, Shopify freelancers, video editors | Audience section or related links | Connect screenshot-based requests to visual/debug/store/editing tasks | varied screenshot/request anchors | Yes | No | Relevant topical authority | Low. |</w:t>
-      </w:r>
-    </w:p>
-    <w:p>
-      <w:r>
-        <w:t xml:space="preserve">| P1 | Freelancer resource articles | freelance developers, SEO freelancers, Shopify freelancers, video editors where relevant | Existing related/next-step sections | Let informational readers choose role-specific examples | sentence-integrated anchors | Yes | No | Strengthens resources-to-use-cases path | Low. |</w:t>
-      </w:r>
-    </w:p>
-    <w:p>
-      <w:r>
-        <w:t xml:space="preserve">| P1 | Strong sibling use-case pages | weak pages | relatedSlugs and relatedLinks data | Improve cluster cross-linking where workflow overlap is real | role labels and adjacent-work anchors | Possibly | No | Closes near-orphan patterns inside clusters | Medium: avoid circular link stuffing. |</w:t>
-      </w:r>
-    </w:p>
-    <w:p>
-      <w:r>
-        <w:t xml:space="preserve">| P2 | Homepage HomepageUseCasesSection | one or two currently excluded weak pages | selected use-case list | Surface a broader role set from homepage | role labels | Yes | No | High authority, but homepage UX sensitive | Medium; may be deferred if six-card layout is intentionally curated. |</w:t>
-      </w:r>
-    </w:p>
-    <w:p/>
-    <w:p>
-      <w:r>
-        <w:t xml:space="preserve">B. Small content improvements</w:t>
-      </w:r>
-    </w:p>
-    <w:p/>
-    <w:p>
-      <w:r>
-        <w:t xml:space="preserve">| Priority | Page | Change | Intent | New component needed | Benefit | Risk |</w:t>
-      </w:r>
-    </w:p>
-    <w:p>
-      <w:r>
-        <w:t xml:space="preserve">|---|---|---|---|---|---|---|</w:t>
-      </w:r>
-    </w:p>
-    <w:p>
-      <w:r>
-        <w:t xml:space="preserve">| P0 | /use-cases/seo-freelancers | Add a specific transformation example for URLs/title tags/meta/internal links/redirects and missing-decision outputs. | Prove the page is not a generic freelancer template. | No, existing transformation field supports it. | Highest content-depth lift. | Low. |</w:t>
-      </w:r>
-    </w:p>
-    <w:p>
-      <w:r>
-        <w:t xml:space="preserve">| P0 | /use-cases/freelance-developers | Add a development-specific transformation or signature board for bug reports, feature requests, reproduction notes, browser/device details, and acceptance requirements. | Differentiate from web designers and project managers. | No. | Strong uniqueness and usefulness lift. | Low. |</w:t>
-      </w:r>
-    </w:p>
-    <w:p>
-      <w:r>
-        <w:t xml:space="preserve">| P1 | /use-cases/shopify-freelancers | Add a Shopify storefront/product/promotion transformation or checklist module. | Clarify store-specific commercial value. | No. | Good uniqueness lift. | Low. |</w:t>
-      </w:r>
-    </w:p>
-    <w:p>
-      <w:r>
-        <w:t xml:space="preserve">| P1 | Weak pages | Add relatedLinks to relevant feature/resource/solution pages. | Create outbound topical context and reciprocal usefulness. | No. | Better user paths and content support. | Low. |</w:t>
-      </w:r>
-    </w:p>
-    <w:p>
-      <w:r>
-        <w:t xml:space="preserve">| P2 | /use-cases/video-editors | No content rewrite required; consider one additional inbound link only. | Preserve already-good differentiation. | No. | Avoid unnecessary churn. | Low. |</w:t>
-      </w:r>
-    </w:p>
-    <w:p/>
-    <w:p>
-      <w:r>
-        <w:t xml:space="preserve">C. Structural / hub changes</w:t>
-      </w:r>
-    </w:p>
-    <w:p/>
-    <w:p>
-      <w:r>
-        <w:t xml:space="preserve">| Priority | Area | Change | Benefit | Risk |</w:t>
-      </w:r>
-    </w:p>
-    <w:p>
-      <w:r>
-        <w:t xml:space="preserve">|---|---|---|---|---|</w:t>
-      </w:r>
-    </w:p>
-    <w:p>
-      <w:r>
-        <w:t xml:space="preserve">| P1 | /use-cases hub | Add light cluster introductions or "best for" cues under the existing category groups. | Makes hub more editorial and useful without creating new pages. | Low/medium; keep concise. |</w:t>
-      </w:r>
-    </w:p>
-    <w:p>
-      <w:r>
-        <w:t xml:space="preserve">| P1 | Related-use-case data | Normalize cross-links inside Website &amp; Development and Creative &amp; Content clusters. | Reduces hub-only support. | Medium if reciprocal links are added mechanically. |</w:t>
-      </w:r>
-    </w:p>
-    <w:p>
-      <w:r>
-        <w:t xml:space="preserve">| P2 | Resources hub | Add a small "popular workflows by role" section only if it improves reader navigation. | Opens resources-to-use-cases flow. | Medium; avoid turning the hub into a link farm. |</w:t>
-      </w:r>
-    </w:p>
-    <w:p/>
-    <w:p>
-      <w:r>
-        <w:t xml:space="preserve">D. Deferred to Milestone 4</w:t>
-      </w:r>
-    </w:p>
-    <w:p/>
-    <w:p>
-      <w:r>
-        <w:t xml:space="preserve">- Major rewrites of the highest non-brand opportunity pages.</w:t>
-      </w:r>
-    </w:p>
-    <w:p>
-      <w:r>
-        <w:t xml:space="preserve">- Deep expansion of /solutions/freelancer-project-management-software.</w:t>
-      </w:r>
-    </w:p>
-    <w:p>
-      <w:r>
-        <w:t xml:space="preserve">- New landing pages or new hubs.</w:t>
-      </w:r>
-    </w:p>
-    <w:p>
-      <w:r>
-        <w:t xml:space="preserve">- External authority/link acquisition.</w:t>
-      </w:r>
-    </w:p>
-    <w:p>
-      <w:r>
-        <w:t xml:space="preserve">- Homepage CRO/video-performance work.</w:t>
-      </w:r>
-    </w:p>
-    <w:p>
-      <w:r>
-        <w:t xml:space="preserve">- Product/schema expansion such as SoftwareApplication or Product.</w:t>
-      </w:r>
-    </w:p>
-    <w:p/>
-    <w:p>
-      <w:pPr>
-        <w:pStyle w:val="Heading3"/>
-      </w:pPr>
-      <w:r>
-        <w:t xml:space="preserve">43.10 Validation Plan For Later Implementation</w:t>
-      </w:r>
-    </w:p>
-    <w:p/>
-    <w:p>
-      <w:r>
-        <w:t xml:space="preserve">When Milestone 3 implementation is authorized, verify:</w:t>
-      </w:r>
-    </w:p>
-    <w:p/>
-    <w:p>
-      <w:r>
-        <w:t xml:space="preserve">- all new links render server-side in the HTML;</w:t>
-      </w:r>
-    </w:p>
-    <w:p>
-      <w:r>
-        <w:t xml:space="preserve">- all target URLs are canonical public URLs and return 200;</w:t>
-      </w:r>
-    </w:p>
-    <w:p>
-      <w:r>
-        <w:t xml:space="preserve">- no link points to a redirecting conceptual route such as /pricing when /#pricing is intended;</w:t>
-      </w:r>
-    </w:p>
-    <w:p>
-      <w:r>
-        <w:t xml:space="preserve">- no broken internal links;</w:t>
-      </w:r>
-    </w:p>
-    <w:p>
-      <w:r>
-        <w:t xml:space="preserve">- no accidental noindex;</w:t>
-      </w:r>
-    </w:p>
-    <w:p>
-      <w:r>
-        <w:t xml:space="preserve">- sitemap count remains 33 unless an intentional route change is approved;</w:t>
-      </w:r>
-    </w:p>
-    <w:p>
-      <w:r>
-        <w:t xml:space="preserve">- canonical paths and metadata remain unchanged unless explicitly part of the change;</w:t>
-      </w:r>
-    </w:p>
-    <w:p>
-      <w:r>
-        <w:t xml:space="preserve">- BreadcrumbList remains valid for all use-case pages;</w:t>
-      </w:r>
-    </w:p>
-    <w:p>
-      <w:r>
-        <w:t xml:space="preserve">- FAQPage remains present where use-case FAQ data exists;</w:t>
-      </w:r>
-    </w:p>
-    <w:p>
-      <w:r>
-        <w:t xml:space="preserve">- no duplicate or over-optimized exact-match anchor patterns;</w:t>
-      </w:r>
-    </w:p>
-    <w:p>
-      <w:r>
-        <w:t xml:space="preserve">- page-level tests cover newly expected links where tests already exist;</w:t>
-      </w:r>
-    </w:p>
-    <w:p>
-      <w:r>
-        <w:t xml:space="preserve">- TypeScript passes for changed content data files;</w:t>
-      </w:r>
-    </w:p>
-    <w:p>
-      <w:r>
-        <w:t xml:space="preserve">- changed-file lint passes;</w:t>
-      </w:r>
-    </w:p>
-    <w:p>
-      <w:r>
-        <w:t xml:space="preserve">- crawl-style internal-link validation is run if practical.</w:t>
-      </w:r>
-    </w:p>
-    <w:p/>
-    <w:p>
-      <w:pPr>
-        <w:pStyle w:val="Heading3"/>
-      </w:pPr>
-      <w:r>
-        <w:t xml:space="preserve">43.11 Owner Decisions Required</w:t>
-      </w:r>
-    </w:p>
-    <w:p/>
-    <w:p>
-      <w:r>
-        <w:t xml:space="preserve">No blocking product/privacy decision is required before Milestone 3 implementation. Recommended owner review items:</w:t>
-      </w:r>
-    </w:p>
-    <w:p/>
-    <w:p>
-      <w:r>
-        <w:t xml:space="preserve">- whether homepage use-case selection may be changed, or whether homepage curation should remain untouched;</w:t>
-      </w:r>
-    </w:p>
-    <w:p>
-      <w:r>
-        <w:t xml:space="preserve">- whether /use-cases hub copy may be lightly expanded with cluster introductions;</w:t>
-      </w:r>
-    </w:p>
-    <w:p>
-      <w:r>
-        <w:t xml:space="preserve">- which weak pages should receive the first P0 content modules if implementation must be split;</w:t>
-      </w:r>
-    </w:p>
-    <w:p>
-      <w:r>
-        <w:t xml:space="preserve">- whether Resources hub should stay article-only or gain a small role-workflow navigation section.</w:t>
-      </w:r>
-    </w:p>
-    <w:p/>
-    <w:p>
-      <w:r>
-        <w:t xml:space="preserve">Blocking decisions: none, unless the owner does not want homepage or hub copy touched.</w:t>
-      </w:r>
-    </w:p>
-    <w:p/>
-    <w:p>
-      <w:pPr>
-        <w:pStyle w:val="Heading3"/>
-      </w:pPr>
-      <w:r>
-        <w:t xml:space="preserve">43.12 Milestone 3 Current Conclusion</w:t>
-      </w:r>
-    </w:p>
-    <w:p/>
-    <w:p>
-      <w:r>
-        <w:t xml:space="preserve">Milestone 3 should proceed as a scoped internal-authority and small-content-depth implementation, not a broad content rewrite. The safest first implementation is:</w:t>
-      </w:r>
-    </w:p>
-    <w:p/>
-    <w:p>
-      <w:r>
-        <w:t xml:space="preserve">1. Add contextual links from the freelancer solution page and the email/client-feedback/screenshot feature pages to the weak use-case pages.</w:t>
-      </w:r>
-    </w:p>
-    <w:p>
-      <w:r>
-        <w:t xml:space="preserve">2. Add transformation/signature/related-reading depth to SEO freelancers, freelance developers, and Shopify freelancers using existing data fields and components.</w:t>
-      </w:r>
-    </w:p>
-    <w:p>
-      <w:r>
-        <w:t xml:space="preserve">3. Add one or two targeted inbound links for video editors without rewriting the page.</w:t>
-      </w:r>
-    </w:p>
-    <w:p>
-      <w:r>
-        <w:t xml:space="preserve">4. Strengthen the existing /use-cases hub lightly, if owner approves.</w:t>
-      </w:r>
-    </w:p>
-    <w:p/>
-    <w:p>
-      <w:r>
-        <w:t xml:space="preserve">Milestone 3 status is IMPLEMENTED LOCALLY / AWAITING OWNER REVIEW.</w:t>
-      </w:r>
-    </w:p>
-    <w:p/>
-    <w:p>
-      <w:r>
-        <w:t xml:space="preserve">---</w:t>
-      </w:r>
-    </w:p>
-    <w:p/>
-    <w:p>
-      <w:pPr>
-        <w:pStyle w:val="Heading2"/>
-      </w:pPr>
-      <w:r>
-        <w:t xml:space="preserve">44. Phase 1 Milestone 3 - Internal Authority / Weak Use Cases Local Implementation</w:t>
-      </w:r>
-    </w:p>
-    <w:p/>
-    <w:p>
-      <w:r>
-        <w:t xml:space="preserve">Status: IMPLEMENTED LOCALLY / AWAITING OWNER REVIEW.</w:t>
-      </w:r>
-    </w:p>
-    <w:p/>
-    <w:p>
-      <w:r>
-        <w:t xml:space="preserve">Implementation timestamp: 2026-09-15 00:36:13 Asia/Jerusalem.</w:t>
-      </w:r>
-    </w:p>
-    <w:p/>
-    <w:p>
-      <w:r>
-        <w:t xml:space="preserve">Branch: feat/seo-internal-authority.</w:t>
-      </w:r>
-    </w:p>
-    <w:p/>
-    <w:p>
-      <w:r>
-        <w:t xml:space="preserve">Base main HEAD before branch creation: f97141031c697c768793fd2ae0c7bdacbe00550b.</w:t>
-      </w:r>
-    </w:p>
-    <w:p/>
-    <w:p>
-      <w:r>
-        <w:t xml:space="preserve">Decision Log ID: SEO-2026-09-09-D023.</w:t>
-      </w:r>
-    </w:p>
-    <w:p/>
-    <w:p>
-      <w:pPr>
-        <w:pStyle w:val="Heading3"/>
-      </w:pPr>
-      <w:r>
-        <w:t xml:space="preserve">44.1 Owner Decisions Applied</w:t>
-      </w:r>
-    </w:p>
-    <w:p/>
-    <w:p>
-      <w:r>
-        <w:t xml:space="preserve">Milestone 3 implemented the approved internal-authority plan with these boundaries:</w:t>
-      </w:r>
-    </w:p>
-    <w:p/>
-    <w:p>
-      <w:r>
-        <w:t xml:space="preserve">- founder identity remains private; no founder name, Person schema, or personal-profile links were added;</w:t>
-      </w:r>
-    </w:p>
-    <w:p>
-      <w:r>
-        <w:t xml:space="preserve">- no homepage change was made merely for SEO;</w:t>
-      </w:r>
-    </w:p>
-    <w:p>
-      <w:r>
-        <w:t xml:space="preserve">- no footer/global-navigation expansion was made;</w:t>
-      </w:r>
-    </w:p>
-    <w:p>
-      <w:r>
-        <w:t xml:space="preserve">- no new pages, hubs, route rewrites, canonical changes, sitemap architecture changes, or schema architecture changes were made;</w:t>
-      </w:r>
-    </w:p>
-    <w:p>
-      <w:r>
-        <w:t xml:space="preserve">- /resources remains article-focused; no Resources-hub role index was added;</w:t>
-      </w:r>
-    </w:p>
-    <w:p>
-      <w:r>
-        <w:t xml:space="preserve">- /use-cases received only light cluster guidance;</w:t>
-      </w:r>
-    </w:p>
-    <w:p>
-      <w:r>
-        <w:t xml:space="preserve">- video editors received contextual inbound links only; the page content was not expanded;</w:t>
-      </w:r>
-    </w:p>
-    <w:p>
-      <w:r>
-        <w:t xml:space="preserve">- no performance/video optimization work was started;</w:t>
-      </w:r>
-    </w:p>
-    <w:p>
-      <w:r>
-        <w:t xml:space="preserve">- no Product or SoftwareApplication schema work was started.</w:t>
-      </w:r>
-    </w:p>
-    <w:p/>
-    <w:p>
-      <w:pPr>
-        <w:pStyle w:val="Heading3"/>
-      </w:pPr>
-      <w:r>
-        <w:t xml:space="preserve">44.2 Internal Links Added</w:t>
-      </w:r>
-    </w:p>
-    <w:p/>
-    <w:p>
-      <w:r>
-        <w:t xml:space="preserve">| Source | Target | Anchor text | Placement/context |</w:t>
-      </w:r>
-    </w:p>
-    <w:p>
-      <w:r>
-        <w:t xml:space="preserve">|---|---|---|---|</w:t>
-      </w:r>
-    </w:p>
-    <w:p>
-      <w:r>
-        <w:t xml:space="preserve">| /solutions/freelancer-project-management-software | /use-cases/freelance-developers | Freelance developers | Existing Use cases card grid for specialty freelancer workflows. |</w:t>
-      </w:r>
-    </w:p>
-    <w:p>
-      <w:r>
-        <w:t xml:space="preserve">| /solutions/freelancer-project-management-software | /use-cases/seo-freelancers | SEO freelancers | Existing Use cases card grid for specialty freelancer workflows. |</w:t>
-      </w:r>
-    </w:p>
-    <w:p>
-      <w:r>
-        <w:t xml:space="preserve">| /solutions/freelancer-project-management-software | /use-cases/shopify-freelancers | Shopify freelancers | Existing Use cases card grid for specialty freelancer workflows. |</w:t>
-      </w:r>
-    </w:p>
-    <w:p>
-      <w:r>
-        <w:t xml:space="preserve">| /features/email-to-tasks | /use-cases/seo-freelancers | SEO freelancers | Existing audience grid for people who manage client work by email. |</w:t>
-      </w:r>
-    </w:p>
-    <w:p>
-      <w:r>
-        <w:t xml:space="preserve">| /features/email-to-tasks | /use-cases/freelance-developers | Freelance developers | Existing audience grid for people who manage client work by email. |</w:t>
-      </w:r>
-    </w:p>
-    <w:p>
-      <w:r>
-        <w:t xml:space="preserve">| /features/email-to-tasks | /use-cases/shopify-freelancers | Shopify freelancers | Existing audience grid for people who manage client work by email. |</w:t>
-      </w:r>
-    </w:p>
-    <w:p>
-      <w:r>
-        <w:t xml:space="preserve">| /features/screenshot-to-tasks | /use-cases/freelance-developers | Freelance developers | Existing common screenshot workflows grid. |</w:t>
-      </w:r>
-    </w:p>
-    <w:p>
-      <w:r>
-        <w:t xml:space="preserve">| /features/screenshot-to-tasks | /use-cases/shopify-freelancers | Shopify freelancers | Existing common screenshot workflows grid. |</w:t>
-      </w:r>
-    </w:p>
-    <w:p>
-      <w:r>
-        <w:t xml:space="preserve">| /features/screenshot-to-tasks | /use-cases/video-editors | Video editors | Existing common screenshot workflows grid. |</w:t>
-      </w:r>
-    </w:p>
-    <w:p>
-      <w:r>
-        <w:t xml:space="preserve">| /features/ai-task-extractor | /use-cases/seo-freelancers | SEO freelancers | Existing audience grid for detailed text instructions. |</w:t>
-      </w:r>
-    </w:p>
-    <w:p>
-      <w:r>
-        <w:t xml:space="preserve">| /features/ai-task-extractor | /use-cases/freelance-developers | Freelance developers | Existing audience grid for detailed text instructions. |</w:t>
-      </w:r>
-    </w:p>
-    <w:p>
-      <w:r>
-        <w:t xml:space="preserve">| /features/client-feedback-to-tasks | /use-cases/video-editors | Video editors | Existing audience grid for projects that continue to change. |</w:t>
-      </w:r>
-    </w:p>
-    <w:p>
-      <w:r>
-        <w:t xml:space="preserve">| /features/client-feedback-to-tasks | /use-cases/seo-freelancers | SEO freelancers | Existing audience grid for projects that continue to change. |</w:t>
-      </w:r>
-    </w:p>
-    <w:p>
-      <w:r>
-        <w:t xml:space="preserve">| /resources/how-to-organize-client-requests-as-a-freelancer | /use-cases/freelance-developers | client requests for freelance developers | Sentence-integrated role examples paragraph in article body. |</w:t>
-      </w:r>
-    </w:p>
-    <w:p>
-      <w:r>
-        <w:t xml:space="preserve">| /resources/how-to-organize-client-requests-as-a-freelancer | /use-cases/seo-freelancers | SEO client task setup | Sentence-integrated role examples paragraph in article body. |</w:t>
-      </w:r>
-    </w:p>
-    <w:p>
-      <w:r>
-        <w:t xml:space="preserve">| /resources/how-to-organize-client-requests-as-a-freelancer | /use-cases/shopify-freelancers | Shopify store update requests | Sentence-integrated role examples paragraph in article body. |</w:t>
-      </w:r>
-    </w:p>
-    <w:p>
-      <w:r>
-        <w:t xml:space="preserve">| /resources/how-to-turn-emails-into-tasks | /use-cases/seo-freelancers | client SEO changes | Sentence-integrated examples paragraph in article body. |</w:t>
-      </w:r>
-    </w:p>
-    <w:p>
-      <w:r>
-        <w:t xml:space="preserve">| /resources/how-to-turn-emails-into-tasks | /use-cases/freelance-developers | development change requests | Sentence-integrated examples paragraph in article body. |</w:t>
-      </w:r>
-    </w:p>
-    <w:p>
-      <w:r>
-        <w:t xml:space="preserve">| /resources/how-to-turn-emails-into-tasks | /use-cases/shopify-freelancers | Shopify launch updates | Sentence-integrated examples paragraph in article body. |</w:t>
-      </w:r>
-    </w:p>
-    <w:p>
-      <w:r>
-        <w:t xml:space="preserve">| /resources/how-to-turn-client-feedback-into-tasks | /use-cases/video-editors | timecoded client feedback | Sentence-integrated review-step paragraph in article body. |</w:t>
-      </w:r>
-    </w:p>
-    <w:p>
-      <w:r>
-        <w:t xml:space="preserve">| /resources/how-to-turn-client-feedback-into-tasks | /use-cases/seo-freelancers | metadata and content update requests | Sentence-integrated review-step paragraph in article body. |</w:t>
-      </w:r>
-    </w:p>
-    <w:p>
-      <w:r>
-        <w:t xml:space="preserve">| /resources/manage-client-revisions-web-designers | /use-cases/freelance-developers | freelance developers | Existing article paragraph about adjacent web-revision workflows. |</w:t>
-      </w:r>
-    </w:p>
-    <w:p>
-      <w:r>
-        <w:t xml:space="preserve">| /resources/manage-client-revisions-web-designers | /use-cases/shopify-freelancers | Shopify freelancers | Existing article paragraph about adjacent web-revision workflows. |</w:t>
-      </w:r>
-    </w:p>
-    <w:p/>
-    <w:p>
-      <w:pPr>
-        <w:pStyle w:val="Heading3"/>
-      </w:pPr>
-      <w:r>
-        <w:t xml:space="preserve">44.3 Use-Case Hub And Weak-Page Content Updates</w:t>
-      </w:r>
-    </w:p>
-    <w:p/>
-    <w:p>
-      <w:r>
-        <w:t xml:space="preserve">The /use-cases hub now adds concise category guidance beneath the existing Website &amp; Development, Creative &amp; Content, and Operations &amp; Teams groups. It still links to all 12 use cases through the existing crawlable hub/spoke structure and does not add new routes.</w:t>
-      </w:r>
-    </w:p>
-    <w:p/>
-    <w:p>
-      <w:r>
-        <w:t xml:space="preserve">The three weakest use-case data files received small content-depth improvements using existing supported fields/components:</w:t>
-      </w:r>
-    </w:p>
-    <w:p/>
-    <w:p>
-      <w:r>
-        <w:t xml:space="preserve">- /use-cases/seo-freelancers: added a page-level SEO request transformation example and related workflow links to Email to Tasks, Client Feedback to Tasks, and the email-to-tasks resource.</w:t>
-      </w:r>
-    </w:p>
-    <w:p>
-      <w:r>
-        <w:t xml:space="preserve">- /use-cases/freelance-developers: added a development request transformation example and related workflow links to Screenshot to Tasks, Email to Tasks, and the freelancer client-request resource.</w:t>
-      </w:r>
-    </w:p>
-    <w:p>
-      <w:r>
-        <w:t xml:space="preserve">- /use-cases/shopify-freelancers: added a Shopify storefront request transformation example and related workflow links to Screenshot to Tasks, Email to Tasks, and the freelancer client-request resource.</w:t>
-      </w:r>
-    </w:p>
-    <w:p/>
-    <w:p>
-      <w:r>
-        <w:t xml:space="preserve">/use-cases/video-editors was left content-unchanged because Section 43 classified it as adequate but under-linked. It received contextual inbound links from relevant feature/resource content only.</w:t>
-      </w:r>
-    </w:p>
-    <w:p/>
-    <w:p>
-      <w:pPr>
-        <w:pStyle w:val="Heading3"/>
-      </w:pPr>
-      <w:r>
-        <w:t xml:space="preserve">44.4 Files Changed</w:t>
-      </w:r>
-    </w:p>
-    <w:p/>
-    <w:p>
-      <w:r>
-        <w:t xml:space="preserve">Application/content files:</w:t>
-      </w:r>
-    </w:p>
-    <w:p/>
-    <w:p>
-      <w:r>
-        <w:t xml:space="preserve">- app/use-cases/page.tsx</w:t>
-      </w:r>
-    </w:p>
-    <w:p>
-      <w:r>
-        <w:t xml:space="preserve">- app/solutions/freelancer-project-management-software/page.tsx</w:t>
-      </w:r>
-    </w:p>
-    <w:p>
-      <w:r>
-        <w:t xml:space="preserve">- app/features/email-to-tasks/page.tsx</w:t>
-      </w:r>
-    </w:p>
-    <w:p>
-      <w:r>
-        <w:t xml:space="preserve">- app/features/screenshot-to-tasks/page.tsx</w:t>
-      </w:r>
-    </w:p>
-    <w:p>
-      <w:r>
-        <w:t xml:space="preserve">- app/features/ai-task-extractor/page.tsx</w:t>
-      </w:r>
-    </w:p>
-    <w:p>
-      <w:r>
-        <w:t xml:space="preserve">- app/features/client-feedback-to-tasks/page.tsx</w:t>
-      </w:r>
-    </w:p>
-    <w:p>
-      <w:r>
-        <w:t xml:space="preserve">- app/resources/how-to-organize-client-requests-as-a-freelancer/page.tsx</w:t>
-      </w:r>
-    </w:p>
-    <w:p>
-      <w:r>
-        <w:t xml:space="preserve">- app/resources/how-to-turn-emails-into-tasks/page.tsx</w:t>
-      </w:r>
-    </w:p>
-    <w:p>
-      <w:r>
-        <w:t xml:space="preserve">- app/resources/how-to-turn-client-feedback-into-tasks/page.tsx</w:t>
-      </w:r>
-    </w:p>
-    <w:p>
-      <w:r>
-        <w:t xml:space="preserve">- app/resources/manage-client-revisions-web-designers/page.tsx</w:t>
-      </w:r>
-    </w:p>
-    <w:p>
-      <w:r>
-        <w:t xml:space="preserve">- app/lib/use-cases/cases/seo-freelancers.ts</w:t>
-      </w:r>
-    </w:p>
-    <w:p>
-      <w:r>
-        <w:t xml:space="preserve">- app/lib/use-cases/cases/freelance-developers.ts</w:t>
-      </w:r>
-    </w:p>
-    <w:p>
-      <w:r>
-        <w:t xml:space="preserve">- app/lib/use-cases/cases/shopify-freelancers.ts</w:t>
-      </w:r>
-    </w:p>
-    <w:p/>
-    <w:p>
-      <w:r>
-        <w:t xml:space="preserve">Tests:</w:t>
-      </w:r>
-    </w:p>
-    <w:p/>
-    <w:p>
-      <w:r>
-        <w:t xml:space="preserve">- app/use-cases/internal-authority.test.tsx</w:t>
-      </w:r>
-    </w:p>
-    <w:p/>
-    <w:p>
-      <w:r>
-        <w:t xml:space="preserve">Documentation:</w:t>
-      </w:r>
-    </w:p>
-    <w:p/>
-    <w:p>
-      <w:r>
-        <w:t xml:space="preserve">- docs/seo-runs/2026-09-09/Text2Task_SEO_GEO_Run_2026-09-09.md</w:t>
-      </w:r>
-    </w:p>
-    <w:p>
-      <w:r>
-        <w:t xml:space="preserve">- docs/seo-runs/2026-09-09/Text2Task_SEO_GEO_Run_2026-09-09.docx</w:t>
-      </w:r>
-    </w:p>
-    <w:p/>
-    <w:p>
-      <w:pPr>
-        <w:pStyle w:val="Heading3"/>
-      </w:pPr>
-      <w:r>
-        <w:t xml:space="preserve">44.5 Explicit Non-Changes</w:t>
-      </w:r>
-    </w:p>
-    <w:p/>
-    <w:p>
-      <w:r>
-        <w:t xml:space="preserve">- Homepage changed: NO.</w:t>
-      </w:r>
-    </w:p>
-    <w:p>
-      <w:r>
-        <w:t xml:space="preserve">- Footer changed: NO.</w:t>
-      </w:r>
-    </w:p>
-    <w:p>
-      <w:r>
-        <w:t xml:space="preserve">- About page changed: NO.</w:t>
-      </w:r>
-    </w:p>
-    <w:p>
-      <w:r>
-        <w:t xml:space="preserve">- Header/navigation changed: NO.</w:t>
-      </w:r>
-    </w:p>
-    <w:p>
-      <w:r>
-        <w:t xml:space="preserve">- Sitemap changed: NO.</w:t>
-      </w:r>
-    </w:p>
-    <w:p>
-      <w:r>
-        <w:t xml:space="preserve">- Canonicals changed: NO.</w:t>
-      </w:r>
-    </w:p>
-    <w:p>
-      <w:r>
-        <w:t xml:space="preserve">- Robots/noindex changed: NO.</w:t>
-      </w:r>
-    </w:p>
-    <w:p>
-      <w:r>
-        <w:t xml:space="preserve">- Organization/WebSite/WebPage/Breadcrumb/FAQ schema architecture changed: NO.</w:t>
-      </w:r>
-    </w:p>
-    <w:p>
-      <w:r>
-        <w:t xml:space="preserve">- Product/SoftwareApplication schema added: NO.</w:t>
-      </w:r>
-    </w:p>
-    <w:p>
-      <w:r>
-        <w:t xml:space="preserve">- Founder name or Person schema added: NO.</w:t>
-      </w:r>
-    </w:p>
-    <w:p>
-      <w:r>
-        <w:t xml:space="preserve">- Personal-profile sameAs links added: NO.</w:t>
-      </w:r>
-    </w:p>
-    <w:p>
-      <w:r>
-        <w:t xml:space="preserve">- Resources hub changed: NO.</w:t>
-      </w:r>
-    </w:p>
-    <w:p>
-      <w:r>
-        <w:t xml:space="preserve">- Database changed: NO.</w:t>
-      </w:r>
-    </w:p>
-    <w:p>
-      <w:r>
-        <w:t xml:space="preserve">- Migration added: NO.</w:t>
-      </w:r>
-    </w:p>
-    <w:p>
-      <w:r>
-        <w:t xml:space="preserve">- Environment/configuration changed: NO.</w:t>
-      </w:r>
-    </w:p>
-    <w:p>
-      <w:r>
-        <w:t xml:space="preserve">- Production changed: NO.</w:t>
-      </w:r>
-    </w:p>
-    <w:p>
-      <w:r>
-        <w:t xml:space="preserve">- Commit/push/deploy performed: NO.</w:t>
-      </w:r>
-    </w:p>
-    <w:p/>
-    <w:p>
-      <w:pPr>
-        <w:pStyle w:val="Heading3"/>
-      </w:pPr>
-      <w:r>
-        <w:t xml:space="preserve">44.6 Local Verification</w:t>
-      </w:r>
-    </w:p>
-    <w:p/>
-    <w:p>
-      <w:r>
-        <w:t xml:space="preserve">Local verification completed before owner review:</w:t>
-      </w:r>
-    </w:p>
-    <w:p/>
-    <w:p>
-      <w:r>
-        <w:t xml:space="preserve">- Focused Milestone 3 internal-authority tests: PASS, npx.cmd vitest run app/use-cases/internal-authority.test.tsx - 1 file / 10 tests.</w:t>
-      </w:r>
-    </w:p>
-    <w:p>
-      <w:r>
-        <w:t xml:space="preserve">- Targeted Milestone 3 tests: PASS, 7 files / 88 tests.</w:t>
-      </w:r>
-    </w:p>
-    <w:p>
-      <w:r>
-        <w:t xml:space="preserve">- Relevant public SEO regression tests: PASS, 13 files / 191 tests.</w:t>
-      </w:r>
-    </w:p>
-    <w:p>
-      <w:r>
-        <w:t xml:space="preserve">- TypeScript typecheck: PASS, npx.cmd tsc --noEmit.</w:t>
-      </w:r>
-    </w:p>
-    <w:p>
-      <w:r>
-        <w:t xml:space="preserve">- Changed-file ESLint: PASS, npx.cmd eslint on the Milestone 3 changed source/test files.</w:t>
-      </w:r>
-    </w:p>
-    <w:p>
-      <w:r>
-        <w:t xml:space="preserve">- Production build: PASS after network-enabled rerun for Google Fonts; the first sandboxed run failed only because next/font could not fetch DM Sans and Inter from Google Fonts.</w:t>
-      </w:r>
-    </w:p>
-    <w:p>
-      <w:r>
-        <w:t xml:space="preserve">- git diff --check: PASS with only line-ending normalization warnings.</w:t>
-      </w:r>
-    </w:p>
-    <w:p>
-      <w:r>
-        <w:t xml:space="preserve">- Internal-link validation: PASS through focused tests confirming the new source-to-target links and sitemap inclusion for the strengthened use cases.</w:t>
-      </w:r>
-    </w:p>
-    <w:p>
-      <w:r>
-        <w:t xml:space="preserve">- Privacy/schema invariants: PASS; homepage structured-data tests still confirm no Person, founder, or SoftwareApplication schema in the homepage entity graph.</w:t>
-      </w:r>
-    </w:p>
-    <w:p>
-      <w:r>
-        <w:t xml:space="preserve">- Unexpected file review: PASS; only Milestone 3 application/content files, the new focused test file, and the two current run documentation files are modified/untracked.</w:t>
-      </w:r>
-    </w:p>
-    <w:p/>
-    <w:p>
-      <w:pPr>
-        <w:pStyle w:val="Heading3"/>
-      </w:pPr>
-      <w:r>
-        <w:t xml:space="preserve">44.7 Milestone 3 Current Conclusion</w:t>
-      </w:r>
-    </w:p>
-    <w:p/>
-    <w:p>
-      <w:r>
-        <w:t xml:space="preserve">Milestone 3 is implemented locally as a scoped internal-authority and small-content-depth update. It strengthens crawlable contextual paths to previously weak use-case spokes while preserving homepage curation, privacy decisions, schema architecture, route architecture, and production safety.</w:t>
-      </w:r>
-    </w:p>
-    <w:p/>
-    <w:p>
-      <w:r>
-        <w:t xml:space="preserve">Final local status: IMPLEMENTED LOCALLY / AWAITING OWNER REVIEW.</w:t>
       </w:r>
     </w:p>
     <w:sectPr>

--- a/docs/seo-runs/2026-09-09/Text2Task_SEO_GEO_Run_2026-09-09.docx
+++ b/docs/seo-runs/2026-09-09/Text2Task_SEO_GEO_Run_2026-09-09.docx
@@ -91,7 +91,12 @@
     </w:p>
     <w:p>
       <w:r>
-        <w:t xml:space="preserve">**PHASE 1 MILESTONE 5: IMPLEMENTED LOCALLY / AWAITING OWNER REVIEW**</w:t>
+        <w:t xml:space="preserve">**PHASE 1 MILESTONE 5: PRODUCTION DEPLOYED / FIRST CONTROLLED SUBMISSION ACCEPTED / BING UI VERIFICATION PENDING**</w:t>
+      </w:r>
+    </w:p>
+    <w:p>
+      <w:r>
+        <w:t xml:space="preserve">**PHASE 1 MILESTONE 6: NOT STARTED**</w:t>
       </w:r>
     </w:p>
     <w:p>
@@ -342,6 +347,16 @@
     <w:p>
       <w:r>
         <w:t xml:space="preserve">Phase 1 Milestone 5 implementation update recorded 2026-09-15 16:49:12 Asia/Jerusalem: Bing / IndexNow Foundation was implemented locally on branch `feat/seo-indexnow-foundation` under Decision `SEO-2026-09-09-D025`. A new stable public IndexNow verification key was generated and committed-ready as a root `public/{key}.txt` verification file. A dry-run-first controlled CLI now derives eligibility from the existing sitemap/source architecture, validates canonical `https://www.text2task.com` URLs with allowlist-first plus denylist defense-in-depth, maps changed source files to candidate public URLs, refuses ambiguous/global changes without review, supports deleted/renamed candidates only as review-required, builds the official IndexNow POST body, and sends no external request unless `--submit` is explicitly provided and environment/canonical guards pass. No IndexNow request was sent, no Bing Webmaster Tools setting was changed, no database/environment/Vercel/Production change was made, and no commit/push/deploy was performed.</w:t>
+      </w:r>
+    </w:p>
+    <w:p>
+      <w:r>
+        <w:t xml:space="preserve"/>
+      </w:r>
+    </w:p>
+    <w:p>
+      <w:r>
+        <w:t xml:space="preserve">Phase 1 Milestone 5 production verification update recorded 2026-09-15 18:08:15 Asia/Jerusalem: PR #10 (`Phase 1: add Bing IndexNow foundation`) was merged successfully to `main`; implementation commit `8e63c0affe09ce3acb49e1da748e9b3c65b5799d` and merge commit `8e1adf480d78c385f6f7515b2b82c7090a10be97` are present on `main`; Vercel Production is READY. Owner manual Preview verification confirmed the public key file returned only the expected key and Preview build logs showed no automatic `npm run indexnow`, `--submit`, or `api.indexnow.org` execution. Owner manual Production verification confirmed the key file is live at `https://www.text2task.com/bfc07a49eb3f8529250cbcf7e23cce46febab912744d05dd172331de6fc230c6.txt` and returns only the expected public key. The first controlled real IndexNow submission sent exactly two approved canonical URLs, received HTTP 202 from `https://api.indexnow.org/indexnow`, and was classified by the implementation as `SUBMISSION_ACCEPTED` with retry count 0. Bing Webmaster Tools still showed the Get Started screen immediately afterward, so Bing UI propagation / verification remains pending. No duplicate resubmission was performed, no additional/private/Preview URL was submitted, no Bing setting was changed, and Milestone 5 is not complete yet.</w:t>
       </w:r>
     </w:p>
     <w:p>
@@ -444,7 +459,12 @@
     </w:p>
     <w:p>
       <w:r>
-        <w:t xml:space="preserve">| Phase 1 Milestone 5 | IMPLEMENTED LOCALLY / AWAITING OWNER REVIEW |</w:t>
+        <w:t xml:space="preserve">| Phase 1 Milestone 5 | PRODUCTION DEPLOYED / FIRST CONTROLLED SUBMISSION ACCEPTED / BING UI VERIFICATION PENDING |</w:t>
+      </w:r>
+    </w:p>
+    <w:p>
+      <w:r>
+        <w:t xml:space="preserve">| Phase 1 Milestone 6 | NOT STARTED |</w:t>
       </w:r>
     </w:p>
     <w:p>
@@ -474,12 +494,12 @@
     </w:p>
     <w:p>
       <w:r>
-        <w:t xml:space="preserve">| Production changed | YES — PR #2, PR #4, PR #6, PR #7, PR #8, and PR #9 were merged and Vercel Production deployed before this implementation task; this Milestone 5 implementation task changes no Production configuration |</w:t>
-      </w:r>
-    </w:p>
-    <w:p>
-      <w:r>
-        <w:t xml:space="preserve">| Commit/push/deploy performed | No commit, push, or deploy performed by this Milestone 5 implementation task |</w:t>
+        <w:t xml:space="preserve">| Production changed | YES — PR #2, PR #4, PR #6, PR #7, PR #8, PR #9, and PR #10 were merged and Vercel Production deployed before this documentation task; this documentation task changes no Production configuration |</w:t>
+      </w:r>
+    </w:p>
+    <w:p>
+      <w:r>
+        <w:t xml:space="preserve">| Commit/push/deploy performed | No commit, push, or deploy performed by this Milestone 5 documentation task |</w:t>
       </w:r>
     </w:p>
     <w:p>
@@ -567,7 +587,7 @@
     </w:p>
     <w:p>
       <w:r>
-        <w:t xml:space="preserve">8. **Bing Webmaster Tools onboarding is now configured/verified, with Bing data still processing**: Text2Task has been added to Bing Webmaster Tools as `text2task.com`; `https://www.text2task.com/sitemap.xml` was submitted successfully on 2026-09-13 and initially showed Processing. Initial 0 discovered URLs and no last crawl are expected at this stage and are not an indexing defect. IndexNow setup path was verified, but application implementation has not started. Bing AI Performance currently reports 0 citations and 0 cited pages for the selected 3-month period; do not claim Copilot has never mentioned Text2Task. Bing Backlinks shows data not yet available / pending processing; do not record this as 0 backlinks.</w:t>
+        <w:t xml:space="preserve">8. **Bing Webmaster Tools onboarding and IndexNow foundation are now configured/verified through the first controlled submission**: Text2Task has been added to Bing Webmaster Tools as `text2task.com`; `https://www.text2task.com/sitemap.xml` remains owner-verified as Success with 33 discovered URLs, 0 errors, 0 warnings, last submitted 2026-09-13, and last crawl 2026-09-13. PR #10 deployed the static public IndexNow key file and controlled dry-run-first CLI. The owner verified Preview no-submit safety and the live Production key file, then the first controlled real IndexNow submission sent exactly two approved canonical URLs and received HTTP 202 / `SUBMISSION_ACCEPTED`. This is not evidence of indexing, crawling, ranking, Bing visibility, or Copilot visibility. Bing Webmaster Tools IndexNow UI still showed Get Started immediately afterward, so Bing UI propagation / verification remains pending. Bing AI Performance currently reports 0 citations and 0 cited pages for the selected 3-month period; do not claim Copilot has never mentioned Text2Task. Bing Backlinks shows data not yet available / pending processing; do not record this as 0 backlinks.</w:t>
       </w:r>
     </w:p>
     <w:p>
@@ -6044,12 +6064,17 @@
     </w:p>
     <w:p>
       <w:r>
-        <w:t xml:space="preserve"/>
-      </w:r>
-    </w:p>
-    <w:p>
-      <w:r>
-        <w:t xml:space="preserve">Phase 1 Milestone 1 changed application code and tests through PR #2. Phase 1 Milestone 2 changed application code, tests, and documentation through PR #4. Phase 1 Milestone 3 changed application code, tests, and documentation through PR #6 and is now production deployed, production content verified, and complete. Phase 1 Milestone 4 changed application code, tests, and documentation through PR #8 and is now production deployed, production verified, and complete. Phase 1 Milestone 5 is implemented locally and awaiting owner review. **Milestone 5 added local IndexNow tooling, a public key file, tests, package script, and run documentation. Runtime application pages/routes changed by this task: NO. Database changed: NO. Migration required: NO. Environment changed: NO. Vercel configuration changed by this task: NO. Production changed by this implementation task: NO. Google configuration changed: NO. Bing Webmaster Tools setting changed: NO. IndexNow API called: NO. Manual deploy performed by this task: NO. Commit/push/deploy performed by this task: NO.**</w:t>
+        <w:t xml:space="preserve">| 2026-09-15 18:08:15 Asia/Jerusalem | Phase 1 Milestone 5 production verification | PR #10 merge, Preview key-file/no-submit verification, Production key-file verification, and first controlled IndexNow submission recorded | Owner-supplied PR #10 merge/deployment facts, owner Preview and Production key-file verification, owner Preview build-log verification, and first controlled IndexNow submission result | Active run Markdown/DOCX; git branch/status/history; committed IndexNow CLI dry-run/submission output | Current run Markdown and DOCX only | PR #10 merged successfully; implementation commit `8e63c0affe09ce3acb49e1da748e9b3c65b5799d` and merge commit `8e1adf480d78c385f6f7515b2b82c7090a10be97` present on main; Vercel Production READY; Preview key file returned only expected key; Preview build logs showed no automatic `npm run indexnow`, `--submit`, or `api.indexnow.org`; Production key file returned only expected key; first controlled IndexNow request submitted exactly `/solutions/freelancer-project-management-software` and `/features/email-to-tasks`; endpoint returned HTTP 202 and implementation classified `SUBMISSION_ACCEPTED`; retry count 0; elapsed time 1069 ms | Dry-run candidate count 2, accepted count 2, rejected count 0, canonical host `www.text2task.com`, keyLocation exact; no additional URL, Preview URL, private URL, homepage URL, key-file URL, all-site URL, deleted URL, or redirect URL submitted; Bing Webmaster Tools IndexNow still showed Get Started immediately afterward, so Bing UI propagation / verification remains pending; no duplicate resubmission performed | Production deployed / first controlled submission accepted / Bing UI verification pending |</w:t>
+      </w:r>
+    </w:p>
+    <w:p>
+      <w:r>
+        <w:t xml:space="preserve"/>
+      </w:r>
+    </w:p>
+    <w:p>
+      <w:r>
+        <w:t xml:space="preserve">Phase 1 Milestone 1 changed application code and tests through PR #2. Phase 1 Milestone 2 changed application code, tests, and documentation through PR #4. Phase 1 Milestone 3 changed application code, tests, and documentation through PR #6 and is now production deployed, production content verified, and complete. Phase 1 Milestone 4 changed application code, tests, and documentation through PR #8 and is now production deployed, production verified, and complete. Phase 1 Milestone 5 is production deployed with the first controlled IndexNow submission accepted, and Bing UI verification pending. **Milestone 5 added local IndexNow tooling, a public key file, tests, package script, and run documentation through PR #10. This documentation task changed only the current run Markdown/DOCX. Runtime application pages/routes changed by this task: NO. Database changed: NO. Migration required: NO. Environment changed: NO. Vercel configuration changed by this task: NO. Production application changed by this documentation task: NO. Google configuration changed: NO. Bing Webmaster Tools setting changed: NO. Duplicate IndexNow resubmission performed by this task: NO. Manual deploy performed by this task: NO. Commit/push/deploy performed by this task: NO.**</w:t>
       </w:r>
     </w:p>
     <w:p>
@@ -6648,7 +6673,12 @@
     </w:p>
     <w:p>
       <w:r>
-        <w:t xml:space="preserve">**PHASE 1 MILESTONE 5: MAPPING / IMPLEMENTATION PLAN READY**</w:t>
+        <w:t xml:space="preserve">**PHASE 1 MILESTONE 5: PRODUCTION DEPLOYED / FIRST CONTROLLED SUBMISSION ACCEPTED / BING UI VERIFICATION PENDING**</w:t>
+      </w:r>
+    </w:p>
+    <w:p>
+      <w:r>
+        <w:t xml:space="preserve">**PHASE 1 MILESTONE 6: NOT STARTED**</w:t>
       </w:r>
     </w:p>
     <w:p>
@@ -6668,17 +6698,17 @@
     </w:p>
     <w:p>
       <w:r>
-        <w:t xml:space="preserve">Phase 0B external baseline completion is complete / owner-reviewed. Phase 1 Milestone 1 is complete. Milestone 2 is complete. Milestone 3 is complete. Milestone 4 is complete. Milestone 5 mapping / implementation planning is ready for owner review. The owner privacy decision remains preserved: founder identity remains private for now, so Milestone 2 deliberately excludes founder name publication, `Person` schema, founder metadata, personal-profile `sameAs`, and personal social/profile links.</w:t>
-      </w:r>
-    </w:p>
-    <w:p>
-      <w:r>
-        <w:t xml:space="preserve"/>
-      </w:r>
-    </w:p>
-    <w:p>
-      <w:r>
-        <w:t xml:space="preserve">**Application code changed: YES — Phase 1 Milestones 1, 2, 3, and 4 changed application code through merged PRs; this Milestone 5 mapping task changed no application/test files. Database changed: NO. Environment changed: NO. Production changed by this mapping task: NO. Google configuration changed: NO. Bing application integration changed: NO. IndexNow API called: NO. Manual deploy performed by this task: NO. Commit/push/deploy performed by this task: NO.**</w:t>
+        <w:t xml:space="preserve">Phase 0B external baseline completion is complete / owner-reviewed. Phase 1 Milestone 1 is complete. Milestone 2 is complete. Milestone 3 is complete. Milestone 4 is complete. Milestone 5 is production deployed with the first controlled IndexNow submission accepted, and Bing UI verification pending. Milestone 6 has not started. The owner privacy decision remains preserved: founder identity remains private for now, so Milestone 2 deliberately excludes founder name publication, `Person` schema, founder metadata, personal-profile `sameAs`, and personal social/profile links.</w:t>
+      </w:r>
+    </w:p>
+    <w:p>
+      <w:r>
+        <w:t xml:space="preserve"/>
+      </w:r>
+    </w:p>
+    <w:p>
+      <w:r>
+        <w:t xml:space="preserve">**Application code changed: YES â€” Phase 1 Milestones 1, 2, 3, 4, and 5 changed application/repository behavior through merged PRs; this documentation task changed no application/test/IndexNow implementation files. Database changed: NO. Environment changed: NO. Production application changed by this documentation task: NO. Google configuration changed: NO. Bing Webmaster Tools setting changed: NO. First controlled IndexNow API request was accepted with HTTP 202; Bing UI verification remains pending. Manual deploy performed by this task: NO. Commit/push/deploy performed by this task: NO.**</w:t>
       </w:r>
     </w:p>
     <w:p>
@@ -10384,7 +10414,7 @@
     </w:p>
     <w:p>
       <w:r>
-        <w:t xml:space="preserve">**Current status after the Phase 1 Milestone 5 implementation update**</w:t>
+        <w:t xml:space="preserve">**Current status after the Phase 1 Milestone 5 production verification update**</w:t>
       </w:r>
     </w:p>
     <w:p>
@@ -10404,7 +10434,7 @@
     </w:p>
     <w:p>
       <w:r>
-        <w:t xml:space="preserve">- Phase 1 implementation: MILESTONE 1 COMPLETE; MILESTONE 2 COMPLETE; MILESTONE 3 COMPLETE; MILESTONE 4 COMPLETE; MILESTONE 5 IMPLEMENTED LOCALLY / AWAITING OWNER REVIEW.</w:t>
+        <w:t xml:space="preserve">- Phase 1 implementation: MILESTONE 1 COMPLETE; MILESTONE 2 COMPLETE; MILESTONE 3 COMPLETE; MILESTONE 4 COMPLETE; MILESTONE 5 PRODUCTION DEPLOYED / FIRST CONTROLLED SUBMISSION ACCEPTED / BING UI VERIFICATION PENDING.</w:t>
       </w:r>
     </w:p>
     <w:p>
@@ -10424,12 +10454,22 @@
     </w:p>
     <w:p>
       <w:r>
-        <w:t xml:space="preserve">- Milestone 5: IMPLEMENTED LOCALLY / AWAITING OWNER REVIEW.</w:t>
-      </w:r>
-    </w:p>
-    <w:p>
-      <w:r>
-        <w:t xml:space="preserve">- Application code changed: YES - Phase 1 Milestones 1, 2, 3, and 4 changed application code through merged PRs; this Milestone 5 implementation task added local IndexNow tooling, a public key file, tests, package script, and run documentation but did not change runtime application pages/routes.</w:t>
+        <w:t xml:space="preserve">- Milestone 5: PRODUCTION DEPLOYED / FIRST CONTROLLED SUBMISSION ACCEPTED / BING UI VERIFICATION PENDING.</w:t>
+      </w:r>
+    </w:p>
+    <w:p>
+      <w:r>
+        <w:t xml:space="preserve">- Milestone 6: NOT STARTED.</w:t>
+      </w:r>
+    </w:p>
+    <w:p>
+      <w:r>
+        <w:t xml:space="preserve">- Remaining Milestone 5 closure gate: Bing Webmaster Tools IndexNow post-submission verification.</w:t>
+      </w:r>
+    </w:p>
+    <w:p>
+      <w:r>
+        <w:t xml:space="preserve">- Application code changed: YES - Phase 1 Milestones 1, 2, 3, 4, and 5 changed application/repository behavior through merged PRs; this Milestone 5 documentation task changed no application/test/IndexNow implementation files.</w:t>
       </w:r>
     </w:p>
     <w:p>
@@ -10444,17 +10484,27 @@
     </w:p>
     <w:p>
       <w:r>
-        <w:t xml:space="preserve">- Production deployment: READY at merge commit `faebce0094f2cc4d5ba4e663bdaa7a127bd15533` for Milestone 4.</w:t>
-      </w:r>
-    </w:p>
-    <w:p>
-      <w:r>
-        <w:t xml:space="preserve">- Production route/content verification: PASS.</w:t>
-      </w:r>
-    </w:p>
-    <w:p>
-      <w:r>
-        <w:t xml:space="preserve">- Production changed by this implementation task: NO.</w:t>
+        <w:t xml:space="preserve">- Production deployment: READY at merge commit `8e1adf480d78c385f6f7515b2b82c7090a10be97` for Milestone 5.</w:t>
+      </w:r>
+    </w:p>
+    <w:p>
+      <w:r>
+        <w:t xml:space="preserve">- Production key-file verification: PASS.</w:t>
+      </w:r>
+    </w:p>
+    <w:p>
+      <w:r>
+        <w:t xml:space="preserve">- First controlled IndexNow submission: HTTP 202 / `SUBMISSION_ACCEPTED`.</w:t>
+      </w:r>
+    </w:p>
+    <w:p>
+      <w:r>
+        <w:t xml:space="preserve">- Bing UI propagation / verification: PENDING.</w:t>
+      </w:r>
+    </w:p>
+    <w:p>
+      <w:r>
+        <w:t xml:space="preserve">- Production application changed by this documentation task: NO.</w:t>
       </w:r>
     </w:p>
     <w:p>
@@ -16848,7 +16898,7 @@
     </w:p>
     <w:p>
       <w:r>
-        <w:t xml:space="preserve">**Status:** IMPLEMENTED LOCALLY / AWAITING OWNER REVIEW.</w:t>
+        <w:t xml:space="preserve">**Status:** PRODUCTION DEPLOYED / FIRST CONTROLLED SUBMISSION ACCEPTED / BING UI VERIFICATION PENDING.</w:t>
       </w:r>
     </w:p>
     <w:p>
@@ -17117,7 +17167,7 @@
     </w:p>
     <w:p>
       <w:r>
-        <w:t xml:space="preserve">Future Production verification URL after deployment:</w:t>
+        <w:t xml:space="preserve">Production verification URL:</w:t>
       </w:r>
     </w:p>
     <w:p>
@@ -17137,7 +17187,7 @@
     </w:p>
     <w:p>
       <w:r>
-        <w:t xml:space="preserve">The key file contains only the key text. It is public protocol verification material, not an application secret.</w:t>
+        <w:t xml:space="preserve">The owner manually verified that the Production URL returns only the expected public IndexNow key. The key file contains only the key text. It is public protocol verification material, not an application secret.</w:t>
       </w:r>
     </w:p>
     <w:p>
@@ -17336,17 +17386,7 @@
         <w:pStyle w:val="Heading3"/>
       </w:pPr>
       <w:r>
-        <w:t xml:space="preserve">50.6 Submission Policy</w:t>
-      </w:r>
-    </w:p>
-    <w:p>
-      <w:r>
-        <w:t xml:space="preserve"/>
-      </w:r>
-    </w:p>
-    <w:p>
-      <w:r>
-        <w:t xml:space="preserve">No real IndexNow request was sent during local implementation.</w:t>
+        <w:t xml:space="preserve">50.6 Submission Policy and First Controlled Submission</w:t>
       </w:r>
     </w:p>
     <w:p>
@@ -17386,12 +17426,47 @@
     </w:p>
     <w:p>
       <w:r>
-        <w:t xml:space="preserve">- The first controlled Production submission set is not approved yet.</w:t>
+        <w:t xml:space="preserve">- No all-site submission is allowed without explicit review.</w:t>
       </w:r>
     </w:p>
     <w:p>
       <w:r>
         <w:t xml:space="preserve">- CI/deployment automation is deferred.</w:t>
+      </w:r>
+    </w:p>
+    <w:p>
+      <w:r>
+        <w:t xml:space="preserve"/>
+      </w:r>
+    </w:p>
+    <w:p>
+      <w:r>
+        <w:t xml:space="preserve">After PR #10 was merged and Vercel Production reached READY, the owner manually verified the Production key file and approved the first controlled submission set. The first controlled real IndexNow submission sent exactly:</w:t>
+      </w:r>
+    </w:p>
+    <w:p>
+      <w:r>
+        <w:t xml:space="preserve"/>
+      </w:r>
+    </w:p>
+    <w:p>
+      <w:r>
+        <w:t xml:space="preserve">- `https://www.text2task.com/solutions/freelancer-project-management-software`.</w:t>
+      </w:r>
+    </w:p>
+    <w:p>
+      <w:r>
+        <w:t xml:space="preserve">- `https://www.text2task.com/features/email-to-tasks`.</w:t>
+      </w:r>
+    </w:p>
+    <w:p>
+      <w:r>
+        <w:t xml:space="preserve"/>
+      </w:r>
+    </w:p>
+    <w:p>
+      <w:r>
+        <w:t xml:space="preserve">No homepage URL, key-file URL, Preview URL, private URL, deleted URL, redirect URL, or additional sitemap URL was submitted.</w:t>
       </w:r>
     </w:p>
     <w:p>
@@ -17517,72 +17592,212 @@
         <w:pStyle w:val="Heading3"/>
       </w:pPr>
       <w:r>
-        <w:t xml:space="preserve">50.8 Deferred Production Verification</w:t>
-      </w:r>
-    </w:p>
-    <w:p>
-      <w:r>
-        <w:t xml:space="preserve"/>
-      </w:r>
-    </w:p>
-    <w:p>
-      <w:r>
-        <w:t xml:space="preserve">After owner review, PR approval, merge, and Vercel Production READY, the Production verification gate should:</w:t>
-      </w:r>
-    </w:p>
-    <w:p>
-      <w:r>
-        <w:t xml:space="preserve"/>
-      </w:r>
-    </w:p>
-    <w:p>
-      <w:r>
-        <w:t xml:space="preserve">1. Fetch the public key file from `https://www.text2task.com/bfc07a49eb3f8529250cbcf7e23cce46febab912744d05dd172331de6fc230c6.txt`.</w:t>
-      </w:r>
-    </w:p>
-    <w:p>
-      <w:r>
-        <w:t xml:space="preserve">2. Confirm the response body contains exactly the key.</w:t>
-      </w:r>
-    </w:p>
-    <w:p>
-      <w:r>
-        <w:t xml:space="preserve">3. Run a dry-run for the owner-approved first URL set.</w:t>
-      </w:r>
-    </w:p>
-    <w:p>
-      <w:r>
-        <w:t xml:space="preserve">4. Submit only the owner-approved small canonical URL set with `--submit`.</w:t>
-      </w:r>
-    </w:p>
-    <w:p>
-      <w:r>
-        <w:t xml:space="preserve">5. Record the endpoint response.</w:t>
-      </w:r>
-    </w:p>
-    <w:p>
-      <w:r>
-        <w:t xml:space="preserve">6. Verify Bing Webmaster Tools IndexNow reporting/status where available.</w:t>
-      </w:r>
-    </w:p>
-    <w:p>
-      <w:r>
-        <w:t xml:space="preserve">7. Confirm sitemap remains healthy.</w:t>
-      </w:r>
-    </w:p>
-    <w:p>
-      <w:r>
-        <w:t xml:space="preserve">8. Document the Production outcome.</w:t>
-      </w:r>
-    </w:p>
-    <w:p>
-      <w:r>
-        <w:t xml:space="preserve"/>
-      </w:r>
-    </w:p>
-    <w:p>
-      <w:r>
-        <w:t xml:space="preserve">Do not submit all 33 sitemap URLs blindly.</w:t>
+        <w:t xml:space="preserve">50.8 Production Verification and IndexNow Response</w:t>
+      </w:r>
+    </w:p>
+    <w:p>
+      <w:r>
+        <w:t xml:space="preserve"/>
+      </w:r>
+    </w:p>
+    <w:p>
+      <w:r>
+        <w:t xml:space="preserve">Production verification recorded 2026-09-15 18:08:15 Asia/Jerusalem:</w:t>
+      </w:r>
+    </w:p>
+    <w:p>
+      <w:r>
+        <w:t xml:space="preserve"/>
+      </w:r>
+    </w:p>
+    <w:p>
+      <w:r>
+        <w:t xml:space="preserve">- PR #10 (`Phase 1: add Bing IndexNow foundation`) merged successfully.</w:t>
+      </w:r>
+    </w:p>
+    <w:p>
+      <w:r>
+        <w:t xml:space="preserve">- Implementation commit: `8e63c0affe09ce3acb49e1da748e9b3c65b5799d`.</w:t>
+      </w:r>
+    </w:p>
+    <w:p>
+      <w:r>
+        <w:t xml:space="preserve">- Merge commit: `8e1adf480d78c385f6f7515b2b82c7090a10be97`.</w:t>
+      </w:r>
+    </w:p>
+    <w:p>
+      <w:r>
+        <w:t xml:space="preserve">- Vercel Production: READY.</w:t>
+      </w:r>
+    </w:p>
+    <w:p>
+      <w:r>
+        <w:t xml:space="preserve">- Preview key-file verification: PASS.</w:t>
+      </w:r>
+    </w:p>
+    <w:p>
+      <w:r>
+        <w:t xml:space="preserve">- Preview no-submit verification: PASS; Preview build logs showed no automatic `npm run indexnow`, no `--submit`, and no `api.indexnow.org` request.</w:t>
+      </w:r>
+    </w:p>
+    <w:p>
+      <w:r>
+        <w:t xml:space="preserve">- Production key-file verification: PASS.</w:t>
+      </w:r>
+    </w:p>
+    <w:p>
+      <w:r>
+        <w:t xml:space="preserve">- Dry-run candidate count: 2.</w:t>
+      </w:r>
+    </w:p>
+    <w:p>
+      <w:r>
+        <w:t xml:space="preserve">- Dry-run accepted count: 2.</w:t>
+      </w:r>
+    </w:p>
+    <w:p>
+      <w:r>
+        <w:t xml:space="preserve">- Dry-run rejected count: 0.</w:t>
+      </w:r>
+    </w:p>
+    <w:p>
+      <w:r>
+        <w:t xml:space="preserve">- Dry-run canonical host: `www.text2task.com`.</w:t>
+      </w:r>
+    </w:p>
+    <w:p>
+      <w:r>
+        <w:t xml:space="preserve">- Dry-run keyLocation: `https://www.text2task.com/bfc07a49eb3f8529250cbcf7e23cce46febab912744d05dd172331de6fc230c6.txt`.</w:t>
+      </w:r>
+    </w:p>
+    <w:p>
+      <w:r>
+        <w:t xml:space="preserve">- Endpoint: `https://api.indexnow.org/indexnow`.</w:t>
+      </w:r>
+    </w:p>
+    <w:p>
+      <w:r>
+        <w:t xml:space="preserve">- HTTP response status: 202.</w:t>
+      </w:r>
+    </w:p>
+    <w:p>
+      <w:r>
+        <w:t xml:space="preserve">- Implementation classification: `SUBMISSION_ACCEPTED`.</w:t>
+      </w:r>
+    </w:p>
+    <w:p>
+      <w:r>
+        <w:t xml:space="preserve">- Submitted URL count: 2.</w:t>
+      </w:r>
+    </w:p>
+    <w:p>
+      <w:r>
+        <w:t xml:space="preserve">- Retry count: 0.</w:t>
+      </w:r>
+    </w:p>
+    <w:p>
+      <w:r>
+        <w:t xml:space="preserve">- Elapsed time: 1069 ms.</w:t>
+      </w:r>
+    </w:p>
+    <w:p>
+      <w:r>
+        <w:t xml:space="preserve">- Additional URL submitted: NO.</w:t>
+      </w:r>
+    </w:p>
+    <w:p>
+      <w:r>
+        <w:t xml:space="preserve">- Preview URL submitted: NO.</w:t>
+      </w:r>
+    </w:p>
+    <w:p>
+      <w:r>
+        <w:t xml:space="preserve">- Private URL submitted: NO.</w:t>
+      </w:r>
+    </w:p>
+    <w:p>
+      <w:r>
+        <w:t xml:space="preserve">- All-site submission: NO.</w:t>
+      </w:r>
+    </w:p>
+    <w:p>
+      <w:r>
+        <w:t xml:space="preserve">- Duplicate resubmission: NO.</w:t>
+      </w:r>
+    </w:p>
+    <w:p>
+      <w:r>
+        <w:t xml:space="preserve"/>
+      </w:r>
+    </w:p>
+    <w:p>
+      <w:r>
+        <w:t xml:space="preserve">HTTP 202 is recorded conservatively as endpoint acceptance for further processing. It is not evidence that the submitted URLs are indexed, crawled, ranking, visible in Bing, visible in Copilot, or guaranteed to enter the search index.</w:t>
+      </w:r>
+    </w:p>
+    <w:p>
+      <w:r>
+        <w:t xml:space="preserve"/>
+      </w:r>
+    </w:p>
+    <w:p>
+      <w:r>
+        <w:t xml:space="preserve">Immediately after the accepted submission, the owner manually checked Bing Webmaster Tools -&gt; IndexNow. The Bing UI still showed the Get Started screen and no submission dashboard was visible yet. This is classified as **BING UI PROPAGATION / VERIFICATION PENDING**, not as a submission failure. Do not resubmit the same two URLs merely because the Bing UI has not updated yet.</w:t>
+      </w:r>
+    </w:p>
+    <w:p>
+      <w:r>
+        <w:t xml:space="preserve"/>
+      </w:r>
+    </w:p>
+    <w:p>
+      <w:r>
+        <w:t xml:space="preserve">The current Bing sitemap baseline remains:</w:t>
+      </w:r>
+    </w:p>
+    <w:p>
+      <w:r>
+        <w:t xml:space="preserve"/>
+      </w:r>
+    </w:p>
+    <w:p>
+      <w:r>
+        <w:t xml:space="preserve">- Sitemap: `https://www.text2task.com/sitemap.xml`.</w:t>
+      </w:r>
+    </w:p>
+    <w:p>
+      <w:r>
+        <w:t xml:space="preserve">- Status: Success.</w:t>
+      </w:r>
+    </w:p>
+    <w:p>
+      <w:r>
+        <w:t xml:space="preserve">- Known sitemaps: 1.</w:t>
+      </w:r>
+    </w:p>
+    <w:p>
+      <w:r>
+        <w:t xml:space="preserve">- Errors: 0.</w:t>
+      </w:r>
+    </w:p>
+    <w:p>
+      <w:r>
+        <w:t xml:space="preserve">- Warnings: 0.</w:t>
+      </w:r>
+    </w:p>
+    <w:p>
+      <w:r>
+        <w:t xml:space="preserve">- URLs discovered: 33.</w:t>
+      </w:r>
+    </w:p>
+    <w:p>
+      <w:r>
+        <w:t xml:space="preserve">- Last submit shown by Bing: 2026-09-13.</w:t>
+      </w:r>
+    </w:p>
+    <w:p>
+      <w:r>
+        <w:t xml:space="preserve">- Last crawl shown by Bing: 2026-09-13.</w:t>
       </w:r>
     </w:p>
     <w:p>
@@ -17595,7 +17810,7 @@
         <w:pStyle w:val="Heading3"/>
       </w:pPr>
       <w:r>
-        <w:t xml:space="preserve">50.9 Final Milestone 5 Local State</w:t>
+        <w:t xml:space="preserve">50.9 Current Milestone 5 Production State</w:t>
       </w:r>
     </w:p>
     <w:p>
@@ -17635,7 +17850,17 @@
     </w:p>
     <w:p>
       <w:r>
-        <w:t xml:space="preserve">- Milestone 5: IMPLEMENTED LOCALLY / AWAITING OWNER REVIEW.</w:t>
+        <w:t xml:space="preserve">- Milestone 5: PRODUCTION DEPLOYED / FIRST CONTROLLED SUBMISSION ACCEPTED / BING UI VERIFICATION PENDING.</w:t>
+      </w:r>
+    </w:p>
+    <w:p>
+      <w:r>
+        <w:t xml:space="preserve">- Milestone 6: NOT STARTED.</w:t>
+      </w:r>
+    </w:p>
+    <w:p>
+      <w:r>
+        <w:t xml:space="preserve">- Remaining Milestone 5 closure gate: Bing Webmaster Tools IndexNow post-submission verification.</w:t>
       </w:r>
     </w:p>
     <w:p>
@@ -17670,12 +17895,12 @@
     </w:p>
     <w:p>
       <w:r>
-        <w:t xml:space="preserve">- Bing Webmaster Tools changed: NO.</w:t>
-      </w:r>
-    </w:p>
-    <w:p>
-      <w:r>
-        <w:t xml:space="preserve">- IndexNow API request sent: NO.</w:t>
+        <w:t xml:space="preserve">- Bing Webmaster Tools settings changed: NO.</w:t>
+      </w:r>
+    </w:p>
+    <w:p>
+      <w:r>
+        <w:t xml:space="preserve">- IndexNow API request sent: YES - exactly the two owner-approved canonical URLs above.</w:t>
       </w:r>
     </w:p>
     <w:p>
@@ -17695,17 +17920,17 @@
     </w:p>
     <w:p>
       <w:r>
-        <w:t xml:space="preserve">- Production changed: NO.</w:t>
-      </w:r>
-    </w:p>
-    <w:p>
-      <w:r>
-        <w:t xml:space="preserve"/>
-      </w:r>
-    </w:p>
-    <w:p>
-      <w:r>
-        <w:t xml:space="preserve">No new Decision Log ID was created because this mapping task records analysis and recommendations only. The owner still needs to approve the implementation boundary and P0/P1 direction before Milestone 4 implementation begins.</w:t>
+        <w:t xml:space="preserve">- Production application changed by this documentation task: NO.</w:t>
+      </w:r>
+    </w:p>
+    <w:p>
+      <w:r>
+        <w:t xml:space="preserve"/>
+      </w:r>
+    </w:p>
+    <w:p>
+      <w:r>
+        <w:t xml:space="preserve">No new Decision Log ID was created for this production verification documentation task because no new architecture or product decision was made. Decision `SEO-2026-09-09-D025` remains the controlling Milestone 5 decision.</w:t>
       </w:r>
     </w:p>
     <w:p>
